--- a/test_data/input/Kartly Search & Discovery Service_System Admin Operating Manual (Runbook)_v1.0.docx
+++ b/test_data/input/Kartly Search & Discovery Service_System Admin Operating Manual (Runbook)_v1.0.docx
@@ -1,8 +1,8 @@
 
 <file path=word/document.xml><?xml version="1.0" encoding="utf-8"?>
-<w:document xmlns:wpc="http://schemas.microsoft.com/office/word/2010/wordprocessingCanvas" xmlns:mo="http://schemas.microsoft.com/office/mac/office/2008/main" xmlns:mc="http://schemas.openxmlformats.org/markup-compatibility/2006" xmlns:mv="urn:schemas-microsoft-com:mac:vml" xmlns:o="urn:schemas-microsoft-com:office:office" xmlns:r="http://schemas.openxmlformats.org/officeDocument/2006/relationships" xmlns:m="http://schemas.openxmlformats.org/officeDocument/2006/math" xmlns:v="urn:schemas-microsoft-com:vml" xmlns:wp14="http://schemas.microsoft.com/office/word/2010/wordprocessingDrawing" xmlns:wp="http://schemas.openxmlformats.org/drawingml/2006/wordprocessingDrawing" xmlns:w10="urn:schemas-microsoft-com:office:word" xmlns:w="http://schemas.openxmlformats.org/wordprocessingml/2006/main" xmlns:w14="http://schemas.microsoft.com/office/word/2010/wordml" xmlns:wpg="http://schemas.microsoft.com/office/word/2010/wordprocessingGroup" xmlns:wpi="http://schemas.microsoft.com/office/word/2010/wordprocessingInk" xmlns:wne="http://schemas.microsoft.com/office/word/2006/wordml" xmlns:wps="http://schemas.microsoft.com/office/word/2010/wordprocessingShape" mc:Ignorable="w14 wp14">
+<w:document xmlns:wpc="http://schemas.microsoft.com/office/word/2010/wordprocessingCanvas" xmlns:mo="http://schemas.microsoft.com/office/mac/office/2008/main" xmlns:mc="http://schemas.openxmlformats.org/markup-compatibility/2006" xmlns:mv="urn:schemas-microsoft-com:mac:vml" xmlns:o="urn:schemas-microsoft-com:office:office" xmlns:r="http://schemas.openxmlformats.org/officeDocument/2006/relationships" xmlns:m="http://schemas.openxmlformats.org/officeDocument/2006/math" xmlns:v="urn:schemas-microsoft-com:vml" xmlns:wp14="http://schemas.microsoft.com/office/word/2010/wordprocessingDrawing" xmlns:wp="http://schemas.openxmlformats.org/drawingml/2006/wordprocessingDrawing" xmlns:w10="urn:schemas-microsoft-com:office:word" xmlns:w="http://schemas.openxmlformats.org/wordprocessingml/2006/main" xmlns:w14="http://schemas.microsoft.com/office/word/2010/wordml" xmlns:wpg="http://schemas.microsoft.com/office/word/2010/wordprocessingGroup" xmlns:wpi="http://schemas.microsoft.com/office/word/2010/wordprocessingInk" xmlns:wne="http://schemas.microsoft.com/office/word/2006/wordml" xmlns:wps="http://schemas.microsoft.com/office/word/2010/wordprocessingShape" xmlns:a="http://schemas.openxmlformats.org/drawingml/2006/main" xmlns:pic="http://schemas.openxmlformats.org/drawingml/2006/picture" mc:Ignorable="w14 wp14">
   <w:body>
-    <w:p>
+    <w:p xmlns:wp14="http://schemas.microsoft.com/office/word/2010/wordml" wp14:textId="77777777">
       <w:pPr>
         <w:pStyle w:val="Title"/>
         <w:jc w:val="center"/>
@@ -11,7 +11,7 @@
         <w:t>Kartly Smart Search &amp; Discovery Service</w:t>
       </w:r>
     </w:p>
-    <w:p>
+    <w:p xmlns:wp14="http://schemas.microsoft.com/office/word/2010/wordml" wp14:textId="77777777">
       <w:pPr>
         <w:pStyle w:val="Heading1"/>
         <w:jc w:val="center"/>
@@ -20,8 +20,8 @@
         <w:t>System Administrator Operating Manual (Runbook)</w:t>
       </w:r>
     </w:p>
-    <w:p/>
-    <w:p>
+    <w:p xmlns:wp14="http://schemas.microsoft.com/office/word/2010/wordml" wp14:textId="77777777"/>
+    <w:p xmlns:wp14="http://schemas.microsoft.com/office/word/2010/wordml" wp14:textId="77777777">
       <w:pPr>
         <w:jc w:val="center"/>
       </w:pPr>
@@ -29,7 +29,7 @@
         <w:t>Version 1.0</w:t>
       </w:r>
     </w:p>
-    <w:p>
+    <w:p xmlns:wp14="http://schemas.microsoft.com/office/word/2010/wordml" wp14:textId="77777777">
       <w:pPr>
         <w:jc w:val="center"/>
       </w:pPr>
@@ -37,12 +37,12 @@
         <w:t>Date of Release: 29 Sep 2026</w:t>
       </w:r>
     </w:p>
-    <w:p/>
+    <w:p xmlns:wp14="http://schemas.microsoft.com/office/word/2010/wordml" wp14:textId="77777777"/>
     <w:tbl>
       <w:tblPr>
         <w:tblStyle w:val="LightGrid-Accent1"/>
-        <w:tblW w:type="auto" w:w="0"/>
-        <w:tblLook w:firstColumn="1" w:firstRow="1" w:lastColumn="0" w:lastRow="0" w:noHBand="0" w:noVBand="1" w:val="04A0"/>
+        <w:tblW w:w="0" w:type="auto"/>
+        <w:tblLook w:val="04A0" w:firstRow="1" w:lastRow="0" w:firstColumn="1" w:lastColumn="0" w:noHBand="0" w:noVBand="1"/>
       </w:tblPr>
       <w:tblGrid>
         <w:gridCol w:w="2160"/>
@@ -50,12 +50,12 @@
         <w:gridCol w:w="2160"/>
         <w:gridCol w:w="2160"/>
       </w:tblGrid>
-      <w:tr>
+      <w:tr xmlns:wp14="http://schemas.microsoft.com/office/word/2010/wordml" wp14:textId="77777777">
         <w:tc>
           <w:tcPr>
-            <w:tcW w:type="dxa" w:w="2160"/>
+            <w:tcW w:w="2160" w:type="dxa"/>
           </w:tcPr>
-          <w:p>
+          <w:p wp14:textId="77777777">
             <w:r>
               <w:rPr>
                 <w:b/>
@@ -66,9 +66,9 @@
         </w:tc>
         <w:tc>
           <w:tcPr>
-            <w:tcW w:type="dxa" w:w="2160"/>
+            <w:tcW w:w="2160" w:type="dxa"/>
           </w:tcPr>
-          <w:p>
+          <w:p wp14:textId="77777777">
             <w:r>
               <w:rPr>
                 <w:b/>
@@ -79,9 +79,9 @@
         </w:tc>
         <w:tc>
           <w:tcPr>
-            <w:tcW w:type="dxa" w:w="2160"/>
+            <w:tcW w:w="2160" w:type="dxa"/>
           </w:tcPr>
-          <w:p>
+          <w:p wp14:textId="77777777">
             <w:r>
               <w:rPr>
                 <w:b/>
@@ -92,9 +92,9 @@
         </w:tc>
         <w:tc>
           <w:tcPr>
-            <w:tcW w:type="dxa" w:w="2160"/>
+            <w:tcW w:w="2160" w:type="dxa"/>
           </w:tcPr>
-          <w:p>
+          <w:p wp14:textId="77777777">
             <w:r>
               <w:rPr>
                 <w:b/>
@@ -104,12 +104,12 @@
           </w:p>
         </w:tc>
       </w:tr>
-      <w:tr>
+      <w:tr xmlns:wp14="http://schemas.microsoft.com/office/word/2010/wordml" wp14:textId="77777777">
         <w:tc>
           <w:tcPr>
-            <w:tcW w:type="dxa" w:w="2160"/>
+            <w:tcW w:w="2160" w:type="dxa"/>
           </w:tcPr>
-          <w:p>
+          <w:p wp14:textId="77777777">
             <w:r>
               <w:t>Prepared By</w:t>
             </w:r>
@@ -117,9 +117,9 @@
         </w:tc>
         <w:tc>
           <w:tcPr>
-            <w:tcW w:type="dxa" w:w="2160"/>
+            <w:tcW w:w="2160" w:type="dxa"/>
           </w:tcPr>
-          <w:p>
+          <w:p wp14:textId="77777777">
             <w:r>
               <w:t>Kavyaar, Search &amp; Discovery Lead</w:t>
             </w:r>
@@ -127,9 +127,9 @@
         </w:tc>
         <w:tc>
           <w:tcPr>
-            <w:tcW w:type="dxa" w:w="2160"/>
+            <w:tcW w:w="2160" w:type="dxa"/>
           </w:tcPr>
-          <w:p>
+          <w:p wp14:textId="77777777">
             <w:r>
               <w:t>Kartly Engineering</w:t>
             </w:r>
@@ -137,21 +137,21 @@
         </w:tc>
         <w:tc>
           <w:tcPr>
-            <w:tcW w:type="dxa" w:w="2160"/>
+            <w:tcW w:w="2160" w:type="dxa"/>
           </w:tcPr>
-          <w:p>
+          <w:p wp14:textId="77777777">
             <w:r>
               <w:t>29 Sep 2026</w:t>
             </w:r>
           </w:p>
         </w:tc>
       </w:tr>
-      <w:tr>
+      <w:tr xmlns:wp14="http://schemas.microsoft.com/office/word/2010/wordml" wp14:textId="77777777">
         <w:tc>
           <w:tcPr>
-            <w:tcW w:type="dxa" w:w="2160"/>
+            <w:tcW w:w="2160" w:type="dxa"/>
           </w:tcPr>
-          <w:p>
+          <w:p wp14:textId="77777777">
             <w:r>
               <w:t>Reviewed By</w:t>
             </w:r>
@@ -159,9 +159,9 @@
         </w:tc>
         <w:tc>
           <w:tcPr>
-            <w:tcW w:type="dxa" w:w="2160"/>
+            <w:tcW w:w="2160" w:type="dxa"/>
           </w:tcPr>
-          <w:p>
+          <w:p wp14:textId="77777777">
             <w:r>
               <w:t>Ashley, Head of Product</w:t>
             </w:r>
@@ -169,9 +169,9 @@
         </w:tc>
         <w:tc>
           <w:tcPr>
-            <w:tcW w:type="dxa" w:w="2160"/>
+            <w:tcW w:w="2160" w:type="dxa"/>
           </w:tcPr>
-          <w:p>
+          <w:p wp14:textId="77777777">
             <w:r>
               <w:t>Kartly Product</w:t>
             </w:r>
@@ -179,21 +179,21 @@
         </w:tc>
         <w:tc>
           <w:tcPr>
-            <w:tcW w:type="dxa" w:w="2160"/>
+            <w:tcW w:w="2160" w:type="dxa"/>
           </w:tcPr>
-          <w:p>
+          <w:p wp14:textId="77777777">
             <w:r>
               <w:t>29 Sep 2026</w:t>
             </w:r>
           </w:p>
         </w:tc>
       </w:tr>
-      <w:tr>
+      <w:tr xmlns:wp14="http://schemas.microsoft.com/office/word/2010/wordml" wp14:textId="77777777">
         <w:tc>
           <w:tcPr>
-            <w:tcW w:type="dxa" w:w="2160"/>
+            <w:tcW w:w="2160" w:type="dxa"/>
           </w:tcPr>
-          <w:p>
+          <w:p wp14:textId="77777777">
             <w:r>
               <w:t>Approved By</w:t>
             </w:r>
@@ -201,9 +201,9 @@
         </w:tc>
         <w:tc>
           <w:tcPr>
-            <w:tcW w:type="dxa" w:w="2160"/>
+            <w:tcW w:w="2160" w:type="dxa"/>
           </w:tcPr>
-          <w:p>
+          <w:p wp14:textId="77777777">
             <w:r>
               <w:t>Venkat, Engineering Manager</w:t>
             </w:r>
@@ -211,9 +211,9 @@
         </w:tc>
         <w:tc>
           <w:tcPr>
-            <w:tcW w:type="dxa" w:w="2160"/>
+            <w:tcW w:w="2160" w:type="dxa"/>
           </w:tcPr>
-          <w:p>
+          <w:p wp14:textId="77777777">
             <w:r>
               <w:t>Kartly Engineering</w:t>
             </w:r>
@@ -221,9 +221,9 @@
         </w:tc>
         <w:tc>
           <w:tcPr>
-            <w:tcW w:type="dxa" w:w="2160"/>
+            <w:tcW w:w="2160" w:type="dxa"/>
           </w:tcPr>
-          <w:p>
+          <w:p wp14:textId="77777777">
             <w:r>
               <w:t>29 Sep 2026</w:t>
             </w:r>
@@ -231,131 +231,14 @@
         </w:tc>
       </w:tr>
     </w:tbl>
-    <w:p/>
-    <w:p>
-      <w:pPr>
-        <w:pStyle w:val="Heading2"/>
-      </w:pPr>
-      <w:r>
-        <w:t>Revision History</w:t>
-      </w:r>
-    </w:p>
-    <w:tbl>
-      <w:tblPr>
-        <w:tblStyle w:val="LightGrid-Accent1"/>
-        <w:tblW w:type="auto" w:w="0"/>
-        <w:tblLook w:firstColumn="1" w:firstRow="1" w:lastColumn="0" w:lastRow="0" w:noHBand="0" w:noVBand="1" w:val="04A0"/>
-      </w:tblPr>
-      <w:tblGrid>
-        <w:gridCol w:w="2160"/>
-        <w:gridCol w:w="2160"/>
-        <w:gridCol w:w="2160"/>
-        <w:gridCol w:w="2160"/>
-      </w:tblGrid>
-      <w:tr>
-        <w:tc>
-          <w:tcPr>
-            <w:tcW w:type="dxa" w:w="2160"/>
-          </w:tcPr>
-          <w:p>
-            <w:r>
-              <w:rPr>
-                <w:b/>
-              </w:rPr>
-              <w:t>Date</w:t>
-            </w:r>
-          </w:p>
-        </w:tc>
-        <w:tc>
-          <w:tcPr>
-            <w:tcW w:type="dxa" w:w="2160"/>
-          </w:tcPr>
-          <w:p>
-            <w:r>
-              <w:rPr>
-                <w:b/>
-              </w:rPr>
-              <w:t>Document Version</w:t>
-            </w:r>
-          </w:p>
-        </w:tc>
-        <w:tc>
-          <w:tcPr>
-            <w:tcW w:type="dxa" w:w="2160"/>
-          </w:tcPr>
-          <w:p>
-            <w:r>
-              <w:rPr>
-                <w:b/>
-              </w:rPr>
-              <w:t>Description</w:t>
-            </w:r>
-          </w:p>
-        </w:tc>
-        <w:tc>
-          <w:tcPr>
-            <w:tcW w:type="dxa" w:w="2160"/>
-          </w:tcPr>
-          <w:p>
-            <w:r>
-              <w:rPr>
-                <w:b/>
-              </w:rPr>
-              <w:t>Author</w:t>
-            </w:r>
-          </w:p>
-        </w:tc>
-      </w:tr>
-      <w:tr>
-        <w:tc>
-          <w:tcPr>
-            <w:tcW w:type="dxa" w:w="2160"/>
-          </w:tcPr>
-          <w:p>
-            <w:r>
-              <w:t>29 Sep 2026</w:t>
-            </w:r>
-          </w:p>
-        </w:tc>
-        <w:tc>
-          <w:tcPr>
-            <w:tcW w:type="dxa" w:w="2160"/>
-          </w:tcPr>
-          <w:p>
-            <w:r>
-              <w:t>1.0</w:t>
-            </w:r>
-          </w:p>
-        </w:tc>
-        <w:tc>
-          <w:tcPr>
-            <w:tcW w:type="dxa" w:w="2160"/>
-          </w:tcPr>
-          <w:p>
-            <w:r>
-              <w:t>Initial release</w:t>
-            </w:r>
-          </w:p>
-        </w:tc>
-        <w:tc>
-          <w:tcPr>
-            <w:tcW w:type="dxa" w:w="2160"/>
-          </w:tcPr>
-          <w:p>
-            <w:r>
-              <w:t>Kavyaar, Search &amp; Discovery Lead</w:t>
-            </w:r>
-          </w:p>
-        </w:tc>
-      </w:tr>
-    </w:tbl>
-    <w:p/>
-    <w:p>
+    <w:p xmlns:wp14="http://schemas.microsoft.com/office/word/2010/wordml" wp14:textId="77777777"/>
+    <w:p xmlns:wp14="http://schemas.microsoft.com/office/word/2010/wordml" wp14:textId="77777777"/>
+    <w:p xmlns:wp14="http://schemas.microsoft.com/office/word/2010/wordml" wp14:textId="77777777">
       <w:r>
         <w:br w:type="page"/>
       </w:r>
     </w:p>
-    <w:p>
+    <w:p xmlns:wp14="http://schemas.microsoft.com/office/word/2010/wordml" wp14:textId="77777777">
       <w:pPr>
         <w:pStyle w:val="Heading1"/>
       </w:pPr>
@@ -363,22 +246,28 @@
         <w:t>Table of Contents</w:t>
       </w:r>
     </w:p>
-    <w:p>
+    <w:p xmlns:wp14="http://schemas.microsoft.com/office/word/2010/wordml" wp14:textId="77777777">
       <w:r>
         <w:fldChar w:fldCharType="begin"/>
+      </w:r>
+      <w:r>
         <w:instrText xml:space="preserve">TOC \o "1-3" \h \z \u</w:instrText>
+      </w:r>
+      <w:r>
         <w:fldChar w:fldCharType="separate">
           <w:t>Right-click and select “Update Field” to generate the Table of Contents.</w:t>
         </w:fldChar>
+      </w:r>
+      <w:r>
         <w:fldChar w:fldCharType="end"/>
       </w:r>
     </w:p>
-    <w:p>
+    <w:p xmlns:wp14="http://schemas.microsoft.com/office/word/2010/wordml" wp14:textId="77777777">
       <w:r>
         <w:br w:type="page"/>
       </w:r>
     </w:p>
-    <w:p>
+    <w:p xmlns:wp14="http://schemas.microsoft.com/office/word/2010/wordml" wp14:textId="77777777">
       <w:pPr>
         <w:pStyle w:val="Heading1"/>
       </w:pPr>
@@ -386,7 +275,7 @@
         <w:t>1. Introduction</w:t>
       </w:r>
     </w:p>
-    <w:p>
+    <w:p xmlns:wp14="http://schemas.microsoft.com/office/word/2010/wordml" wp14:textId="77777777">
       <w:pPr>
         <w:pStyle w:val="Heading2"/>
       </w:pPr>
@@ -394,7 +283,7 @@
         <w:t>1.1 Purpose of the Runbook</w:t>
       </w:r>
     </w:p>
-    <w:p>
+    <w:p xmlns:wp14="http://schemas.microsoft.com/office/word/2010/wordml" wp14:textId="77777777">
       <w:r>
         <w:rPr>
           <w:b w:val="0"/>
@@ -403,7 +292,7 @@
         <w:t>This document provides an overview and serves as an onboarding guide for system administrators and on-call engineers working with the Kartly Smart Search &amp; Discovery service. It serves as a reference to understand, maintain, and troubleshoot the search and ranking flow implemented in src/lib/search.ts and demonstrated live via the Live Search Playground widget on the Kartly marketplace website.</w:t>
       </w:r>
     </w:p>
-    <w:p>
+    <w:p xmlns:wp14="http://schemas.microsoft.com/office/word/2010/wordml" wp14:textId="77777777">
       <w:pPr>
         <w:pStyle w:val="Heading2"/>
       </w:pPr>
@@ -411,7 +300,7 @@
         <w:t>1.2 Audience</w:t>
       </w:r>
     </w:p>
-    <w:p>
+    <w:p xmlns:wp14="http://schemas.microsoft.com/office/word/2010/wordml" wp14:textId="77777777">
       <w:r>
         <w:rPr>
           <w:b w:val="0"/>
@@ -420,7 +309,7 @@
         <w:t>The audience for this document includes:</w:t>
       </w:r>
     </w:p>
-    <w:p>
+    <w:p xmlns:wp14="http://schemas.microsoft.com/office/word/2010/wordml" wp14:textId="77777777">
       <w:pPr>
         <w:pStyle w:val="ListBullet"/>
       </w:pPr>
@@ -428,7 +317,7 @@
         <w:t>Search &amp; Discovery team members responsible for ranking and query matching.</w:t>
       </w:r>
     </w:p>
-    <w:p>
+    <w:p xmlns:wp14="http://schemas.microsoft.com/office/word/2010/wordml" wp14:textId="77777777">
       <w:pPr>
         <w:pStyle w:val="ListBullet"/>
       </w:pPr>
@@ -436,7 +325,7 @@
         <w:t>On-call engineers responding to search-quality incidents.</w:t>
       </w:r>
     </w:p>
-    <w:p>
+    <w:p xmlns:wp14="http://schemas.microsoft.com/office/word/2010/wordml" wp14:textId="77777777">
       <w:pPr>
         <w:pStyle w:val="ListBullet"/>
       </w:pPr>
@@ -444,7 +333,7 @@
         <w:t>Kartly system administrators maintaining the mock-website repository.</w:t>
       </w:r>
     </w:p>
-    <w:p>
+    <w:p xmlns:wp14="http://schemas.microsoft.com/office/word/2010/wordml" wp14:textId="77777777">
       <w:pPr>
         <w:pStyle w:val="Heading2"/>
       </w:pPr>
@@ -452,7 +341,7 @@
         <w:t>1.3 Scope</w:t>
       </w:r>
     </w:p>
-    <w:p>
+    <w:p xmlns:wp14="http://schemas.microsoft.com/office/word/2010/wordml" wp14:textId="77777777">
       <w:r>
         <w:rPr>
           <w:b w:val="0"/>
@@ -461,7 +350,7 @@
         <w:t>This runbook covers query matching, synonym expansion, ranking weights, result caps, and troubleshooting of stale or irrelevant search results.</w:t>
       </w:r>
     </w:p>
-    <w:p>
+    <w:p xmlns:wp14="http://schemas.microsoft.com/office/word/2010/wordml" wp14:textId="77777777">
       <w:pPr>
         <w:pStyle w:val="Heading2"/>
       </w:pPr>
@@ -469,7 +358,7 @@
         <w:t>1.4 Out of Scope</w:t>
       </w:r>
     </w:p>
-    <w:p>
+    <w:p xmlns:wp14="http://schemas.microsoft.com/office/word/2010/wordml" wp14:textId="77777777">
       <w:r>
         <w:rPr>
           <w:b w:val="0"/>
@@ -478,7 +367,7 @@
         <w:t>This runbook does not cover the real production search index infrastructure (e.g. Elasticsearch/OpenSearch), the catalog ingestion pipeline, or ML-based personalization models. Those are owned by the Search Infrastructure team and are out of scope.</w:t>
       </w:r>
     </w:p>
-    <w:p>
+    <w:p xmlns:wp14="http://schemas.microsoft.com/office/word/2010/wordml" wp14:textId="77777777">
       <w:pPr>
         <w:pStyle w:val="Heading1"/>
       </w:pPr>
@@ -489,8 +378,8 @@
     <w:tbl>
       <w:tblPr>
         <w:tblStyle w:val="LightGrid-Accent1"/>
-        <w:tblW w:type="auto" w:w="0"/>
-        <w:tblLook w:firstColumn="1" w:firstRow="1" w:lastColumn="0" w:lastRow="0" w:noHBand="0" w:noVBand="1" w:val="04A0"/>
+        <w:tblW w:w="0" w:type="auto"/>
+        <w:tblLook w:val="04A0" w:firstRow="1" w:lastRow="0" w:firstColumn="1" w:lastColumn="0" w:noHBand="0" w:noVBand="1"/>
       </w:tblPr>
       <w:tblGrid>
         <w:gridCol w:w="2160"/>
@@ -498,12 +387,12 @@
         <w:gridCol w:w="2160"/>
         <w:gridCol w:w="2160"/>
       </w:tblGrid>
-      <w:tr>
+      <w:tr xmlns:wp14="http://schemas.microsoft.com/office/word/2010/wordml" wp14:textId="77777777">
         <w:tc>
           <w:tcPr>
-            <w:tcW w:type="dxa" w:w="2160"/>
+            <w:tcW w:w="2160" w:type="dxa"/>
           </w:tcPr>
-          <w:p>
+          <w:p wp14:textId="77777777">
             <w:r>
               <w:rPr>
                 <w:b/>
@@ -514,9 +403,9 @@
         </w:tc>
         <w:tc>
           <w:tcPr>
-            <w:tcW w:type="dxa" w:w="2160"/>
+            <w:tcW w:w="2160" w:type="dxa"/>
           </w:tcPr>
-          <w:p>
+          <w:p wp14:textId="77777777">
             <w:r>
               <w:rPr>
                 <w:b/>
@@ -527,9 +416,9 @@
         </w:tc>
         <w:tc>
           <w:tcPr>
-            <w:tcW w:type="dxa" w:w="2160"/>
+            <w:tcW w:w="2160" w:type="dxa"/>
           </w:tcPr>
-          <w:p>
+          <w:p wp14:textId="77777777">
             <w:r>
               <w:rPr>
                 <w:b/>
@@ -540,9 +429,9 @@
         </w:tc>
         <w:tc>
           <w:tcPr>
-            <w:tcW w:type="dxa" w:w="2160"/>
+            <w:tcW w:w="2160" w:type="dxa"/>
           </w:tcPr>
-          <w:p>
+          <w:p wp14:textId="77777777">
             <w:r>
               <w:rPr>
                 <w:b/>
@@ -552,12 +441,12 @@
           </w:p>
         </w:tc>
       </w:tr>
-      <w:tr>
+      <w:tr xmlns:wp14="http://schemas.microsoft.com/office/word/2010/wordml" wp14:textId="77777777">
         <w:tc>
           <w:tcPr>
-            <w:tcW w:type="dxa" w:w="2160"/>
+            <w:tcW w:w="2160" w:type="dxa"/>
           </w:tcPr>
-          <w:p>
+          <w:p wp14:textId="77777777">
             <w:r>
               <w:t>1</w:t>
             </w:r>
@@ -565,9 +454,9 @@
         </w:tc>
         <w:tc>
           <w:tcPr>
-            <w:tcW w:type="dxa" w:w="2160"/>
+            <w:tcW w:w="2160" w:type="dxa"/>
           </w:tcPr>
-          <w:p>
+          <w:p wp14:textId="77777777">
             <w:r>
               <w:t>Kartly Website Source Repository</w:t>
             </w:r>
@@ -575,9 +464,9 @@
         </w:tc>
         <w:tc>
           <w:tcPr>
-            <w:tcW w:type="dxa" w:w="2160"/>
+            <w:tcW w:w="2160" w:type="dxa"/>
           </w:tcPr>
-          <w:p>
+          <w:p wp14:textId="77777777">
             <w:r>
               <w:t>main branch</w:t>
             </w:r>
@@ -585,21 +474,21 @@
         </w:tc>
         <w:tc>
           <w:tcPr>
-            <w:tcW w:type="dxa" w:w="2160"/>
+            <w:tcW w:w="2160" w:type="dxa"/>
           </w:tcPr>
-          <w:p>
+          <w:p wp14:textId="77777777">
             <w:r>
               <w:t>mock-website GitHub repository (ryanongg/mock-website, private)</w:t>
             </w:r>
           </w:p>
         </w:tc>
       </w:tr>
-      <w:tr>
+      <w:tr xmlns:wp14="http://schemas.microsoft.com/office/word/2010/wordml" wp14:textId="77777777">
         <w:tc>
           <w:tcPr>
-            <w:tcW w:type="dxa" w:w="2160"/>
+            <w:tcW w:w="2160" w:type="dxa"/>
           </w:tcPr>
-          <w:p>
+          <w:p wp14:textId="77777777">
             <w:r>
               <w:t>2</w:t>
             </w:r>
@@ -607,9 +496,9 @@
         </w:tc>
         <w:tc>
           <w:tcPr>
-            <w:tcW w:type="dxa" w:w="2160"/>
+            <w:tcW w:w="2160" w:type="dxa"/>
           </w:tcPr>
-          <w:p>
+          <w:p wp14:textId="77777777">
             <w:r>
               <w:t>Companion Runbooks</w:t>
             </w:r>
@@ -617,9 +506,9 @@
         </w:tc>
         <w:tc>
           <w:tcPr>
-            <w:tcW w:type="dxa" w:w="2160"/>
+            <w:tcW w:w="2160" w:type="dxa"/>
           </w:tcPr>
-          <w:p>
+          <w:p wp14:textId="77777777">
             <w:r>
               <w:t>1.0</w:t>
             </w:r>
@@ -627,9 +516,9 @@
         </w:tc>
         <w:tc>
           <w:tcPr>
-            <w:tcW w:type="dxa" w:w="2160"/>
+            <w:tcW w:w="2160" w:type="dxa"/>
           </w:tcPr>
-          <w:p>
+          <w:p wp14:textId="77777777">
             <w:r>
               <w:t>Kartly Payments Service Runbook, Kartly Order Tracking Service Runbook</w:t>
             </w:r>
@@ -637,8 +526,8 @@
         </w:tc>
       </w:tr>
     </w:tbl>
-    <w:p/>
-    <w:p>
+    <w:p xmlns:wp14="http://schemas.microsoft.com/office/word/2010/wordml" wp14:textId="77777777"/>
+    <w:p xmlns:wp14="http://schemas.microsoft.com/office/word/2010/wordml" wp14:textId="77777777">
       <w:pPr>
         <w:pStyle w:val="Heading1"/>
       </w:pPr>
@@ -649,19 +538,19 @@
     <w:tbl>
       <w:tblPr>
         <w:tblStyle w:val="LightGrid-Accent1"/>
-        <w:tblW w:type="auto" w:w="0"/>
-        <w:tblLook w:firstColumn="1" w:firstRow="1" w:lastColumn="0" w:lastRow="0" w:noHBand="0" w:noVBand="1" w:val="04A0"/>
+        <w:tblW w:w="0" w:type="auto"/>
+        <w:tblLook w:val="04A0" w:firstRow="1" w:lastRow="0" w:firstColumn="1" w:lastColumn="0" w:noHBand="0" w:noVBand="1"/>
       </w:tblPr>
       <w:tblGrid>
         <w:gridCol w:w="4320"/>
         <w:gridCol w:w="4320"/>
       </w:tblGrid>
-      <w:tr>
+      <w:tr xmlns:wp14="http://schemas.microsoft.com/office/word/2010/wordml" wp14:textId="77777777">
         <w:tc>
           <w:tcPr>
-            <w:tcW w:type="dxa" w:w="4320"/>
+            <w:tcW w:w="4320" w:type="dxa"/>
           </w:tcPr>
-          <w:p>
+          <w:p wp14:textId="77777777">
             <w:r>
               <w:rPr>
                 <w:b/>
@@ -672,9 +561,9 @@
         </w:tc>
         <w:tc>
           <w:tcPr>
-            <w:tcW w:type="dxa" w:w="4320"/>
+            <w:tcW w:w="4320" w:type="dxa"/>
           </w:tcPr>
-          <w:p>
+          <w:p wp14:textId="77777777">
             <w:r>
               <w:rPr>
                 <w:b/>
@@ -684,12 +573,12 @@
           </w:p>
         </w:tc>
       </w:tr>
-      <w:tr>
+      <w:tr xmlns:wp14="http://schemas.microsoft.com/office/word/2010/wordml" wp14:textId="77777777">
         <w:tc>
           <w:tcPr>
-            <w:tcW w:type="dxa" w:w="4320"/>
+            <w:tcW w:w="4320" w:type="dxa"/>
           </w:tcPr>
-          <w:p>
+          <w:p wp14:textId="77777777">
             <w:r>
               <w:t>Synonym Expansion</w:t>
             </w:r>
@@ -697,21 +586,21 @@
         </w:tc>
         <w:tc>
           <w:tcPr>
-            <w:tcW w:type="dxa" w:w="4320"/>
+            <w:tcW w:w="4320" w:type="dxa"/>
           </w:tcPr>
-          <w:p>
+          <w:p wp14:textId="77777777">
             <w:r>
               <w:t>Broadening a search query to include related terms (e.g. “sneakers” → “running shoes”)</w:t>
             </w:r>
           </w:p>
         </w:tc>
       </w:tr>
-      <w:tr>
+      <w:tr xmlns:wp14="http://schemas.microsoft.com/office/word/2010/wordml" wp14:textId="77777777">
         <w:tc>
           <w:tcPr>
-            <w:tcW w:type="dxa" w:w="4320"/>
+            <w:tcW w:w="4320" w:type="dxa"/>
           </w:tcPr>
-          <w:p>
+          <w:p wp14:textId="77777777">
             <w:r>
               <w:t>Ranking Weight</w:t>
             </w:r>
@@ -719,9 +608,9 @@
         </w:tc>
         <w:tc>
           <w:tcPr>
-            <w:tcW w:type="dxa" w:w="4320"/>
+            <w:tcW w:w="4320" w:type="dxa"/>
           </w:tcPr>
-          <w:p>
+          <w:p wp14:textId="77777777">
             <w:r>
               <w:t>A coefficient applied to a signal (relevance, popularity, recency) when scoring search results</w:t>
             </w:r>
@@ -729,8 +618,8 @@
         </w:tc>
       </w:tr>
     </w:tbl>
-    <w:p/>
-    <w:p>
+    <w:p xmlns:wp14="http://schemas.microsoft.com/office/word/2010/wordml" wp14:textId="77777777"/>
+    <w:p xmlns:wp14="http://schemas.microsoft.com/office/word/2010/wordml" wp14:textId="77777777">
       <w:pPr>
         <w:pStyle w:val="Heading1"/>
       </w:pPr>
@@ -738,7 +627,7 @@
         <w:t>4. Getting Started</w:t>
       </w:r>
     </w:p>
-    <w:p>
+    <w:p xmlns:wp14="http://schemas.microsoft.com/office/word/2010/wordml" wp14:textId="77777777">
       <w:pPr>
         <w:pStyle w:val="Heading2"/>
       </w:pPr>
@@ -746,10 +635,10 @@
         <w:t>4.1 Kartly Smart Search &amp; Discovery Service Architecture Diagram</w:t>
       </w:r>
     </w:p>
-    <w:p>
+    <w:p xmlns:wp14="http://schemas.microsoft.com/office/word/2010/wordml" wp14:textId="77777777">
       <w:r>
         <w:drawing>
-          <wp:inline xmlns:a="http://schemas.openxmlformats.org/drawingml/2006/main" xmlns:pic="http://schemas.openxmlformats.org/drawingml/2006/picture">
+          <wp:inline xmlns:a="http://schemas.openxmlformats.org/drawingml/2006/main" xmlns:pic="http://schemas.openxmlformats.org/drawingml/2006/picture" xmlns:wp14="http://schemas.microsoft.com/office/word/2010/wordprocessingDrawing" wp14:anchorId="1F589CB2" wp14:editId="7777777">
             <wp:extent cx="5669280" cy="832552"/>
             <wp:docPr id="1" name="Picture 1"/>
             <wp:cNvGraphicFramePr>
@@ -782,7 +671,7 @@
         </w:drawing>
       </w:r>
     </w:p>
-    <w:p>
+    <w:p xmlns:wp14="http://schemas.microsoft.com/office/word/2010/wordml" wp14:textId="77777777">
       <w:r>
         <w:rPr>
           <w:b w:val="0"/>
@@ -791,7 +680,7 @@
         <w:t>Figure 1: Kartly Smart Search &amp; Discovery Service data flow (demo build)</w:t>
       </w:r>
     </w:p>
-    <w:p>
+    <w:p xmlns:wp14="http://schemas.microsoft.com/office/word/2010/wordml" wp14:textId="77777777">
       <w:pPr>
         <w:pStyle w:val="Heading2"/>
       </w:pPr>
@@ -799,7 +688,7 @@
         <w:t>4.2 System Requirements</w:t>
       </w:r>
     </w:p>
-    <w:p>
+    <w:p xmlns:wp14="http://schemas.microsoft.com/office/word/2010/wordml" wp14:textId="77777777">
       <w:r>
         <w:rPr>
           <w:b w:val="0"/>
@@ -808,7 +697,7 @@
         <w:t>Software Requirements:</w:t>
       </w:r>
     </w:p>
-    <w:p>
+    <w:p xmlns:wp14="http://schemas.microsoft.com/office/word/2010/wordml" wp14:textId="77777777">
       <w:pPr>
         <w:pStyle w:val="ListBullet"/>
       </w:pPr>
@@ -816,7 +705,7 @@
         <w:t>Node.js 18 or later, npm 9 or later (for local development and build)</w:t>
       </w:r>
     </w:p>
-    <w:p>
+    <w:p xmlns:wp14="http://schemas.microsoft.com/office/word/2010/wordml" wp14:textId="77777777">
       <w:pPr>
         <w:pStyle w:val="ListBullet"/>
       </w:pPr>
@@ -824,7 +713,7 @@
         <w:t>A modern web browser: Chrome, Firefox, Safari, or Edge (latest version)</w:t>
       </w:r>
     </w:p>
-    <w:p>
+    <w:p xmlns:wp14="http://schemas.microsoft.com/office/word/2010/wordml" wp14:textId="77777777">
       <w:r>
         <w:rPr>
           <w:b w:val="0"/>
@@ -833,7 +722,7 @@
         <w:t>This is a client-side demo build — there is no server/database requirement for the feature covered by this runbook.</w:t>
       </w:r>
     </w:p>
-    <w:p>
+    <w:p xmlns:wp14="http://schemas.microsoft.com/office/word/2010/wordml" wp14:textId="77777777">
       <w:pPr>
         <w:pStyle w:val="Heading2"/>
       </w:pPr>
@@ -841,7 +730,7 @@
         <w:t>4.3 Prerequisites and Dependencies</w:t>
       </w:r>
     </w:p>
-    <w:p>
+    <w:p xmlns:wp14="http://schemas.microsoft.com/office/word/2010/wordml" wp14:textId="77777777">
       <w:pPr>
         <w:pStyle w:val="Heading3"/>
       </w:pPr>
@@ -852,8 +741,8 @@
     <w:tbl>
       <w:tblPr>
         <w:tblStyle w:val="LightGrid-Accent1"/>
-        <w:tblW w:type="auto" w:w="0"/>
-        <w:tblLook w:firstColumn="1" w:firstRow="1" w:lastColumn="0" w:lastRow="0" w:noHBand="0" w:noVBand="1" w:val="04A0"/>
+        <w:tblW w:w="0" w:type="auto"/>
+        <w:tblLook w:val="04A0" w:firstRow="1" w:lastRow="0" w:firstColumn="1" w:lastColumn="0" w:noHBand="0" w:noVBand="1"/>
       </w:tblPr>
       <w:tblGrid>
         <w:gridCol w:w="2160"/>
@@ -861,12 +750,12 @@
         <w:gridCol w:w="2160"/>
         <w:gridCol w:w="2160"/>
       </w:tblGrid>
-      <w:tr>
+      <w:tr xmlns:wp14="http://schemas.microsoft.com/office/word/2010/wordml" wp14:textId="77777777">
         <w:tc>
           <w:tcPr>
-            <w:tcW w:type="dxa" w:w="2160"/>
+            <w:tcW w:w="2160" w:type="dxa"/>
           </w:tcPr>
-          <w:p>
+          <w:p wp14:textId="77777777">
             <w:r>
               <w:rPr>
                 <w:b/>
@@ -877,9 +766,9 @@
         </w:tc>
         <w:tc>
           <w:tcPr>
-            <w:tcW w:type="dxa" w:w="2160"/>
+            <w:tcW w:w="2160" w:type="dxa"/>
           </w:tcPr>
-          <w:p>
+          <w:p wp14:textId="77777777">
             <w:r>
               <w:rPr>
                 <w:b/>
@@ -890,9 +779,9 @@
         </w:tc>
         <w:tc>
           <w:tcPr>
-            <w:tcW w:type="dxa" w:w="2160"/>
+            <w:tcW w:w="2160" w:type="dxa"/>
           </w:tcPr>
-          <w:p>
+          <w:p wp14:textId="77777777">
             <w:r>
               <w:rPr>
                 <w:b/>
@@ -903,9 +792,9 @@
         </w:tc>
         <w:tc>
           <w:tcPr>
-            <w:tcW w:type="dxa" w:w="2160"/>
+            <w:tcW w:w="2160" w:type="dxa"/>
           </w:tcPr>
-          <w:p>
+          <w:p wp14:textId="77777777">
             <w:r>
               <w:rPr>
                 <w:b/>
@@ -915,12 +804,12 @@
           </w:p>
         </w:tc>
       </w:tr>
-      <w:tr>
+      <w:tr xmlns:wp14="http://schemas.microsoft.com/office/word/2010/wordml" wp14:textId="77777777">
         <w:tc>
           <w:tcPr>
-            <w:tcW w:type="dxa" w:w="2160"/>
+            <w:tcW w:w="2160" w:type="dxa"/>
           </w:tcPr>
-          <w:p>
+          <w:p wp14:textId="77777777">
             <w:r>
               <w:t>Search &amp; Discovery Lead</w:t>
             </w:r>
@@ -928,9 +817,9 @@
         </w:tc>
         <w:tc>
           <w:tcPr>
-            <w:tcW w:type="dxa" w:w="2160"/>
+            <w:tcW w:w="2160" w:type="dxa"/>
           </w:tcPr>
-          <w:p>
+          <w:p wp14:textId="77777777">
             <w:r>
               <w:t>Read/write to src/lib/search.ts</w:t>
             </w:r>
@@ -938,9 +827,9 @@
         </w:tc>
         <w:tc>
           <w:tcPr>
-            <w:tcW w:type="dxa" w:w="2160"/>
+            <w:tcW w:w="2160" w:type="dxa"/>
           </w:tcPr>
-          <w:p>
+          <w:p wp14:textId="77777777">
             <w:r>
               <w:t>Yes</w:t>
             </w:r>
@@ -948,21 +837,21 @@
         </w:tc>
         <w:tc>
           <w:tcPr>
-            <w:tcW w:type="dxa" w:w="2160"/>
+            <w:tcW w:w="2160" w:type="dxa"/>
           </w:tcPr>
-          <w:p>
+          <w:p wp14:textId="77777777">
             <w:r>
               <w:t>Tune RANKING_WEIGHTS or extend the synonym map</w:t>
             </w:r>
           </w:p>
         </w:tc>
       </w:tr>
-      <w:tr>
+      <w:tr xmlns:wp14="http://schemas.microsoft.com/office/word/2010/wordml" wp14:textId="77777777">
         <w:tc>
           <w:tcPr>
-            <w:tcW w:type="dxa" w:w="2160"/>
+            <w:tcW w:w="2160" w:type="dxa"/>
           </w:tcPr>
-          <w:p>
+          <w:p wp14:textId="77777777">
             <w:r>
               <w:t>On-call Engineer</w:t>
             </w:r>
@@ -970,9 +859,9 @@
         </w:tc>
         <w:tc>
           <w:tcPr>
-            <w:tcW w:type="dxa" w:w="2160"/>
+            <w:tcW w:w="2160" w:type="dxa"/>
           </w:tcPr>
-          <w:p>
+          <w:p wp14:textId="77777777">
             <w:r>
               <w:t>Read access, revert via git</w:t>
             </w:r>
@@ -980,9 +869,9 @@
         </w:tc>
         <w:tc>
           <w:tcPr>
-            <w:tcW w:type="dxa" w:w="2160"/>
+            <w:tcW w:w="2160" w:type="dxa"/>
           </w:tcPr>
-          <w:p>
+          <w:p wp14:textId="77777777">
             <w:r>
               <w:t>Yes</w:t>
             </w:r>
@@ -990,21 +879,21 @@
         </w:tc>
         <w:tc>
           <w:tcPr>
-            <w:tcW w:type="dxa" w:w="2160"/>
+            <w:tcW w:w="2160" w:type="dxa"/>
           </w:tcPr>
-          <w:p>
+          <w:p wp14:textId="77777777">
             <w:r>
               <w:t>Diagnose and roll back a bad ranking change</w:t>
             </w:r>
           </w:p>
         </w:tc>
       </w:tr>
-      <w:tr>
+      <w:tr xmlns:wp14="http://schemas.microsoft.com/office/word/2010/wordml" wp14:textId="77777777">
         <w:tc>
           <w:tcPr>
-            <w:tcW w:type="dxa" w:w="2160"/>
+            <w:tcW w:w="2160" w:type="dxa"/>
           </w:tcPr>
-          <w:p>
+          <w:p wp14:textId="77777777">
             <w:r>
               <w:t>System Administrator</w:t>
             </w:r>
@@ -1012,9 +901,9 @@
         </w:tc>
         <w:tc>
           <w:tcPr>
-            <w:tcW w:type="dxa" w:w="2160"/>
+            <w:tcW w:w="2160" w:type="dxa"/>
           </w:tcPr>
-          <w:p>
+          <w:p wp14:textId="77777777">
             <w:r>
               <w:t>Full repository access</w:t>
             </w:r>
@@ -1022,9 +911,9 @@
         </w:tc>
         <w:tc>
           <w:tcPr>
-            <w:tcW w:type="dxa" w:w="2160"/>
+            <w:tcW w:w="2160" w:type="dxa"/>
           </w:tcPr>
-          <w:p>
+          <w:p wp14:textId="77777777">
             <w:r>
               <w:t>Yes</w:t>
             </w:r>
@@ -1032,9 +921,9 @@
         </w:tc>
         <w:tc>
           <w:tcPr>
-            <w:tcW w:type="dxa" w:w="2160"/>
+            <w:tcW w:w="2160" w:type="dxa"/>
           </w:tcPr>
-          <w:p>
+          <w:p wp14:textId="77777777">
             <w:r>
               <w:t>Deploy, configure, and maintain the service</w:t>
             </w:r>
@@ -1042,8 +931,8 @@
         </w:tc>
       </w:tr>
     </w:tbl>
-    <w:p/>
-    <w:p>
+    <w:p xmlns:wp14="http://schemas.microsoft.com/office/word/2010/wordml" wp14:textId="77777777"/>
+    <w:p xmlns:wp14="http://schemas.microsoft.com/office/word/2010/wordml" wp14:textId="77777777">
       <w:pPr>
         <w:pStyle w:val="Heading3"/>
       </w:pPr>
@@ -1051,7 +940,7 @@
         <w:t>4.3.2 Dependencies</w:t>
       </w:r>
     </w:p>
-    <w:p>
+    <w:p xmlns:wp14="http://schemas.microsoft.com/office/word/2010/wordml" wp14:textId="77777777">
       <w:r>
         <w:rPr>
           <w:b w:val="0"/>
@@ -1060,7 +949,7 @@
         <w:t>None for this demo build — searchProducts() queries an in-memory mock catalog. In a real production deployment, this service would depend on a search index service and a catalog service; those dependencies are out of scope here.</w:t>
       </w:r>
     </w:p>
-    <w:p>
+    <w:p xmlns:wp14="http://schemas.microsoft.com/office/word/2010/wordml" wp14:textId="77777777">
       <w:pPr>
         <w:pStyle w:val="Heading1"/>
       </w:pPr>
@@ -1068,7 +957,7 @@
         <w:t>5. Deployment &amp; Configuration</w:t>
       </w:r>
     </w:p>
-    <w:p>
+    <w:p xmlns:wp14="http://schemas.microsoft.com/office/word/2010/wordml" wp14:textId="77777777">
       <w:pPr>
         <w:pStyle w:val="Heading2"/>
       </w:pPr>
@@ -1076,7 +965,7 @@
         <w:t>5.1 System Initial Setup for Deployment</w:t>
       </w:r>
     </w:p>
-    <w:p>
+    <w:p xmlns:wp14="http://schemas.microsoft.com/office/word/2010/wordml" wp14:textId="77777777">
       <w:r>
         <w:rPr>
           <w:b w:val="0"/>
@@ -1085,7 +974,7 @@
         <w:t>Clone the repository and install dependencies:</w:t>
       </w:r>
     </w:p>
-    <w:p>
+    <w:p xmlns:wp14="http://schemas.microsoft.com/office/word/2010/wordml" wp14:textId="77777777">
       <w:pPr>
         <w:pStyle w:val="ListNumber"/>
       </w:pPr>
@@ -1093,7 +982,7 @@
         <w:t>git clone https://github.com/ryanongg/mock-website.git</w:t>
       </w:r>
     </w:p>
-    <w:p>
+    <w:p xmlns:wp14="http://schemas.microsoft.com/office/word/2010/wordml" wp14:textId="77777777">
       <w:pPr>
         <w:pStyle w:val="ListNumber"/>
       </w:pPr>
@@ -1101,7 +990,7 @@
         <w:t>cd mock-website</w:t>
       </w:r>
     </w:p>
-    <w:p>
+    <w:p xmlns:wp14="http://schemas.microsoft.com/office/word/2010/wordml" wp14:textId="77777777">
       <w:pPr>
         <w:pStyle w:val="ListNumber"/>
       </w:pPr>
@@ -1109,7 +998,7 @@
         <w:t>npm install</w:t>
       </w:r>
     </w:p>
-    <w:p>
+    <w:p xmlns:wp14="http://schemas.microsoft.com/office/word/2010/wordml" wp14:textId="77777777">
       <w:pPr>
         <w:pStyle w:val="Heading2"/>
       </w:pPr>
@@ -1117,7 +1006,7 @@
         <w:t>5.2 Preparation Steps for Deployment</w:t>
       </w:r>
     </w:p>
-    <w:p>
+    <w:p xmlns:wp14="http://schemas.microsoft.com/office/word/2010/wordml" wp14:textId="77777777">
       <w:r>
         <w:rPr>
           <w:b w:val="0"/>
@@ -1126,7 +1015,7 @@
         <w:t>Before changing any configuration, note the current values of RANKING_WEIGHTS, MAX_RESULTS, and SYNONYM_EXPANSION_ENABLED in src/lib/search.ts so they can be restored if the change needs to be rolled back.</w:t>
       </w:r>
     </w:p>
-    <w:p>
+    <w:p xmlns:wp14="http://schemas.microsoft.com/office/word/2010/wordml" wp14:textId="77777777">
       <w:pPr>
         <w:pStyle w:val="Heading2"/>
       </w:pPr>
@@ -1137,8 +1026,8 @@
     <w:tbl>
       <w:tblPr>
         <w:tblStyle w:val="LightGrid-Accent1"/>
-        <w:tblW w:type="auto" w:w="0"/>
-        <w:tblLook w:firstColumn="1" w:firstRow="1" w:lastColumn="0" w:lastRow="0" w:noHBand="0" w:noVBand="1" w:val="04A0"/>
+        <w:tblW w:w="0" w:type="auto"/>
+        <w:tblLook w:val="04A0" w:firstRow="1" w:lastRow="0" w:firstColumn="1" w:lastColumn="0" w:noHBand="0" w:noVBand="1"/>
       </w:tblPr>
       <w:tblGrid>
         <w:gridCol w:w="2160"/>
@@ -1146,12 +1035,12 @@
         <w:gridCol w:w="2160"/>
         <w:gridCol w:w="2160"/>
       </w:tblGrid>
-      <w:tr>
+      <w:tr xmlns:wp14="http://schemas.microsoft.com/office/word/2010/wordml" wp14:textId="77777777">
         <w:tc>
           <w:tcPr>
-            <w:tcW w:type="dxa" w:w="2160"/>
+            <w:tcW w:w="2160" w:type="dxa"/>
           </w:tcPr>
-          <w:p>
+          <w:p wp14:textId="77777777">
             <w:r>
               <w:rPr>
                 <w:b/>
@@ -1162,9 +1051,9 @@
         </w:tc>
         <w:tc>
           <w:tcPr>
-            <w:tcW w:type="dxa" w:w="2160"/>
+            <w:tcW w:w="2160" w:type="dxa"/>
           </w:tcPr>
-          <w:p>
+          <w:p wp14:textId="77777777">
             <w:r>
               <w:rPr>
                 <w:b/>
@@ -1175,9 +1064,9 @@
         </w:tc>
         <w:tc>
           <w:tcPr>
-            <w:tcW w:type="dxa" w:w="2160"/>
+            <w:tcW w:w="2160" w:type="dxa"/>
           </w:tcPr>
-          <w:p>
+          <w:p wp14:textId="77777777">
             <w:r>
               <w:rPr>
                 <w:b/>
@@ -1188,9 +1077,9 @@
         </w:tc>
         <w:tc>
           <w:tcPr>
-            <w:tcW w:type="dxa" w:w="2160"/>
+            <w:tcW w:w="2160" w:type="dxa"/>
           </w:tcPr>
-          <w:p>
+          <w:p wp14:textId="77777777">
             <w:r>
               <w:rPr>
                 <w:b/>
@@ -1200,12 +1089,12 @@
           </w:p>
         </w:tc>
       </w:tr>
-      <w:tr>
+      <w:tr xmlns:wp14="http://schemas.microsoft.com/office/word/2010/wordml" wp14:textId="77777777">
         <w:tc>
           <w:tcPr>
-            <w:tcW w:type="dxa" w:w="2160"/>
+            <w:tcW w:w="2160" w:type="dxa"/>
           </w:tcPr>
-          <w:p>
+          <w:p wp14:textId="77777777">
             <w:r>
               <w:t>Install dependencies</w:t>
             </w:r>
@@ -1213,9 +1102,9 @@
         </w:tc>
         <w:tc>
           <w:tcPr>
-            <w:tcW w:type="dxa" w:w="2160"/>
+            <w:tcW w:w="2160" w:type="dxa"/>
           </w:tcPr>
-          <w:p>
+          <w:p wp14:textId="77777777">
             <w:r>
               <w:t>npm install</w:t>
             </w:r>
@@ -1223,9 +1112,9 @@
         </w:tc>
         <w:tc>
           <w:tcPr>
-            <w:tcW w:type="dxa" w:w="2160"/>
+            <w:tcW w:w="2160" w:type="dxa"/>
           </w:tcPr>
-          <w:p>
+          <w:p wp14:textId="77777777">
             <w:r>
               <w:t>Dependencies installed with no errors</w:t>
             </w:r>
@@ -1233,21 +1122,21 @@
         </w:tc>
         <w:tc>
           <w:tcPr>
-            <w:tcW w:type="dxa" w:w="2160"/>
+            <w:tcW w:w="2160" w:type="dxa"/>
           </w:tcPr>
-          <w:p>
+          <w:p wp14:textId="77777777">
             <w:r>
               <w:t>Terminal exits with code 0</w:t>
             </w:r>
           </w:p>
         </w:tc>
       </w:tr>
-      <w:tr>
+      <w:tr xmlns:wp14="http://schemas.microsoft.com/office/word/2010/wordml" wp14:textId="77777777">
         <w:tc>
           <w:tcPr>
-            <w:tcW w:type="dxa" w:w="2160"/>
+            <w:tcW w:w="2160" w:type="dxa"/>
           </w:tcPr>
-          <w:p>
+          <w:p wp14:textId="77777777">
             <w:r>
               <w:t>Start the dev server</w:t>
             </w:r>
@@ -1255,9 +1144,9 @@
         </w:tc>
         <w:tc>
           <w:tcPr>
-            <w:tcW w:type="dxa" w:w="2160"/>
+            <w:tcW w:w="2160" w:type="dxa"/>
           </w:tcPr>
-          <w:p>
+          <w:p wp14:textId="77777777">
             <w:r>
               <w:t>npm run dev</w:t>
             </w:r>
@@ -1265,9 +1154,9 @@
         </w:tc>
         <w:tc>
           <w:tcPr>
-            <w:tcW w:type="dxa" w:w="2160"/>
+            <w:tcW w:w="2160" w:type="dxa"/>
           </w:tcPr>
-          <w:p>
+          <w:p wp14:textId="77777777">
             <w:r>
               <w:t>Vite prints a Local URL (e.g. http://localhost:5173/)</w:t>
             </w:r>
@@ -1275,21 +1164,21 @@
         </w:tc>
         <w:tc>
           <w:tcPr>
-            <w:tcW w:type="dxa" w:w="2160"/>
+            <w:tcW w:w="2160" w:type="dxa"/>
           </w:tcPr>
-          <w:p>
+          <w:p wp14:textId="77777777">
             <w:r>
               <w:t>Page loads in the browser</w:t>
             </w:r>
           </w:p>
         </w:tc>
       </w:tr>
-      <w:tr>
+      <w:tr xmlns:wp14="http://schemas.microsoft.com/office/word/2010/wordml" wp14:textId="77777777">
         <w:tc>
           <w:tcPr>
-            <w:tcW w:type="dxa" w:w="2160"/>
+            <w:tcW w:w="2160" w:type="dxa"/>
           </w:tcPr>
-          <w:p>
+          <w:p wp14:textId="77777777">
             <w:r>
               <w:t>Open the demo widget</w:t>
             </w:r>
@@ -1297,9 +1186,9 @@
         </w:tc>
         <w:tc>
           <w:tcPr>
-            <w:tcW w:type="dxa" w:w="2160"/>
+            <w:tcW w:w="2160" w:type="dxa"/>
           </w:tcPr>
-          <w:p>
+          <w:p wp14:textId="77777777">
             <w:r>
               <w:t>Navigate to the #demos section</w:t>
             </w:r>
@@ -1307,9 +1196,9 @@
         </w:tc>
         <w:tc>
           <w:tcPr>
-            <w:tcW w:type="dxa" w:w="2160"/>
+            <w:tcW w:w="2160" w:type="dxa"/>
           </w:tcPr>
-          <w:p>
+          <w:p wp14:textId="77777777">
             <w:r>
               <w:t>Live Search Playground card is visible</w:t>
             </w:r>
@@ -1317,21 +1206,21 @@
         </w:tc>
         <w:tc>
           <w:tcPr>
-            <w:tcW w:type="dxa" w:w="2160"/>
+            <w:tcW w:w="2160" w:type="dxa"/>
           </w:tcPr>
-          <w:p>
+          <w:p wp14:textId="77777777">
             <w:r>
               <w:t>Card text reads current ranking weights and result cap</w:t>
             </w:r>
           </w:p>
         </w:tc>
       </w:tr>
-      <w:tr>
+      <w:tr xmlns:wp14="http://schemas.microsoft.com/office/word/2010/wordml" wp14:textId="77777777">
         <w:tc>
           <w:tcPr>
-            <w:tcW w:type="dxa" w:w="2160"/>
+            <w:tcW w:w="2160" w:type="dxa"/>
           </w:tcPr>
-          <w:p>
+          <w:p wp14:textId="77777777">
             <w:r>
               <w:t>Test a query</w:t>
             </w:r>
@@ -1339,9 +1228,9 @@
         </w:tc>
         <w:tc>
           <w:tcPr>
-            <w:tcW w:type="dxa" w:w="2160"/>
+            <w:tcW w:w="2160" w:type="dxa"/>
           </w:tcPr>
-          <w:p>
+          <w:p wp14:textId="77777777">
             <w:r>
               <w:t>Type “sneakers” into the search box</w:t>
             </w:r>
@@ -1349,9 +1238,9 @@
         </w:tc>
         <w:tc>
           <w:tcPr>
-            <w:tcW w:type="dxa" w:w="2160"/>
+            <w:tcW w:w="2160" w:type="dxa"/>
           </w:tcPr>
-          <w:p>
+          <w:p wp14:textId="77777777">
             <w:r>
               <w:t>Results include both “Trail Running Shoes” and “Canvas Sneakers”</w:t>
             </w:r>
@@ -1359,9 +1248,9 @@
         </w:tc>
         <w:tc>
           <w:tcPr>
-            <w:tcW w:type="dxa" w:w="2160"/>
+            <w:tcW w:w="2160" w:type="dxa"/>
           </w:tcPr>
-          <w:p>
+          <w:p wp14:textId="77777777">
             <w:r>
               <w:t>Synonym expansion badge is shown and both items appear</w:t>
             </w:r>
@@ -1369,8 +1258,8 @@
         </w:tc>
       </w:tr>
     </w:tbl>
-    <w:p/>
-    <w:p>
+    <w:p xmlns:wp14="http://schemas.microsoft.com/office/word/2010/wordml" wp14:textId="77777777"/>
+    <w:p xmlns:wp14="http://schemas.microsoft.com/office/word/2010/wordml" wp14:textId="77777777">
       <w:pPr>
         <w:pStyle w:val="Heading2"/>
       </w:pPr>
@@ -1381,20 +1270,20 @@
     <w:tbl>
       <w:tblPr>
         <w:tblStyle w:val="LightGrid-Accent1"/>
-        <w:tblW w:type="auto" w:w="0"/>
-        <w:tblLook w:firstColumn="1" w:firstRow="1" w:lastColumn="0" w:lastRow="0" w:noHBand="0" w:noVBand="1" w:val="04A0"/>
+        <w:tblW w:w="0" w:type="auto"/>
+        <w:tblLook w:val="04A0" w:firstRow="1" w:lastRow="0" w:firstColumn="1" w:lastColumn="0" w:noHBand="0" w:noVBand="1"/>
       </w:tblPr>
       <w:tblGrid>
         <w:gridCol w:w="2880"/>
         <w:gridCol w:w="2880"/>
         <w:gridCol w:w="2880"/>
       </w:tblGrid>
-      <w:tr>
+      <w:tr xmlns:wp14="http://schemas.microsoft.com/office/word/2010/wordml" wp14:textId="77777777">
         <w:tc>
           <w:tcPr>
-            <w:tcW w:type="dxa" w:w="2880"/>
+            <w:tcW w:w="2880" w:type="dxa"/>
           </w:tcPr>
-          <w:p>
+          <w:p wp14:textId="77777777">
             <w:r>
               <w:rPr>
                 <w:b/>
@@ -1405,9 +1294,9 @@
         </w:tc>
         <w:tc>
           <w:tcPr>
-            <w:tcW w:type="dxa" w:w="2880"/>
+            <w:tcW w:w="2880" w:type="dxa"/>
           </w:tcPr>
-          <w:p>
+          <w:p wp14:textId="77777777">
             <w:r>
               <w:rPr>
                 <w:b/>
@@ -1418,9 +1307,9 @@
         </w:tc>
         <w:tc>
           <w:tcPr>
-            <w:tcW w:type="dxa" w:w="2880"/>
+            <w:tcW w:w="2880" w:type="dxa"/>
           </w:tcPr>
-          <w:p>
+          <w:p wp14:textId="77777777">
             <w:r>
               <w:rPr>
                 <w:b/>
@@ -1430,12 +1319,12 @@
           </w:p>
         </w:tc>
       </w:tr>
-      <w:tr>
+      <w:tr xmlns:wp14="http://schemas.microsoft.com/office/word/2010/wordml" wp14:textId="77777777">
         <w:tc>
           <w:tcPr>
-            <w:tcW w:type="dxa" w:w="2880"/>
+            <w:tcW w:w="2880" w:type="dxa"/>
           </w:tcPr>
-          <w:p>
+          <w:p wp14:textId="77777777">
             <w:r>
               <w:t>No results for a known product</w:t>
             </w:r>
@@ -1443,9 +1332,9 @@
         </w:tc>
         <w:tc>
           <w:tcPr>
-            <w:tcW w:type="dxa" w:w="2880"/>
+            <w:tcW w:w="2880" w:type="dxa"/>
           </w:tcPr>
-          <w:p>
+          <w:p wp14:textId="77777777">
             <w:r>
               <w:t>Synonym or term missing from the internal SYNONYM_MAP</w:t>
             </w:r>
@@ -1453,21 +1342,21 @@
         </w:tc>
         <w:tc>
           <w:tcPr>
-            <w:tcW w:type="dxa" w:w="2880"/>
+            <w:tcW w:w="2880" w:type="dxa"/>
           </w:tcPr>
-          <w:p>
+          <w:p wp14:textId="77777777">
             <w:r>
               <w:t>Add the missing synonym mapping in src/lib/search.ts</w:t>
             </w:r>
           </w:p>
         </w:tc>
       </w:tr>
-      <w:tr>
+      <w:tr xmlns:wp14="http://schemas.microsoft.com/office/word/2010/wordml" wp14:textId="77777777">
         <w:tc>
           <w:tcPr>
-            <w:tcW w:type="dxa" w:w="2880"/>
+            <w:tcW w:w="2880" w:type="dxa"/>
           </w:tcPr>
-          <w:p>
+          <w:p wp14:textId="77777777">
             <w:r>
               <w:t>Results order looks wrong</w:t>
             </w:r>
@@ -1475,9 +1364,9 @@
         </w:tc>
         <w:tc>
           <w:tcPr>
-            <w:tcW w:type="dxa" w:w="2880"/>
+            <w:tcW w:w="2880" w:type="dxa"/>
           </w:tcPr>
-          <w:p>
+          <w:p wp14:textId="77777777">
             <w:r>
               <w:t>RANKING_WEIGHTS was recently changed</w:t>
             </w:r>
@@ -1485,21 +1374,21 @@
         </w:tc>
         <w:tc>
           <w:tcPr>
-            <w:tcW w:type="dxa" w:w="2880"/>
+            <w:tcW w:w="2880" w:type="dxa"/>
           </w:tcPr>
-          <w:p>
+          <w:p wp14:textId="77777777">
             <w:r>
               <w:t>Review the weight values and re-test in the Live Search Playground</w:t>
             </w:r>
           </w:p>
         </w:tc>
       </w:tr>
-      <w:tr>
+      <w:tr xmlns:wp14="http://schemas.microsoft.com/office/word/2010/wordml" wp14:textId="77777777">
         <w:tc>
           <w:tcPr>
-            <w:tcW w:type="dxa" w:w="2880"/>
+            <w:tcW w:w="2880" w:type="dxa"/>
           </w:tcPr>
-          <w:p>
+          <w:p wp14:textId="77777777">
             <w:r>
               <w:t>Too few or too many results shown</w:t>
             </w:r>
@@ -1507,9 +1396,9 @@
         </w:tc>
         <w:tc>
           <w:tcPr>
-            <w:tcW w:type="dxa" w:w="2880"/>
+            <w:tcW w:w="2880" w:type="dxa"/>
           </w:tcPr>
-          <w:p>
+          <w:p wp14:textId="77777777">
             <w:r>
               <w:t>MAX_RESULTS cap</w:t>
             </w:r>
@@ -1517,9 +1406,9 @@
         </w:tc>
         <w:tc>
           <w:tcPr>
-            <w:tcW w:type="dxa" w:w="2880"/>
+            <w:tcW w:w="2880" w:type="dxa"/>
           </w:tcPr>
-          <w:p>
+          <w:p wp14:textId="77777777">
             <w:r>
               <w:t>Adjust the MAX_RESULTS constant in src/lib/search.ts</w:t>
             </w:r>
@@ -1527,8 +1416,8 @@
         </w:tc>
       </w:tr>
     </w:tbl>
-    <w:p/>
-    <w:p>
+    <w:p xmlns:wp14="http://schemas.microsoft.com/office/word/2010/wordml" wp14:textId="77777777"/>
+    <w:p xmlns:wp14="http://schemas.microsoft.com/office/word/2010/wordml" wp14:textId="77777777">
       <w:pPr>
         <w:pStyle w:val="Heading2"/>
       </w:pPr>
@@ -1536,7 +1425,7 @@
         <w:t>5.5 Post-Execution Tasks</w:t>
       </w:r>
     </w:p>
-    <w:p>
+    <w:p xmlns:wp14="http://schemas.microsoft.com/office/word/2010/wordml" wp14:textId="77777777">
       <w:pPr>
         <w:pStyle w:val="Heading3"/>
       </w:pPr>
@@ -1544,7 +1433,7 @@
         <w:t>5.5.1 Clean Up</w:t>
       </w:r>
     </w:p>
-    <w:p>
+    <w:p xmlns:wp14="http://schemas.microsoft.com/office/word/2010/wordml" wp14:textId="77777777">
       <w:r>
         <w:rPr>
           <w:b w:val="0"/>
@@ -1553,7 +1442,7 @@
         <w:t>Stop the dev server (Ctrl+C) and revert any test-only configuration changes before committing.</w:t>
       </w:r>
     </w:p>
-    <w:p>
+    <w:p xmlns:wp14="http://schemas.microsoft.com/office/word/2010/wordml" wp14:textId="77777777">
       <w:pPr>
         <w:pStyle w:val="Heading3"/>
       </w:pPr>
@@ -1561,7 +1450,7 @@
         <w:t>5.5.2 Reporting and Documentation</w:t>
       </w:r>
     </w:p>
-    <w:p>
+    <w:p xmlns:wp14="http://schemas.microsoft.com/office/word/2010/wordml" wp14:textId="77777777">
       <w:r>
         <w:rPr>
           <w:b w:val="0"/>
@@ -1570,7 +1459,7 @@
         <w:t>Note any changes to src/lib/search.ts in the commit message, and update this runbook's Related Code values if the documented constants change.</w:t>
       </w:r>
     </w:p>
-    <w:p>
+    <w:p xmlns:wp14="http://schemas.microsoft.com/office/word/2010/wordml" wp14:textId="77777777">
       <w:pPr>
         <w:pStyle w:val="Heading1"/>
       </w:pPr>
@@ -1578,7 +1467,7 @@
         <w:t>6. Backup &amp; Recovery Procedures</w:t>
       </w:r>
     </w:p>
-    <w:p>
+    <w:p xmlns:wp14="http://schemas.microsoft.com/office/word/2010/wordml" wp14:textId="77777777">
       <w:pPr>
         <w:pStyle w:val="Heading2"/>
       </w:pPr>
@@ -1586,7 +1475,7 @@
         <w:t>6.1 Backup Policies</w:t>
       </w:r>
     </w:p>
-    <w:p>
+    <w:p xmlns:wp14="http://schemas.microsoft.com/office/word/2010/wordml" wp14:textId="77777777">
       <w:r>
         <w:rPr>
           <w:b w:val="0"/>
@@ -1595,7 +1484,7 @@
         <w:t>N/A — configuration for this service lives entirely in version control (git); no separate backup mechanism is required beyond normal git history.</w:t>
       </w:r>
     </w:p>
-    <w:p>
+    <w:p xmlns:wp14="http://schemas.microsoft.com/office/word/2010/wordml" wp14:textId="77777777">
       <w:pPr>
         <w:pStyle w:val="Heading2"/>
       </w:pPr>
@@ -1603,7 +1492,7 @@
         <w:t>6.2 Rollback Criteria</w:t>
       </w:r>
     </w:p>
-    <w:p>
+    <w:p xmlns:wp14="http://schemas.microsoft.com/office/word/2010/wordml" wp14:textId="77777777">
       <w:r>
         <w:rPr>
           <w:b w:val="0"/>
@@ -1612,7 +1501,7 @@
         <w:t>Roll back if a change to RANKING_WEIGHTS causes a noticeable relevance regression, or if the Live Search Playground demonstrates ranking behavior inconsistent with what was intended.</w:t>
       </w:r>
     </w:p>
-    <w:p>
+    <w:p xmlns:wp14="http://schemas.microsoft.com/office/word/2010/wordml" wp14:textId="77777777">
       <w:pPr>
         <w:pStyle w:val="Heading3"/>
       </w:pPr>
@@ -1620,7 +1509,7 @@
         <w:t>6.2.1 Rollback Steps</w:t>
       </w:r>
     </w:p>
-    <w:p>
+    <w:p xmlns:wp14="http://schemas.microsoft.com/office/word/2010/wordml" wp14:textId="77777777">
       <w:pPr>
         <w:pStyle w:val="ListNumber"/>
       </w:pPr>
@@ -1628,7 +1517,7 @@
         <w:t>Identify the last known-good commit: git log -- src/lib/search.ts</w:t>
       </w:r>
     </w:p>
-    <w:p>
+    <w:p xmlns:wp14="http://schemas.microsoft.com/office/word/2010/wordml" wp14:textId="77777777">
       <w:pPr>
         <w:pStyle w:val="ListNumber"/>
       </w:pPr>
@@ -1636,7 +1525,7 @@
         <w:t>Revert the file: git checkout &lt;commit-hash&gt; -- src/lib/search.ts</w:t>
       </w:r>
     </w:p>
-    <w:p>
+    <w:p xmlns:wp14="http://schemas.microsoft.com/office/word/2010/wordml" wp14:textId="77777777">
       <w:pPr>
         <w:pStyle w:val="ListNumber"/>
       </w:pPr>
@@ -1644,7 +1533,7 @@
         <w:t>Commit the revert with a clear message referencing the incident.</w:t>
       </w:r>
     </w:p>
-    <w:p>
+    <w:p xmlns:wp14="http://schemas.microsoft.com/office/word/2010/wordml" wp14:textId="77777777">
       <w:pPr>
         <w:pStyle w:val="ListNumber"/>
       </w:pPr>
@@ -1652,7 +1541,7 @@
         <w:t>Restart the dev server (npm run dev) and confirm the Live Search Playground widget reflects the reverted values.</w:t>
       </w:r>
     </w:p>
-    <w:p>
+    <w:p xmlns:wp14="http://schemas.microsoft.com/office/word/2010/wordml" wp14:textId="77777777">
       <w:pPr>
         <w:pStyle w:val="Heading2"/>
       </w:pPr>
@@ -1660,7 +1549,7 @@
         <w:t>6.3 Post-Rollback Communication</w:t>
       </w:r>
     </w:p>
-    <w:p>
+    <w:p xmlns:wp14="http://schemas.microsoft.com/office/word/2010/wordml" wp14:textId="77777777">
       <w:r>
         <w:rPr>
           <w:b w:val="0"/>
@@ -1669,7 +1558,7 @@
         <w:t>Notify Kavyaar, Search &amp; Discovery Lead and Ashley, Head of Product. Update this runbook's Related Code section if the rollback changes the documented constants.</w:t>
       </w:r>
     </w:p>
-    <w:p>
+    <w:p xmlns:wp14="http://schemas.microsoft.com/office/word/2010/wordml" wp14:textId="77777777">
       <w:pPr>
         <w:pStyle w:val="Heading1"/>
       </w:pPr>
@@ -1677,7 +1566,7 @@
         <w:t>7. User and Role Management</w:t>
       </w:r>
     </w:p>
-    <w:p>
+    <w:p xmlns:wp14="http://schemas.microsoft.com/office/word/2010/wordml" wp14:textId="77777777">
       <w:r>
         <w:rPr>
           <w:b w:val="0"/>
@@ -1686,7 +1575,7 @@
         <w:t>N/A — this service does not manage its own user accounts and has no shopper-specific personalization data in this demo build.</w:t>
       </w:r>
     </w:p>
-    <w:p>
+    <w:p xmlns:wp14="http://schemas.microsoft.com/office/word/2010/wordml" wp14:textId="77777777">
       <w:pPr>
         <w:pStyle w:val="Heading1"/>
       </w:pPr>
@@ -1694,7 +1583,7 @@
         <w:t>8. System Onboarding Tasks</w:t>
       </w:r>
     </w:p>
-    <w:p>
+    <w:p xmlns:wp14="http://schemas.microsoft.com/office/word/2010/wordml" wp14:textId="77777777">
       <w:pPr>
         <w:pStyle w:val="Heading2"/>
       </w:pPr>
@@ -1702,7 +1591,7 @@
         <w:t>8.1 AWS Onboarding</w:t>
       </w:r>
     </w:p>
-    <w:p>
+    <w:p xmlns:wp14="http://schemas.microsoft.com/office/word/2010/wordml" wp14:textId="77777777">
       <w:r>
         <w:rPr>
           <w:b w:val="0"/>
@@ -1711,7 +1600,7 @@
         <w:t>N/A — this is a self-contained frontend demo repository with no AWS resource footprint.</w:t>
       </w:r>
     </w:p>
-    <w:p>
+    <w:p xmlns:wp14="http://schemas.microsoft.com/office/word/2010/wordml" wp14:textId="77777777">
       <w:pPr>
         <w:pStyle w:val="Heading2"/>
       </w:pPr>
@@ -1719,7 +1608,7 @@
         <w:t>8.2 MTM Onboarding</w:t>
       </w:r>
     </w:p>
-    <w:p>
+    <w:p xmlns:wp14="http://schemas.microsoft.com/office/word/2010/wordml" wp14:textId="77777777">
       <w:r>
         <w:rPr>
           <w:b w:val="0"/>
@@ -1728,7 +1617,7 @@
         <w:t>N/A — not applicable to this repository.</w:t>
       </w:r>
     </w:p>
-    <w:p>
+    <w:p xmlns:wp14="http://schemas.microsoft.com/office/word/2010/wordml" wp14:textId="77777777">
       <w:pPr>
         <w:pStyle w:val="Heading1"/>
       </w:pPr>
@@ -1736,7 +1625,7 @@
         <w:t>9. System Maintenance Tasks</w:t>
       </w:r>
     </w:p>
-    <w:p>
+    <w:p xmlns:wp14="http://schemas.microsoft.com/office/word/2010/wordml" wp14:textId="77777777">
       <w:pPr>
         <w:pStyle w:val="Heading2"/>
       </w:pPr>
@@ -1744,7 +1633,7 @@
         <w:t>9.1 Regular Maintenance Tasks</w:t>
       </w:r>
     </w:p>
-    <w:p>
+    <w:p xmlns:wp14="http://schemas.microsoft.com/office/word/2010/wordml" wp14:textId="77777777">
       <w:pPr>
         <w:pStyle w:val="ListBullet"/>
       </w:pPr>
@@ -1752,7 +1641,7 @@
         <w:t>Review RANKING_WEIGHTS periodically against shopper feedback and search analytics (recommended cadence: quarterly).</w:t>
       </w:r>
     </w:p>
-    <w:p>
+    <w:p xmlns:wp14="http://schemas.microsoft.com/office/word/2010/wordml" wp14:textId="77777777">
       <w:pPr>
         <w:pStyle w:val="ListBullet"/>
       </w:pPr>
@@ -1760,7 +1649,7 @@
         <w:t>Review SYNONYM_MAP coverage as the product catalog grows.</w:t>
       </w:r>
     </w:p>
-    <w:p>
+    <w:p xmlns:wp14="http://schemas.microsoft.com/office/word/2010/wordml" wp14:textId="77777777">
       <w:pPr>
         <w:pStyle w:val="Heading2"/>
       </w:pPr>
@@ -1768,7 +1657,7 @@
         <w:t>9.2 Software Updates and Patches</w:t>
       </w:r>
     </w:p>
-    <w:p>
+    <w:p xmlns:wp14="http://schemas.microsoft.com/office/word/2010/wordml" wp14:textId="77777777">
       <w:r>
         <w:rPr>
           <w:b w:val="0"/>
@@ -1777,7 +1666,7 @@
         <w:t>Keep npm dependencies (React, Vite, TypeScript) current via npm outdated / npm update. There are no service-specific patches for this mock module.</w:t>
       </w:r>
     </w:p>
-    <w:p>
+    <w:p xmlns:wp14="http://schemas.microsoft.com/office/word/2010/wordml" wp14:textId="77777777">
       <w:pPr>
         <w:pStyle w:val="Heading2"/>
       </w:pPr>
@@ -1785,7 +1674,7 @@
         <w:t>9.3 Rolling back Updates</w:t>
       </w:r>
     </w:p>
-    <w:p>
+    <w:p xmlns:wp14="http://schemas.microsoft.com/office/word/2010/wordml" wp14:textId="77777777">
       <w:r>
         <w:rPr>
           <w:b w:val="0"/>
@@ -1794,7 +1683,7 @@
         <w:t>Follow the git-based rollback procedure described in Section 6.2.</w:t>
       </w:r>
     </w:p>
-    <w:p>
+    <w:p xmlns:wp14="http://schemas.microsoft.com/office/word/2010/wordml" wp14:textId="77777777">
       <w:pPr>
         <w:pStyle w:val="Heading1"/>
       </w:pPr>
@@ -1802,7 +1691,7 @@
         <w:t>10. System Troubleshooting Guide</w:t>
       </w:r>
     </w:p>
-    <w:p>
+    <w:p xmlns:wp14="http://schemas.microsoft.com/office/word/2010/wordml" wp14:textId="77777777">
       <w:pPr>
         <w:pStyle w:val="Heading2"/>
       </w:pPr>
@@ -1813,20 +1702,20 @@
     <w:tbl>
       <w:tblPr>
         <w:tblStyle w:val="LightGrid-Accent1"/>
-        <w:tblW w:type="auto" w:w="0"/>
-        <w:tblLook w:firstColumn="1" w:firstRow="1" w:lastColumn="0" w:lastRow="0" w:noHBand="0" w:noVBand="1" w:val="04A0"/>
+        <w:tblW w:w="0" w:type="auto"/>
+        <w:tblLook w:val="04A0" w:firstRow="1" w:lastRow="0" w:firstColumn="1" w:lastColumn="0" w:noHBand="0" w:noVBand="1"/>
       </w:tblPr>
       <w:tblGrid>
         <w:gridCol w:w="2880"/>
         <w:gridCol w:w="2880"/>
         <w:gridCol w:w="2880"/>
       </w:tblGrid>
-      <w:tr>
+      <w:tr xmlns:wp14="http://schemas.microsoft.com/office/word/2010/wordml" wp14:textId="77777777">
         <w:tc>
           <w:tcPr>
-            <w:tcW w:type="dxa" w:w="2880"/>
+            <w:tcW w:w="2880" w:type="dxa"/>
           </w:tcPr>
-          <w:p>
+          <w:p wp14:textId="77777777">
             <w:r>
               <w:rPr>
                 <w:b/>
@@ -1837,9 +1726,9 @@
         </w:tc>
         <w:tc>
           <w:tcPr>
-            <w:tcW w:type="dxa" w:w="2880"/>
+            <w:tcW w:w="2880" w:type="dxa"/>
           </w:tcPr>
-          <w:p>
+          <w:p wp14:textId="77777777">
             <w:r>
               <w:rPr>
                 <w:b/>
@@ -1850,9 +1739,9 @@
         </w:tc>
         <w:tc>
           <w:tcPr>
-            <w:tcW w:type="dxa" w:w="2880"/>
+            <w:tcW w:w="2880" w:type="dxa"/>
           </w:tcPr>
-          <w:p>
+          <w:p wp14:textId="77777777">
             <w:r>
               <w:rPr>
                 <w:b/>
@@ -1862,12 +1751,12 @@
           </w:p>
         </w:tc>
       </w:tr>
-      <w:tr>
+      <w:tr xmlns:wp14="http://schemas.microsoft.com/office/word/2010/wordml" wp14:textId="77777777">
         <w:tc>
           <w:tcPr>
-            <w:tcW w:type="dxa" w:w="2880"/>
+            <w:tcW w:w="2880" w:type="dxa"/>
           </w:tcPr>
-          <w:p>
+          <w:p wp14:textId="77777777">
             <w:r>
               <w:t>Search results feel stale after a catalog update</w:t>
             </w:r>
@@ -1875,9 +1764,9 @@
         </w:tc>
         <w:tc>
           <w:tcPr>
-            <w:tcW w:type="dxa" w:w="2880"/>
+            <w:tcW w:w="2880" w:type="dxa"/>
           </w:tcPr>
-          <w:p>
+          <w:p wp14:textId="77777777">
             <w:r>
               <w:t>INDEX_REFRESH_INTERVAL_SECONDS (currently 300s) has not yet elapsed</w:t>
             </w:r>
@@ -1885,21 +1774,21 @@
         </w:tc>
         <w:tc>
           <w:tcPr>
-            <w:tcW w:type="dxa" w:w="2880"/>
+            <w:tcW w:w="2880" w:type="dxa"/>
           </w:tcPr>
-          <w:p>
+          <w:p wp14:textId="77777777">
             <w:r>
               <w:t>This is expected behavior; wait for the next refresh cycle or trigger a manual refresh</w:t>
             </w:r>
           </w:p>
         </w:tc>
       </w:tr>
-      <w:tr>
+      <w:tr xmlns:wp14="http://schemas.microsoft.com/office/word/2010/wordml" wp14:textId="77777777">
         <w:tc>
           <w:tcPr>
-            <w:tcW w:type="dxa" w:w="2880"/>
+            <w:tcW w:w="2880" w:type="dxa"/>
           </w:tcPr>
-          <w:p>
+          <w:p wp14:textId="77777777">
             <w:r>
               <w:t>Relevance complaints</w:t>
             </w:r>
@@ -1907,9 +1796,9 @@
         </w:tc>
         <w:tc>
           <w:tcPr>
-            <w:tcW w:type="dxa" w:w="2880"/>
+            <w:tcW w:w="2880" w:type="dxa"/>
           </w:tcPr>
-          <w:p>
+          <w:p wp14:textId="77777777">
             <w:r>
               <w:t>A recent change to RANKING_WEIGHTS (relevance/popularity/recency)</w:t>
             </w:r>
@@ -1917,21 +1806,21 @@
         </w:tc>
         <w:tc>
           <w:tcPr>
-            <w:tcW w:type="dxa" w:w="2880"/>
+            <w:tcW w:w="2880" w:type="dxa"/>
           </w:tcPr>
-          <w:p>
+          <w:p wp14:textId="77777777">
             <w:r>
               <w:t>Review the change and re-test in the Live Search Playground before assuming a data problem</w:t>
             </w:r>
           </w:p>
         </w:tc>
       </w:tr>
-      <w:tr>
+      <w:tr xmlns:wp14="http://schemas.microsoft.com/office/word/2010/wordml" wp14:textId="77777777">
         <w:tc>
           <w:tcPr>
-            <w:tcW w:type="dxa" w:w="2880"/>
+            <w:tcW w:w="2880" w:type="dxa"/>
           </w:tcPr>
-          <w:p>
+          <w:p wp14:textId="77777777">
             <w:r>
               <w:t>Expected synonym match is missing</w:t>
             </w:r>
@@ -1939,9 +1828,9 @@
         </w:tc>
         <w:tc>
           <w:tcPr>
-            <w:tcW w:type="dxa" w:w="2880"/>
+            <w:tcW w:w="2880" w:type="dxa"/>
           </w:tcPr>
-          <w:p>
+          <w:p wp14:textId="77777777">
             <w:r>
               <w:t>SYNONYM_EXPANSION_ENABLED was toggled off, or the term is missing from SYNONYM_MAP</w:t>
             </w:r>
@@ -1949,9 +1838,9 @@
         </w:tc>
         <w:tc>
           <w:tcPr>
-            <w:tcW w:type="dxa" w:w="2880"/>
+            <w:tcW w:w="2880" w:type="dxa"/>
           </w:tcPr>
-          <w:p>
+          <w:p wp14:textId="77777777">
             <w:r>
               <w:t>Re-enable the flag and/or add the missing synonym mapping</w:t>
             </w:r>
@@ -1959,8 +1848,8 @@
         </w:tc>
       </w:tr>
     </w:tbl>
-    <w:p/>
-    <w:p>
+    <w:p xmlns:wp14="http://schemas.microsoft.com/office/word/2010/wordml" wp14:textId="77777777"/>
+    <w:p xmlns:wp14="http://schemas.microsoft.com/office/word/2010/wordml" wp14:textId="77777777">
       <w:pPr>
         <w:pStyle w:val="Heading2"/>
       </w:pPr>
@@ -1968,7 +1857,7 @@
         <w:t>10.2 Diagnostic Tools and Logs</w:t>
       </w:r>
     </w:p>
-    <w:p>
+    <w:p xmlns:wp14="http://schemas.microsoft.com/office/word/2010/wordml" wp14:textId="77777777">
       <w:pPr>
         <w:pStyle w:val="ListBullet"/>
       </w:pPr>
@@ -1976,7 +1865,7 @@
         <w:t>Browser DevTools console — surfaces any client-side thrown errors.</w:t>
       </w:r>
     </w:p>
-    <w:p>
+    <w:p xmlns:wp14="http://schemas.microsoft.com/office/word/2010/wordml" wp14:textId="77777777">
       <w:pPr>
         <w:pStyle w:val="ListBullet"/>
       </w:pPr>
@@ -1984,7 +1873,7 @@
         <w:t>Live Search Playground — lets you test a query and inspect ranked results directly.</w:t>
       </w:r>
     </w:p>
-    <w:p>
+    <w:p xmlns:wp14="http://schemas.microsoft.com/office/word/2010/wordml" wp14:textId="77777777">
       <w:pPr>
         <w:pStyle w:val="ListBullet"/>
       </w:pPr>
@@ -1992,7 +1881,7 @@
         <w:t>npm run dev terminal output — surfaces compile/HMR errors after a code change.</w:t>
       </w:r>
     </w:p>
-    <w:p>
+    <w:p xmlns:wp14="http://schemas.microsoft.com/office/word/2010/wordml" wp14:textId="77777777">
       <w:pPr>
         <w:pStyle w:val="Heading1"/>
       </w:pPr>
@@ -2000,7 +1889,7 @@
         <w:t>11. Appendix</w:t>
       </w:r>
     </w:p>
-    <w:p>
+    <w:p xmlns:wp14="http://schemas.microsoft.com/office/word/2010/wordml" wp14:textId="77777777">
       <w:pPr>
         <w:pStyle w:val="ListBullet"/>
       </w:pPr>
@@ -2008,7 +1897,7 @@
         <w:t>src/lib/search.ts — search constants, ranking, and searchProducts() logic</w:t>
       </w:r>
     </w:p>
-    <w:p>
+    <w:p xmlns:wp14="http://schemas.microsoft.com/office/word/2010/wordml" wp14:textId="77777777">
       <w:pPr>
         <w:pStyle w:val="ListBullet"/>
       </w:pPr>
@@ -2016,7 +1905,7 @@
         <w:t>src/components/SearchPlayground.tsx — in-browser demo widget</w:t>
       </w:r>
     </w:p>
-    <w:p>
+    <w:p xmlns:wp14="http://schemas.microsoft.com/office/word/2010/wordml" wp14:textId="77777777">
       <w:pPr>
         <w:pStyle w:val="ListBullet"/>
       </w:pPr>
@@ -2025,7 +1914,7 @@
       </w:r>
     </w:p>
     <w:sectPr>
-      <w:pgSz w:w="12240" w:h="15840"/>
+      <w:pgSz w:w="12240" w:h="15840" w:orient="portrait"/>
       <w:pgMar w:top="1440" w:right="1800" w:bottom="1440" w:left="1800" w:header="720" w:footer="720" w:gutter="0"/>
       <w:cols w:space="720"/>
       <w:docGrid w:linePitch="360"/>
@@ -2122,7 +2011,7 @@
         <w:ind w:left="1440" w:hanging="360"/>
       </w:pPr>
       <w:rPr>
-        <w:rFonts w:ascii="Symbol" w:hAnsi="Symbol" w:hint="default"/>
+        <w:rFonts w:hint="default" w:ascii="Symbol" w:hAnsi="Symbol"/>
       </w:rPr>
     </w:lvl>
   </w:abstractNum>
@@ -2143,7 +2032,7 @@
         <w:ind w:left="1080" w:hanging="360"/>
       </w:pPr>
       <w:rPr>
-        <w:rFonts w:ascii="Symbol" w:hAnsi="Symbol" w:hint="default"/>
+        <w:rFonts w:hint="default" w:ascii="Symbol" w:hAnsi="Symbol"/>
       </w:rPr>
     </w:lvl>
   </w:abstractNum>
@@ -2164,7 +2053,7 @@
         <w:ind w:left="720" w:hanging="360"/>
       </w:pPr>
       <w:rPr>
-        <w:rFonts w:ascii="Symbol" w:hAnsi="Symbol" w:hint="default"/>
+        <w:rFonts w:hint="default" w:ascii="Symbol" w:hAnsi="Symbol"/>
       </w:rPr>
     </w:lvl>
   </w:abstractNum>
@@ -2203,7 +2092,7 @@
         <w:ind w:left="360" w:hanging="360"/>
       </w:pPr>
       <w:rPr>
-        <w:rFonts w:ascii="Symbol" w:hAnsi="Symbol" w:hint="default"/>
+        <w:rFonts w:hint="default" w:ascii="Symbol" w:hAnsi="Symbol"/>
       </w:rPr>
     </w:lvl>
   </w:abstractNum>
@@ -2238,11 +2127,11 @@
 </file>
 
 <file path=word/styles.xml><?xml version="1.0" encoding="utf-8"?>
-<w:styles xmlns:mc="http://schemas.openxmlformats.org/markup-compatibility/2006" xmlns:r="http://schemas.openxmlformats.org/officeDocument/2006/relationships" xmlns:w="http://schemas.openxmlformats.org/wordprocessingml/2006/main" xmlns:w14="http://schemas.microsoft.com/office/word/2010/wordml" mc:Ignorable="w14">
+<w:styles xmlns:wp14="http://schemas.microsoft.com/office/word/2010/wordprocessingDrawing" xmlns:mc="http://schemas.openxmlformats.org/markup-compatibility/2006" xmlns:r="http://schemas.openxmlformats.org/officeDocument/2006/relationships" xmlns:w="http://schemas.openxmlformats.org/wordprocessingml/2006/main" xmlns:w14="http://schemas.microsoft.com/office/word/2010/wordml" mc:Ignorable="w14 wp14">
   <w:docDefaults>
     <w:rPrDefault>
       <w:rPr>
-        <w:rFonts w:asciiTheme="minorHAnsi" w:eastAsiaTheme="minorEastAsia" w:hAnsiTheme="minorHAnsi" w:cstheme="minorBidi"/>
+        <w:rFonts w:asciiTheme="minorHAnsi" w:hAnsiTheme="minorHAnsi" w:eastAsiaTheme="minorEastAsia" w:cstheme="minorBidi"/>
         <w:sz w:val="22"/>
         <w:szCs w:val="22"/>
         <w:lang w:val="en-US" w:eastAsia="en-US" w:bidi="ar-SA"/>
@@ -2255,8 +2144,8 @@
     </w:pPrDefault>
   </w:docDefaults>
   <w:latentStyles w:defLockedState="0" w:defUIPriority="99" w:defSemiHidden="1" w:defUnhideWhenUsed="1" w:defQFormat="0" w:count="276">
-    <w:lsdException w:name="Normal" w:semiHidden="0" w:uiPriority="0" w:unhideWhenUsed="0" w:qFormat="1"/>
-    <w:lsdException w:name="heading 1" w:semiHidden="0" w:uiPriority="9" w:unhideWhenUsed="0" w:qFormat="1"/>
+    <w:lsdException w:name="Normal" w:uiPriority="0" w:semiHidden="0" w:unhideWhenUsed="0" w:qFormat="1"/>
+    <w:lsdException w:name="heading 1" w:uiPriority="9" w:semiHidden="0" w:unhideWhenUsed="0" w:qFormat="1"/>
     <w:lsdException w:name="heading 2" w:uiPriority="9" w:qFormat="1"/>
     <w:lsdException w:name="heading 3" w:uiPriority="9" w:qFormat="1"/>
     <w:lsdException w:name="heading 4" w:uiPriority="9" w:qFormat="1"/>
@@ -2275,125 +2164,125 @@
     <w:lsdException w:name="toc 8" w:uiPriority="39"/>
     <w:lsdException w:name="toc 9" w:uiPriority="39"/>
     <w:lsdException w:name="caption" w:uiPriority="35" w:qFormat="1"/>
-    <w:lsdException w:name="Title" w:semiHidden="0" w:uiPriority="10" w:unhideWhenUsed="0" w:qFormat="1"/>
+    <w:lsdException w:name="Title" w:uiPriority="10" w:semiHidden="0" w:unhideWhenUsed="0" w:qFormat="1"/>
     <w:lsdException w:name="Default Paragraph Font" w:uiPriority="1"/>
-    <w:lsdException w:name="Subtitle" w:semiHidden="0" w:uiPriority="11" w:unhideWhenUsed="0" w:qFormat="1"/>
-    <w:lsdException w:name="Strong" w:semiHidden="0" w:uiPriority="22" w:unhideWhenUsed="0" w:qFormat="1"/>
-    <w:lsdException w:name="Emphasis" w:semiHidden="0" w:uiPriority="20" w:unhideWhenUsed="0" w:qFormat="1"/>
-    <w:lsdException w:name="Table Grid" w:semiHidden="0" w:uiPriority="59" w:unhideWhenUsed="0"/>
+    <w:lsdException w:name="Subtitle" w:uiPriority="11" w:semiHidden="0" w:unhideWhenUsed="0" w:qFormat="1"/>
+    <w:lsdException w:name="Strong" w:uiPriority="22" w:semiHidden="0" w:unhideWhenUsed="0" w:qFormat="1"/>
+    <w:lsdException w:name="Emphasis" w:uiPriority="20" w:semiHidden="0" w:unhideWhenUsed="0" w:qFormat="1"/>
+    <w:lsdException w:name="Table Grid" w:uiPriority="59" w:semiHidden="0" w:unhideWhenUsed="0"/>
     <w:lsdException w:name="Placeholder Text" w:unhideWhenUsed="0"/>
-    <w:lsdException w:name="No Spacing" w:semiHidden="0" w:uiPriority="1" w:unhideWhenUsed="0" w:qFormat="1"/>
-    <w:lsdException w:name="Light Shading" w:semiHidden="0" w:uiPriority="60" w:unhideWhenUsed="0"/>
-    <w:lsdException w:name="Light List" w:semiHidden="0" w:uiPriority="61" w:unhideWhenUsed="0"/>
-    <w:lsdException w:name="Light Grid" w:semiHidden="0" w:uiPriority="62" w:unhideWhenUsed="0"/>
-    <w:lsdException w:name="Medium Shading 1" w:semiHidden="0" w:uiPriority="63" w:unhideWhenUsed="0"/>
-    <w:lsdException w:name="Medium Shading 2" w:semiHidden="0" w:uiPriority="64" w:unhideWhenUsed="0"/>
-    <w:lsdException w:name="Medium List 1" w:semiHidden="0" w:uiPriority="65" w:unhideWhenUsed="0"/>
-    <w:lsdException w:name="Medium List 2" w:semiHidden="0" w:uiPriority="66" w:unhideWhenUsed="0"/>
-    <w:lsdException w:name="Medium Grid 1" w:semiHidden="0" w:uiPriority="67" w:unhideWhenUsed="0"/>
-    <w:lsdException w:name="Medium Grid 2" w:semiHidden="0" w:uiPriority="68" w:unhideWhenUsed="0"/>
-    <w:lsdException w:name="Medium Grid 3" w:semiHidden="0" w:uiPriority="69" w:unhideWhenUsed="0"/>
-    <w:lsdException w:name="Dark List" w:semiHidden="0" w:uiPriority="70" w:unhideWhenUsed="0"/>
-    <w:lsdException w:name="Colorful Shading" w:semiHidden="0" w:uiPriority="71" w:unhideWhenUsed="0"/>
-    <w:lsdException w:name="Colorful List" w:semiHidden="0" w:uiPriority="72" w:unhideWhenUsed="0"/>
-    <w:lsdException w:name="Colorful Grid" w:semiHidden="0" w:uiPriority="73" w:unhideWhenUsed="0"/>
-    <w:lsdException w:name="Light Shading Accent 1" w:semiHidden="0" w:uiPriority="60" w:unhideWhenUsed="0"/>
-    <w:lsdException w:name="Light List Accent 1" w:semiHidden="0" w:uiPriority="61" w:unhideWhenUsed="0"/>
-    <w:lsdException w:name="Light Grid Accent 1" w:semiHidden="0" w:uiPriority="62" w:unhideWhenUsed="0"/>
-    <w:lsdException w:name="Medium Shading 1 Accent 1" w:semiHidden="0" w:uiPriority="63" w:unhideWhenUsed="0"/>
-    <w:lsdException w:name="Medium Shading 2 Accent 1" w:semiHidden="0" w:uiPriority="64" w:unhideWhenUsed="0"/>
-    <w:lsdException w:name="Medium List 1 Accent 1" w:semiHidden="0" w:uiPriority="65" w:unhideWhenUsed="0"/>
+    <w:lsdException w:name="No Spacing" w:uiPriority="1" w:semiHidden="0" w:unhideWhenUsed="0" w:qFormat="1"/>
+    <w:lsdException w:name="Light Shading" w:uiPriority="60" w:semiHidden="0" w:unhideWhenUsed="0"/>
+    <w:lsdException w:name="Light List" w:uiPriority="61" w:semiHidden="0" w:unhideWhenUsed="0"/>
+    <w:lsdException w:name="Light Grid" w:uiPriority="62" w:semiHidden="0" w:unhideWhenUsed="0"/>
+    <w:lsdException w:name="Medium Shading 1" w:uiPriority="63" w:semiHidden="0" w:unhideWhenUsed="0"/>
+    <w:lsdException w:name="Medium Shading 2" w:uiPriority="64" w:semiHidden="0" w:unhideWhenUsed="0"/>
+    <w:lsdException w:name="Medium List 1" w:uiPriority="65" w:semiHidden="0" w:unhideWhenUsed="0"/>
+    <w:lsdException w:name="Medium List 2" w:uiPriority="66" w:semiHidden="0" w:unhideWhenUsed="0"/>
+    <w:lsdException w:name="Medium Grid 1" w:uiPriority="67" w:semiHidden="0" w:unhideWhenUsed="0"/>
+    <w:lsdException w:name="Medium Grid 2" w:uiPriority="68" w:semiHidden="0" w:unhideWhenUsed="0"/>
+    <w:lsdException w:name="Medium Grid 3" w:uiPriority="69" w:semiHidden="0" w:unhideWhenUsed="0"/>
+    <w:lsdException w:name="Dark List" w:uiPriority="70" w:semiHidden="0" w:unhideWhenUsed="0"/>
+    <w:lsdException w:name="Colorful Shading" w:uiPriority="71" w:semiHidden="0" w:unhideWhenUsed="0"/>
+    <w:lsdException w:name="Colorful List" w:uiPriority="72" w:semiHidden="0" w:unhideWhenUsed="0"/>
+    <w:lsdException w:name="Colorful Grid" w:uiPriority="73" w:semiHidden="0" w:unhideWhenUsed="0"/>
+    <w:lsdException w:name="Light Shading Accent 1" w:uiPriority="60" w:semiHidden="0" w:unhideWhenUsed="0"/>
+    <w:lsdException w:name="Light List Accent 1" w:uiPriority="61" w:semiHidden="0" w:unhideWhenUsed="0"/>
+    <w:lsdException w:name="Light Grid Accent 1" w:uiPriority="62" w:semiHidden="0" w:unhideWhenUsed="0"/>
+    <w:lsdException w:name="Medium Shading 1 Accent 1" w:uiPriority="63" w:semiHidden="0" w:unhideWhenUsed="0"/>
+    <w:lsdException w:name="Medium Shading 2 Accent 1" w:uiPriority="64" w:semiHidden="0" w:unhideWhenUsed="0"/>
+    <w:lsdException w:name="Medium List 1 Accent 1" w:uiPriority="65" w:semiHidden="0" w:unhideWhenUsed="0"/>
     <w:lsdException w:name="Revision" w:unhideWhenUsed="0"/>
-    <w:lsdException w:name="List Paragraph" w:semiHidden="0" w:uiPriority="34" w:unhideWhenUsed="0" w:qFormat="1"/>
-    <w:lsdException w:name="Quote" w:semiHidden="0" w:uiPriority="29" w:unhideWhenUsed="0" w:qFormat="1"/>
-    <w:lsdException w:name="Intense Quote" w:semiHidden="0" w:uiPriority="30" w:unhideWhenUsed="0" w:qFormat="1"/>
-    <w:lsdException w:name="Medium List 2 Accent 1" w:semiHidden="0" w:uiPriority="66" w:unhideWhenUsed="0"/>
-    <w:lsdException w:name="Medium Grid 1 Accent 1" w:semiHidden="0" w:uiPriority="67" w:unhideWhenUsed="0"/>
-    <w:lsdException w:name="Medium Grid 2 Accent 1" w:semiHidden="0" w:uiPriority="68" w:unhideWhenUsed="0"/>
-    <w:lsdException w:name="Medium Grid 3 Accent 1" w:semiHidden="0" w:uiPriority="69" w:unhideWhenUsed="0"/>
-    <w:lsdException w:name="Dark List Accent 1" w:semiHidden="0" w:uiPriority="70" w:unhideWhenUsed="0"/>
-    <w:lsdException w:name="Colorful Shading Accent 1" w:semiHidden="0" w:uiPriority="71" w:unhideWhenUsed="0"/>
-    <w:lsdException w:name="Colorful List Accent 1" w:semiHidden="0" w:uiPriority="72" w:unhideWhenUsed="0"/>
-    <w:lsdException w:name="Colorful Grid Accent 1" w:semiHidden="0" w:uiPriority="73" w:unhideWhenUsed="0"/>
-    <w:lsdException w:name="Light Shading Accent 2" w:semiHidden="0" w:uiPriority="60" w:unhideWhenUsed="0"/>
-    <w:lsdException w:name="Light List Accent 2" w:semiHidden="0" w:uiPriority="61" w:unhideWhenUsed="0"/>
-    <w:lsdException w:name="Light Grid Accent 2" w:semiHidden="0" w:uiPriority="62" w:unhideWhenUsed="0"/>
-    <w:lsdException w:name="Medium Shading 1 Accent 2" w:semiHidden="0" w:uiPriority="63" w:unhideWhenUsed="0"/>
-    <w:lsdException w:name="Medium Shading 2 Accent 2" w:semiHidden="0" w:uiPriority="64" w:unhideWhenUsed="0"/>
-    <w:lsdException w:name="Medium List 1 Accent 2" w:semiHidden="0" w:uiPriority="65" w:unhideWhenUsed="0"/>
-    <w:lsdException w:name="Medium List 2 Accent 2" w:semiHidden="0" w:uiPriority="66" w:unhideWhenUsed="0"/>
-    <w:lsdException w:name="Medium Grid 1 Accent 2" w:semiHidden="0" w:uiPriority="67" w:unhideWhenUsed="0"/>
-    <w:lsdException w:name="Medium Grid 2 Accent 2" w:semiHidden="0" w:uiPriority="68" w:unhideWhenUsed="0"/>
-    <w:lsdException w:name="Medium Grid 3 Accent 2" w:semiHidden="0" w:uiPriority="69" w:unhideWhenUsed="0"/>
-    <w:lsdException w:name="Dark List Accent 2" w:semiHidden="0" w:uiPriority="70" w:unhideWhenUsed="0"/>
-    <w:lsdException w:name="Colorful Shading Accent 2" w:semiHidden="0" w:uiPriority="71" w:unhideWhenUsed="0"/>
-    <w:lsdException w:name="Colorful List Accent 2" w:semiHidden="0" w:uiPriority="72" w:unhideWhenUsed="0"/>
-    <w:lsdException w:name="Colorful Grid Accent 2" w:semiHidden="0" w:uiPriority="73" w:unhideWhenUsed="0"/>
-    <w:lsdException w:name="Light Shading Accent 3" w:semiHidden="0" w:uiPriority="60" w:unhideWhenUsed="0"/>
-    <w:lsdException w:name="Light List Accent 3" w:semiHidden="0" w:uiPriority="61" w:unhideWhenUsed="0"/>
-    <w:lsdException w:name="Light Grid Accent 3" w:semiHidden="0" w:uiPriority="62" w:unhideWhenUsed="0"/>
-    <w:lsdException w:name="Medium Shading 1 Accent 3" w:semiHidden="0" w:uiPriority="63" w:unhideWhenUsed="0"/>
-    <w:lsdException w:name="Medium Shading 2 Accent 3" w:semiHidden="0" w:uiPriority="64" w:unhideWhenUsed="0"/>
-    <w:lsdException w:name="Medium List 1 Accent 3" w:semiHidden="0" w:uiPriority="65" w:unhideWhenUsed="0"/>
-    <w:lsdException w:name="Medium List 2 Accent 3" w:semiHidden="0" w:uiPriority="66" w:unhideWhenUsed="0"/>
-    <w:lsdException w:name="Medium Grid 1 Accent 3" w:semiHidden="0" w:uiPriority="67" w:unhideWhenUsed="0"/>
-    <w:lsdException w:name="Medium Grid 2 Accent 3" w:semiHidden="0" w:uiPriority="68" w:unhideWhenUsed="0"/>
-    <w:lsdException w:name="Medium Grid 3 Accent 3" w:semiHidden="0" w:uiPriority="69" w:unhideWhenUsed="0"/>
-    <w:lsdException w:name="Dark List Accent 3" w:semiHidden="0" w:uiPriority="70" w:unhideWhenUsed="0"/>
-    <w:lsdException w:name="Colorful Shading Accent 3" w:semiHidden="0" w:uiPriority="71" w:unhideWhenUsed="0"/>
-    <w:lsdException w:name="Colorful List Accent 3" w:semiHidden="0" w:uiPriority="72" w:unhideWhenUsed="0"/>
-    <w:lsdException w:name="Colorful Grid Accent 3" w:semiHidden="0" w:uiPriority="73" w:unhideWhenUsed="0"/>
-    <w:lsdException w:name="Light Shading Accent 4" w:semiHidden="0" w:uiPriority="60" w:unhideWhenUsed="0"/>
-    <w:lsdException w:name="Light List Accent 4" w:semiHidden="0" w:uiPriority="61" w:unhideWhenUsed="0"/>
-    <w:lsdException w:name="Light Grid Accent 4" w:semiHidden="0" w:uiPriority="62" w:unhideWhenUsed="0"/>
-    <w:lsdException w:name="Medium Shading 1 Accent 4" w:semiHidden="0" w:uiPriority="63" w:unhideWhenUsed="0"/>
-    <w:lsdException w:name="Medium Shading 2 Accent 4" w:semiHidden="0" w:uiPriority="64" w:unhideWhenUsed="0"/>
-    <w:lsdException w:name="Medium List 1 Accent 4" w:semiHidden="0" w:uiPriority="65" w:unhideWhenUsed="0"/>
-    <w:lsdException w:name="Medium List 2 Accent 4" w:semiHidden="0" w:uiPriority="66" w:unhideWhenUsed="0"/>
-    <w:lsdException w:name="Medium Grid 1 Accent 4" w:semiHidden="0" w:uiPriority="67" w:unhideWhenUsed="0"/>
-    <w:lsdException w:name="Medium Grid 2 Accent 4" w:semiHidden="0" w:uiPriority="68" w:unhideWhenUsed="0"/>
-    <w:lsdException w:name="Medium Grid 3 Accent 4" w:semiHidden="0" w:uiPriority="69" w:unhideWhenUsed="0"/>
-    <w:lsdException w:name="Dark List Accent 4" w:semiHidden="0" w:uiPriority="70" w:unhideWhenUsed="0"/>
-    <w:lsdException w:name="Colorful Shading Accent 4" w:semiHidden="0" w:uiPriority="71" w:unhideWhenUsed="0"/>
-    <w:lsdException w:name="Colorful List Accent 4" w:semiHidden="0" w:uiPriority="72" w:unhideWhenUsed="0"/>
-    <w:lsdException w:name="Colorful Grid Accent 4" w:semiHidden="0" w:uiPriority="73" w:unhideWhenUsed="0"/>
-    <w:lsdException w:name="Light Shading Accent 5" w:semiHidden="0" w:uiPriority="60" w:unhideWhenUsed="0"/>
-    <w:lsdException w:name="Light List Accent 5" w:semiHidden="0" w:uiPriority="61" w:unhideWhenUsed="0"/>
-    <w:lsdException w:name="Light Grid Accent 5" w:semiHidden="0" w:uiPriority="62" w:unhideWhenUsed="0"/>
-    <w:lsdException w:name="Medium Shading 1 Accent 5" w:semiHidden="0" w:uiPriority="63" w:unhideWhenUsed="0"/>
-    <w:lsdException w:name="Medium Shading 2 Accent 5" w:semiHidden="0" w:uiPriority="64" w:unhideWhenUsed="0"/>
-    <w:lsdException w:name="Medium List 1 Accent 5" w:semiHidden="0" w:uiPriority="65" w:unhideWhenUsed="0"/>
-    <w:lsdException w:name="Medium List 2 Accent 5" w:semiHidden="0" w:uiPriority="66" w:unhideWhenUsed="0"/>
-    <w:lsdException w:name="Medium Grid 1 Accent 5" w:semiHidden="0" w:uiPriority="67" w:unhideWhenUsed="0"/>
-    <w:lsdException w:name="Medium Grid 2 Accent 5" w:semiHidden="0" w:uiPriority="68" w:unhideWhenUsed="0"/>
-    <w:lsdException w:name="Medium Grid 3 Accent 5" w:semiHidden="0" w:uiPriority="69" w:unhideWhenUsed="0"/>
-    <w:lsdException w:name="Dark List Accent 5" w:semiHidden="0" w:uiPriority="70" w:unhideWhenUsed="0"/>
-    <w:lsdException w:name="Colorful Shading Accent 5" w:semiHidden="0" w:uiPriority="71" w:unhideWhenUsed="0"/>
-    <w:lsdException w:name="Colorful List Accent 5" w:semiHidden="0" w:uiPriority="72" w:unhideWhenUsed="0"/>
-    <w:lsdException w:name="Colorful Grid Accent 5" w:semiHidden="0" w:uiPriority="73" w:unhideWhenUsed="0"/>
-    <w:lsdException w:name="Light Shading Accent 6" w:semiHidden="0" w:uiPriority="60" w:unhideWhenUsed="0"/>
-    <w:lsdException w:name="Light List Accent 6" w:semiHidden="0" w:uiPriority="61" w:unhideWhenUsed="0"/>
-    <w:lsdException w:name="Light Grid Accent 6" w:semiHidden="0" w:uiPriority="62" w:unhideWhenUsed="0"/>
-    <w:lsdException w:name="Medium Shading 1 Accent 6" w:semiHidden="0" w:uiPriority="63" w:unhideWhenUsed="0"/>
-    <w:lsdException w:name="Medium Shading 2 Accent 6" w:semiHidden="0" w:uiPriority="64" w:unhideWhenUsed="0"/>
-    <w:lsdException w:name="Medium List 1 Accent 6" w:semiHidden="0" w:uiPriority="65" w:unhideWhenUsed="0"/>
-    <w:lsdException w:name="Medium List 2 Accent 6" w:semiHidden="0" w:uiPriority="66" w:unhideWhenUsed="0"/>
-    <w:lsdException w:name="Medium Grid 1 Accent 6" w:semiHidden="0" w:uiPriority="67" w:unhideWhenUsed="0"/>
-    <w:lsdException w:name="Medium Grid 2 Accent 6" w:semiHidden="0" w:uiPriority="68" w:unhideWhenUsed="0"/>
-    <w:lsdException w:name="Medium Grid 3 Accent 6" w:semiHidden="0" w:uiPriority="69" w:unhideWhenUsed="0"/>
-    <w:lsdException w:name="Dark List Accent 6" w:semiHidden="0" w:uiPriority="70" w:unhideWhenUsed="0"/>
-    <w:lsdException w:name="Colorful Shading Accent 6" w:semiHidden="0" w:uiPriority="71" w:unhideWhenUsed="0"/>
-    <w:lsdException w:name="Colorful List Accent 6" w:semiHidden="0" w:uiPriority="72" w:unhideWhenUsed="0"/>
-    <w:lsdException w:name="Colorful Grid Accent 6" w:semiHidden="0" w:uiPriority="73" w:unhideWhenUsed="0"/>
-    <w:lsdException w:name="Subtle Emphasis" w:semiHidden="0" w:uiPriority="19" w:unhideWhenUsed="0" w:qFormat="1"/>
-    <w:lsdException w:name="Intense Emphasis" w:semiHidden="0" w:uiPriority="21" w:unhideWhenUsed="0" w:qFormat="1"/>
-    <w:lsdException w:name="Subtle Reference" w:semiHidden="0" w:uiPriority="31" w:unhideWhenUsed="0" w:qFormat="1"/>
-    <w:lsdException w:name="Intense Reference" w:semiHidden="0" w:uiPriority="32" w:unhideWhenUsed="0" w:qFormat="1"/>
-    <w:lsdException w:name="Book Title" w:semiHidden="0" w:uiPriority="33" w:unhideWhenUsed="0" w:qFormat="1"/>
+    <w:lsdException w:name="List Paragraph" w:uiPriority="34" w:semiHidden="0" w:unhideWhenUsed="0" w:qFormat="1"/>
+    <w:lsdException w:name="Quote" w:uiPriority="29" w:semiHidden="0" w:unhideWhenUsed="0" w:qFormat="1"/>
+    <w:lsdException w:name="Intense Quote" w:uiPriority="30" w:semiHidden="0" w:unhideWhenUsed="0" w:qFormat="1"/>
+    <w:lsdException w:name="Medium List 2 Accent 1" w:uiPriority="66" w:semiHidden="0" w:unhideWhenUsed="0"/>
+    <w:lsdException w:name="Medium Grid 1 Accent 1" w:uiPriority="67" w:semiHidden="0" w:unhideWhenUsed="0"/>
+    <w:lsdException w:name="Medium Grid 2 Accent 1" w:uiPriority="68" w:semiHidden="0" w:unhideWhenUsed="0"/>
+    <w:lsdException w:name="Medium Grid 3 Accent 1" w:uiPriority="69" w:semiHidden="0" w:unhideWhenUsed="0"/>
+    <w:lsdException w:name="Dark List Accent 1" w:uiPriority="70" w:semiHidden="0" w:unhideWhenUsed="0"/>
+    <w:lsdException w:name="Colorful Shading Accent 1" w:uiPriority="71" w:semiHidden="0" w:unhideWhenUsed="0"/>
+    <w:lsdException w:name="Colorful List Accent 1" w:uiPriority="72" w:semiHidden="0" w:unhideWhenUsed="0"/>
+    <w:lsdException w:name="Colorful Grid Accent 1" w:uiPriority="73" w:semiHidden="0" w:unhideWhenUsed="0"/>
+    <w:lsdException w:name="Light Shading Accent 2" w:uiPriority="60" w:semiHidden="0" w:unhideWhenUsed="0"/>
+    <w:lsdException w:name="Light List Accent 2" w:uiPriority="61" w:semiHidden="0" w:unhideWhenUsed="0"/>
+    <w:lsdException w:name="Light Grid Accent 2" w:uiPriority="62" w:semiHidden="0" w:unhideWhenUsed="0"/>
+    <w:lsdException w:name="Medium Shading 1 Accent 2" w:uiPriority="63" w:semiHidden="0" w:unhideWhenUsed="0"/>
+    <w:lsdException w:name="Medium Shading 2 Accent 2" w:uiPriority="64" w:semiHidden="0" w:unhideWhenUsed="0"/>
+    <w:lsdException w:name="Medium List 1 Accent 2" w:uiPriority="65" w:semiHidden="0" w:unhideWhenUsed="0"/>
+    <w:lsdException w:name="Medium List 2 Accent 2" w:uiPriority="66" w:semiHidden="0" w:unhideWhenUsed="0"/>
+    <w:lsdException w:name="Medium Grid 1 Accent 2" w:uiPriority="67" w:semiHidden="0" w:unhideWhenUsed="0"/>
+    <w:lsdException w:name="Medium Grid 2 Accent 2" w:uiPriority="68" w:semiHidden="0" w:unhideWhenUsed="0"/>
+    <w:lsdException w:name="Medium Grid 3 Accent 2" w:uiPriority="69" w:semiHidden="0" w:unhideWhenUsed="0"/>
+    <w:lsdException w:name="Dark List Accent 2" w:uiPriority="70" w:semiHidden="0" w:unhideWhenUsed="0"/>
+    <w:lsdException w:name="Colorful Shading Accent 2" w:uiPriority="71" w:semiHidden="0" w:unhideWhenUsed="0"/>
+    <w:lsdException w:name="Colorful List Accent 2" w:uiPriority="72" w:semiHidden="0" w:unhideWhenUsed="0"/>
+    <w:lsdException w:name="Colorful Grid Accent 2" w:uiPriority="73" w:semiHidden="0" w:unhideWhenUsed="0"/>
+    <w:lsdException w:name="Light Shading Accent 3" w:uiPriority="60" w:semiHidden="0" w:unhideWhenUsed="0"/>
+    <w:lsdException w:name="Light List Accent 3" w:uiPriority="61" w:semiHidden="0" w:unhideWhenUsed="0"/>
+    <w:lsdException w:name="Light Grid Accent 3" w:uiPriority="62" w:semiHidden="0" w:unhideWhenUsed="0"/>
+    <w:lsdException w:name="Medium Shading 1 Accent 3" w:uiPriority="63" w:semiHidden="0" w:unhideWhenUsed="0"/>
+    <w:lsdException w:name="Medium Shading 2 Accent 3" w:uiPriority="64" w:semiHidden="0" w:unhideWhenUsed="0"/>
+    <w:lsdException w:name="Medium List 1 Accent 3" w:uiPriority="65" w:semiHidden="0" w:unhideWhenUsed="0"/>
+    <w:lsdException w:name="Medium List 2 Accent 3" w:uiPriority="66" w:semiHidden="0" w:unhideWhenUsed="0"/>
+    <w:lsdException w:name="Medium Grid 1 Accent 3" w:uiPriority="67" w:semiHidden="0" w:unhideWhenUsed="0"/>
+    <w:lsdException w:name="Medium Grid 2 Accent 3" w:uiPriority="68" w:semiHidden="0" w:unhideWhenUsed="0"/>
+    <w:lsdException w:name="Medium Grid 3 Accent 3" w:uiPriority="69" w:semiHidden="0" w:unhideWhenUsed="0"/>
+    <w:lsdException w:name="Dark List Accent 3" w:uiPriority="70" w:semiHidden="0" w:unhideWhenUsed="0"/>
+    <w:lsdException w:name="Colorful Shading Accent 3" w:uiPriority="71" w:semiHidden="0" w:unhideWhenUsed="0"/>
+    <w:lsdException w:name="Colorful List Accent 3" w:uiPriority="72" w:semiHidden="0" w:unhideWhenUsed="0"/>
+    <w:lsdException w:name="Colorful Grid Accent 3" w:uiPriority="73" w:semiHidden="0" w:unhideWhenUsed="0"/>
+    <w:lsdException w:name="Light Shading Accent 4" w:uiPriority="60" w:semiHidden="0" w:unhideWhenUsed="0"/>
+    <w:lsdException w:name="Light List Accent 4" w:uiPriority="61" w:semiHidden="0" w:unhideWhenUsed="0"/>
+    <w:lsdException w:name="Light Grid Accent 4" w:uiPriority="62" w:semiHidden="0" w:unhideWhenUsed="0"/>
+    <w:lsdException w:name="Medium Shading 1 Accent 4" w:uiPriority="63" w:semiHidden="0" w:unhideWhenUsed="0"/>
+    <w:lsdException w:name="Medium Shading 2 Accent 4" w:uiPriority="64" w:semiHidden="0" w:unhideWhenUsed="0"/>
+    <w:lsdException w:name="Medium List 1 Accent 4" w:uiPriority="65" w:semiHidden="0" w:unhideWhenUsed="0"/>
+    <w:lsdException w:name="Medium List 2 Accent 4" w:uiPriority="66" w:semiHidden="0" w:unhideWhenUsed="0"/>
+    <w:lsdException w:name="Medium Grid 1 Accent 4" w:uiPriority="67" w:semiHidden="0" w:unhideWhenUsed="0"/>
+    <w:lsdException w:name="Medium Grid 2 Accent 4" w:uiPriority="68" w:semiHidden="0" w:unhideWhenUsed="0"/>
+    <w:lsdException w:name="Medium Grid 3 Accent 4" w:uiPriority="69" w:semiHidden="0" w:unhideWhenUsed="0"/>
+    <w:lsdException w:name="Dark List Accent 4" w:uiPriority="70" w:semiHidden="0" w:unhideWhenUsed="0"/>
+    <w:lsdException w:name="Colorful Shading Accent 4" w:uiPriority="71" w:semiHidden="0" w:unhideWhenUsed="0"/>
+    <w:lsdException w:name="Colorful List Accent 4" w:uiPriority="72" w:semiHidden="0" w:unhideWhenUsed="0"/>
+    <w:lsdException w:name="Colorful Grid Accent 4" w:uiPriority="73" w:semiHidden="0" w:unhideWhenUsed="0"/>
+    <w:lsdException w:name="Light Shading Accent 5" w:uiPriority="60" w:semiHidden="0" w:unhideWhenUsed="0"/>
+    <w:lsdException w:name="Light List Accent 5" w:uiPriority="61" w:semiHidden="0" w:unhideWhenUsed="0"/>
+    <w:lsdException w:name="Light Grid Accent 5" w:uiPriority="62" w:semiHidden="0" w:unhideWhenUsed="0"/>
+    <w:lsdException w:name="Medium Shading 1 Accent 5" w:uiPriority="63" w:semiHidden="0" w:unhideWhenUsed="0"/>
+    <w:lsdException w:name="Medium Shading 2 Accent 5" w:uiPriority="64" w:semiHidden="0" w:unhideWhenUsed="0"/>
+    <w:lsdException w:name="Medium List 1 Accent 5" w:uiPriority="65" w:semiHidden="0" w:unhideWhenUsed="0"/>
+    <w:lsdException w:name="Medium List 2 Accent 5" w:uiPriority="66" w:semiHidden="0" w:unhideWhenUsed="0"/>
+    <w:lsdException w:name="Medium Grid 1 Accent 5" w:uiPriority="67" w:semiHidden="0" w:unhideWhenUsed="0"/>
+    <w:lsdException w:name="Medium Grid 2 Accent 5" w:uiPriority="68" w:semiHidden="0" w:unhideWhenUsed="0"/>
+    <w:lsdException w:name="Medium Grid 3 Accent 5" w:uiPriority="69" w:semiHidden="0" w:unhideWhenUsed="0"/>
+    <w:lsdException w:name="Dark List Accent 5" w:uiPriority="70" w:semiHidden="0" w:unhideWhenUsed="0"/>
+    <w:lsdException w:name="Colorful Shading Accent 5" w:uiPriority="71" w:semiHidden="0" w:unhideWhenUsed="0"/>
+    <w:lsdException w:name="Colorful List Accent 5" w:uiPriority="72" w:semiHidden="0" w:unhideWhenUsed="0"/>
+    <w:lsdException w:name="Colorful Grid Accent 5" w:uiPriority="73" w:semiHidden="0" w:unhideWhenUsed="0"/>
+    <w:lsdException w:name="Light Shading Accent 6" w:uiPriority="60" w:semiHidden="0" w:unhideWhenUsed="0"/>
+    <w:lsdException w:name="Light List Accent 6" w:uiPriority="61" w:semiHidden="0" w:unhideWhenUsed="0"/>
+    <w:lsdException w:name="Light Grid Accent 6" w:uiPriority="62" w:semiHidden="0" w:unhideWhenUsed="0"/>
+    <w:lsdException w:name="Medium Shading 1 Accent 6" w:uiPriority="63" w:semiHidden="0" w:unhideWhenUsed="0"/>
+    <w:lsdException w:name="Medium Shading 2 Accent 6" w:uiPriority="64" w:semiHidden="0" w:unhideWhenUsed="0"/>
+    <w:lsdException w:name="Medium List 1 Accent 6" w:uiPriority="65" w:semiHidden="0" w:unhideWhenUsed="0"/>
+    <w:lsdException w:name="Medium List 2 Accent 6" w:uiPriority="66" w:semiHidden="0" w:unhideWhenUsed="0"/>
+    <w:lsdException w:name="Medium Grid 1 Accent 6" w:uiPriority="67" w:semiHidden="0" w:unhideWhenUsed="0"/>
+    <w:lsdException w:name="Medium Grid 2 Accent 6" w:uiPriority="68" w:semiHidden="0" w:unhideWhenUsed="0"/>
+    <w:lsdException w:name="Medium Grid 3 Accent 6" w:uiPriority="69" w:semiHidden="0" w:unhideWhenUsed="0"/>
+    <w:lsdException w:name="Dark List Accent 6" w:uiPriority="70" w:semiHidden="0" w:unhideWhenUsed="0"/>
+    <w:lsdException w:name="Colorful Shading Accent 6" w:uiPriority="71" w:semiHidden="0" w:unhideWhenUsed="0"/>
+    <w:lsdException w:name="Colorful List Accent 6" w:uiPriority="72" w:semiHidden="0" w:unhideWhenUsed="0"/>
+    <w:lsdException w:name="Colorful Grid Accent 6" w:uiPriority="73" w:semiHidden="0" w:unhideWhenUsed="0"/>
+    <w:lsdException w:name="Subtle Emphasis" w:uiPriority="19" w:semiHidden="0" w:unhideWhenUsed="0" w:qFormat="1"/>
+    <w:lsdException w:name="Intense Emphasis" w:uiPriority="21" w:semiHidden="0" w:unhideWhenUsed="0" w:qFormat="1"/>
+    <w:lsdException w:name="Subtle Reference" w:uiPriority="31" w:semiHidden="0" w:unhideWhenUsed="0" w:qFormat="1"/>
+    <w:lsdException w:name="Intense Reference" w:uiPriority="32" w:semiHidden="0" w:unhideWhenUsed="0" w:qFormat="1"/>
+    <w:lsdException w:name="Book Title" w:uiPriority="33" w:semiHidden="0" w:unhideWhenUsed="0" w:qFormat="1"/>
     <w:lsdException w:name="Bibliography" w:uiPriority="37"/>
     <w:lsdException w:name="TOC Heading" w:uiPriority="39" w:qFormat="1"/>
   </w:latentStyles>
-  <w:style w:type="paragraph" w:default="1" w:styleId="Normal">
+  <w:style w:type="paragraph" w:styleId="Normal" w:default="1">
     <w:name w:val="Normal"/>
     <w:qFormat/>
     <w:rsid w:val="00FC693F"/>
@@ -2413,7 +2302,7 @@
       <w:spacing w:after="0" w:line="240" w:lineRule="auto"/>
     </w:pPr>
   </w:style>
-  <w:style w:type="character" w:customStyle="1" w:styleId="HeaderChar">
+  <w:style w:type="character" w:styleId="HeaderChar" w:customStyle="1">
     <w:name w:val="Header Char"/>
     <w:basedOn w:val="DefaultParagraphFont"/>
     <w:link w:val="Header"/>
@@ -2435,7 +2324,7 @@
       <w:spacing w:after="0" w:line="240" w:lineRule="auto"/>
     </w:pPr>
   </w:style>
-  <w:style w:type="character" w:customStyle="1" w:styleId="FooterChar">
+  <w:style w:type="character" w:styleId="FooterChar" w:customStyle="1">
     <w:name w:val="Footer Char"/>
     <w:basedOn w:val="DefaultParagraphFont"/>
     <w:link w:val="Footer"/>
@@ -2457,7 +2346,7 @@
       <w:outlineLvl w:val="0"/>
     </w:pPr>
     <w:rPr>
-      <w:rFonts w:asciiTheme="majorHAnsi" w:eastAsiaTheme="majorEastAsia" w:hAnsiTheme="majorHAnsi" w:cstheme="majorBidi"/>
+      <w:rFonts w:asciiTheme="majorHAnsi" w:hAnsiTheme="majorHAnsi" w:eastAsiaTheme="majorEastAsia" w:cstheme="majorBidi"/>
       <w:b/>
       <w:bCs/>
       <w:color w:val="365F91" w:themeColor="accent1" w:themeShade="BF"/>
@@ -2481,7 +2370,7 @@
       <w:outlineLvl w:val="1"/>
     </w:pPr>
     <w:rPr>
-      <w:rFonts w:asciiTheme="majorHAnsi" w:eastAsiaTheme="majorEastAsia" w:hAnsiTheme="majorHAnsi" w:cstheme="majorBidi"/>
+      <w:rFonts w:asciiTheme="majorHAnsi" w:hAnsiTheme="majorHAnsi" w:eastAsiaTheme="majorEastAsia" w:cstheme="majorBidi"/>
       <w:b/>
       <w:bCs/>
       <w:color w:val="4F81BD" w:themeColor="accent1"/>
@@ -2505,7 +2394,7 @@
       <w:outlineLvl w:val="2"/>
     </w:pPr>
     <w:rPr>
-      <w:rFonts w:asciiTheme="majorHAnsi" w:eastAsiaTheme="majorEastAsia" w:hAnsiTheme="majorHAnsi" w:cstheme="majorBidi"/>
+      <w:rFonts w:asciiTheme="majorHAnsi" w:hAnsiTheme="majorHAnsi" w:eastAsiaTheme="majorEastAsia" w:cstheme="majorBidi"/>
       <w:b/>
       <w:bCs/>
       <w:color w:val="4F81BD" w:themeColor="accent1"/>
@@ -2528,7 +2417,7 @@
       <w:outlineLvl w:val="3"/>
     </w:pPr>
     <w:rPr>
-      <w:rFonts w:asciiTheme="majorHAnsi" w:eastAsiaTheme="majorEastAsia" w:hAnsiTheme="majorHAnsi" w:cstheme="majorBidi"/>
+      <w:rFonts w:asciiTheme="majorHAnsi" w:hAnsiTheme="majorHAnsi" w:eastAsiaTheme="majorEastAsia" w:cstheme="majorBidi"/>
       <w:b/>
       <w:bCs/>
       <w:i/>
@@ -2553,7 +2442,7 @@
       <w:outlineLvl w:val="4"/>
     </w:pPr>
     <w:rPr>
-      <w:rFonts w:asciiTheme="majorHAnsi" w:eastAsiaTheme="majorEastAsia" w:hAnsiTheme="majorHAnsi" w:cstheme="majorBidi"/>
+      <w:rFonts w:asciiTheme="majorHAnsi" w:hAnsiTheme="majorHAnsi" w:eastAsiaTheme="majorEastAsia" w:cstheme="majorBidi"/>
       <w:color w:val="243F60" w:themeColor="accent1" w:themeShade="7F"/>
     </w:rPr>
   </w:style>
@@ -2574,7 +2463,7 @@
       <w:outlineLvl w:val="5"/>
     </w:pPr>
     <w:rPr>
-      <w:rFonts w:asciiTheme="majorHAnsi" w:eastAsiaTheme="majorEastAsia" w:hAnsiTheme="majorHAnsi" w:cstheme="majorBidi"/>
+      <w:rFonts w:asciiTheme="majorHAnsi" w:hAnsiTheme="majorHAnsi" w:eastAsiaTheme="majorEastAsia" w:cstheme="majorBidi"/>
       <w:i/>
       <w:iCs/>
       <w:color w:val="243F60" w:themeColor="accent1" w:themeShade="7F"/>
@@ -2597,7 +2486,7 @@
       <w:outlineLvl w:val="6"/>
     </w:pPr>
     <w:rPr>
-      <w:rFonts w:asciiTheme="majorHAnsi" w:eastAsiaTheme="majorEastAsia" w:hAnsiTheme="majorHAnsi" w:cstheme="majorBidi"/>
+      <w:rFonts w:asciiTheme="majorHAnsi" w:hAnsiTheme="majorHAnsi" w:eastAsiaTheme="majorEastAsia" w:cstheme="majorBidi"/>
       <w:i/>
       <w:iCs/>
       <w:color w:val="404040" w:themeColor="text1" w:themeTint="BF"/>
@@ -2620,7 +2509,7 @@
       <w:outlineLvl w:val="7"/>
     </w:pPr>
     <w:rPr>
-      <w:rFonts w:asciiTheme="majorHAnsi" w:eastAsiaTheme="majorEastAsia" w:hAnsiTheme="majorHAnsi" w:cstheme="majorBidi"/>
+      <w:rFonts w:asciiTheme="majorHAnsi" w:hAnsiTheme="majorHAnsi" w:eastAsiaTheme="majorEastAsia" w:cstheme="majorBidi"/>
       <w:color w:val="4F81BD" w:themeColor="accent1"/>
       <w:sz w:val="20"/>
       <w:szCs w:val="20"/>
@@ -2643,7 +2532,7 @@
       <w:outlineLvl w:val="8"/>
     </w:pPr>
     <w:rPr>
-      <w:rFonts w:asciiTheme="majorHAnsi" w:eastAsiaTheme="majorEastAsia" w:hAnsiTheme="majorHAnsi" w:cstheme="majorBidi"/>
+      <w:rFonts w:asciiTheme="majorHAnsi" w:hAnsiTheme="majorHAnsi" w:eastAsiaTheme="majorEastAsia" w:cstheme="majorBidi"/>
       <w:i/>
       <w:iCs/>
       <w:color w:val="404040" w:themeColor="text1" w:themeTint="BF"/>
@@ -2651,13 +2540,13 @@
       <w:szCs w:val="20"/>
     </w:rPr>
   </w:style>
-  <w:style w:type="character" w:default="1" w:styleId="DefaultParagraphFont">
+  <w:style w:type="character" w:styleId="DefaultParagraphFont" w:default="1">
     <w:name w:val="Default Paragraph Font"/>
     <w:uiPriority w:val="1"/>
     <w:semiHidden/>
     <w:unhideWhenUsed/>
   </w:style>
-  <w:style w:type="table" w:default="1" w:styleId="TableNormal">
+  <w:style w:type="table" w:styleId="TableNormal" w:default="1">
     <w:name w:val="Normal Table"/>
     <w:uiPriority w:val="99"/>
     <w:semiHidden/>
@@ -2672,7 +2561,7 @@
       </w:tblCellMar>
     </w:tblPr>
   </w:style>
-  <w:style w:type="numbering" w:default="1" w:styleId="NoList">
+  <w:style w:type="numbering" w:styleId="NoList" w:default="1">
     <w:name w:val="No List"/>
     <w:uiPriority w:val="99"/>
     <w:semiHidden/>
@@ -2687,14 +2576,14 @@
       <w:spacing w:after="0" w:line="240" w:lineRule="auto"/>
     </w:pPr>
   </w:style>
-  <w:style w:type="character" w:customStyle="1" w:styleId="Heading1Char">
+  <w:style w:type="character" w:styleId="Heading1Char" w:customStyle="1">
     <w:name w:val="Heading 1 Char"/>
     <w:basedOn w:val="DefaultParagraphFont"/>
     <w:link w:val="Heading1"/>
     <w:uiPriority w:val="9"/>
     <w:rsid w:val="00FC693F"/>
     <w:rPr>
-      <w:rFonts w:asciiTheme="majorHAnsi" w:eastAsiaTheme="majorEastAsia" w:hAnsiTheme="majorHAnsi" w:cstheme="majorBidi"/>
+      <w:rFonts w:asciiTheme="majorHAnsi" w:hAnsiTheme="majorHAnsi" w:eastAsiaTheme="majorEastAsia" w:cstheme="majorBidi"/>
       <w:b/>
       <w:bCs/>
       <w:color w:val="365F91" w:themeColor="accent1" w:themeShade="BF"/>
@@ -2702,14 +2591,14 @@
       <w:szCs w:val="28"/>
     </w:rPr>
   </w:style>
-  <w:style w:type="character" w:customStyle="1" w:styleId="Heading2Char">
+  <w:style w:type="character" w:styleId="Heading2Char" w:customStyle="1">
     <w:name w:val="Heading 2 Char"/>
     <w:basedOn w:val="DefaultParagraphFont"/>
     <w:link w:val="Heading2"/>
     <w:uiPriority w:val="9"/>
     <w:rsid w:val="00FC693F"/>
     <w:rPr>
-      <w:rFonts w:asciiTheme="majorHAnsi" w:eastAsiaTheme="majorEastAsia" w:hAnsiTheme="majorHAnsi" w:cstheme="majorBidi"/>
+      <w:rFonts w:asciiTheme="majorHAnsi" w:hAnsiTheme="majorHAnsi" w:eastAsiaTheme="majorEastAsia" w:cstheme="majorBidi"/>
       <w:b/>
       <w:bCs/>
       <w:color w:val="4F81BD" w:themeColor="accent1"/>
@@ -2717,14 +2606,14 @@
       <w:szCs w:val="26"/>
     </w:rPr>
   </w:style>
-  <w:style w:type="character" w:customStyle="1" w:styleId="Heading3Char">
+  <w:style w:type="character" w:styleId="Heading3Char" w:customStyle="1">
     <w:name w:val="Heading 3 Char"/>
     <w:basedOn w:val="DefaultParagraphFont"/>
     <w:link w:val="Heading3"/>
     <w:uiPriority w:val="9"/>
     <w:rsid w:val="00FC693F"/>
     <w:rPr>
-      <w:rFonts w:asciiTheme="majorHAnsi" w:eastAsiaTheme="majorEastAsia" w:hAnsiTheme="majorHAnsi" w:cstheme="majorBidi"/>
+      <w:rFonts w:asciiTheme="majorHAnsi" w:hAnsiTheme="majorHAnsi" w:eastAsiaTheme="majorEastAsia" w:cstheme="majorBidi"/>
       <w:b/>
       <w:bCs/>
       <w:color w:val="4F81BD" w:themeColor="accent1"/>
@@ -2740,13 +2629,13 @@
     <w:rsid w:val="00FC693F"/>
     <w:pPr>
       <w:pBdr>
-        <w:bottom w:val="single" w:sz="8" w:space="4" w:color="4F81BD" w:themeColor="accent1"/>
+        <w:bottom w:val="single" w:color="4F81BD" w:themeColor="accent1" w:sz="8" w:space="4"/>
       </w:pBdr>
       <w:spacing w:after="300" w:line="240" w:lineRule="auto"/>
       <w:contextualSpacing/>
     </w:pPr>
     <w:rPr>
-      <w:rFonts w:asciiTheme="majorHAnsi" w:eastAsiaTheme="majorEastAsia" w:hAnsiTheme="majorHAnsi" w:cstheme="majorBidi"/>
+      <w:rFonts w:asciiTheme="majorHAnsi" w:hAnsiTheme="majorHAnsi" w:eastAsiaTheme="majorEastAsia" w:cstheme="majorBidi"/>
       <w:color w:val="17365D" w:themeColor="text2" w:themeShade="BF"/>
       <w:spacing w:val="5"/>
       <w:kern w:val="28"/>
@@ -2754,14 +2643,14 @@
       <w:szCs w:val="52"/>
     </w:rPr>
   </w:style>
-  <w:style w:type="character" w:customStyle="1" w:styleId="TitleChar">
+  <w:style w:type="character" w:styleId="TitleChar" w:customStyle="1">
     <w:name w:val="Title Char"/>
     <w:basedOn w:val="DefaultParagraphFont"/>
     <w:link w:val="Title"/>
     <w:uiPriority w:val="10"/>
     <w:rsid w:val="00FC693F"/>
     <w:rPr>
-      <w:rFonts w:asciiTheme="majorHAnsi" w:eastAsiaTheme="majorEastAsia" w:hAnsiTheme="majorHAnsi" w:cstheme="majorBidi"/>
+      <w:rFonts w:asciiTheme="majorHAnsi" w:hAnsiTheme="majorHAnsi" w:eastAsiaTheme="majorEastAsia" w:cstheme="majorBidi"/>
       <w:color w:val="17365D" w:themeColor="text2" w:themeShade="BF"/>
       <w:spacing w:val="5"/>
       <w:kern w:val="28"/>
@@ -2783,7 +2672,7 @@
       </w:numPr>
     </w:pPr>
     <w:rPr>
-      <w:rFonts w:asciiTheme="majorHAnsi" w:eastAsiaTheme="majorEastAsia" w:hAnsiTheme="majorHAnsi" w:cstheme="majorBidi"/>
+      <w:rFonts w:asciiTheme="majorHAnsi" w:hAnsiTheme="majorHAnsi" w:eastAsiaTheme="majorEastAsia" w:cstheme="majorBidi"/>
       <w:i/>
       <w:iCs/>
       <w:color w:val="4F81BD" w:themeColor="accent1"/>
@@ -2792,14 +2681,14 @@
       <w:szCs w:val="24"/>
     </w:rPr>
   </w:style>
-  <w:style w:type="character" w:customStyle="1" w:styleId="SubtitleChar">
+  <w:style w:type="character" w:styleId="SubtitleChar" w:customStyle="1">
     <w:name w:val="Subtitle Char"/>
     <w:basedOn w:val="DefaultParagraphFont"/>
     <w:link w:val="Subtitle"/>
     <w:uiPriority w:val="11"/>
     <w:rsid w:val="00FC693F"/>
     <w:rPr>
-      <w:rFonts w:asciiTheme="majorHAnsi" w:eastAsiaTheme="majorEastAsia" w:hAnsiTheme="majorHAnsi" w:cstheme="majorBidi"/>
+      <w:rFonts w:asciiTheme="majorHAnsi" w:hAnsiTheme="majorHAnsi" w:eastAsiaTheme="majorEastAsia" w:cstheme="majorBidi"/>
       <w:i/>
       <w:iCs/>
       <w:color w:val="4F81BD" w:themeColor="accent1"/>
@@ -2830,7 +2719,7 @@
       <w:spacing w:after="120"/>
     </w:pPr>
   </w:style>
-  <w:style w:type="character" w:customStyle="1" w:styleId="BodyTextChar">
+  <w:style w:type="character" w:styleId="BodyTextChar" w:customStyle="1">
     <w:name w:val="Body Text Char"/>
     <w:basedOn w:val="DefaultParagraphFont"/>
     <w:link w:val="BodyText"/>
@@ -2848,7 +2737,7 @@
       <w:spacing w:after="120" w:line="480" w:lineRule="auto"/>
     </w:pPr>
   </w:style>
-  <w:style w:type="character" w:customStyle="1" w:styleId="BodyText2Char">
+  <w:style w:type="character" w:styleId="BodyText2Char" w:customStyle="1">
     <w:name w:val="Body Text 2 Char"/>
     <w:basedOn w:val="DefaultParagraphFont"/>
     <w:link w:val="BodyText2"/>
@@ -2870,7 +2759,7 @@
       <w:szCs w:val="16"/>
     </w:rPr>
   </w:style>
-  <w:style w:type="character" w:customStyle="1" w:styleId="BodyText3Char">
+  <w:style w:type="character" w:styleId="BodyText3Char" w:customStyle="1">
     <w:name w:val="Body Text 3 Char"/>
     <w:basedOn w:val="DefaultParagraphFont"/>
     <w:link w:val="BodyText3"/>
@@ -3051,7 +2940,7 @@
       <w:szCs w:val="20"/>
     </w:rPr>
   </w:style>
-  <w:style w:type="character" w:customStyle="1" w:styleId="MacroTextChar">
+  <w:style w:type="character" w:styleId="MacroTextChar" w:customStyle="1">
     <w:name w:val="Macro Text Char"/>
     <w:basedOn w:val="DefaultParagraphFont"/>
     <w:link w:val="MacroText"/>
@@ -3077,7 +2966,7 @@
       <w:color w:val="000000" w:themeColor="text1"/>
     </w:rPr>
   </w:style>
-  <w:style w:type="character" w:customStyle="1" w:styleId="QuoteChar">
+  <w:style w:type="character" w:styleId="QuoteChar" w:customStyle="1">
     <w:name w:val="Quote Char"/>
     <w:basedOn w:val="DefaultParagraphFont"/>
     <w:link w:val="Quote"/>
@@ -3089,7 +2978,7 @@
       <w:color w:val="000000" w:themeColor="text1"/>
     </w:rPr>
   </w:style>
-  <w:style w:type="character" w:customStyle="1" w:styleId="Heading4Char">
+  <w:style w:type="character" w:styleId="Heading4Char" w:customStyle="1">
     <w:name w:val="Heading 4 Char"/>
     <w:basedOn w:val="DefaultParagraphFont"/>
     <w:link w:val="Heading4"/>
@@ -3097,7 +2986,7 @@
     <w:semiHidden/>
     <w:rsid w:val="00FC693F"/>
     <w:rPr>
-      <w:rFonts w:asciiTheme="majorHAnsi" w:eastAsiaTheme="majorEastAsia" w:hAnsiTheme="majorHAnsi" w:cstheme="majorBidi"/>
+      <w:rFonts w:asciiTheme="majorHAnsi" w:hAnsiTheme="majorHAnsi" w:eastAsiaTheme="majorEastAsia" w:cstheme="majorBidi"/>
       <w:b/>
       <w:bCs/>
       <w:i/>
@@ -3105,7 +2994,7 @@
       <w:color w:val="4F81BD" w:themeColor="accent1"/>
     </w:rPr>
   </w:style>
-  <w:style w:type="character" w:customStyle="1" w:styleId="Heading5Char">
+  <w:style w:type="character" w:styleId="Heading5Char" w:customStyle="1">
     <w:name w:val="Heading 5 Char"/>
     <w:basedOn w:val="DefaultParagraphFont"/>
     <w:link w:val="Heading5"/>
@@ -3113,11 +3002,11 @@
     <w:semiHidden/>
     <w:rsid w:val="00FC693F"/>
     <w:rPr>
-      <w:rFonts w:asciiTheme="majorHAnsi" w:eastAsiaTheme="majorEastAsia" w:hAnsiTheme="majorHAnsi" w:cstheme="majorBidi"/>
+      <w:rFonts w:asciiTheme="majorHAnsi" w:hAnsiTheme="majorHAnsi" w:eastAsiaTheme="majorEastAsia" w:cstheme="majorBidi"/>
       <w:color w:val="243F60" w:themeColor="accent1" w:themeShade="7F"/>
     </w:rPr>
   </w:style>
-  <w:style w:type="character" w:customStyle="1" w:styleId="Heading6Char">
+  <w:style w:type="character" w:styleId="Heading6Char" w:customStyle="1">
     <w:name w:val="Heading 6 Char"/>
     <w:basedOn w:val="DefaultParagraphFont"/>
     <w:link w:val="Heading6"/>
@@ -3125,13 +3014,13 @@
     <w:semiHidden/>
     <w:rsid w:val="00FC693F"/>
     <w:rPr>
-      <w:rFonts w:asciiTheme="majorHAnsi" w:eastAsiaTheme="majorEastAsia" w:hAnsiTheme="majorHAnsi" w:cstheme="majorBidi"/>
+      <w:rFonts w:asciiTheme="majorHAnsi" w:hAnsiTheme="majorHAnsi" w:eastAsiaTheme="majorEastAsia" w:cstheme="majorBidi"/>
       <w:i/>
       <w:iCs/>
       <w:color w:val="243F60" w:themeColor="accent1" w:themeShade="7F"/>
     </w:rPr>
   </w:style>
-  <w:style w:type="character" w:customStyle="1" w:styleId="Heading7Char">
+  <w:style w:type="character" w:styleId="Heading7Char" w:customStyle="1">
     <w:name w:val="Heading 7 Char"/>
     <w:basedOn w:val="DefaultParagraphFont"/>
     <w:link w:val="Heading7"/>
@@ -3139,13 +3028,13 @@
     <w:semiHidden/>
     <w:rsid w:val="00FC693F"/>
     <w:rPr>
-      <w:rFonts w:asciiTheme="majorHAnsi" w:eastAsiaTheme="majorEastAsia" w:hAnsiTheme="majorHAnsi" w:cstheme="majorBidi"/>
+      <w:rFonts w:asciiTheme="majorHAnsi" w:hAnsiTheme="majorHAnsi" w:eastAsiaTheme="majorEastAsia" w:cstheme="majorBidi"/>
       <w:i/>
       <w:iCs/>
       <w:color w:val="404040" w:themeColor="text1" w:themeTint="BF"/>
     </w:rPr>
   </w:style>
-  <w:style w:type="character" w:customStyle="1" w:styleId="Heading8Char">
+  <w:style w:type="character" w:styleId="Heading8Char" w:customStyle="1">
     <w:name w:val="Heading 8 Char"/>
     <w:basedOn w:val="DefaultParagraphFont"/>
     <w:link w:val="Heading8"/>
@@ -3153,13 +3042,13 @@
     <w:semiHidden/>
     <w:rsid w:val="00FC693F"/>
     <w:rPr>
-      <w:rFonts w:asciiTheme="majorHAnsi" w:eastAsiaTheme="majorEastAsia" w:hAnsiTheme="majorHAnsi" w:cstheme="majorBidi"/>
+      <w:rFonts w:asciiTheme="majorHAnsi" w:hAnsiTheme="majorHAnsi" w:eastAsiaTheme="majorEastAsia" w:cstheme="majorBidi"/>
       <w:color w:val="4F81BD" w:themeColor="accent1"/>
       <w:sz w:val="20"/>
       <w:szCs w:val="20"/>
     </w:rPr>
   </w:style>
-  <w:style w:type="character" w:customStyle="1" w:styleId="Heading9Char">
+  <w:style w:type="character" w:styleId="Heading9Char" w:customStyle="1">
     <w:name w:val="Heading 9 Char"/>
     <w:basedOn w:val="DefaultParagraphFont"/>
     <w:link w:val="Heading9"/>
@@ -3167,7 +3056,7 @@
     <w:semiHidden/>
     <w:rsid w:val="00FC693F"/>
     <w:rPr>
-      <w:rFonts w:asciiTheme="majorHAnsi" w:eastAsiaTheme="majorEastAsia" w:hAnsiTheme="majorHAnsi" w:cstheme="majorBidi"/>
+      <w:rFonts w:asciiTheme="majorHAnsi" w:hAnsiTheme="majorHAnsi" w:eastAsiaTheme="majorEastAsia" w:cstheme="majorBidi"/>
       <w:i/>
       <w:iCs/>
       <w:color w:val="404040" w:themeColor="text1" w:themeTint="BF"/>
@@ -3227,7 +3116,7 @@
     <w:rsid w:val="00FC693F"/>
     <w:pPr>
       <w:pBdr>
-        <w:bottom w:val="single" w:sz="4" w:space="4" w:color="4F81BD" w:themeColor="accent1"/>
+        <w:bottom w:val="single" w:color="4F81BD" w:themeColor="accent1" w:sz="4" w:space="4"/>
       </w:pBdr>
       <w:spacing w:before="200" w:after="280"/>
       <w:ind w:left="936" w:right="936"/>
@@ -3240,7 +3129,7 @@
       <w:color w:val="4F81BD" w:themeColor="accent1"/>
     </w:rPr>
   </w:style>
-  <w:style w:type="character" w:customStyle="1" w:styleId="IntenseQuoteChar">
+  <w:style w:type="character" w:styleId="IntenseQuoteChar" w:customStyle="1">
     <w:name w:val="Intense Quote Char"/>
     <w:basedOn w:val="DefaultParagraphFont"/>
     <w:link w:val="IntenseQuote"/>
@@ -3344,12 +3233,12 @@
     <w:tblPr>
       <w:tblInd w:w="0" w:type="dxa"/>
       <w:tblBorders>
-        <w:top w:val="single" w:sz="4" w:space="0" w:color="auto"/>
-        <w:left w:val="single" w:sz="4" w:space="0" w:color="auto"/>
-        <w:bottom w:val="single" w:sz="4" w:space="0" w:color="auto"/>
-        <w:right w:val="single" w:sz="4" w:space="0" w:color="auto"/>
-        <w:insideH w:val="single" w:sz="4" w:space="0" w:color="auto"/>
-        <w:insideV w:val="single" w:sz="4" w:space="0" w:color="auto"/>
+        <w:top w:val="single" w:color="auto" w:sz="4" w:space="0"/>
+        <w:left w:val="single" w:color="auto" w:sz="4" w:space="0"/>
+        <w:bottom w:val="single" w:color="auto" w:sz="4" w:space="0"/>
+        <w:right w:val="single" w:color="auto" w:sz="4" w:space="0"/>
+        <w:insideH w:val="single" w:color="auto" w:sz="4" w:space="0"/>
+        <w:insideV w:val="single" w:color="auto" w:sz="4" w:space="0"/>
       </w:tblBorders>
       <w:tblCellMar>
         <w:top w:w="0" w:type="dxa"/>
@@ -3375,8 +3264,8 @@
       <w:tblStyleColBandSize w:val="1"/>
       <w:tblInd w:w="0" w:type="dxa"/>
       <w:tblBorders>
-        <w:top w:val="single" w:sz="8" w:space="0" w:color="000000" w:themeColor="text1"/>
-        <w:bottom w:val="single" w:sz="8" w:space="0" w:color="000000" w:themeColor="text1"/>
+        <w:top w:val="single" w:color="000000" w:themeColor="text1" w:sz="8" w:space="0"/>
+        <w:bottom w:val="single" w:color="000000" w:themeColor="text1" w:sz="8" w:space="0"/>
       </w:tblBorders>
       <w:tblCellMar>
         <w:top w:w="0" w:type="dxa"/>
@@ -3396,9 +3285,9 @@
       <w:tblPr/>
       <w:tcPr>
         <w:tcBorders>
-          <w:top w:val="single" w:sz="8" w:space="0" w:color="000000" w:themeColor="text1"/>
-          <w:left w:val="nil"/>
-          <w:bottom w:val="single" w:sz="8" w:space="0" w:color="000000" w:themeColor="text1"/>
+          <w:top w:val="single" w:color="000000" w:themeColor="text1" w:sz="8" w:space="0"/>
+          <w:left w:val="nil"/>
+          <w:bottom w:val="single" w:color="000000" w:themeColor="text1" w:sz="8" w:space="0"/>
           <w:right w:val="nil"/>
           <w:insideH w:val="nil"/>
           <w:insideV w:val="nil"/>
@@ -3416,9 +3305,9 @@
       <w:tblPr/>
       <w:tcPr>
         <w:tcBorders>
-          <w:top w:val="single" w:sz="8" w:space="0" w:color="000000" w:themeColor="text1"/>
-          <w:left w:val="nil"/>
-          <w:bottom w:val="single" w:sz="8" w:space="0" w:color="000000" w:themeColor="text1"/>
+          <w:top w:val="single" w:color="000000" w:themeColor="text1" w:sz="8" w:space="0"/>
+          <w:left w:val="nil"/>
+          <w:bottom w:val="single" w:color="000000" w:themeColor="text1" w:sz="8" w:space="0"/>
           <w:right w:val="nil"/>
           <w:insideH w:val="nil"/>
           <w:insideV w:val="nil"/>
@@ -3478,8 +3367,8 @@
       <w:tblStyleColBandSize w:val="1"/>
       <w:tblInd w:w="0" w:type="dxa"/>
       <w:tblBorders>
-        <w:top w:val="single" w:sz="8" w:space="0" w:color="4F81BD" w:themeColor="accent1"/>
-        <w:bottom w:val="single" w:sz="8" w:space="0" w:color="4F81BD" w:themeColor="accent1"/>
+        <w:top w:val="single" w:color="4F81BD" w:themeColor="accent1" w:sz="8" w:space="0"/>
+        <w:bottom w:val="single" w:color="4F81BD" w:themeColor="accent1" w:sz="8" w:space="0"/>
       </w:tblBorders>
       <w:tblCellMar>
         <w:top w:w="0" w:type="dxa"/>
@@ -3499,9 +3388,9 @@
       <w:tblPr/>
       <w:tcPr>
         <w:tcBorders>
-          <w:top w:val="single" w:sz="8" w:space="0" w:color="4F81BD" w:themeColor="accent1"/>
-          <w:left w:val="nil"/>
-          <w:bottom w:val="single" w:sz="8" w:space="0" w:color="4F81BD" w:themeColor="accent1"/>
+          <w:top w:val="single" w:color="4F81BD" w:themeColor="accent1" w:sz="8" w:space="0"/>
+          <w:left w:val="nil"/>
+          <w:bottom w:val="single" w:color="4F81BD" w:themeColor="accent1" w:sz="8" w:space="0"/>
           <w:right w:val="nil"/>
           <w:insideH w:val="nil"/>
           <w:insideV w:val="nil"/>
@@ -3519,9 +3408,9 @@
       <w:tblPr/>
       <w:tcPr>
         <w:tcBorders>
-          <w:top w:val="single" w:sz="8" w:space="0" w:color="4F81BD" w:themeColor="accent1"/>
-          <w:left w:val="nil"/>
-          <w:bottom w:val="single" w:sz="8" w:space="0" w:color="4F81BD" w:themeColor="accent1"/>
+          <w:top w:val="single" w:color="4F81BD" w:themeColor="accent1" w:sz="8" w:space="0"/>
+          <w:left w:val="nil"/>
+          <w:bottom w:val="single" w:color="4F81BD" w:themeColor="accent1" w:sz="8" w:space="0"/>
           <w:right w:val="nil"/>
           <w:insideH w:val="nil"/>
           <w:insideV w:val="nil"/>
@@ -3581,8 +3470,8 @@
       <w:tblStyleColBandSize w:val="1"/>
       <w:tblInd w:w="0" w:type="dxa"/>
       <w:tblBorders>
-        <w:top w:val="single" w:sz="8" w:space="0" w:color="C0504D" w:themeColor="accent2"/>
-        <w:bottom w:val="single" w:sz="8" w:space="0" w:color="C0504D" w:themeColor="accent2"/>
+        <w:top w:val="single" w:color="C0504D" w:themeColor="accent2" w:sz="8" w:space="0"/>
+        <w:bottom w:val="single" w:color="C0504D" w:themeColor="accent2" w:sz="8" w:space="0"/>
       </w:tblBorders>
       <w:tblCellMar>
         <w:top w:w="0" w:type="dxa"/>
@@ -3602,9 +3491,9 @@
       <w:tblPr/>
       <w:tcPr>
         <w:tcBorders>
-          <w:top w:val="single" w:sz="8" w:space="0" w:color="C0504D" w:themeColor="accent2"/>
-          <w:left w:val="nil"/>
-          <w:bottom w:val="single" w:sz="8" w:space="0" w:color="C0504D" w:themeColor="accent2"/>
+          <w:top w:val="single" w:color="C0504D" w:themeColor="accent2" w:sz="8" w:space="0"/>
+          <w:left w:val="nil"/>
+          <w:bottom w:val="single" w:color="C0504D" w:themeColor="accent2" w:sz="8" w:space="0"/>
           <w:right w:val="nil"/>
           <w:insideH w:val="nil"/>
           <w:insideV w:val="nil"/>
@@ -3622,9 +3511,9 @@
       <w:tblPr/>
       <w:tcPr>
         <w:tcBorders>
-          <w:top w:val="single" w:sz="8" w:space="0" w:color="C0504D" w:themeColor="accent2"/>
-          <w:left w:val="nil"/>
-          <w:bottom w:val="single" w:sz="8" w:space="0" w:color="C0504D" w:themeColor="accent2"/>
+          <w:top w:val="single" w:color="C0504D" w:themeColor="accent2" w:sz="8" w:space="0"/>
+          <w:left w:val="nil"/>
+          <w:bottom w:val="single" w:color="C0504D" w:themeColor="accent2" w:sz="8" w:space="0"/>
           <w:right w:val="nil"/>
           <w:insideH w:val="nil"/>
           <w:insideV w:val="nil"/>
@@ -3684,8 +3573,8 @@
       <w:tblStyleColBandSize w:val="1"/>
       <w:tblInd w:w="0" w:type="dxa"/>
       <w:tblBorders>
-        <w:top w:val="single" w:sz="8" w:space="0" w:color="9BBB59" w:themeColor="accent3"/>
-        <w:bottom w:val="single" w:sz="8" w:space="0" w:color="9BBB59" w:themeColor="accent3"/>
+        <w:top w:val="single" w:color="9BBB59" w:themeColor="accent3" w:sz="8" w:space="0"/>
+        <w:bottom w:val="single" w:color="9BBB59" w:themeColor="accent3" w:sz="8" w:space="0"/>
       </w:tblBorders>
       <w:tblCellMar>
         <w:top w:w="0" w:type="dxa"/>
@@ -3705,9 +3594,9 @@
       <w:tblPr/>
       <w:tcPr>
         <w:tcBorders>
-          <w:top w:val="single" w:sz="8" w:space="0" w:color="9BBB59" w:themeColor="accent3"/>
-          <w:left w:val="nil"/>
-          <w:bottom w:val="single" w:sz="8" w:space="0" w:color="9BBB59" w:themeColor="accent3"/>
+          <w:top w:val="single" w:color="9BBB59" w:themeColor="accent3" w:sz="8" w:space="0"/>
+          <w:left w:val="nil"/>
+          <w:bottom w:val="single" w:color="9BBB59" w:themeColor="accent3" w:sz="8" w:space="0"/>
           <w:right w:val="nil"/>
           <w:insideH w:val="nil"/>
           <w:insideV w:val="nil"/>
@@ -3725,9 +3614,9 @@
       <w:tblPr/>
       <w:tcPr>
         <w:tcBorders>
-          <w:top w:val="single" w:sz="8" w:space="0" w:color="9BBB59" w:themeColor="accent3"/>
-          <w:left w:val="nil"/>
-          <w:bottom w:val="single" w:sz="8" w:space="0" w:color="9BBB59" w:themeColor="accent3"/>
+          <w:top w:val="single" w:color="9BBB59" w:themeColor="accent3" w:sz="8" w:space="0"/>
+          <w:left w:val="nil"/>
+          <w:bottom w:val="single" w:color="9BBB59" w:themeColor="accent3" w:sz="8" w:space="0"/>
           <w:right w:val="nil"/>
           <w:insideH w:val="nil"/>
           <w:insideV w:val="nil"/>
@@ -3787,8 +3676,8 @@
       <w:tblStyleColBandSize w:val="1"/>
       <w:tblInd w:w="0" w:type="dxa"/>
       <w:tblBorders>
-        <w:top w:val="single" w:sz="8" w:space="0" w:color="8064A2" w:themeColor="accent4"/>
-        <w:bottom w:val="single" w:sz="8" w:space="0" w:color="8064A2" w:themeColor="accent4"/>
+        <w:top w:val="single" w:color="8064A2" w:themeColor="accent4" w:sz="8" w:space="0"/>
+        <w:bottom w:val="single" w:color="8064A2" w:themeColor="accent4" w:sz="8" w:space="0"/>
       </w:tblBorders>
       <w:tblCellMar>
         <w:top w:w="0" w:type="dxa"/>
@@ -3808,9 +3697,9 @@
       <w:tblPr/>
       <w:tcPr>
         <w:tcBorders>
-          <w:top w:val="single" w:sz="8" w:space="0" w:color="8064A2" w:themeColor="accent4"/>
-          <w:left w:val="nil"/>
-          <w:bottom w:val="single" w:sz="8" w:space="0" w:color="8064A2" w:themeColor="accent4"/>
+          <w:top w:val="single" w:color="8064A2" w:themeColor="accent4" w:sz="8" w:space="0"/>
+          <w:left w:val="nil"/>
+          <w:bottom w:val="single" w:color="8064A2" w:themeColor="accent4" w:sz="8" w:space="0"/>
           <w:right w:val="nil"/>
           <w:insideH w:val="nil"/>
           <w:insideV w:val="nil"/>
@@ -3828,9 +3717,9 @@
       <w:tblPr/>
       <w:tcPr>
         <w:tcBorders>
-          <w:top w:val="single" w:sz="8" w:space="0" w:color="8064A2" w:themeColor="accent4"/>
-          <w:left w:val="nil"/>
-          <w:bottom w:val="single" w:sz="8" w:space="0" w:color="8064A2" w:themeColor="accent4"/>
+          <w:top w:val="single" w:color="8064A2" w:themeColor="accent4" w:sz="8" w:space="0"/>
+          <w:left w:val="nil"/>
+          <w:bottom w:val="single" w:color="8064A2" w:themeColor="accent4" w:sz="8" w:space="0"/>
           <w:right w:val="nil"/>
           <w:insideH w:val="nil"/>
           <w:insideV w:val="nil"/>
@@ -3890,8 +3779,8 @@
       <w:tblStyleColBandSize w:val="1"/>
       <w:tblInd w:w="0" w:type="dxa"/>
       <w:tblBorders>
-        <w:top w:val="single" w:sz="8" w:space="0" w:color="4BACC6" w:themeColor="accent5"/>
-        <w:bottom w:val="single" w:sz="8" w:space="0" w:color="4BACC6" w:themeColor="accent5"/>
+        <w:top w:val="single" w:color="4BACC6" w:themeColor="accent5" w:sz="8" w:space="0"/>
+        <w:bottom w:val="single" w:color="4BACC6" w:themeColor="accent5" w:sz="8" w:space="0"/>
       </w:tblBorders>
       <w:tblCellMar>
         <w:top w:w="0" w:type="dxa"/>
@@ -3911,9 +3800,9 @@
       <w:tblPr/>
       <w:tcPr>
         <w:tcBorders>
-          <w:top w:val="single" w:sz="8" w:space="0" w:color="4BACC6" w:themeColor="accent5"/>
-          <w:left w:val="nil"/>
-          <w:bottom w:val="single" w:sz="8" w:space="0" w:color="4BACC6" w:themeColor="accent5"/>
+          <w:top w:val="single" w:color="4BACC6" w:themeColor="accent5" w:sz="8" w:space="0"/>
+          <w:left w:val="nil"/>
+          <w:bottom w:val="single" w:color="4BACC6" w:themeColor="accent5" w:sz="8" w:space="0"/>
           <w:right w:val="nil"/>
           <w:insideH w:val="nil"/>
           <w:insideV w:val="nil"/>
@@ -3931,9 +3820,9 @@
       <w:tblPr/>
       <w:tcPr>
         <w:tcBorders>
-          <w:top w:val="single" w:sz="8" w:space="0" w:color="4BACC6" w:themeColor="accent5"/>
-          <w:left w:val="nil"/>
-          <w:bottom w:val="single" w:sz="8" w:space="0" w:color="4BACC6" w:themeColor="accent5"/>
+          <w:top w:val="single" w:color="4BACC6" w:themeColor="accent5" w:sz="8" w:space="0"/>
+          <w:left w:val="nil"/>
+          <w:bottom w:val="single" w:color="4BACC6" w:themeColor="accent5" w:sz="8" w:space="0"/>
           <w:right w:val="nil"/>
           <w:insideH w:val="nil"/>
           <w:insideV w:val="nil"/>
@@ -3993,8 +3882,8 @@
       <w:tblStyleColBandSize w:val="1"/>
       <w:tblInd w:w="0" w:type="dxa"/>
       <w:tblBorders>
-        <w:top w:val="single" w:sz="8" w:space="0" w:color="F79646" w:themeColor="accent6"/>
-        <w:bottom w:val="single" w:sz="8" w:space="0" w:color="F79646" w:themeColor="accent6"/>
+        <w:top w:val="single" w:color="F79646" w:themeColor="accent6" w:sz="8" w:space="0"/>
+        <w:bottom w:val="single" w:color="F79646" w:themeColor="accent6" w:sz="8" w:space="0"/>
       </w:tblBorders>
       <w:tblCellMar>
         <w:top w:w="0" w:type="dxa"/>
@@ -4014,9 +3903,9 @@
       <w:tblPr/>
       <w:tcPr>
         <w:tcBorders>
-          <w:top w:val="single" w:sz="8" w:space="0" w:color="F79646" w:themeColor="accent6"/>
-          <w:left w:val="nil"/>
-          <w:bottom w:val="single" w:sz="8" w:space="0" w:color="F79646" w:themeColor="accent6"/>
+          <w:top w:val="single" w:color="F79646" w:themeColor="accent6" w:sz="8" w:space="0"/>
+          <w:left w:val="nil"/>
+          <w:bottom w:val="single" w:color="F79646" w:themeColor="accent6" w:sz="8" w:space="0"/>
           <w:right w:val="nil"/>
           <w:insideH w:val="nil"/>
           <w:insideV w:val="nil"/>
@@ -4034,9 +3923,9 @@
       <w:tblPr/>
       <w:tcPr>
         <w:tcBorders>
-          <w:top w:val="single" w:sz="8" w:space="0" w:color="F79646" w:themeColor="accent6"/>
-          <w:left w:val="nil"/>
-          <w:bottom w:val="single" w:sz="8" w:space="0" w:color="F79646" w:themeColor="accent6"/>
+          <w:top w:val="single" w:color="F79646" w:themeColor="accent6" w:sz="8" w:space="0"/>
+          <w:left w:val="nil"/>
+          <w:bottom w:val="single" w:color="F79646" w:themeColor="accent6" w:sz="8" w:space="0"/>
           <w:right w:val="nil"/>
           <w:insideH w:val="nil"/>
           <w:insideV w:val="nil"/>
@@ -4093,10 +3982,10 @@
       <w:tblStyleColBandSize w:val="1"/>
       <w:tblInd w:w="0" w:type="dxa"/>
       <w:tblBorders>
-        <w:top w:val="single" w:sz="8" w:space="0" w:color="000000" w:themeColor="text1"/>
-        <w:left w:val="single" w:sz="8" w:space="0" w:color="000000" w:themeColor="text1"/>
-        <w:bottom w:val="single" w:sz="8" w:space="0" w:color="000000" w:themeColor="text1"/>
-        <w:right w:val="single" w:sz="8" w:space="0" w:color="000000" w:themeColor="text1"/>
+        <w:top w:val="single" w:color="000000" w:themeColor="text1" w:sz="8" w:space="0"/>
+        <w:left w:val="single" w:color="000000" w:themeColor="text1" w:sz="8" w:space="0"/>
+        <w:bottom w:val="single" w:color="000000" w:themeColor="text1" w:sz="8" w:space="0"/>
+        <w:right w:val="single" w:color="000000" w:themeColor="text1" w:sz="8" w:space="0"/>
       </w:tblBorders>
       <w:tblCellMar>
         <w:top w:w="0" w:type="dxa"/>
@@ -4130,10 +4019,10 @@
       <w:tblPr/>
       <w:tcPr>
         <w:tcBorders>
-          <w:top w:val="double" w:sz="6" w:space="0" w:color="000000" w:themeColor="text1"/>
-          <w:left w:val="single" w:sz="8" w:space="0" w:color="000000" w:themeColor="text1"/>
-          <w:bottom w:val="single" w:sz="8" w:space="0" w:color="000000" w:themeColor="text1"/>
-          <w:right w:val="single" w:sz="8" w:space="0" w:color="000000" w:themeColor="text1"/>
+          <w:top w:val="double" w:color="000000" w:themeColor="text1" w:sz="6" w:space="0"/>
+          <w:left w:val="single" w:color="000000" w:themeColor="text1" w:sz="8" w:space="0"/>
+          <w:bottom w:val="single" w:color="000000" w:themeColor="text1" w:sz="8" w:space="0"/>
+          <w:right w:val="single" w:color="000000" w:themeColor="text1" w:sz="8" w:space="0"/>
         </w:tcBorders>
       </w:tcPr>
     </w:tblStylePr>
@@ -4153,10 +4042,10 @@
       <w:tblPr/>
       <w:tcPr>
         <w:tcBorders>
-          <w:top w:val="single" w:sz="8" w:space="0" w:color="000000" w:themeColor="text1"/>
-          <w:left w:val="single" w:sz="8" w:space="0" w:color="000000" w:themeColor="text1"/>
-          <w:bottom w:val="single" w:sz="8" w:space="0" w:color="000000" w:themeColor="text1"/>
-          <w:right w:val="single" w:sz="8" w:space="0" w:color="000000" w:themeColor="text1"/>
+          <w:top w:val="single" w:color="000000" w:themeColor="text1" w:sz="8" w:space="0"/>
+          <w:left w:val="single" w:color="000000" w:themeColor="text1" w:sz="8" w:space="0"/>
+          <w:bottom w:val="single" w:color="000000" w:themeColor="text1" w:sz="8" w:space="0"/>
+          <w:right w:val="single" w:color="000000" w:themeColor="text1" w:sz="8" w:space="0"/>
         </w:tcBorders>
       </w:tcPr>
     </w:tblStylePr>
@@ -4164,10 +4053,10 @@
       <w:tblPr/>
       <w:tcPr>
         <w:tcBorders>
-          <w:top w:val="single" w:sz="8" w:space="0" w:color="000000" w:themeColor="text1"/>
-          <w:left w:val="single" w:sz="8" w:space="0" w:color="000000" w:themeColor="text1"/>
-          <w:bottom w:val="single" w:sz="8" w:space="0" w:color="000000" w:themeColor="text1"/>
-          <w:right w:val="single" w:sz="8" w:space="0" w:color="000000" w:themeColor="text1"/>
+          <w:top w:val="single" w:color="000000" w:themeColor="text1" w:sz="8" w:space="0"/>
+          <w:left w:val="single" w:color="000000" w:themeColor="text1" w:sz="8" w:space="0"/>
+          <w:bottom w:val="single" w:color="000000" w:themeColor="text1" w:sz="8" w:space="0"/>
+          <w:right w:val="single" w:color="000000" w:themeColor="text1" w:sz="8" w:space="0"/>
         </w:tcBorders>
       </w:tcPr>
     </w:tblStylePr>
@@ -4185,10 +4074,10 @@
       <w:tblStyleColBandSize w:val="1"/>
       <w:tblInd w:w="0" w:type="dxa"/>
       <w:tblBorders>
-        <w:top w:val="single" w:sz="8" w:space="0" w:color="4F81BD" w:themeColor="accent1"/>
-        <w:left w:val="single" w:sz="8" w:space="0" w:color="4F81BD" w:themeColor="accent1"/>
-        <w:bottom w:val="single" w:sz="8" w:space="0" w:color="4F81BD" w:themeColor="accent1"/>
-        <w:right w:val="single" w:sz="8" w:space="0" w:color="4F81BD" w:themeColor="accent1"/>
+        <w:top w:val="single" w:color="4F81BD" w:themeColor="accent1" w:sz="8" w:space="0"/>
+        <w:left w:val="single" w:color="4F81BD" w:themeColor="accent1" w:sz="8" w:space="0"/>
+        <w:bottom w:val="single" w:color="4F81BD" w:themeColor="accent1" w:sz="8" w:space="0"/>
+        <w:right w:val="single" w:color="4F81BD" w:themeColor="accent1" w:sz="8" w:space="0"/>
       </w:tblBorders>
       <w:tblCellMar>
         <w:top w:w="0" w:type="dxa"/>
@@ -4222,10 +4111,10 @@
       <w:tblPr/>
       <w:tcPr>
         <w:tcBorders>
-          <w:top w:val="double" w:sz="6" w:space="0" w:color="4F81BD" w:themeColor="accent1"/>
-          <w:left w:val="single" w:sz="8" w:space="0" w:color="4F81BD" w:themeColor="accent1"/>
-          <w:bottom w:val="single" w:sz="8" w:space="0" w:color="4F81BD" w:themeColor="accent1"/>
-          <w:right w:val="single" w:sz="8" w:space="0" w:color="4F81BD" w:themeColor="accent1"/>
+          <w:top w:val="double" w:color="4F81BD" w:themeColor="accent1" w:sz="6" w:space="0"/>
+          <w:left w:val="single" w:color="4F81BD" w:themeColor="accent1" w:sz="8" w:space="0"/>
+          <w:bottom w:val="single" w:color="4F81BD" w:themeColor="accent1" w:sz="8" w:space="0"/>
+          <w:right w:val="single" w:color="4F81BD" w:themeColor="accent1" w:sz="8" w:space="0"/>
         </w:tcBorders>
       </w:tcPr>
     </w:tblStylePr>
@@ -4245,10 +4134,10 @@
       <w:tblPr/>
       <w:tcPr>
         <w:tcBorders>
-          <w:top w:val="single" w:sz="8" w:space="0" w:color="4F81BD" w:themeColor="accent1"/>
-          <w:left w:val="single" w:sz="8" w:space="0" w:color="4F81BD" w:themeColor="accent1"/>
-          <w:bottom w:val="single" w:sz="8" w:space="0" w:color="4F81BD" w:themeColor="accent1"/>
-          <w:right w:val="single" w:sz="8" w:space="0" w:color="4F81BD" w:themeColor="accent1"/>
+          <w:top w:val="single" w:color="4F81BD" w:themeColor="accent1" w:sz="8" w:space="0"/>
+          <w:left w:val="single" w:color="4F81BD" w:themeColor="accent1" w:sz="8" w:space="0"/>
+          <w:bottom w:val="single" w:color="4F81BD" w:themeColor="accent1" w:sz="8" w:space="0"/>
+          <w:right w:val="single" w:color="4F81BD" w:themeColor="accent1" w:sz="8" w:space="0"/>
         </w:tcBorders>
       </w:tcPr>
     </w:tblStylePr>
@@ -4256,10 +4145,10 @@
       <w:tblPr/>
       <w:tcPr>
         <w:tcBorders>
-          <w:top w:val="single" w:sz="8" w:space="0" w:color="4F81BD" w:themeColor="accent1"/>
-          <w:left w:val="single" w:sz="8" w:space="0" w:color="4F81BD" w:themeColor="accent1"/>
-          <w:bottom w:val="single" w:sz="8" w:space="0" w:color="4F81BD" w:themeColor="accent1"/>
-          <w:right w:val="single" w:sz="8" w:space="0" w:color="4F81BD" w:themeColor="accent1"/>
+          <w:top w:val="single" w:color="4F81BD" w:themeColor="accent1" w:sz="8" w:space="0"/>
+          <w:left w:val="single" w:color="4F81BD" w:themeColor="accent1" w:sz="8" w:space="0"/>
+          <w:bottom w:val="single" w:color="4F81BD" w:themeColor="accent1" w:sz="8" w:space="0"/>
+          <w:right w:val="single" w:color="4F81BD" w:themeColor="accent1" w:sz="8" w:space="0"/>
         </w:tcBorders>
       </w:tcPr>
     </w:tblStylePr>
@@ -4277,10 +4166,10 @@
       <w:tblStyleColBandSize w:val="1"/>
       <w:tblInd w:w="0" w:type="dxa"/>
       <w:tblBorders>
-        <w:top w:val="single" w:sz="8" w:space="0" w:color="C0504D" w:themeColor="accent2"/>
-        <w:left w:val="single" w:sz="8" w:space="0" w:color="C0504D" w:themeColor="accent2"/>
-        <w:bottom w:val="single" w:sz="8" w:space="0" w:color="C0504D" w:themeColor="accent2"/>
-        <w:right w:val="single" w:sz="8" w:space="0" w:color="C0504D" w:themeColor="accent2"/>
+        <w:top w:val="single" w:color="C0504D" w:themeColor="accent2" w:sz="8" w:space="0"/>
+        <w:left w:val="single" w:color="C0504D" w:themeColor="accent2" w:sz="8" w:space="0"/>
+        <w:bottom w:val="single" w:color="C0504D" w:themeColor="accent2" w:sz="8" w:space="0"/>
+        <w:right w:val="single" w:color="C0504D" w:themeColor="accent2" w:sz="8" w:space="0"/>
       </w:tblBorders>
       <w:tblCellMar>
         <w:top w:w="0" w:type="dxa"/>
@@ -4314,10 +4203,10 @@
       <w:tblPr/>
       <w:tcPr>
         <w:tcBorders>
-          <w:top w:val="double" w:sz="6" w:space="0" w:color="C0504D" w:themeColor="accent2"/>
-          <w:left w:val="single" w:sz="8" w:space="0" w:color="C0504D" w:themeColor="accent2"/>
-          <w:bottom w:val="single" w:sz="8" w:space="0" w:color="C0504D" w:themeColor="accent2"/>
-          <w:right w:val="single" w:sz="8" w:space="0" w:color="C0504D" w:themeColor="accent2"/>
+          <w:top w:val="double" w:color="C0504D" w:themeColor="accent2" w:sz="6" w:space="0"/>
+          <w:left w:val="single" w:color="C0504D" w:themeColor="accent2" w:sz="8" w:space="0"/>
+          <w:bottom w:val="single" w:color="C0504D" w:themeColor="accent2" w:sz="8" w:space="0"/>
+          <w:right w:val="single" w:color="C0504D" w:themeColor="accent2" w:sz="8" w:space="0"/>
         </w:tcBorders>
       </w:tcPr>
     </w:tblStylePr>
@@ -4337,10 +4226,10 @@
       <w:tblPr/>
       <w:tcPr>
         <w:tcBorders>
-          <w:top w:val="single" w:sz="8" w:space="0" w:color="C0504D" w:themeColor="accent2"/>
-          <w:left w:val="single" w:sz="8" w:space="0" w:color="C0504D" w:themeColor="accent2"/>
-          <w:bottom w:val="single" w:sz="8" w:space="0" w:color="C0504D" w:themeColor="accent2"/>
-          <w:right w:val="single" w:sz="8" w:space="0" w:color="C0504D" w:themeColor="accent2"/>
+          <w:top w:val="single" w:color="C0504D" w:themeColor="accent2" w:sz="8" w:space="0"/>
+          <w:left w:val="single" w:color="C0504D" w:themeColor="accent2" w:sz="8" w:space="0"/>
+          <w:bottom w:val="single" w:color="C0504D" w:themeColor="accent2" w:sz="8" w:space="0"/>
+          <w:right w:val="single" w:color="C0504D" w:themeColor="accent2" w:sz="8" w:space="0"/>
         </w:tcBorders>
       </w:tcPr>
     </w:tblStylePr>
@@ -4348,10 +4237,10 @@
       <w:tblPr/>
       <w:tcPr>
         <w:tcBorders>
-          <w:top w:val="single" w:sz="8" w:space="0" w:color="C0504D" w:themeColor="accent2"/>
-          <w:left w:val="single" w:sz="8" w:space="0" w:color="C0504D" w:themeColor="accent2"/>
-          <w:bottom w:val="single" w:sz="8" w:space="0" w:color="C0504D" w:themeColor="accent2"/>
-          <w:right w:val="single" w:sz="8" w:space="0" w:color="C0504D" w:themeColor="accent2"/>
+          <w:top w:val="single" w:color="C0504D" w:themeColor="accent2" w:sz="8" w:space="0"/>
+          <w:left w:val="single" w:color="C0504D" w:themeColor="accent2" w:sz="8" w:space="0"/>
+          <w:bottom w:val="single" w:color="C0504D" w:themeColor="accent2" w:sz="8" w:space="0"/>
+          <w:right w:val="single" w:color="C0504D" w:themeColor="accent2" w:sz="8" w:space="0"/>
         </w:tcBorders>
       </w:tcPr>
     </w:tblStylePr>
@@ -4369,10 +4258,10 @@
       <w:tblStyleColBandSize w:val="1"/>
       <w:tblInd w:w="0" w:type="dxa"/>
       <w:tblBorders>
-        <w:top w:val="single" w:sz="8" w:space="0" w:color="9BBB59" w:themeColor="accent3"/>
-        <w:left w:val="single" w:sz="8" w:space="0" w:color="9BBB59" w:themeColor="accent3"/>
-        <w:bottom w:val="single" w:sz="8" w:space="0" w:color="9BBB59" w:themeColor="accent3"/>
-        <w:right w:val="single" w:sz="8" w:space="0" w:color="9BBB59" w:themeColor="accent3"/>
+        <w:top w:val="single" w:color="9BBB59" w:themeColor="accent3" w:sz="8" w:space="0"/>
+        <w:left w:val="single" w:color="9BBB59" w:themeColor="accent3" w:sz="8" w:space="0"/>
+        <w:bottom w:val="single" w:color="9BBB59" w:themeColor="accent3" w:sz="8" w:space="0"/>
+        <w:right w:val="single" w:color="9BBB59" w:themeColor="accent3" w:sz="8" w:space="0"/>
       </w:tblBorders>
       <w:tblCellMar>
         <w:top w:w="0" w:type="dxa"/>
@@ -4406,10 +4295,10 @@
       <w:tblPr/>
       <w:tcPr>
         <w:tcBorders>
-          <w:top w:val="double" w:sz="6" w:space="0" w:color="9BBB59" w:themeColor="accent3"/>
-          <w:left w:val="single" w:sz="8" w:space="0" w:color="9BBB59" w:themeColor="accent3"/>
-          <w:bottom w:val="single" w:sz="8" w:space="0" w:color="9BBB59" w:themeColor="accent3"/>
-          <w:right w:val="single" w:sz="8" w:space="0" w:color="9BBB59" w:themeColor="accent3"/>
+          <w:top w:val="double" w:color="9BBB59" w:themeColor="accent3" w:sz="6" w:space="0"/>
+          <w:left w:val="single" w:color="9BBB59" w:themeColor="accent3" w:sz="8" w:space="0"/>
+          <w:bottom w:val="single" w:color="9BBB59" w:themeColor="accent3" w:sz="8" w:space="0"/>
+          <w:right w:val="single" w:color="9BBB59" w:themeColor="accent3" w:sz="8" w:space="0"/>
         </w:tcBorders>
       </w:tcPr>
     </w:tblStylePr>
@@ -4429,10 +4318,10 @@
       <w:tblPr/>
       <w:tcPr>
         <w:tcBorders>
-          <w:top w:val="single" w:sz="8" w:space="0" w:color="9BBB59" w:themeColor="accent3"/>
-          <w:left w:val="single" w:sz="8" w:space="0" w:color="9BBB59" w:themeColor="accent3"/>
-          <w:bottom w:val="single" w:sz="8" w:space="0" w:color="9BBB59" w:themeColor="accent3"/>
-          <w:right w:val="single" w:sz="8" w:space="0" w:color="9BBB59" w:themeColor="accent3"/>
+          <w:top w:val="single" w:color="9BBB59" w:themeColor="accent3" w:sz="8" w:space="0"/>
+          <w:left w:val="single" w:color="9BBB59" w:themeColor="accent3" w:sz="8" w:space="0"/>
+          <w:bottom w:val="single" w:color="9BBB59" w:themeColor="accent3" w:sz="8" w:space="0"/>
+          <w:right w:val="single" w:color="9BBB59" w:themeColor="accent3" w:sz="8" w:space="0"/>
         </w:tcBorders>
       </w:tcPr>
     </w:tblStylePr>
@@ -4440,10 +4329,10 @@
       <w:tblPr/>
       <w:tcPr>
         <w:tcBorders>
-          <w:top w:val="single" w:sz="8" w:space="0" w:color="9BBB59" w:themeColor="accent3"/>
-          <w:left w:val="single" w:sz="8" w:space="0" w:color="9BBB59" w:themeColor="accent3"/>
-          <w:bottom w:val="single" w:sz="8" w:space="0" w:color="9BBB59" w:themeColor="accent3"/>
-          <w:right w:val="single" w:sz="8" w:space="0" w:color="9BBB59" w:themeColor="accent3"/>
+          <w:top w:val="single" w:color="9BBB59" w:themeColor="accent3" w:sz="8" w:space="0"/>
+          <w:left w:val="single" w:color="9BBB59" w:themeColor="accent3" w:sz="8" w:space="0"/>
+          <w:bottom w:val="single" w:color="9BBB59" w:themeColor="accent3" w:sz="8" w:space="0"/>
+          <w:right w:val="single" w:color="9BBB59" w:themeColor="accent3" w:sz="8" w:space="0"/>
         </w:tcBorders>
       </w:tcPr>
     </w:tblStylePr>
@@ -4461,10 +4350,10 @@
       <w:tblStyleColBandSize w:val="1"/>
       <w:tblInd w:w="0" w:type="dxa"/>
       <w:tblBorders>
-        <w:top w:val="single" w:sz="8" w:space="0" w:color="8064A2" w:themeColor="accent4"/>
-        <w:left w:val="single" w:sz="8" w:space="0" w:color="8064A2" w:themeColor="accent4"/>
-        <w:bottom w:val="single" w:sz="8" w:space="0" w:color="8064A2" w:themeColor="accent4"/>
-        <w:right w:val="single" w:sz="8" w:space="0" w:color="8064A2" w:themeColor="accent4"/>
+        <w:top w:val="single" w:color="8064A2" w:themeColor="accent4" w:sz="8" w:space="0"/>
+        <w:left w:val="single" w:color="8064A2" w:themeColor="accent4" w:sz="8" w:space="0"/>
+        <w:bottom w:val="single" w:color="8064A2" w:themeColor="accent4" w:sz="8" w:space="0"/>
+        <w:right w:val="single" w:color="8064A2" w:themeColor="accent4" w:sz="8" w:space="0"/>
       </w:tblBorders>
       <w:tblCellMar>
         <w:top w:w="0" w:type="dxa"/>
@@ -4498,10 +4387,10 @@
       <w:tblPr/>
       <w:tcPr>
         <w:tcBorders>
-          <w:top w:val="double" w:sz="6" w:space="0" w:color="8064A2" w:themeColor="accent4"/>
-          <w:left w:val="single" w:sz="8" w:space="0" w:color="8064A2" w:themeColor="accent4"/>
-          <w:bottom w:val="single" w:sz="8" w:space="0" w:color="8064A2" w:themeColor="accent4"/>
-          <w:right w:val="single" w:sz="8" w:space="0" w:color="8064A2" w:themeColor="accent4"/>
+          <w:top w:val="double" w:color="8064A2" w:themeColor="accent4" w:sz="6" w:space="0"/>
+          <w:left w:val="single" w:color="8064A2" w:themeColor="accent4" w:sz="8" w:space="0"/>
+          <w:bottom w:val="single" w:color="8064A2" w:themeColor="accent4" w:sz="8" w:space="0"/>
+          <w:right w:val="single" w:color="8064A2" w:themeColor="accent4" w:sz="8" w:space="0"/>
         </w:tcBorders>
       </w:tcPr>
     </w:tblStylePr>
@@ -4521,10 +4410,10 @@
       <w:tblPr/>
       <w:tcPr>
         <w:tcBorders>
-          <w:top w:val="single" w:sz="8" w:space="0" w:color="8064A2" w:themeColor="accent4"/>
-          <w:left w:val="single" w:sz="8" w:space="0" w:color="8064A2" w:themeColor="accent4"/>
-          <w:bottom w:val="single" w:sz="8" w:space="0" w:color="8064A2" w:themeColor="accent4"/>
-          <w:right w:val="single" w:sz="8" w:space="0" w:color="8064A2" w:themeColor="accent4"/>
+          <w:top w:val="single" w:color="8064A2" w:themeColor="accent4" w:sz="8" w:space="0"/>
+          <w:left w:val="single" w:color="8064A2" w:themeColor="accent4" w:sz="8" w:space="0"/>
+          <w:bottom w:val="single" w:color="8064A2" w:themeColor="accent4" w:sz="8" w:space="0"/>
+          <w:right w:val="single" w:color="8064A2" w:themeColor="accent4" w:sz="8" w:space="0"/>
         </w:tcBorders>
       </w:tcPr>
     </w:tblStylePr>
@@ -4532,10 +4421,10 @@
       <w:tblPr/>
       <w:tcPr>
         <w:tcBorders>
-          <w:top w:val="single" w:sz="8" w:space="0" w:color="8064A2" w:themeColor="accent4"/>
-          <w:left w:val="single" w:sz="8" w:space="0" w:color="8064A2" w:themeColor="accent4"/>
-          <w:bottom w:val="single" w:sz="8" w:space="0" w:color="8064A2" w:themeColor="accent4"/>
-          <w:right w:val="single" w:sz="8" w:space="0" w:color="8064A2" w:themeColor="accent4"/>
+          <w:top w:val="single" w:color="8064A2" w:themeColor="accent4" w:sz="8" w:space="0"/>
+          <w:left w:val="single" w:color="8064A2" w:themeColor="accent4" w:sz="8" w:space="0"/>
+          <w:bottom w:val="single" w:color="8064A2" w:themeColor="accent4" w:sz="8" w:space="0"/>
+          <w:right w:val="single" w:color="8064A2" w:themeColor="accent4" w:sz="8" w:space="0"/>
         </w:tcBorders>
       </w:tcPr>
     </w:tblStylePr>
@@ -4553,10 +4442,10 @@
       <w:tblStyleColBandSize w:val="1"/>
       <w:tblInd w:w="0" w:type="dxa"/>
       <w:tblBorders>
-        <w:top w:val="single" w:sz="8" w:space="0" w:color="4BACC6" w:themeColor="accent5"/>
-        <w:left w:val="single" w:sz="8" w:space="0" w:color="4BACC6" w:themeColor="accent5"/>
-        <w:bottom w:val="single" w:sz="8" w:space="0" w:color="4BACC6" w:themeColor="accent5"/>
-        <w:right w:val="single" w:sz="8" w:space="0" w:color="4BACC6" w:themeColor="accent5"/>
+        <w:top w:val="single" w:color="4BACC6" w:themeColor="accent5" w:sz="8" w:space="0"/>
+        <w:left w:val="single" w:color="4BACC6" w:themeColor="accent5" w:sz="8" w:space="0"/>
+        <w:bottom w:val="single" w:color="4BACC6" w:themeColor="accent5" w:sz="8" w:space="0"/>
+        <w:right w:val="single" w:color="4BACC6" w:themeColor="accent5" w:sz="8" w:space="0"/>
       </w:tblBorders>
       <w:tblCellMar>
         <w:top w:w="0" w:type="dxa"/>
@@ -4590,10 +4479,10 @@
       <w:tblPr/>
       <w:tcPr>
         <w:tcBorders>
-          <w:top w:val="double" w:sz="6" w:space="0" w:color="4BACC6" w:themeColor="accent5"/>
-          <w:left w:val="single" w:sz="8" w:space="0" w:color="4BACC6" w:themeColor="accent5"/>
-          <w:bottom w:val="single" w:sz="8" w:space="0" w:color="4BACC6" w:themeColor="accent5"/>
-          <w:right w:val="single" w:sz="8" w:space="0" w:color="4BACC6" w:themeColor="accent5"/>
+          <w:top w:val="double" w:color="4BACC6" w:themeColor="accent5" w:sz="6" w:space="0"/>
+          <w:left w:val="single" w:color="4BACC6" w:themeColor="accent5" w:sz="8" w:space="0"/>
+          <w:bottom w:val="single" w:color="4BACC6" w:themeColor="accent5" w:sz="8" w:space="0"/>
+          <w:right w:val="single" w:color="4BACC6" w:themeColor="accent5" w:sz="8" w:space="0"/>
         </w:tcBorders>
       </w:tcPr>
     </w:tblStylePr>
@@ -4613,10 +4502,10 @@
       <w:tblPr/>
       <w:tcPr>
         <w:tcBorders>
-          <w:top w:val="single" w:sz="8" w:space="0" w:color="4BACC6" w:themeColor="accent5"/>
-          <w:left w:val="single" w:sz="8" w:space="0" w:color="4BACC6" w:themeColor="accent5"/>
-          <w:bottom w:val="single" w:sz="8" w:space="0" w:color="4BACC6" w:themeColor="accent5"/>
-          <w:right w:val="single" w:sz="8" w:space="0" w:color="4BACC6" w:themeColor="accent5"/>
+          <w:top w:val="single" w:color="4BACC6" w:themeColor="accent5" w:sz="8" w:space="0"/>
+          <w:left w:val="single" w:color="4BACC6" w:themeColor="accent5" w:sz="8" w:space="0"/>
+          <w:bottom w:val="single" w:color="4BACC6" w:themeColor="accent5" w:sz="8" w:space="0"/>
+          <w:right w:val="single" w:color="4BACC6" w:themeColor="accent5" w:sz="8" w:space="0"/>
         </w:tcBorders>
       </w:tcPr>
     </w:tblStylePr>
@@ -4624,10 +4513,10 @@
       <w:tblPr/>
       <w:tcPr>
         <w:tcBorders>
-          <w:top w:val="single" w:sz="8" w:space="0" w:color="4BACC6" w:themeColor="accent5"/>
-          <w:left w:val="single" w:sz="8" w:space="0" w:color="4BACC6" w:themeColor="accent5"/>
-          <w:bottom w:val="single" w:sz="8" w:space="0" w:color="4BACC6" w:themeColor="accent5"/>
-          <w:right w:val="single" w:sz="8" w:space="0" w:color="4BACC6" w:themeColor="accent5"/>
+          <w:top w:val="single" w:color="4BACC6" w:themeColor="accent5" w:sz="8" w:space="0"/>
+          <w:left w:val="single" w:color="4BACC6" w:themeColor="accent5" w:sz="8" w:space="0"/>
+          <w:bottom w:val="single" w:color="4BACC6" w:themeColor="accent5" w:sz="8" w:space="0"/>
+          <w:right w:val="single" w:color="4BACC6" w:themeColor="accent5" w:sz="8" w:space="0"/>
         </w:tcBorders>
       </w:tcPr>
     </w:tblStylePr>
@@ -4645,10 +4534,10 @@
       <w:tblStyleColBandSize w:val="1"/>
       <w:tblInd w:w="0" w:type="dxa"/>
       <w:tblBorders>
-        <w:top w:val="single" w:sz="8" w:space="0" w:color="F79646" w:themeColor="accent6"/>
-        <w:left w:val="single" w:sz="8" w:space="0" w:color="F79646" w:themeColor="accent6"/>
-        <w:bottom w:val="single" w:sz="8" w:space="0" w:color="F79646" w:themeColor="accent6"/>
-        <w:right w:val="single" w:sz="8" w:space="0" w:color="F79646" w:themeColor="accent6"/>
+        <w:top w:val="single" w:color="F79646" w:themeColor="accent6" w:sz="8" w:space="0"/>
+        <w:left w:val="single" w:color="F79646" w:themeColor="accent6" w:sz="8" w:space="0"/>
+        <w:bottom w:val="single" w:color="F79646" w:themeColor="accent6" w:sz="8" w:space="0"/>
+        <w:right w:val="single" w:color="F79646" w:themeColor="accent6" w:sz="8" w:space="0"/>
       </w:tblBorders>
       <w:tblCellMar>
         <w:top w:w="0" w:type="dxa"/>
@@ -4682,10 +4571,10 @@
       <w:tblPr/>
       <w:tcPr>
         <w:tcBorders>
-          <w:top w:val="double" w:sz="6" w:space="0" w:color="F79646" w:themeColor="accent6"/>
-          <w:left w:val="single" w:sz="8" w:space="0" w:color="F79646" w:themeColor="accent6"/>
-          <w:bottom w:val="single" w:sz="8" w:space="0" w:color="F79646" w:themeColor="accent6"/>
-          <w:right w:val="single" w:sz="8" w:space="0" w:color="F79646" w:themeColor="accent6"/>
+          <w:top w:val="double" w:color="F79646" w:themeColor="accent6" w:sz="6" w:space="0"/>
+          <w:left w:val="single" w:color="F79646" w:themeColor="accent6" w:sz="8" w:space="0"/>
+          <w:bottom w:val="single" w:color="F79646" w:themeColor="accent6" w:sz="8" w:space="0"/>
+          <w:right w:val="single" w:color="F79646" w:themeColor="accent6" w:sz="8" w:space="0"/>
         </w:tcBorders>
       </w:tcPr>
     </w:tblStylePr>
@@ -4705,10 +4594,10 @@
       <w:tblPr/>
       <w:tcPr>
         <w:tcBorders>
-          <w:top w:val="single" w:sz="8" w:space="0" w:color="F79646" w:themeColor="accent6"/>
-          <w:left w:val="single" w:sz="8" w:space="0" w:color="F79646" w:themeColor="accent6"/>
-          <w:bottom w:val="single" w:sz="8" w:space="0" w:color="F79646" w:themeColor="accent6"/>
-          <w:right w:val="single" w:sz="8" w:space="0" w:color="F79646" w:themeColor="accent6"/>
+          <w:top w:val="single" w:color="F79646" w:themeColor="accent6" w:sz="8" w:space="0"/>
+          <w:left w:val="single" w:color="F79646" w:themeColor="accent6" w:sz="8" w:space="0"/>
+          <w:bottom w:val="single" w:color="F79646" w:themeColor="accent6" w:sz="8" w:space="0"/>
+          <w:right w:val="single" w:color="F79646" w:themeColor="accent6" w:sz="8" w:space="0"/>
         </w:tcBorders>
       </w:tcPr>
     </w:tblStylePr>
@@ -4716,10 +4605,10 @@
       <w:tblPr/>
       <w:tcPr>
         <w:tcBorders>
-          <w:top w:val="single" w:sz="8" w:space="0" w:color="F79646" w:themeColor="accent6"/>
-          <w:left w:val="single" w:sz="8" w:space="0" w:color="F79646" w:themeColor="accent6"/>
-          <w:bottom w:val="single" w:sz="8" w:space="0" w:color="F79646" w:themeColor="accent6"/>
-          <w:right w:val="single" w:sz="8" w:space="0" w:color="F79646" w:themeColor="accent6"/>
+          <w:top w:val="single" w:color="F79646" w:themeColor="accent6" w:sz="8" w:space="0"/>
+          <w:left w:val="single" w:color="F79646" w:themeColor="accent6" w:sz="8" w:space="0"/>
+          <w:bottom w:val="single" w:color="F79646" w:themeColor="accent6" w:sz="8" w:space="0"/>
+          <w:right w:val="single" w:color="F79646" w:themeColor="accent6" w:sz="8" w:space="0"/>
         </w:tcBorders>
       </w:tcPr>
     </w:tblStylePr>
@@ -4737,12 +4626,12 @@
       <w:tblStyleColBandSize w:val="1"/>
       <w:tblInd w:w="0" w:type="dxa"/>
       <w:tblBorders>
-        <w:top w:val="single" w:sz="8" w:space="0" w:color="000000" w:themeColor="text1"/>
-        <w:left w:val="single" w:sz="8" w:space="0" w:color="000000" w:themeColor="text1"/>
-        <w:bottom w:val="single" w:sz="8" w:space="0" w:color="000000" w:themeColor="text1"/>
-        <w:right w:val="single" w:sz="8" w:space="0" w:color="000000" w:themeColor="text1"/>
-        <w:insideH w:val="single" w:sz="8" w:space="0" w:color="000000" w:themeColor="text1"/>
-        <w:insideV w:val="single" w:sz="8" w:space="0" w:color="000000" w:themeColor="text1"/>
+        <w:top w:val="single" w:color="000000" w:themeColor="text1" w:sz="8" w:space="0"/>
+        <w:left w:val="single" w:color="000000" w:themeColor="text1" w:sz="8" w:space="0"/>
+        <w:bottom w:val="single" w:color="000000" w:themeColor="text1" w:sz="8" w:space="0"/>
+        <w:right w:val="single" w:color="000000" w:themeColor="text1" w:sz="8" w:space="0"/>
+        <w:insideH w:val="single" w:color="000000" w:themeColor="text1" w:sz="8" w:space="0"/>
+        <w:insideV w:val="single" w:color="000000" w:themeColor="text1" w:sz="8" w:space="0"/>
       </w:tblBorders>
       <w:tblCellMar>
         <w:top w:w="0" w:type="dxa"/>
@@ -4756,19 +4645,19 @@
         <w:spacing w:before="0" w:after="0" w:line="240" w:lineRule="auto"/>
       </w:pPr>
       <w:rPr>
-        <w:rFonts w:asciiTheme="majorHAnsi" w:eastAsiaTheme="majorEastAsia" w:hAnsiTheme="majorHAnsi" w:cstheme="majorBidi"/>
-        <w:b/>
-        <w:bCs/>
-      </w:rPr>
-      <w:tblPr/>
-      <w:tcPr>
-        <w:tcBorders>
-          <w:top w:val="single" w:sz="8" w:space="0" w:color="000000" w:themeColor="text1"/>
-          <w:left w:val="single" w:sz="8" w:space="0" w:color="000000" w:themeColor="text1"/>
-          <w:bottom w:val="single" w:sz="18" w:space="0" w:color="000000" w:themeColor="text1"/>
-          <w:right w:val="single" w:sz="8" w:space="0" w:color="000000" w:themeColor="text1"/>
-          <w:insideH w:val="nil"/>
-          <w:insideV w:val="single" w:sz="8" w:space="0" w:color="000000" w:themeColor="text1"/>
+        <w:rFonts w:asciiTheme="majorHAnsi" w:hAnsiTheme="majorHAnsi" w:eastAsiaTheme="majorEastAsia" w:cstheme="majorBidi"/>
+        <w:b/>
+        <w:bCs/>
+      </w:rPr>
+      <w:tblPr/>
+      <w:tcPr>
+        <w:tcBorders>
+          <w:top w:val="single" w:color="000000" w:themeColor="text1" w:sz="8" w:space="0"/>
+          <w:left w:val="single" w:color="000000" w:themeColor="text1" w:sz="8" w:space="0"/>
+          <w:bottom w:val="single" w:color="000000" w:themeColor="text1" w:sz="18" w:space="0"/>
+          <w:right w:val="single" w:color="000000" w:themeColor="text1" w:sz="8" w:space="0"/>
+          <w:insideH w:val="nil"/>
+          <w:insideV w:val="single" w:color="000000" w:themeColor="text1" w:sz="8" w:space="0"/>
         </w:tcBorders>
       </w:tcPr>
     </w:tblStylePr>
@@ -4777,42 +4666,42 @@
         <w:spacing w:before="0" w:after="0" w:line="240" w:lineRule="auto"/>
       </w:pPr>
       <w:rPr>
-        <w:rFonts w:asciiTheme="majorHAnsi" w:eastAsiaTheme="majorEastAsia" w:hAnsiTheme="majorHAnsi" w:cstheme="majorBidi"/>
-        <w:b/>
-        <w:bCs/>
-      </w:rPr>
-      <w:tblPr/>
-      <w:tcPr>
-        <w:tcBorders>
-          <w:top w:val="double" w:sz="6" w:space="0" w:color="000000" w:themeColor="text1"/>
-          <w:left w:val="single" w:sz="8" w:space="0" w:color="000000" w:themeColor="text1"/>
-          <w:bottom w:val="single" w:sz="8" w:space="0" w:color="000000" w:themeColor="text1"/>
-          <w:right w:val="single" w:sz="8" w:space="0" w:color="000000" w:themeColor="text1"/>
-          <w:insideH w:val="nil"/>
-          <w:insideV w:val="single" w:sz="8" w:space="0" w:color="000000" w:themeColor="text1"/>
+        <w:rFonts w:asciiTheme="majorHAnsi" w:hAnsiTheme="majorHAnsi" w:eastAsiaTheme="majorEastAsia" w:cstheme="majorBidi"/>
+        <w:b/>
+        <w:bCs/>
+      </w:rPr>
+      <w:tblPr/>
+      <w:tcPr>
+        <w:tcBorders>
+          <w:top w:val="double" w:color="000000" w:themeColor="text1" w:sz="6" w:space="0"/>
+          <w:left w:val="single" w:color="000000" w:themeColor="text1" w:sz="8" w:space="0"/>
+          <w:bottom w:val="single" w:color="000000" w:themeColor="text1" w:sz="8" w:space="0"/>
+          <w:right w:val="single" w:color="000000" w:themeColor="text1" w:sz="8" w:space="0"/>
+          <w:insideH w:val="nil"/>
+          <w:insideV w:val="single" w:color="000000" w:themeColor="text1" w:sz="8" w:space="0"/>
         </w:tcBorders>
       </w:tcPr>
     </w:tblStylePr>
     <w:tblStylePr w:type="firstCol">
       <w:rPr>
-        <w:rFonts w:asciiTheme="majorHAnsi" w:eastAsiaTheme="majorEastAsia" w:hAnsiTheme="majorHAnsi" w:cstheme="majorBidi"/>
+        <w:rFonts w:asciiTheme="majorHAnsi" w:hAnsiTheme="majorHAnsi" w:eastAsiaTheme="majorEastAsia" w:cstheme="majorBidi"/>
         <w:b/>
         <w:bCs/>
       </w:rPr>
     </w:tblStylePr>
     <w:tblStylePr w:type="lastCol">
       <w:rPr>
-        <w:rFonts w:asciiTheme="majorHAnsi" w:eastAsiaTheme="majorEastAsia" w:hAnsiTheme="majorHAnsi" w:cstheme="majorBidi"/>
-        <w:b/>
-        <w:bCs/>
-      </w:rPr>
-      <w:tblPr/>
-      <w:tcPr>
-        <w:tcBorders>
-          <w:top w:val="single" w:sz="8" w:space="0" w:color="000000" w:themeColor="text1"/>
-          <w:left w:val="single" w:sz="8" w:space="0" w:color="000000" w:themeColor="text1"/>
-          <w:bottom w:val="single" w:sz="8" w:space="0" w:color="000000" w:themeColor="text1"/>
-          <w:right w:val="single" w:sz="8" w:space="0" w:color="000000" w:themeColor="text1"/>
+        <w:rFonts w:asciiTheme="majorHAnsi" w:hAnsiTheme="majorHAnsi" w:eastAsiaTheme="majorEastAsia" w:cstheme="majorBidi"/>
+        <w:b/>
+        <w:bCs/>
+      </w:rPr>
+      <w:tblPr/>
+      <w:tcPr>
+        <w:tcBorders>
+          <w:top w:val="single" w:color="000000" w:themeColor="text1" w:sz="8" w:space="0"/>
+          <w:left w:val="single" w:color="000000" w:themeColor="text1" w:sz="8" w:space="0"/>
+          <w:bottom w:val="single" w:color="000000" w:themeColor="text1" w:sz="8" w:space="0"/>
+          <w:right w:val="single" w:color="000000" w:themeColor="text1" w:sz="8" w:space="0"/>
         </w:tcBorders>
       </w:tcPr>
     </w:tblStylePr>
@@ -4820,10 +4709,10 @@
       <w:tblPr/>
       <w:tcPr>
         <w:tcBorders>
-          <w:top w:val="single" w:sz="8" w:space="0" w:color="000000" w:themeColor="text1"/>
-          <w:left w:val="single" w:sz="8" w:space="0" w:color="000000" w:themeColor="text1"/>
-          <w:bottom w:val="single" w:sz="8" w:space="0" w:color="000000" w:themeColor="text1"/>
-          <w:right w:val="single" w:sz="8" w:space="0" w:color="000000" w:themeColor="text1"/>
+          <w:top w:val="single" w:color="000000" w:themeColor="text1" w:sz="8" w:space="0"/>
+          <w:left w:val="single" w:color="000000" w:themeColor="text1" w:sz="8" w:space="0"/>
+          <w:bottom w:val="single" w:color="000000" w:themeColor="text1" w:sz="8" w:space="0"/>
+          <w:right w:val="single" w:color="000000" w:themeColor="text1" w:sz="8" w:space="0"/>
         </w:tcBorders>
         <w:shd w:val="clear" w:color="auto" w:fill="C0C0C0" w:themeFill="text1" w:themeFillTint="3F"/>
       </w:tcPr>
@@ -4832,11 +4721,11 @@
       <w:tblPr/>
       <w:tcPr>
         <w:tcBorders>
-          <w:top w:val="single" w:sz="8" w:space="0" w:color="000000" w:themeColor="text1"/>
-          <w:left w:val="single" w:sz="8" w:space="0" w:color="000000" w:themeColor="text1"/>
-          <w:bottom w:val="single" w:sz="8" w:space="0" w:color="000000" w:themeColor="text1"/>
-          <w:right w:val="single" w:sz="8" w:space="0" w:color="000000" w:themeColor="text1"/>
-          <w:insideV w:val="single" w:sz="8" w:space="0" w:color="000000" w:themeColor="text1"/>
+          <w:top w:val="single" w:color="000000" w:themeColor="text1" w:sz="8" w:space="0"/>
+          <w:left w:val="single" w:color="000000" w:themeColor="text1" w:sz="8" w:space="0"/>
+          <w:bottom w:val="single" w:color="000000" w:themeColor="text1" w:sz="8" w:space="0"/>
+          <w:right w:val="single" w:color="000000" w:themeColor="text1" w:sz="8" w:space="0"/>
+          <w:insideV w:val="single" w:color="000000" w:themeColor="text1" w:sz="8" w:space="0"/>
         </w:tcBorders>
         <w:shd w:val="clear" w:color="auto" w:fill="C0C0C0" w:themeFill="text1" w:themeFillTint="3F"/>
       </w:tcPr>
@@ -4845,11 +4734,11 @@
       <w:tblPr/>
       <w:tcPr>
         <w:tcBorders>
-          <w:top w:val="single" w:sz="8" w:space="0" w:color="000000" w:themeColor="text1"/>
-          <w:left w:val="single" w:sz="8" w:space="0" w:color="000000" w:themeColor="text1"/>
-          <w:bottom w:val="single" w:sz="8" w:space="0" w:color="000000" w:themeColor="text1"/>
-          <w:right w:val="single" w:sz="8" w:space="0" w:color="000000" w:themeColor="text1"/>
-          <w:insideV w:val="single" w:sz="8" w:space="0" w:color="000000" w:themeColor="text1"/>
+          <w:top w:val="single" w:color="000000" w:themeColor="text1" w:sz="8" w:space="0"/>
+          <w:left w:val="single" w:color="000000" w:themeColor="text1" w:sz="8" w:space="0"/>
+          <w:bottom w:val="single" w:color="000000" w:themeColor="text1" w:sz="8" w:space="0"/>
+          <w:right w:val="single" w:color="000000" w:themeColor="text1" w:sz="8" w:space="0"/>
+          <w:insideV w:val="single" w:color="000000" w:themeColor="text1" w:sz="8" w:space="0"/>
         </w:tcBorders>
       </w:tcPr>
     </w:tblStylePr>
@@ -4867,12 +4756,12 @@
       <w:tblStyleColBandSize w:val="1"/>
       <w:tblInd w:w="0" w:type="dxa"/>
       <w:tblBorders>
-        <w:top w:val="single" w:sz="8" w:space="0" w:color="4F81BD" w:themeColor="accent1"/>
-        <w:left w:val="single" w:sz="8" w:space="0" w:color="4F81BD" w:themeColor="accent1"/>
-        <w:bottom w:val="single" w:sz="8" w:space="0" w:color="4F81BD" w:themeColor="accent1"/>
-        <w:right w:val="single" w:sz="8" w:space="0" w:color="4F81BD" w:themeColor="accent1"/>
-        <w:insideH w:val="single" w:sz="8" w:space="0" w:color="4F81BD" w:themeColor="accent1"/>
-        <w:insideV w:val="single" w:sz="8" w:space="0" w:color="4F81BD" w:themeColor="accent1"/>
+        <w:top w:val="single" w:color="4F81BD" w:themeColor="accent1" w:sz="8" w:space="0"/>
+        <w:left w:val="single" w:color="4F81BD" w:themeColor="accent1" w:sz="8" w:space="0"/>
+        <w:bottom w:val="single" w:color="4F81BD" w:themeColor="accent1" w:sz="8" w:space="0"/>
+        <w:right w:val="single" w:color="4F81BD" w:themeColor="accent1" w:sz="8" w:space="0"/>
+        <w:insideH w:val="single" w:color="4F81BD" w:themeColor="accent1" w:sz="8" w:space="0"/>
+        <w:insideV w:val="single" w:color="4F81BD" w:themeColor="accent1" w:sz="8" w:space="0"/>
       </w:tblBorders>
       <w:tblCellMar>
         <w:top w:w="0" w:type="dxa"/>
@@ -4886,19 +4775,19 @@
         <w:spacing w:before="0" w:after="0" w:line="240" w:lineRule="auto"/>
       </w:pPr>
       <w:rPr>
-        <w:rFonts w:asciiTheme="majorHAnsi" w:eastAsiaTheme="majorEastAsia" w:hAnsiTheme="majorHAnsi" w:cstheme="majorBidi"/>
-        <w:b/>
-        <w:bCs/>
-      </w:rPr>
-      <w:tblPr/>
-      <w:tcPr>
-        <w:tcBorders>
-          <w:top w:val="single" w:sz="8" w:space="0" w:color="4F81BD" w:themeColor="accent1"/>
-          <w:left w:val="single" w:sz="8" w:space="0" w:color="4F81BD" w:themeColor="accent1"/>
-          <w:bottom w:val="single" w:sz="18" w:space="0" w:color="4F81BD" w:themeColor="accent1"/>
-          <w:right w:val="single" w:sz="8" w:space="0" w:color="4F81BD" w:themeColor="accent1"/>
-          <w:insideH w:val="nil"/>
-          <w:insideV w:val="single" w:sz="8" w:space="0" w:color="4F81BD" w:themeColor="accent1"/>
+        <w:rFonts w:asciiTheme="majorHAnsi" w:hAnsiTheme="majorHAnsi" w:eastAsiaTheme="majorEastAsia" w:cstheme="majorBidi"/>
+        <w:b/>
+        <w:bCs/>
+      </w:rPr>
+      <w:tblPr/>
+      <w:tcPr>
+        <w:tcBorders>
+          <w:top w:val="single" w:color="4F81BD" w:themeColor="accent1" w:sz="8" w:space="0"/>
+          <w:left w:val="single" w:color="4F81BD" w:themeColor="accent1" w:sz="8" w:space="0"/>
+          <w:bottom w:val="single" w:color="4F81BD" w:themeColor="accent1" w:sz="18" w:space="0"/>
+          <w:right w:val="single" w:color="4F81BD" w:themeColor="accent1" w:sz="8" w:space="0"/>
+          <w:insideH w:val="nil"/>
+          <w:insideV w:val="single" w:color="4F81BD" w:themeColor="accent1" w:sz="8" w:space="0"/>
         </w:tcBorders>
       </w:tcPr>
     </w:tblStylePr>
@@ -4907,42 +4796,42 @@
         <w:spacing w:before="0" w:after="0" w:line="240" w:lineRule="auto"/>
       </w:pPr>
       <w:rPr>
-        <w:rFonts w:asciiTheme="majorHAnsi" w:eastAsiaTheme="majorEastAsia" w:hAnsiTheme="majorHAnsi" w:cstheme="majorBidi"/>
-        <w:b/>
-        <w:bCs/>
-      </w:rPr>
-      <w:tblPr/>
-      <w:tcPr>
-        <w:tcBorders>
-          <w:top w:val="double" w:sz="6" w:space="0" w:color="4F81BD" w:themeColor="accent1"/>
-          <w:left w:val="single" w:sz="8" w:space="0" w:color="4F81BD" w:themeColor="accent1"/>
-          <w:bottom w:val="single" w:sz="8" w:space="0" w:color="4F81BD" w:themeColor="accent1"/>
-          <w:right w:val="single" w:sz="8" w:space="0" w:color="4F81BD" w:themeColor="accent1"/>
-          <w:insideH w:val="nil"/>
-          <w:insideV w:val="single" w:sz="8" w:space="0" w:color="4F81BD" w:themeColor="accent1"/>
+        <w:rFonts w:asciiTheme="majorHAnsi" w:hAnsiTheme="majorHAnsi" w:eastAsiaTheme="majorEastAsia" w:cstheme="majorBidi"/>
+        <w:b/>
+        <w:bCs/>
+      </w:rPr>
+      <w:tblPr/>
+      <w:tcPr>
+        <w:tcBorders>
+          <w:top w:val="double" w:color="4F81BD" w:themeColor="accent1" w:sz="6" w:space="0"/>
+          <w:left w:val="single" w:color="4F81BD" w:themeColor="accent1" w:sz="8" w:space="0"/>
+          <w:bottom w:val="single" w:color="4F81BD" w:themeColor="accent1" w:sz="8" w:space="0"/>
+          <w:right w:val="single" w:color="4F81BD" w:themeColor="accent1" w:sz="8" w:space="0"/>
+          <w:insideH w:val="nil"/>
+          <w:insideV w:val="single" w:color="4F81BD" w:themeColor="accent1" w:sz="8" w:space="0"/>
         </w:tcBorders>
       </w:tcPr>
     </w:tblStylePr>
     <w:tblStylePr w:type="firstCol">
       <w:rPr>
-        <w:rFonts w:asciiTheme="majorHAnsi" w:eastAsiaTheme="majorEastAsia" w:hAnsiTheme="majorHAnsi" w:cstheme="majorBidi"/>
+        <w:rFonts w:asciiTheme="majorHAnsi" w:hAnsiTheme="majorHAnsi" w:eastAsiaTheme="majorEastAsia" w:cstheme="majorBidi"/>
         <w:b/>
         <w:bCs/>
       </w:rPr>
     </w:tblStylePr>
     <w:tblStylePr w:type="lastCol">
       <w:rPr>
-        <w:rFonts w:asciiTheme="majorHAnsi" w:eastAsiaTheme="majorEastAsia" w:hAnsiTheme="majorHAnsi" w:cstheme="majorBidi"/>
-        <w:b/>
-        <w:bCs/>
-      </w:rPr>
-      <w:tblPr/>
-      <w:tcPr>
-        <w:tcBorders>
-          <w:top w:val="single" w:sz="8" w:space="0" w:color="4F81BD" w:themeColor="accent1"/>
-          <w:left w:val="single" w:sz="8" w:space="0" w:color="4F81BD" w:themeColor="accent1"/>
-          <w:bottom w:val="single" w:sz="8" w:space="0" w:color="4F81BD" w:themeColor="accent1"/>
-          <w:right w:val="single" w:sz="8" w:space="0" w:color="4F81BD" w:themeColor="accent1"/>
+        <w:rFonts w:asciiTheme="majorHAnsi" w:hAnsiTheme="majorHAnsi" w:eastAsiaTheme="majorEastAsia" w:cstheme="majorBidi"/>
+        <w:b/>
+        <w:bCs/>
+      </w:rPr>
+      <w:tblPr/>
+      <w:tcPr>
+        <w:tcBorders>
+          <w:top w:val="single" w:color="4F81BD" w:themeColor="accent1" w:sz="8" w:space="0"/>
+          <w:left w:val="single" w:color="4F81BD" w:themeColor="accent1" w:sz="8" w:space="0"/>
+          <w:bottom w:val="single" w:color="4F81BD" w:themeColor="accent1" w:sz="8" w:space="0"/>
+          <w:right w:val="single" w:color="4F81BD" w:themeColor="accent1" w:sz="8" w:space="0"/>
         </w:tcBorders>
       </w:tcPr>
     </w:tblStylePr>
@@ -4950,10 +4839,10 @@
       <w:tblPr/>
       <w:tcPr>
         <w:tcBorders>
-          <w:top w:val="single" w:sz="8" w:space="0" w:color="4F81BD" w:themeColor="accent1"/>
-          <w:left w:val="single" w:sz="8" w:space="0" w:color="4F81BD" w:themeColor="accent1"/>
-          <w:bottom w:val="single" w:sz="8" w:space="0" w:color="4F81BD" w:themeColor="accent1"/>
-          <w:right w:val="single" w:sz="8" w:space="0" w:color="4F81BD" w:themeColor="accent1"/>
+          <w:top w:val="single" w:color="4F81BD" w:themeColor="accent1" w:sz="8" w:space="0"/>
+          <w:left w:val="single" w:color="4F81BD" w:themeColor="accent1" w:sz="8" w:space="0"/>
+          <w:bottom w:val="single" w:color="4F81BD" w:themeColor="accent1" w:sz="8" w:space="0"/>
+          <w:right w:val="single" w:color="4F81BD" w:themeColor="accent1" w:sz="8" w:space="0"/>
         </w:tcBorders>
         <w:shd w:val="clear" w:color="auto" w:fill="D3DFEE" w:themeFill="accent1" w:themeFillTint="3F"/>
       </w:tcPr>
@@ -4962,11 +4851,11 @@
       <w:tblPr/>
       <w:tcPr>
         <w:tcBorders>
-          <w:top w:val="single" w:sz="8" w:space="0" w:color="4F81BD" w:themeColor="accent1"/>
-          <w:left w:val="single" w:sz="8" w:space="0" w:color="4F81BD" w:themeColor="accent1"/>
-          <w:bottom w:val="single" w:sz="8" w:space="0" w:color="4F81BD" w:themeColor="accent1"/>
-          <w:right w:val="single" w:sz="8" w:space="0" w:color="4F81BD" w:themeColor="accent1"/>
-          <w:insideV w:val="single" w:sz="8" w:space="0" w:color="4F81BD" w:themeColor="accent1"/>
+          <w:top w:val="single" w:color="4F81BD" w:themeColor="accent1" w:sz="8" w:space="0"/>
+          <w:left w:val="single" w:color="4F81BD" w:themeColor="accent1" w:sz="8" w:space="0"/>
+          <w:bottom w:val="single" w:color="4F81BD" w:themeColor="accent1" w:sz="8" w:space="0"/>
+          <w:right w:val="single" w:color="4F81BD" w:themeColor="accent1" w:sz="8" w:space="0"/>
+          <w:insideV w:val="single" w:color="4F81BD" w:themeColor="accent1" w:sz="8" w:space="0"/>
         </w:tcBorders>
         <w:shd w:val="clear" w:color="auto" w:fill="D3DFEE" w:themeFill="accent1" w:themeFillTint="3F"/>
       </w:tcPr>
@@ -4975,11 +4864,11 @@
       <w:tblPr/>
       <w:tcPr>
         <w:tcBorders>
-          <w:top w:val="single" w:sz="8" w:space="0" w:color="4F81BD" w:themeColor="accent1"/>
-          <w:left w:val="single" w:sz="8" w:space="0" w:color="4F81BD" w:themeColor="accent1"/>
-          <w:bottom w:val="single" w:sz="8" w:space="0" w:color="4F81BD" w:themeColor="accent1"/>
-          <w:right w:val="single" w:sz="8" w:space="0" w:color="4F81BD" w:themeColor="accent1"/>
-          <w:insideV w:val="single" w:sz="8" w:space="0" w:color="4F81BD" w:themeColor="accent1"/>
+          <w:top w:val="single" w:color="4F81BD" w:themeColor="accent1" w:sz="8" w:space="0"/>
+          <w:left w:val="single" w:color="4F81BD" w:themeColor="accent1" w:sz="8" w:space="0"/>
+          <w:bottom w:val="single" w:color="4F81BD" w:themeColor="accent1" w:sz="8" w:space="0"/>
+          <w:right w:val="single" w:color="4F81BD" w:themeColor="accent1" w:sz="8" w:space="0"/>
+          <w:insideV w:val="single" w:color="4F81BD" w:themeColor="accent1" w:sz="8" w:space="0"/>
         </w:tcBorders>
       </w:tcPr>
     </w:tblStylePr>
@@ -4997,12 +4886,12 @@
       <w:tblStyleColBandSize w:val="1"/>
       <w:tblInd w:w="0" w:type="dxa"/>
       <w:tblBorders>
-        <w:top w:val="single" w:sz="8" w:space="0" w:color="C0504D" w:themeColor="accent2"/>
-        <w:left w:val="single" w:sz="8" w:space="0" w:color="C0504D" w:themeColor="accent2"/>
-        <w:bottom w:val="single" w:sz="8" w:space="0" w:color="C0504D" w:themeColor="accent2"/>
-        <w:right w:val="single" w:sz="8" w:space="0" w:color="C0504D" w:themeColor="accent2"/>
-        <w:insideH w:val="single" w:sz="8" w:space="0" w:color="C0504D" w:themeColor="accent2"/>
-        <w:insideV w:val="single" w:sz="8" w:space="0" w:color="C0504D" w:themeColor="accent2"/>
+        <w:top w:val="single" w:color="C0504D" w:themeColor="accent2" w:sz="8" w:space="0"/>
+        <w:left w:val="single" w:color="C0504D" w:themeColor="accent2" w:sz="8" w:space="0"/>
+        <w:bottom w:val="single" w:color="C0504D" w:themeColor="accent2" w:sz="8" w:space="0"/>
+        <w:right w:val="single" w:color="C0504D" w:themeColor="accent2" w:sz="8" w:space="0"/>
+        <w:insideH w:val="single" w:color="C0504D" w:themeColor="accent2" w:sz="8" w:space="0"/>
+        <w:insideV w:val="single" w:color="C0504D" w:themeColor="accent2" w:sz="8" w:space="0"/>
       </w:tblBorders>
       <w:tblCellMar>
         <w:top w:w="0" w:type="dxa"/>
@@ -5016,19 +4905,19 @@
         <w:spacing w:before="0" w:after="0" w:line="240" w:lineRule="auto"/>
       </w:pPr>
       <w:rPr>
-        <w:rFonts w:asciiTheme="majorHAnsi" w:eastAsiaTheme="majorEastAsia" w:hAnsiTheme="majorHAnsi" w:cstheme="majorBidi"/>
-        <w:b/>
-        <w:bCs/>
-      </w:rPr>
-      <w:tblPr/>
-      <w:tcPr>
-        <w:tcBorders>
-          <w:top w:val="single" w:sz="8" w:space="0" w:color="C0504D" w:themeColor="accent2"/>
-          <w:left w:val="single" w:sz="8" w:space="0" w:color="C0504D" w:themeColor="accent2"/>
-          <w:bottom w:val="single" w:sz="18" w:space="0" w:color="C0504D" w:themeColor="accent2"/>
-          <w:right w:val="single" w:sz="8" w:space="0" w:color="C0504D" w:themeColor="accent2"/>
-          <w:insideH w:val="nil"/>
-          <w:insideV w:val="single" w:sz="8" w:space="0" w:color="C0504D" w:themeColor="accent2"/>
+        <w:rFonts w:asciiTheme="majorHAnsi" w:hAnsiTheme="majorHAnsi" w:eastAsiaTheme="majorEastAsia" w:cstheme="majorBidi"/>
+        <w:b/>
+        <w:bCs/>
+      </w:rPr>
+      <w:tblPr/>
+      <w:tcPr>
+        <w:tcBorders>
+          <w:top w:val="single" w:color="C0504D" w:themeColor="accent2" w:sz="8" w:space="0"/>
+          <w:left w:val="single" w:color="C0504D" w:themeColor="accent2" w:sz="8" w:space="0"/>
+          <w:bottom w:val="single" w:color="C0504D" w:themeColor="accent2" w:sz="18" w:space="0"/>
+          <w:right w:val="single" w:color="C0504D" w:themeColor="accent2" w:sz="8" w:space="0"/>
+          <w:insideH w:val="nil"/>
+          <w:insideV w:val="single" w:color="C0504D" w:themeColor="accent2" w:sz="8" w:space="0"/>
         </w:tcBorders>
       </w:tcPr>
     </w:tblStylePr>
@@ -5037,42 +4926,42 @@
         <w:spacing w:before="0" w:after="0" w:line="240" w:lineRule="auto"/>
       </w:pPr>
       <w:rPr>
-        <w:rFonts w:asciiTheme="majorHAnsi" w:eastAsiaTheme="majorEastAsia" w:hAnsiTheme="majorHAnsi" w:cstheme="majorBidi"/>
-        <w:b/>
-        <w:bCs/>
-      </w:rPr>
-      <w:tblPr/>
-      <w:tcPr>
-        <w:tcBorders>
-          <w:top w:val="double" w:sz="6" w:space="0" w:color="C0504D" w:themeColor="accent2"/>
-          <w:left w:val="single" w:sz="8" w:space="0" w:color="C0504D" w:themeColor="accent2"/>
-          <w:bottom w:val="single" w:sz="8" w:space="0" w:color="C0504D" w:themeColor="accent2"/>
-          <w:right w:val="single" w:sz="8" w:space="0" w:color="C0504D" w:themeColor="accent2"/>
-          <w:insideH w:val="nil"/>
-          <w:insideV w:val="single" w:sz="8" w:space="0" w:color="C0504D" w:themeColor="accent2"/>
+        <w:rFonts w:asciiTheme="majorHAnsi" w:hAnsiTheme="majorHAnsi" w:eastAsiaTheme="majorEastAsia" w:cstheme="majorBidi"/>
+        <w:b/>
+        <w:bCs/>
+      </w:rPr>
+      <w:tblPr/>
+      <w:tcPr>
+        <w:tcBorders>
+          <w:top w:val="double" w:color="C0504D" w:themeColor="accent2" w:sz="6" w:space="0"/>
+          <w:left w:val="single" w:color="C0504D" w:themeColor="accent2" w:sz="8" w:space="0"/>
+          <w:bottom w:val="single" w:color="C0504D" w:themeColor="accent2" w:sz="8" w:space="0"/>
+          <w:right w:val="single" w:color="C0504D" w:themeColor="accent2" w:sz="8" w:space="0"/>
+          <w:insideH w:val="nil"/>
+          <w:insideV w:val="single" w:color="C0504D" w:themeColor="accent2" w:sz="8" w:space="0"/>
         </w:tcBorders>
       </w:tcPr>
     </w:tblStylePr>
     <w:tblStylePr w:type="firstCol">
       <w:rPr>
-        <w:rFonts w:asciiTheme="majorHAnsi" w:eastAsiaTheme="majorEastAsia" w:hAnsiTheme="majorHAnsi" w:cstheme="majorBidi"/>
+        <w:rFonts w:asciiTheme="majorHAnsi" w:hAnsiTheme="majorHAnsi" w:eastAsiaTheme="majorEastAsia" w:cstheme="majorBidi"/>
         <w:b/>
         <w:bCs/>
       </w:rPr>
     </w:tblStylePr>
     <w:tblStylePr w:type="lastCol">
       <w:rPr>
-        <w:rFonts w:asciiTheme="majorHAnsi" w:eastAsiaTheme="majorEastAsia" w:hAnsiTheme="majorHAnsi" w:cstheme="majorBidi"/>
-        <w:b/>
-        <w:bCs/>
-      </w:rPr>
-      <w:tblPr/>
-      <w:tcPr>
-        <w:tcBorders>
-          <w:top w:val="single" w:sz="8" w:space="0" w:color="C0504D" w:themeColor="accent2"/>
-          <w:left w:val="single" w:sz="8" w:space="0" w:color="C0504D" w:themeColor="accent2"/>
-          <w:bottom w:val="single" w:sz="8" w:space="0" w:color="C0504D" w:themeColor="accent2"/>
-          <w:right w:val="single" w:sz="8" w:space="0" w:color="C0504D" w:themeColor="accent2"/>
+        <w:rFonts w:asciiTheme="majorHAnsi" w:hAnsiTheme="majorHAnsi" w:eastAsiaTheme="majorEastAsia" w:cstheme="majorBidi"/>
+        <w:b/>
+        <w:bCs/>
+      </w:rPr>
+      <w:tblPr/>
+      <w:tcPr>
+        <w:tcBorders>
+          <w:top w:val="single" w:color="C0504D" w:themeColor="accent2" w:sz="8" w:space="0"/>
+          <w:left w:val="single" w:color="C0504D" w:themeColor="accent2" w:sz="8" w:space="0"/>
+          <w:bottom w:val="single" w:color="C0504D" w:themeColor="accent2" w:sz="8" w:space="0"/>
+          <w:right w:val="single" w:color="C0504D" w:themeColor="accent2" w:sz="8" w:space="0"/>
         </w:tcBorders>
       </w:tcPr>
     </w:tblStylePr>
@@ -5080,10 +4969,10 @@
       <w:tblPr/>
       <w:tcPr>
         <w:tcBorders>
-          <w:top w:val="single" w:sz="8" w:space="0" w:color="C0504D" w:themeColor="accent2"/>
-          <w:left w:val="single" w:sz="8" w:space="0" w:color="C0504D" w:themeColor="accent2"/>
-          <w:bottom w:val="single" w:sz="8" w:space="0" w:color="C0504D" w:themeColor="accent2"/>
-          <w:right w:val="single" w:sz="8" w:space="0" w:color="C0504D" w:themeColor="accent2"/>
+          <w:top w:val="single" w:color="C0504D" w:themeColor="accent2" w:sz="8" w:space="0"/>
+          <w:left w:val="single" w:color="C0504D" w:themeColor="accent2" w:sz="8" w:space="0"/>
+          <w:bottom w:val="single" w:color="C0504D" w:themeColor="accent2" w:sz="8" w:space="0"/>
+          <w:right w:val="single" w:color="C0504D" w:themeColor="accent2" w:sz="8" w:space="0"/>
         </w:tcBorders>
         <w:shd w:val="clear" w:color="auto" w:fill="EFD3D2" w:themeFill="accent2" w:themeFillTint="3F"/>
       </w:tcPr>
@@ -5092,11 +4981,11 @@
       <w:tblPr/>
       <w:tcPr>
         <w:tcBorders>
-          <w:top w:val="single" w:sz="8" w:space="0" w:color="C0504D" w:themeColor="accent2"/>
-          <w:left w:val="single" w:sz="8" w:space="0" w:color="C0504D" w:themeColor="accent2"/>
-          <w:bottom w:val="single" w:sz="8" w:space="0" w:color="C0504D" w:themeColor="accent2"/>
-          <w:right w:val="single" w:sz="8" w:space="0" w:color="C0504D" w:themeColor="accent2"/>
-          <w:insideV w:val="single" w:sz="8" w:space="0" w:color="C0504D" w:themeColor="accent2"/>
+          <w:top w:val="single" w:color="C0504D" w:themeColor="accent2" w:sz="8" w:space="0"/>
+          <w:left w:val="single" w:color="C0504D" w:themeColor="accent2" w:sz="8" w:space="0"/>
+          <w:bottom w:val="single" w:color="C0504D" w:themeColor="accent2" w:sz="8" w:space="0"/>
+          <w:right w:val="single" w:color="C0504D" w:themeColor="accent2" w:sz="8" w:space="0"/>
+          <w:insideV w:val="single" w:color="C0504D" w:themeColor="accent2" w:sz="8" w:space="0"/>
         </w:tcBorders>
         <w:shd w:val="clear" w:color="auto" w:fill="EFD3D2" w:themeFill="accent2" w:themeFillTint="3F"/>
       </w:tcPr>
@@ -5105,11 +4994,11 @@
       <w:tblPr/>
       <w:tcPr>
         <w:tcBorders>
-          <w:top w:val="single" w:sz="8" w:space="0" w:color="C0504D" w:themeColor="accent2"/>
-          <w:left w:val="single" w:sz="8" w:space="0" w:color="C0504D" w:themeColor="accent2"/>
-          <w:bottom w:val="single" w:sz="8" w:space="0" w:color="C0504D" w:themeColor="accent2"/>
-          <w:right w:val="single" w:sz="8" w:space="0" w:color="C0504D" w:themeColor="accent2"/>
-          <w:insideV w:val="single" w:sz="8" w:space="0" w:color="C0504D" w:themeColor="accent2"/>
+          <w:top w:val="single" w:color="C0504D" w:themeColor="accent2" w:sz="8" w:space="0"/>
+          <w:left w:val="single" w:color="C0504D" w:themeColor="accent2" w:sz="8" w:space="0"/>
+          <w:bottom w:val="single" w:color="C0504D" w:themeColor="accent2" w:sz="8" w:space="0"/>
+          <w:right w:val="single" w:color="C0504D" w:themeColor="accent2" w:sz="8" w:space="0"/>
+          <w:insideV w:val="single" w:color="C0504D" w:themeColor="accent2" w:sz="8" w:space="0"/>
         </w:tcBorders>
       </w:tcPr>
     </w:tblStylePr>
@@ -5127,12 +5016,12 @@
       <w:tblStyleColBandSize w:val="1"/>
       <w:tblInd w:w="0" w:type="dxa"/>
       <w:tblBorders>
-        <w:top w:val="single" w:sz="8" w:space="0" w:color="9BBB59" w:themeColor="accent3"/>
-        <w:left w:val="single" w:sz="8" w:space="0" w:color="9BBB59" w:themeColor="accent3"/>
-        <w:bottom w:val="single" w:sz="8" w:space="0" w:color="9BBB59" w:themeColor="accent3"/>
-        <w:right w:val="single" w:sz="8" w:space="0" w:color="9BBB59" w:themeColor="accent3"/>
-        <w:insideH w:val="single" w:sz="8" w:space="0" w:color="9BBB59" w:themeColor="accent3"/>
-        <w:insideV w:val="single" w:sz="8" w:space="0" w:color="9BBB59" w:themeColor="accent3"/>
+        <w:top w:val="single" w:color="9BBB59" w:themeColor="accent3" w:sz="8" w:space="0"/>
+        <w:left w:val="single" w:color="9BBB59" w:themeColor="accent3" w:sz="8" w:space="0"/>
+        <w:bottom w:val="single" w:color="9BBB59" w:themeColor="accent3" w:sz="8" w:space="0"/>
+        <w:right w:val="single" w:color="9BBB59" w:themeColor="accent3" w:sz="8" w:space="0"/>
+        <w:insideH w:val="single" w:color="9BBB59" w:themeColor="accent3" w:sz="8" w:space="0"/>
+        <w:insideV w:val="single" w:color="9BBB59" w:themeColor="accent3" w:sz="8" w:space="0"/>
       </w:tblBorders>
       <w:tblCellMar>
         <w:top w:w="0" w:type="dxa"/>
@@ -5146,19 +5035,19 @@
         <w:spacing w:before="0" w:after="0" w:line="240" w:lineRule="auto"/>
       </w:pPr>
       <w:rPr>
-        <w:rFonts w:asciiTheme="majorHAnsi" w:eastAsiaTheme="majorEastAsia" w:hAnsiTheme="majorHAnsi" w:cstheme="majorBidi"/>
-        <w:b/>
-        <w:bCs/>
-      </w:rPr>
-      <w:tblPr/>
-      <w:tcPr>
-        <w:tcBorders>
-          <w:top w:val="single" w:sz="8" w:space="0" w:color="9BBB59" w:themeColor="accent3"/>
-          <w:left w:val="single" w:sz="8" w:space="0" w:color="9BBB59" w:themeColor="accent3"/>
-          <w:bottom w:val="single" w:sz="18" w:space="0" w:color="9BBB59" w:themeColor="accent3"/>
-          <w:right w:val="single" w:sz="8" w:space="0" w:color="9BBB59" w:themeColor="accent3"/>
-          <w:insideH w:val="nil"/>
-          <w:insideV w:val="single" w:sz="8" w:space="0" w:color="9BBB59" w:themeColor="accent3"/>
+        <w:rFonts w:asciiTheme="majorHAnsi" w:hAnsiTheme="majorHAnsi" w:eastAsiaTheme="majorEastAsia" w:cstheme="majorBidi"/>
+        <w:b/>
+        <w:bCs/>
+      </w:rPr>
+      <w:tblPr/>
+      <w:tcPr>
+        <w:tcBorders>
+          <w:top w:val="single" w:color="9BBB59" w:themeColor="accent3" w:sz="8" w:space="0"/>
+          <w:left w:val="single" w:color="9BBB59" w:themeColor="accent3" w:sz="8" w:space="0"/>
+          <w:bottom w:val="single" w:color="9BBB59" w:themeColor="accent3" w:sz="18" w:space="0"/>
+          <w:right w:val="single" w:color="9BBB59" w:themeColor="accent3" w:sz="8" w:space="0"/>
+          <w:insideH w:val="nil"/>
+          <w:insideV w:val="single" w:color="9BBB59" w:themeColor="accent3" w:sz="8" w:space="0"/>
         </w:tcBorders>
       </w:tcPr>
     </w:tblStylePr>
@@ -5167,42 +5056,42 @@
         <w:spacing w:before="0" w:after="0" w:line="240" w:lineRule="auto"/>
       </w:pPr>
       <w:rPr>
-        <w:rFonts w:asciiTheme="majorHAnsi" w:eastAsiaTheme="majorEastAsia" w:hAnsiTheme="majorHAnsi" w:cstheme="majorBidi"/>
-        <w:b/>
-        <w:bCs/>
-      </w:rPr>
-      <w:tblPr/>
-      <w:tcPr>
-        <w:tcBorders>
-          <w:top w:val="double" w:sz="6" w:space="0" w:color="9BBB59" w:themeColor="accent3"/>
-          <w:left w:val="single" w:sz="8" w:space="0" w:color="9BBB59" w:themeColor="accent3"/>
-          <w:bottom w:val="single" w:sz="8" w:space="0" w:color="9BBB59" w:themeColor="accent3"/>
-          <w:right w:val="single" w:sz="8" w:space="0" w:color="9BBB59" w:themeColor="accent3"/>
-          <w:insideH w:val="nil"/>
-          <w:insideV w:val="single" w:sz="8" w:space="0" w:color="9BBB59" w:themeColor="accent3"/>
+        <w:rFonts w:asciiTheme="majorHAnsi" w:hAnsiTheme="majorHAnsi" w:eastAsiaTheme="majorEastAsia" w:cstheme="majorBidi"/>
+        <w:b/>
+        <w:bCs/>
+      </w:rPr>
+      <w:tblPr/>
+      <w:tcPr>
+        <w:tcBorders>
+          <w:top w:val="double" w:color="9BBB59" w:themeColor="accent3" w:sz="6" w:space="0"/>
+          <w:left w:val="single" w:color="9BBB59" w:themeColor="accent3" w:sz="8" w:space="0"/>
+          <w:bottom w:val="single" w:color="9BBB59" w:themeColor="accent3" w:sz="8" w:space="0"/>
+          <w:right w:val="single" w:color="9BBB59" w:themeColor="accent3" w:sz="8" w:space="0"/>
+          <w:insideH w:val="nil"/>
+          <w:insideV w:val="single" w:color="9BBB59" w:themeColor="accent3" w:sz="8" w:space="0"/>
         </w:tcBorders>
       </w:tcPr>
     </w:tblStylePr>
     <w:tblStylePr w:type="firstCol">
       <w:rPr>
-        <w:rFonts w:asciiTheme="majorHAnsi" w:eastAsiaTheme="majorEastAsia" w:hAnsiTheme="majorHAnsi" w:cstheme="majorBidi"/>
+        <w:rFonts w:asciiTheme="majorHAnsi" w:hAnsiTheme="majorHAnsi" w:eastAsiaTheme="majorEastAsia" w:cstheme="majorBidi"/>
         <w:b/>
         <w:bCs/>
       </w:rPr>
     </w:tblStylePr>
     <w:tblStylePr w:type="lastCol">
       <w:rPr>
-        <w:rFonts w:asciiTheme="majorHAnsi" w:eastAsiaTheme="majorEastAsia" w:hAnsiTheme="majorHAnsi" w:cstheme="majorBidi"/>
-        <w:b/>
-        <w:bCs/>
-      </w:rPr>
-      <w:tblPr/>
-      <w:tcPr>
-        <w:tcBorders>
-          <w:top w:val="single" w:sz="8" w:space="0" w:color="9BBB59" w:themeColor="accent3"/>
-          <w:left w:val="single" w:sz="8" w:space="0" w:color="9BBB59" w:themeColor="accent3"/>
-          <w:bottom w:val="single" w:sz="8" w:space="0" w:color="9BBB59" w:themeColor="accent3"/>
-          <w:right w:val="single" w:sz="8" w:space="0" w:color="9BBB59" w:themeColor="accent3"/>
+        <w:rFonts w:asciiTheme="majorHAnsi" w:hAnsiTheme="majorHAnsi" w:eastAsiaTheme="majorEastAsia" w:cstheme="majorBidi"/>
+        <w:b/>
+        <w:bCs/>
+      </w:rPr>
+      <w:tblPr/>
+      <w:tcPr>
+        <w:tcBorders>
+          <w:top w:val="single" w:color="9BBB59" w:themeColor="accent3" w:sz="8" w:space="0"/>
+          <w:left w:val="single" w:color="9BBB59" w:themeColor="accent3" w:sz="8" w:space="0"/>
+          <w:bottom w:val="single" w:color="9BBB59" w:themeColor="accent3" w:sz="8" w:space="0"/>
+          <w:right w:val="single" w:color="9BBB59" w:themeColor="accent3" w:sz="8" w:space="0"/>
         </w:tcBorders>
       </w:tcPr>
     </w:tblStylePr>
@@ -5210,10 +5099,10 @@
       <w:tblPr/>
       <w:tcPr>
         <w:tcBorders>
-          <w:top w:val="single" w:sz="8" w:space="0" w:color="9BBB59" w:themeColor="accent3"/>
-          <w:left w:val="single" w:sz="8" w:space="0" w:color="9BBB59" w:themeColor="accent3"/>
-          <w:bottom w:val="single" w:sz="8" w:space="0" w:color="9BBB59" w:themeColor="accent3"/>
-          <w:right w:val="single" w:sz="8" w:space="0" w:color="9BBB59" w:themeColor="accent3"/>
+          <w:top w:val="single" w:color="9BBB59" w:themeColor="accent3" w:sz="8" w:space="0"/>
+          <w:left w:val="single" w:color="9BBB59" w:themeColor="accent3" w:sz="8" w:space="0"/>
+          <w:bottom w:val="single" w:color="9BBB59" w:themeColor="accent3" w:sz="8" w:space="0"/>
+          <w:right w:val="single" w:color="9BBB59" w:themeColor="accent3" w:sz="8" w:space="0"/>
         </w:tcBorders>
         <w:shd w:val="clear" w:color="auto" w:fill="E6EED5" w:themeFill="accent3" w:themeFillTint="3F"/>
       </w:tcPr>
@@ -5222,11 +5111,11 @@
       <w:tblPr/>
       <w:tcPr>
         <w:tcBorders>
-          <w:top w:val="single" w:sz="8" w:space="0" w:color="9BBB59" w:themeColor="accent3"/>
-          <w:left w:val="single" w:sz="8" w:space="0" w:color="9BBB59" w:themeColor="accent3"/>
-          <w:bottom w:val="single" w:sz="8" w:space="0" w:color="9BBB59" w:themeColor="accent3"/>
-          <w:right w:val="single" w:sz="8" w:space="0" w:color="9BBB59" w:themeColor="accent3"/>
-          <w:insideV w:val="single" w:sz="8" w:space="0" w:color="9BBB59" w:themeColor="accent3"/>
+          <w:top w:val="single" w:color="9BBB59" w:themeColor="accent3" w:sz="8" w:space="0"/>
+          <w:left w:val="single" w:color="9BBB59" w:themeColor="accent3" w:sz="8" w:space="0"/>
+          <w:bottom w:val="single" w:color="9BBB59" w:themeColor="accent3" w:sz="8" w:space="0"/>
+          <w:right w:val="single" w:color="9BBB59" w:themeColor="accent3" w:sz="8" w:space="0"/>
+          <w:insideV w:val="single" w:color="9BBB59" w:themeColor="accent3" w:sz="8" w:space="0"/>
         </w:tcBorders>
         <w:shd w:val="clear" w:color="auto" w:fill="E6EED5" w:themeFill="accent3" w:themeFillTint="3F"/>
       </w:tcPr>
@@ -5235,11 +5124,11 @@
       <w:tblPr/>
       <w:tcPr>
         <w:tcBorders>
-          <w:top w:val="single" w:sz="8" w:space="0" w:color="9BBB59" w:themeColor="accent3"/>
-          <w:left w:val="single" w:sz="8" w:space="0" w:color="9BBB59" w:themeColor="accent3"/>
-          <w:bottom w:val="single" w:sz="8" w:space="0" w:color="9BBB59" w:themeColor="accent3"/>
-          <w:right w:val="single" w:sz="8" w:space="0" w:color="9BBB59" w:themeColor="accent3"/>
-          <w:insideV w:val="single" w:sz="8" w:space="0" w:color="9BBB59" w:themeColor="accent3"/>
+          <w:top w:val="single" w:color="9BBB59" w:themeColor="accent3" w:sz="8" w:space="0"/>
+          <w:left w:val="single" w:color="9BBB59" w:themeColor="accent3" w:sz="8" w:space="0"/>
+          <w:bottom w:val="single" w:color="9BBB59" w:themeColor="accent3" w:sz="8" w:space="0"/>
+          <w:right w:val="single" w:color="9BBB59" w:themeColor="accent3" w:sz="8" w:space="0"/>
+          <w:insideV w:val="single" w:color="9BBB59" w:themeColor="accent3" w:sz="8" w:space="0"/>
         </w:tcBorders>
       </w:tcPr>
     </w:tblStylePr>
@@ -5257,12 +5146,12 @@
       <w:tblStyleColBandSize w:val="1"/>
       <w:tblInd w:w="0" w:type="dxa"/>
       <w:tblBorders>
-        <w:top w:val="single" w:sz="8" w:space="0" w:color="8064A2" w:themeColor="accent4"/>
-        <w:left w:val="single" w:sz="8" w:space="0" w:color="8064A2" w:themeColor="accent4"/>
-        <w:bottom w:val="single" w:sz="8" w:space="0" w:color="8064A2" w:themeColor="accent4"/>
-        <w:right w:val="single" w:sz="8" w:space="0" w:color="8064A2" w:themeColor="accent4"/>
-        <w:insideH w:val="single" w:sz="8" w:space="0" w:color="8064A2" w:themeColor="accent4"/>
-        <w:insideV w:val="single" w:sz="8" w:space="0" w:color="8064A2" w:themeColor="accent4"/>
+        <w:top w:val="single" w:color="8064A2" w:themeColor="accent4" w:sz="8" w:space="0"/>
+        <w:left w:val="single" w:color="8064A2" w:themeColor="accent4" w:sz="8" w:space="0"/>
+        <w:bottom w:val="single" w:color="8064A2" w:themeColor="accent4" w:sz="8" w:space="0"/>
+        <w:right w:val="single" w:color="8064A2" w:themeColor="accent4" w:sz="8" w:space="0"/>
+        <w:insideH w:val="single" w:color="8064A2" w:themeColor="accent4" w:sz="8" w:space="0"/>
+        <w:insideV w:val="single" w:color="8064A2" w:themeColor="accent4" w:sz="8" w:space="0"/>
       </w:tblBorders>
       <w:tblCellMar>
         <w:top w:w="0" w:type="dxa"/>
@@ -5276,19 +5165,19 @@
         <w:spacing w:before="0" w:after="0" w:line="240" w:lineRule="auto"/>
       </w:pPr>
       <w:rPr>
-        <w:rFonts w:asciiTheme="majorHAnsi" w:eastAsiaTheme="majorEastAsia" w:hAnsiTheme="majorHAnsi" w:cstheme="majorBidi"/>
-        <w:b/>
-        <w:bCs/>
-      </w:rPr>
-      <w:tblPr/>
-      <w:tcPr>
-        <w:tcBorders>
-          <w:top w:val="single" w:sz="8" w:space="0" w:color="8064A2" w:themeColor="accent4"/>
-          <w:left w:val="single" w:sz="8" w:space="0" w:color="8064A2" w:themeColor="accent4"/>
-          <w:bottom w:val="single" w:sz="18" w:space="0" w:color="8064A2" w:themeColor="accent4"/>
-          <w:right w:val="single" w:sz="8" w:space="0" w:color="8064A2" w:themeColor="accent4"/>
-          <w:insideH w:val="nil"/>
-          <w:insideV w:val="single" w:sz="8" w:space="0" w:color="8064A2" w:themeColor="accent4"/>
+        <w:rFonts w:asciiTheme="majorHAnsi" w:hAnsiTheme="majorHAnsi" w:eastAsiaTheme="majorEastAsia" w:cstheme="majorBidi"/>
+        <w:b/>
+        <w:bCs/>
+      </w:rPr>
+      <w:tblPr/>
+      <w:tcPr>
+        <w:tcBorders>
+          <w:top w:val="single" w:color="8064A2" w:themeColor="accent4" w:sz="8" w:space="0"/>
+          <w:left w:val="single" w:color="8064A2" w:themeColor="accent4" w:sz="8" w:space="0"/>
+          <w:bottom w:val="single" w:color="8064A2" w:themeColor="accent4" w:sz="18" w:space="0"/>
+          <w:right w:val="single" w:color="8064A2" w:themeColor="accent4" w:sz="8" w:space="0"/>
+          <w:insideH w:val="nil"/>
+          <w:insideV w:val="single" w:color="8064A2" w:themeColor="accent4" w:sz="8" w:space="0"/>
         </w:tcBorders>
       </w:tcPr>
     </w:tblStylePr>
@@ -5297,42 +5186,42 @@
         <w:spacing w:before="0" w:after="0" w:line="240" w:lineRule="auto"/>
       </w:pPr>
       <w:rPr>
-        <w:rFonts w:asciiTheme="majorHAnsi" w:eastAsiaTheme="majorEastAsia" w:hAnsiTheme="majorHAnsi" w:cstheme="majorBidi"/>
-        <w:b/>
-        <w:bCs/>
-      </w:rPr>
-      <w:tblPr/>
-      <w:tcPr>
-        <w:tcBorders>
-          <w:top w:val="double" w:sz="6" w:space="0" w:color="8064A2" w:themeColor="accent4"/>
-          <w:left w:val="single" w:sz="8" w:space="0" w:color="8064A2" w:themeColor="accent4"/>
-          <w:bottom w:val="single" w:sz="8" w:space="0" w:color="8064A2" w:themeColor="accent4"/>
-          <w:right w:val="single" w:sz="8" w:space="0" w:color="8064A2" w:themeColor="accent4"/>
-          <w:insideH w:val="nil"/>
-          <w:insideV w:val="single" w:sz="8" w:space="0" w:color="8064A2" w:themeColor="accent4"/>
+        <w:rFonts w:asciiTheme="majorHAnsi" w:hAnsiTheme="majorHAnsi" w:eastAsiaTheme="majorEastAsia" w:cstheme="majorBidi"/>
+        <w:b/>
+        <w:bCs/>
+      </w:rPr>
+      <w:tblPr/>
+      <w:tcPr>
+        <w:tcBorders>
+          <w:top w:val="double" w:color="8064A2" w:themeColor="accent4" w:sz="6" w:space="0"/>
+          <w:left w:val="single" w:color="8064A2" w:themeColor="accent4" w:sz="8" w:space="0"/>
+          <w:bottom w:val="single" w:color="8064A2" w:themeColor="accent4" w:sz="8" w:space="0"/>
+          <w:right w:val="single" w:color="8064A2" w:themeColor="accent4" w:sz="8" w:space="0"/>
+          <w:insideH w:val="nil"/>
+          <w:insideV w:val="single" w:color="8064A2" w:themeColor="accent4" w:sz="8" w:space="0"/>
         </w:tcBorders>
       </w:tcPr>
     </w:tblStylePr>
     <w:tblStylePr w:type="firstCol">
       <w:rPr>
-        <w:rFonts w:asciiTheme="majorHAnsi" w:eastAsiaTheme="majorEastAsia" w:hAnsiTheme="majorHAnsi" w:cstheme="majorBidi"/>
+        <w:rFonts w:asciiTheme="majorHAnsi" w:hAnsiTheme="majorHAnsi" w:eastAsiaTheme="majorEastAsia" w:cstheme="majorBidi"/>
         <w:b/>
         <w:bCs/>
       </w:rPr>
     </w:tblStylePr>
     <w:tblStylePr w:type="lastCol">
       <w:rPr>
-        <w:rFonts w:asciiTheme="majorHAnsi" w:eastAsiaTheme="majorEastAsia" w:hAnsiTheme="majorHAnsi" w:cstheme="majorBidi"/>
-        <w:b/>
-        <w:bCs/>
-      </w:rPr>
-      <w:tblPr/>
-      <w:tcPr>
-        <w:tcBorders>
-          <w:top w:val="single" w:sz="8" w:space="0" w:color="8064A2" w:themeColor="accent4"/>
-          <w:left w:val="single" w:sz="8" w:space="0" w:color="8064A2" w:themeColor="accent4"/>
-          <w:bottom w:val="single" w:sz="8" w:space="0" w:color="8064A2" w:themeColor="accent4"/>
-          <w:right w:val="single" w:sz="8" w:space="0" w:color="8064A2" w:themeColor="accent4"/>
+        <w:rFonts w:asciiTheme="majorHAnsi" w:hAnsiTheme="majorHAnsi" w:eastAsiaTheme="majorEastAsia" w:cstheme="majorBidi"/>
+        <w:b/>
+        <w:bCs/>
+      </w:rPr>
+      <w:tblPr/>
+      <w:tcPr>
+        <w:tcBorders>
+          <w:top w:val="single" w:color="8064A2" w:themeColor="accent4" w:sz="8" w:space="0"/>
+          <w:left w:val="single" w:color="8064A2" w:themeColor="accent4" w:sz="8" w:space="0"/>
+          <w:bottom w:val="single" w:color="8064A2" w:themeColor="accent4" w:sz="8" w:space="0"/>
+          <w:right w:val="single" w:color="8064A2" w:themeColor="accent4" w:sz="8" w:space="0"/>
         </w:tcBorders>
       </w:tcPr>
     </w:tblStylePr>
@@ -5340,10 +5229,10 @@
       <w:tblPr/>
       <w:tcPr>
         <w:tcBorders>
-          <w:top w:val="single" w:sz="8" w:space="0" w:color="8064A2" w:themeColor="accent4"/>
-          <w:left w:val="single" w:sz="8" w:space="0" w:color="8064A2" w:themeColor="accent4"/>
-          <w:bottom w:val="single" w:sz="8" w:space="0" w:color="8064A2" w:themeColor="accent4"/>
-          <w:right w:val="single" w:sz="8" w:space="0" w:color="8064A2" w:themeColor="accent4"/>
+          <w:top w:val="single" w:color="8064A2" w:themeColor="accent4" w:sz="8" w:space="0"/>
+          <w:left w:val="single" w:color="8064A2" w:themeColor="accent4" w:sz="8" w:space="0"/>
+          <w:bottom w:val="single" w:color="8064A2" w:themeColor="accent4" w:sz="8" w:space="0"/>
+          <w:right w:val="single" w:color="8064A2" w:themeColor="accent4" w:sz="8" w:space="0"/>
         </w:tcBorders>
         <w:shd w:val="clear" w:color="auto" w:fill="DFD8E8" w:themeFill="accent4" w:themeFillTint="3F"/>
       </w:tcPr>
@@ -5352,11 +5241,11 @@
       <w:tblPr/>
       <w:tcPr>
         <w:tcBorders>
-          <w:top w:val="single" w:sz="8" w:space="0" w:color="8064A2" w:themeColor="accent4"/>
-          <w:left w:val="single" w:sz="8" w:space="0" w:color="8064A2" w:themeColor="accent4"/>
-          <w:bottom w:val="single" w:sz="8" w:space="0" w:color="8064A2" w:themeColor="accent4"/>
-          <w:right w:val="single" w:sz="8" w:space="0" w:color="8064A2" w:themeColor="accent4"/>
-          <w:insideV w:val="single" w:sz="8" w:space="0" w:color="8064A2" w:themeColor="accent4"/>
+          <w:top w:val="single" w:color="8064A2" w:themeColor="accent4" w:sz="8" w:space="0"/>
+          <w:left w:val="single" w:color="8064A2" w:themeColor="accent4" w:sz="8" w:space="0"/>
+          <w:bottom w:val="single" w:color="8064A2" w:themeColor="accent4" w:sz="8" w:space="0"/>
+          <w:right w:val="single" w:color="8064A2" w:themeColor="accent4" w:sz="8" w:space="0"/>
+          <w:insideV w:val="single" w:color="8064A2" w:themeColor="accent4" w:sz="8" w:space="0"/>
         </w:tcBorders>
         <w:shd w:val="clear" w:color="auto" w:fill="DFD8E8" w:themeFill="accent4" w:themeFillTint="3F"/>
       </w:tcPr>
@@ -5365,11 +5254,11 @@
       <w:tblPr/>
       <w:tcPr>
         <w:tcBorders>
-          <w:top w:val="single" w:sz="8" w:space="0" w:color="8064A2" w:themeColor="accent4"/>
-          <w:left w:val="single" w:sz="8" w:space="0" w:color="8064A2" w:themeColor="accent4"/>
-          <w:bottom w:val="single" w:sz="8" w:space="0" w:color="8064A2" w:themeColor="accent4"/>
-          <w:right w:val="single" w:sz="8" w:space="0" w:color="8064A2" w:themeColor="accent4"/>
-          <w:insideV w:val="single" w:sz="8" w:space="0" w:color="8064A2" w:themeColor="accent4"/>
+          <w:top w:val="single" w:color="8064A2" w:themeColor="accent4" w:sz="8" w:space="0"/>
+          <w:left w:val="single" w:color="8064A2" w:themeColor="accent4" w:sz="8" w:space="0"/>
+          <w:bottom w:val="single" w:color="8064A2" w:themeColor="accent4" w:sz="8" w:space="0"/>
+          <w:right w:val="single" w:color="8064A2" w:themeColor="accent4" w:sz="8" w:space="0"/>
+          <w:insideV w:val="single" w:color="8064A2" w:themeColor="accent4" w:sz="8" w:space="0"/>
         </w:tcBorders>
       </w:tcPr>
     </w:tblStylePr>
@@ -5387,12 +5276,12 @@
       <w:tblStyleColBandSize w:val="1"/>
       <w:tblInd w:w="0" w:type="dxa"/>
       <w:tblBorders>
-        <w:top w:val="single" w:sz="8" w:space="0" w:color="4BACC6" w:themeColor="accent5"/>
-        <w:left w:val="single" w:sz="8" w:space="0" w:color="4BACC6" w:themeColor="accent5"/>
-        <w:bottom w:val="single" w:sz="8" w:space="0" w:color="4BACC6" w:themeColor="accent5"/>
-        <w:right w:val="single" w:sz="8" w:space="0" w:color="4BACC6" w:themeColor="accent5"/>
-        <w:insideH w:val="single" w:sz="8" w:space="0" w:color="4BACC6" w:themeColor="accent5"/>
-        <w:insideV w:val="single" w:sz="8" w:space="0" w:color="4BACC6" w:themeColor="accent5"/>
+        <w:top w:val="single" w:color="4BACC6" w:themeColor="accent5" w:sz="8" w:space="0"/>
+        <w:left w:val="single" w:color="4BACC6" w:themeColor="accent5" w:sz="8" w:space="0"/>
+        <w:bottom w:val="single" w:color="4BACC6" w:themeColor="accent5" w:sz="8" w:space="0"/>
+        <w:right w:val="single" w:color="4BACC6" w:themeColor="accent5" w:sz="8" w:space="0"/>
+        <w:insideH w:val="single" w:color="4BACC6" w:themeColor="accent5" w:sz="8" w:space="0"/>
+        <w:insideV w:val="single" w:color="4BACC6" w:themeColor="accent5" w:sz="8" w:space="0"/>
       </w:tblBorders>
       <w:tblCellMar>
         <w:top w:w="0" w:type="dxa"/>
@@ -5406,19 +5295,19 @@
         <w:spacing w:before="0" w:after="0" w:line="240" w:lineRule="auto"/>
       </w:pPr>
       <w:rPr>
-        <w:rFonts w:asciiTheme="majorHAnsi" w:eastAsiaTheme="majorEastAsia" w:hAnsiTheme="majorHAnsi" w:cstheme="majorBidi"/>
-        <w:b/>
-        <w:bCs/>
-      </w:rPr>
-      <w:tblPr/>
-      <w:tcPr>
-        <w:tcBorders>
-          <w:top w:val="single" w:sz="8" w:space="0" w:color="4BACC6" w:themeColor="accent5"/>
-          <w:left w:val="single" w:sz="8" w:space="0" w:color="4BACC6" w:themeColor="accent5"/>
-          <w:bottom w:val="single" w:sz="18" w:space="0" w:color="4BACC6" w:themeColor="accent5"/>
-          <w:right w:val="single" w:sz="8" w:space="0" w:color="4BACC6" w:themeColor="accent5"/>
-          <w:insideH w:val="nil"/>
-          <w:insideV w:val="single" w:sz="8" w:space="0" w:color="4BACC6" w:themeColor="accent5"/>
+        <w:rFonts w:asciiTheme="majorHAnsi" w:hAnsiTheme="majorHAnsi" w:eastAsiaTheme="majorEastAsia" w:cstheme="majorBidi"/>
+        <w:b/>
+        <w:bCs/>
+      </w:rPr>
+      <w:tblPr/>
+      <w:tcPr>
+        <w:tcBorders>
+          <w:top w:val="single" w:color="4BACC6" w:themeColor="accent5" w:sz="8" w:space="0"/>
+          <w:left w:val="single" w:color="4BACC6" w:themeColor="accent5" w:sz="8" w:space="0"/>
+          <w:bottom w:val="single" w:color="4BACC6" w:themeColor="accent5" w:sz="18" w:space="0"/>
+          <w:right w:val="single" w:color="4BACC6" w:themeColor="accent5" w:sz="8" w:space="0"/>
+          <w:insideH w:val="nil"/>
+          <w:insideV w:val="single" w:color="4BACC6" w:themeColor="accent5" w:sz="8" w:space="0"/>
         </w:tcBorders>
       </w:tcPr>
     </w:tblStylePr>
@@ -5427,42 +5316,42 @@
         <w:spacing w:before="0" w:after="0" w:line="240" w:lineRule="auto"/>
       </w:pPr>
       <w:rPr>
-        <w:rFonts w:asciiTheme="majorHAnsi" w:eastAsiaTheme="majorEastAsia" w:hAnsiTheme="majorHAnsi" w:cstheme="majorBidi"/>
-        <w:b/>
-        <w:bCs/>
-      </w:rPr>
-      <w:tblPr/>
-      <w:tcPr>
-        <w:tcBorders>
-          <w:top w:val="double" w:sz="6" w:space="0" w:color="4BACC6" w:themeColor="accent5"/>
-          <w:left w:val="single" w:sz="8" w:space="0" w:color="4BACC6" w:themeColor="accent5"/>
-          <w:bottom w:val="single" w:sz="8" w:space="0" w:color="4BACC6" w:themeColor="accent5"/>
-          <w:right w:val="single" w:sz="8" w:space="0" w:color="4BACC6" w:themeColor="accent5"/>
-          <w:insideH w:val="nil"/>
-          <w:insideV w:val="single" w:sz="8" w:space="0" w:color="4BACC6" w:themeColor="accent5"/>
+        <w:rFonts w:asciiTheme="majorHAnsi" w:hAnsiTheme="majorHAnsi" w:eastAsiaTheme="majorEastAsia" w:cstheme="majorBidi"/>
+        <w:b/>
+        <w:bCs/>
+      </w:rPr>
+      <w:tblPr/>
+      <w:tcPr>
+        <w:tcBorders>
+          <w:top w:val="double" w:color="4BACC6" w:themeColor="accent5" w:sz="6" w:space="0"/>
+          <w:left w:val="single" w:color="4BACC6" w:themeColor="accent5" w:sz="8" w:space="0"/>
+          <w:bottom w:val="single" w:color="4BACC6" w:themeColor="accent5" w:sz="8" w:space="0"/>
+          <w:right w:val="single" w:color="4BACC6" w:themeColor="accent5" w:sz="8" w:space="0"/>
+          <w:insideH w:val="nil"/>
+          <w:insideV w:val="single" w:color="4BACC6" w:themeColor="accent5" w:sz="8" w:space="0"/>
         </w:tcBorders>
       </w:tcPr>
     </w:tblStylePr>
     <w:tblStylePr w:type="firstCol">
       <w:rPr>
-        <w:rFonts w:asciiTheme="majorHAnsi" w:eastAsiaTheme="majorEastAsia" w:hAnsiTheme="majorHAnsi" w:cstheme="majorBidi"/>
+        <w:rFonts w:asciiTheme="majorHAnsi" w:hAnsiTheme="majorHAnsi" w:eastAsiaTheme="majorEastAsia" w:cstheme="majorBidi"/>
         <w:b/>
         <w:bCs/>
       </w:rPr>
     </w:tblStylePr>
     <w:tblStylePr w:type="lastCol">
       <w:rPr>
-        <w:rFonts w:asciiTheme="majorHAnsi" w:eastAsiaTheme="majorEastAsia" w:hAnsiTheme="majorHAnsi" w:cstheme="majorBidi"/>
-        <w:b/>
-        <w:bCs/>
-      </w:rPr>
-      <w:tblPr/>
-      <w:tcPr>
-        <w:tcBorders>
-          <w:top w:val="single" w:sz="8" w:space="0" w:color="4BACC6" w:themeColor="accent5"/>
-          <w:left w:val="single" w:sz="8" w:space="0" w:color="4BACC6" w:themeColor="accent5"/>
-          <w:bottom w:val="single" w:sz="8" w:space="0" w:color="4BACC6" w:themeColor="accent5"/>
-          <w:right w:val="single" w:sz="8" w:space="0" w:color="4BACC6" w:themeColor="accent5"/>
+        <w:rFonts w:asciiTheme="majorHAnsi" w:hAnsiTheme="majorHAnsi" w:eastAsiaTheme="majorEastAsia" w:cstheme="majorBidi"/>
+        <w:b/>
+        <w:bCs/>
+      </w:rPr>
+      <w:tblPr/>
+      <w:tcPr>
+        <w:tcBorders>
+          <w:top w:val="single" w:color="4BACC6" w:themeColor="accent5" w:sz="8" w:space="0"/>
+          <w:left w:val="single" w:color="4BACC6" w:themeColor="accent5" w:sz="8" w:space="0"/>
+          <w:bottom w:val="single" w:color="4BACC6" w:themeColor="accent5" w:sz="8" w:space="0"/>
+          <w:right w:val="single" w:color="4BACC6" w:themeColor="accent5" w:sz="8" w:space="0"/>
         </w:tcBorders>
       </w:tcPr>
     </w:tblStylePr>
@@ -5470,10 +5359,10 @@
       <w:tblPr/>
       <w:tcPr>
         <w:tcBorders>
-          <w:top w:val="single" w:sz="8" w:space="0" w:color="4BACC6" w:themeColor="accent5"/>
-          <w:left w:val="single" w:sz="8" w:space="0" w:color="4BACC6" w:themeColor="accent5"/>
-          <w:bottom w:val="single" w:sz="8" w:space="0" w:color="4BACC6" w:themeColor="accent5"/>
-          <w:right w:val="single" w:sz="8" w:space="0" w:color="4BACC6" w:themeColor="accent5"/>
+          <w:top w:val="single" w:color="4BACC6" w:themeColor="accent5" w:sz="8" w:space="0"/>
+          <w:left w:val="single" w:color="4BACC6" w:themeColor="accent5" w:sz="8" w:space="0"/>
+          <w:bottom w:val="single" w:color="4BACC6" w:themeColor="accent5" w:sz="8" w:space="0"/>
+          <w:right w:val="single" w:color="4BACC6" w:themeColor="accent5" w:sz="8" w:space="0"/>
         </w:tcBorders>
         <w:shd w:val="clear" w:color="auto" w:fill="D2EAF1" w:themeFill="accent5" w:themeFillTint="3F"/>
       </w:tcPr>
@@ -5482,11 +5371,11 @@
       <w:tblPr/>
       <w:tcPr>
         <w:tcBorders>
-          <w:top w:val="single" w:sz="8" w:space="0" w:color="4BACC6" w:themeColor="accent5"/>
-          <w:left w:val="single" w:sz="8" w:space="0" w:color="4BACC6" w:themeColor="accent5"/>
-          <w:bottom w:val="single" w:sz="8" w:space="0" w:color="4BACC6" w:themeColor="accent5"/>
-          <w:right w:val="single" w:sz="8" w:space="0" w:color="4BACC6" w:themeColor="accent5"/>
-          <w:insideV w:val="single" w:sz="8" w:space="0" w:color="4BACC6" w:themeColor="accent5"/>
+          <w:top w:val="single" w:color="4BACC6" w:themeColor="accent5" w:sz="8" w:space="0"/>
+          <w:left w:val="single" w:color="4BACC6" w:themeColor="accent5" w:sz="8" w:space="0"/>
+          <w:bottom w:val="single" w:color="4BACC6" w:themeColor="accent5" w:sz="8" w:space="0"/>
+          <w:right w:val="single" w:color="4BACC6" w:themeColor="accent5" w:sz="8" w:space="0"/>
+          <w:insideV w:val="single" w:color="4BACC6" w:themeColor="accent5" w:sz="8" w:space="0"/>
         </w:tcBorders>
         <w:shd w:val="clear" w:color="auto" w:fill="D2EAF1" w:themeFill="accent5" w:themeFillTint="3F"/>
       </w:tcPr>
@@ -5495,11 +5384,11 @@
       <w:tblPr/>
       <w:tcPr>
         <w:tcBorders>
-          <w:top w:val="single" w:sz="8" w:space="0" w:color="4BACC6" w:themeColor="accent5"/>
-          <w:left w:val="single" w:sz="8" w:space="0" w:color="4BACC6" w:themeColor="accent5"/>
-          <w:bottom w:val="single" w:sz="8" w:space="0" w:color="4BACC6" w:themeColor="accent5"/>
-          <w:right w:val="single" w:sz="8" w:space="0" w:color="4BACC6" w:themeColor="accent5"/>
-          <w:insideV w:val="single" w:sz="8" w:space="0" w:color="4BACC6" w:themeColor="accent5"/>
+          <w:top w:val="single" w:color="4BACC6" w:themeColor="accent5" w:sz="8" w:space="0"/>
+          <w:left w:val="single" w:color="4BACC6" w:themeColor="accent5" w:sz="8" w:space="0"/>
+          <w:bottom w:val="single" w:color="4BACC6" w:themeColor="accent5" w:sz="8" w:space="0"/>
+          <w:right w:val="single" w:color="4BACC6" w:themeColor="accent5" w:sz="8" w:space="0"/>
+          <w:insideV w:val="single" w:color="4BACC6" w:themeColor="accent5" w:sz="8" w:space="0"/>
         </w:tcBorders>
       </w:tcPr>
     </w:tblStylePr>
@@ -5517,12 +5406,12 @@
       <w:tblStyleColBandSize w:val="1"/>
       <w:tblInd w:w="0" w:type="dxa"/>
       <w:tblBorders>
-        <w:top w:val="single" w:sz="8" w:space="0" w:color="F79646" w:themeColor="accent6"/>
-        <w:left w:val="single" w:sz="8" w:space="0" w:color="F79646" w:themeColor="accent6"/>
-        <w:bottom w:val="single" w:sz="8" w:space="0" w:color="F79646" w:themeColor="accent6"/>
-        <w:right w:val="single" w:sz="8" w:space="0" w:color="F79646" w:themeColor="accent6"/>
-        <w:insideH w:val="single" w:sz="8" w:space="0" w:color="F79646" w:themeColor="accent6"/>
-        <w:insideV w:val="single" w:sz="8" w:space="0" w:color="F79646" w:themeColor="accent6"/>
+        <w:top w:val="single" w:color="F79646" w:themeColor="accent6" w:sz="8" w:space="0"/>
+        <w:left w:val="single" w:color="F79646" w:themeColor="accent6" w:sz="8" w:space="0"/>
+        <w:bottom w:val="single" w:color="F79646" w:themeColor="accent6" w:sz="8" w:space="0"/>
+        <w:right w:val="single" w:color="F79646" w:themeColor="accent6" w:sz="8" w:space="0"/>
+        <w:insideH w:val="single" w:color="F79646" w:themeColor="accent6" w:sz="8" w:space="0"/>
+        <w:insideV w:val="single" w:color="F79646" w:themeColor="accent6" w:sz="8" w:space="0"/>
       </w:tblBorders>
       <w:tblCellMar>
         <w:top w:w="0" w:type="dxa"/>
@@ -5536,19 +5425,19 @@
         <w:spacing w:before="0" w:after="0" w:line="240" w:lineRule="auto"/>
       </w:pPr>
       <w:rPr>
-        <w:rFonts w:asciiTheme="majorHAnsi" w:eastAsiaTheme="majorEastAsia" w:hAnsiTheme="majorHAnsi" w:cstheme="majorBidi"/>
-        <w:b/>
-        <w:bCs/>
-      </w:rPr>
-      <w:tblPr/>
-      <w:tcPr>
-        <w:tcBorders>
-          <w:top w:val="single" w:sz="8" w:space="0" w:color="F79646" w:themeColor="accent6"/>
-          <w:left w:val="single" w:sz="8" w:space="0" w:color="F79646" w:themeColor="accent6"/>
-          <w:bottom w:val="single" w:sz="18" w:space="0" w:color="F79646" w:themeColor="accent6"/>
-          <w:right w:val="single" w:sz="8" w:space="0" w:color="F79646" w:themeColor="accent6"/>
-          <w:insideH w:val="nil"/>
-          <w:insideV w:val="single" w:sz="8" w:space="0" w:color="F79646" w:themeColor="accent6"/>
+        <w:rFonts w:asciiTheme="majorHAnsi" w:hAnsiTheme="majorHAnsi" w:eastAsiaTheme="majorEastAsia" w:cstheme="majorBidi"/>
+        <w:b/>
+        <w:bCs/>
+      </w:rPr>
+      <w:tblPr/>
+      <w:tcPr>
+        <w:tcBorders>
+          <w:top w:val="single" w:color="F79646" w:themeColor="accent6" w:sz="8" w:space="0"/>
+          <w:left w:val="single" w:color="F79646" w:themeColor="accent6" w:sz="8" w:space="0"/>
+          <w:bottom w:val="single" w:color="F79646" w:themeColor="accent6" w:sz="18" w:space="0"/>
+          <w:right w:val="single" w:color="F79646" w:themeColor="accent6" w:sz="8" w:space="0"/>
+          <w:insideH w:val="nil"/>
+          <w:insideV w:val="single" w:color="F79646" w:themeColor="accent6" w:sz="8" w:space="0"/>
         </w:tcBorders>
       </w:tcPr>
     </w:tblStylePr>
@@ -5557,42 +5446,42 @@
         <w:spacing w:before="0" w:after="0" w:line="240" w:lineRule="auto"/>
       </w:pPr>
       <w:rPr>
-        <w:rFonts w:asciiTheme="majorHAnsi" w:eastAsiaTheme="majorEastAsia" w:hAnsiTheme="majorHAnsi" w:cstheme="majorBidi"/>
-        <w:b/>
-        <w:bCs/>
-      </w:rPr>
-      <w:tblPr/>
-      <w:tcPr>
-        <w:tcBorders>
-          <w:top w:val="double" w:sz="6" w:space="0" w:color="F79646" w:themeColor="accent6"/>
-          <w:left w:val="single" w:sz="8" w:space="0" w:color="F79646" w:themeColor="accent6"/>
-          <w:bottom w:val="single" w:sz="8" w:space="0" w:color="F79646" w:themeColor="accent6"/>
-          <w:right w:val="single" w:sz="8" w:space="0" w:color="F79646" w:themeColor="accent6"/>
-          <w:insideH w:val="nil"/>
-          <w:insideV w:val="single" w:sz="8" w:space="0" w:color="F79646" w:themeColor="accent6"/>
+        <w:rFonts w:asciiTheme="majorHAnsi" w:hAnsiTheme="majorHAnsi" w:eastAsiaTheme="majorEastAsia" w:cstheme="majorBidi"/>
+        <w:b/>
+        <w:bCs/>
+      </w:rPr>
+      <w:tblPr/>
+      <w:tcPr>
+        <w:tcBorders>
+          <w:top w:val="double" w:color="F79646" w:themeColor="accent6" w:sz="6" w:space="0"/>
+          <w:left w:val="single" w:color="F79646" w:themeColor="accent6" w:sz="8" w:space="0"/>
+          <w:bottom w:val="single" w:color="F79646" w:themeColor="accent6" w:sz="8" w:space="0"/>
+          <w:right w:val="single" w:color="F79646" w:themeColor="accent6" w:sz="8" w:space="0"/>
+          <w:insideH w:val="nil"/>
+          <w:insideV w:val="single" w:color="F79646" w:themeColor="accent6" w:sz="8" w:space="0"/>
         </w:tcBorders>
       </w:tcPr>
     </w:tblStylePr>
     <w:tblStylePr w:type="firstCol">
       <w:rPr>
-        <w:rFonts w:asciiTheme="majorHAnsi" w:eastAsiaTheme="majorEastAsia" w:hAnsiTheme="majorHAnsi" w:cstheme="majorBidi"/>
+        <w:rFonts w:asciiTheme="majorHAnsi" w:hAnsiTheme="majorHAnsi" w:eastAsiaTheme="majorEastAsia" w:cstheme="majorBidi"/>
         <w:b/>
         <w:bCs/>
       </w:rPr>
     </w:tblStylePr>
     <w:tblStylePr w:type="lastCol">
       <w:rPr>
-        <w:rFonts w:asciiTheme="majorHAnsi" w:eastAsiaTheme="majorEastAsia" w:hAnsiTheme="majorHAnsi" w:cstheme="majorBidi"/>
-        <w:b/>
-        <w:bCs/>
-      </w:rPr>
-      <w:tblPr/>
-      <w:tcPr>
-        <w:tcBorders>
-          <w:top w:val="single" w:sz="8" w:space="0" w:color="F79646" w:themeColor="accent6"/>
-          <w:left w:val="single" w:sz="8" w:space="0" w:color="F79646" w:themeColor="accent6"/>
-          <w:bottom w:val="single" w:sz="8" w:space="0" w:color="F79646" w:themeColor="accent6"/>
-          <w:right w:val="single" w:sz="8" w:space="0" w:color="F79646" w:themeColor="accent6"/>
+        <w:rFonts w:asciiTheme="majorHAnsi" w:hAnsiTheme="majorHAnsi" w:eastAsiaTheme="majorEastAsia" w:cstheme="majorBidi"/>
+        <w:b/>
+        <w:bCs/>
+      </w:rPr>
+      <w:tblPr/>
+      <w:tcPr>
+        <w:tcBorders>
+          <w:top w:val="single" w:color="F79646" w:themeColor="accent6" w:sz="8" w:space="0"/>
+          <w:left w:val="single" w:color="F79646" w:themeColor="accent6" w:sz="8" w:space="0"/>
+          <w:bottom w:val="single" w:color="F79646" w:themeColor="accent6" w:sz="8" w:space="0"/>
+          <w:right w:val="single" w:color="F79646" w:themeColor="accent6" w:sz="8" w:space="0"/>
         </w:tcBorders>
       </w:tcPr>
     </w:tblStylePr>
@@ -5600,10 +5489,10 @@
       <w:tblPr/>
       <w:tcPr>
         <w:tcBorders>
-          <w:top w:val="single" w:sz="8" w:space="0" w:color="F79646" w:themeColor="accent6"/>
-          <w:left w:val="single" w:sz="8" w:space="0" w:color="F79646" w:themeColor="accent6"/>
-          <w:bottom w:val="single" w:sz="8" w:space="0" w:color="F79646" w:themeColor="accent6"/>
-          <w:right w:val="single" w:sz="8" w:space="0" w:color="F79646" w:themeColor="accent6"/>
+          <w:top w:val="single" w:color="F79646" w:themeColor="accent6" w:sz="8" w:space="0"/>
+          <w:left w:val="single" w:color="F79646" w:themeColor="accent6" w:sz="8" w:space="0"/>
+          <w:bottom w:val="single" w:color="F79646" w:themeColor="accent6" w:sz="8" w:space="0"/>
+          <w:right w:val="single" w:color="F79646" w:themeColor="accent6" w:sz="8" w:space="0"/>
         </w:tcBorders>
         <w:shd w:val="clear" w:color="auto" w:fill="FDE4D0" w:themeFill="accent6" w:themeFillTint="3F"/>
       </w:tcPr>
@@ -5612,11 +5501,11 @@
       <w:tblPr/>
       <w:tcPr>
         <w:tcBorders>
-          <w:top w:val="single" w:sz="8" w:space="0" w:color="F79646" w:themeColor="accent6"/>
-          <w:left w:val="single" w:sz="8" w:space="0" w:color="F79646" w:themeColor="accent6"/>
-          <w:bottom w:val="single" w:sz="8" w:space="0" w:color="F79646" w:themeColor="accent6"/>
-          <w:right w:val="single" w:sz="8" w:space="0" w:color="F79646" w:themeColor="accent6"/>
-          <w:insideV w:val="single" w:sz="8" w:space="0" w:color="F79646" w:themeColor="accent6"/>
+          <w:top w:val="single" w:color="F79646" w:themeColor="accent6" w:sz="8" w:space="0"/>
+          <w:left w:val="single" w:color="F79646" w:themeColor="accent6" w:sz="8" w:space="0"/>
+          <w:bottom w:val="single" w:color="F79646" w:themeColor="accent6" w:sz="8" w:space="0"/>
+          <w:right w:val="single" w:color="F79646" w:themeColor="accent6" w:sz="8" w:space="0"/>
+          <w:insideV w:val="single" w:color="F79646" w:themeColor="accent6" w:sz="8" w:space="0"/>
         </w:tcBorders>
         <w:shd w:val="clear" w:color="auto" w:fill="FDE4D0" w:themeFill="accent6" w:themeFillTint="3F"/>
       </w:tcPr>
@@ -5625,11 +5514,11 @@
       <w:tblPr/>
       <w:tcPr>
         <w:tcBorders>
-          <w:top w:val="single" w:sz="8" w:space="0" w:color="F79646" w:themeColor="accent6"/>
-          <w:left w:val="single" w:sz="8" w:space="0" w:color="F79646" w:themeColor="accent6"/>
-          <w:bottom w:val="single" w:sz="8" w:space="0" w:color="F79646" w:themeColor="accent6"/>
-          <w:right w:val="single" w:sz="8" w:space="0" w:color="F79646" w:themeColor="accent6"/>
-          <w:insideV w:val="single" w:sz="8" w:space="0" w:color="F79646" w:themeColor="accent6"/>
+          <w:top w:val="single" w:color="F79646" w:themeColor="accent6" w:sz="8" w:space="0"/>
+          <w:left w:val="single" w:color="F79646" w:themeColor="accent6" w:sz="8" w:space="0"/>
+          <w:bottom w:val="single" w:color="F79646" w:themeColor="accent6" w:sz="8" w:space="0"/>
+          <w:right w:val="single" w:color="F79646" w:themeColor="accent6" w:sz="8" w:space="0"/>
+          <w:insideV w:val="single" w:color="F79646" w:themeColor="accent6" w:sz="8" w:space="0"/>
         </w:tcBorders>
       </w:tcPr>
     </w:tblStylePr>
@@ -5647,11 +5536,11 @@
       <w:tblStyleColBandSize w:val="1"/>
       <w:tblInd w:w="0" w:type="dxa"/>
       <w:tblBorders>
-        <w:top w:val="single" w:sz="8" w:space="0" w:color="404040" w:themeColor="text1" w:themeTint="BF"/>
-        <w:left w:val="single" w:sz="8" w:space="0" w:color="404040" w:themeColor="text1" w:themeTint="BF"/>
-        <w:bottom w:val="single" w:sz="8" w:space="0" w:color="404040" w:themeColor="text1" w:themeTint="BF"/>
-        <w:right w:val="single" w:sz="8" w:space="0" w:color="404040" w:themeColor="text1" w:themeTint="BF"/>
-        <w:insideH w:val="single" w:sz="8" w:space="0" w:color="404040" w:themeColor="text1" w:themeTint="BF"/>
+        <w:top w:val="single" w:color="404040" w:themeColor="text1" w:themeTint="BF" w:sz="8" w:space="0"/>
+        <w:left w:val="single" w:color="404040" w:themeColor="text1" w:themeTint="BF" w:sz="8" w:space="0"/>
+        <w:bottom w:val="single" w:color="404040" w:themeColor="text1" w:themeTint="BF" w:sz="8" w:space="0"/>
+        <w:right w:val="single" w:color="404040" w:themeColor="text1" w:themeTint="BF" w:sz="8" w:space="0"/>
+        <w:insideH w:val="single" w:color="404040" w:themeColor="text1" w:themeTint="BF" w:sz="8" w:space="0"/>
       </w:tblBorders>
       <w:tblCellMar>
         <w:top w:w="0" w:type="dxa"/>
@@ -5672,10 +5561,10 @@
       <w:tblPr/>
       <w:tcPr>
         <w:tcBorders>
-          <w:top w:val="single" w:sz="8" w:space="0" w:color="404040" w:themeColor="text1" w:themeTint="BF"/>
-          <w:left w:val="single" w:sz="8" w:space="0" w:color="404040" w:themeColor="text1" w:themeTint="BF"/>
-          <w:bottom w:val="single" w:sz="8" w:space="0" w:color="404040" w:themeColor="text1" w:themeTint="BF"/>
-          <w:right w:val="single" w:sz="8" w:space="0" w:color="404040" w:themeColor="text1" w:themeTint="BF"/>
+          <w:top w:val="single" w:color="404040" w:themeColor="text1" w:themeTint="BF" w:sz="8" w:space="0"/>
+          <w:left w:val="single" w:color="404040" w:themeColor="text1" w:themeTint="BF" w:sz="8" w:space="0"/>
+          <w:bottom w:val="single" w:color="404040" w:themeColor="text1" w:themeTint="BF" w:sz="8" w:space="0"/>
+          <w:right w:val="single" w:color="404040" w:themeColor="text1" w:themeTint="BF" w:sz="8" w:space="0"/>
           <w:insideH w:val="nil"/>
           <w:insideV w:val="nil"/>
         </w:tcBorders>
@@ -5693,10 +5582,10 @@
       <w:tblPr/>
       <w:tcPr>
         <w:tcBorders>
-          <w:top w:val="double" w:sz="6" w:space="0" w:color="404040" w:themeColor="text1" w:themeTint="BF"/>
-          <w:left w:val="single" w:sz="8" w:space="0" w:color="404040" w:themeColor="text1" w:themeTint="BF"/>
-          <w:bottom w:val="single" w:sz="8" w:space="0" w:color="404040" w:themeColor="text1" w:themeTint="BF"/>
-          <w:right w:val="single" w:sz="8" w:space="0" w:color="404040" w:themeColor="text1" w:themeTint="BF"/>
+          <w:top w:val="double" w:color="404040" w:themeColor="text1" w:themeTint="BF" w:sz="6" w:space="0"/>
+          <w:left w:val="single" w:color="404040" w:themeColor="text1" w:themeTint="BF" w:sz="8" w:space="0"/>
+          <w:bottom w:val="single" w:color="404040" w:themeColor="text1" w:themeTint="BF" w:sz="8" w:space="0"/>
+          <w:right w:val="single" w:color="404040" w:themeColor="text1" w:themeTint="BF" w:sz="8" w:space="0"/>
           <w:insideH w:val="nil"/>
           <w:insideV w:val="nil"/>
         </w:tcBorders>
@@ -5753,11 +5642,11 @@
       <w:tblStyleColBandSize w:val="1"/>
       <w:tblInd w:w="0" w:type="dxa"/>
       <w:tblBorders>
-        <w:top w:val="single" w:sz="8" w:space="0" w:color="7BA0CD" w:themeColor="accent1" w:themeTint="BF"/>
-        <w:left w:val="single" w:sz="8" w:space="0" w:color="7BA0CD" w:themeColor="accent1" w:themeTint="BF"/>
-        <w:bottom w:val="single" w:sz="8" w:space="0" w:color="7BA0CD" w:themeColor="accent1" w:themeTint="BF"/>
-        <w:right w:val="single" w:sz="8" w:space="0" w:color="7BA0CD" w:themeColor="accent1" w:themeTint="BF"/>
-        <w:insideH w:val="single" w:sz="8" w:space="0" w:color="7BA0CD" w:themeColor="accent1" w:themeTint="BF"/>
+        <w:top w:val="single" w:color="7BA0CD" w:themeColor="accent1" w:themeTint="BF" w:sz="8" w:space="0"/>
+        <w:left w:val="single" w:color="7BA0CD" w:themeColor="accent1" w:themeTint="BF" w:sz="8" w:space="0"/>
+        <w:bottom w:val="single" w:color="7BA0CD" w:themeColor="accent1" w:themeTint="BF" w:sz="8" w:space="0"/>
+        <w:right w:val="single" w:color="7BA0CD" w:themeColor="accent1" w:themeTint="BF" w:sz="8" w:space="0"/>
+        <w:insideH w:val="single" w:color="7BA0CD" w:themeColor="accent1" w:themeTint="BF" w:sz="8" w:space="0"/>
       </w:tblBorders>
       <w:tblCellMar>
         <w:top w:w="0" w:type="dxa"/>
@@ -5778,10 +5667,10 @@
       <w:tblPr/>
       <w:tcPr>
         <w:tcBorders>
-          <w:top w:val="single" w:sz="8" w:space="0" w:color="7BA0CD" w:themeColor="accent1" w:themeTint="BF"/>
-          <w:left w:val="single" w:sz="8" w:space="0" w:color="7BA0CD" w:themeColor="accent1" w:themeTint="BF"/>
-          <w:bottom w:val="single" w:sz="8" w:space="0" w:color="7BA0CD" w:themeColor="accent1" w:themeTint="BF"/>
-          <w:right w:val="single" w:sz="8" w:space="0" w:color="7BA0CD" w:themeColor="accent1" w:themeTint="BF"/>
+          <w:top w:val="single" w:color="7BA0CD" w:themeColor="accent1" w:themeTint="BF" w:sz="8" w:space="0"/>
+          <w:left w:val="single" w:color="7BA0CD" w:themeColor="accent1" w:themeTint="BF" w:sz="8" w:space="0"/>
+          <w:bottom w:val="single" w:color="7BA0CD" w:themeColor="accent1" w:themeTint="BF" w:sz="8" w:space="0"/>
+          <w:right w:val="single" w:color="7BA0CD" w:themeColor="accent1" w:themeTint="BF" w:sz="8" w:space="0"/>
           <w:insideH w:val="nil"/>
           <w:insideV w:val="nil"/>
         </w:tcBorders>
@@ -5799,10 +5688,10 @@
       <w:tblPr/>
       <w:tcPr>
         <w:tcBorders>
-          <w:top w:val="double" w:sz="6" w:space="0" w:color="7BA0CD" w:themeColor="accent1" w:themeTint="BF"/>
-          <w:left w:val="single" w:sz="8" w:space="0" w:color="7BA0CD" w:themeColor="accent1" w:themeTint="BF"/>
-          <w:bottom w:val="single" w:sz="8" w:space="0" w:color="7BA0CD" w:themeColor="accent1" w:themeTint="BF"/>
-          <w:right w:val="single" w:sz="8" w:space="0" w:color="7BA0CD" w:themeColor="accent1" w:themeTint="BF"/>
+          <w:top w:val="double" w:color="7BA0CD" w:themeColor="accent1" w:themeTint="BF" w:sz="6" w:space="0"/>
+          <w:left w:val="single" w:color="7BA0CD" w:themeColor="accent1" w:themeTint="BF" w:sz="8" w:space="0"/>
+          <w:bottom w:val="single" w:color="7BA0CD" w:themeColor="accent1" w:themeTint="BF" w:sz="8" w:space="0"/>
+          <w:right w:val="single" w:color="7BA0CD" w:themeColor="accent1" w:themeTint="BF" w:sz="8" w:space="0"/>
           <w:insideH w:val="nil"/>
           <w:insideV w:val="nil"/>
         </w:tcBorders>
@@ -5859,11 +5748,11 @@
       <w:tblStyleColBandSize w:val="1"/>
       <w:tblInd w:w="0" w:type="dxa"/>
       <w:tblBorders>
-        <w:top w:val="single" w:sz="8" w:space="0" w:color="CF7B79" w:themeColor="accent2" w:themeTint="BF"/>
-        <w:left w:val="single" w:sz="8" w:space="0" w:color="CF7B79" w:themeColor="accent2" w:themeTint="BF"/>
-        <w:bottom w:val="single" w:sz="8" w:space="0" w:color="CF7B79" w:themeColor="accent2" w:themeTint="BF"/>
-        <w:right w:val="single" w:sz="8" w:space="0" w:color="CF7B79" w:themeColor="accent2" w:themeTint="BF"/>
-        <w:insideH w:val="single" w:sz="8" w:space="0" w:color="CF7B79" w:themeColor="accent2" w:themeTint="BF"/>
+        <w:top w:val="single" w:color="CF7B79" w:themeColor="accent2" w:themeTint="BF" w:sz="8" w:space="0"/>
+        <w:left w:val="single" w:color="CF7B79" w:themeColor="accent2" w:themeTint="BF" w:sz="8" w:space="0"/>
+        <w:bottom w:val="single" w:color="CF7B79" w:themeColor="accent2" w:themeTint="BF" w:sz="8" w:space="0"/>
+        <w:right w:val="single" w:color="CF7B79" w:themeColor="accent2" w:themeTint="BF" w:sz="8" w:space="0"/>
+        <w:insideH w:val="single" w:color="CF7B79" w:themeColor="accent2" w:themeTint="BF" w:sz="8" w:space="0"/>
       </w:tblBorders>
       <w:tblCellMar>
         <w:top w:w="0" w:type="dxa"/>
@@ -5884,10 +5773,10 @@
       <w:tblPr/>
       <w:tcPr>
         <w:tcBorders>
-          <w:top w:val="single" w:sz="8" w:space="0" w:color="CF7B79" w:themeColor="accent2" w:themeTint="BF"/>
-          <w:left w:val="single" w:sz="8" w:space="0" w:color="CF7B79" w:themeColor="accent2" w:themeTint="BF"/>
-          <w:bottom w:val="single" w:sz="8" w:space="0" w:color="CF7B79" w:themeColor="accent2" w:themeTint="BF"/>
-          <w:right w:val="single" w:sz="8" w:space="0" w:color="CF7B79" w:themeColor="accent2" w:themeTint="BF"/>
+          <w:top w:val="single" w:color="CF7B79" w:themeColor="accent2" w:themeTint="BF" w:sz="8" w:space="0"/>
+          <w:left w:val="single" w:color="CF7B79" w:themeColor="accent2" w:themeTint="BF" w:sz="8" w:space="0"/>
+          <w:bottom w:val="single" w:color="CF7B79" w:themeColor="accent2" w:themeTint="BF" w:sz="8" w:space="0"/>
+          <w:right w:val="single" w:color="CF7B79" w:themeColor="accent2" w:themeTint="BF" w:sz="8" w:space="0"/>
           <w:insideH w:val="nil"/>
           <w:insideV w:val="nil"/>
         </w:tcBorders>
@@ -5905,10 +5794,10 @@
       <w:tblPr/>
       <w:tcPr>
         <w:tcBorders>
-          <w:top w:val="double" w:sz="6" w:space="0" w:color="CF7B79" w:themeColor="accent2" w:themeTint="BF"/>
-          <w:left w:val="single" w:sz="8" w:space="0" w:color="CF7B79" w:themeColor="accent2" w:themeTint="BF"/>
-          <w:bottom w:val="single" w:sz="8" w:space="0" w:color="CF7B79" w:themeColor="accent2" w:themeTint="BF"/>
-          <w:right w:val="single" w:sz="8" w:space="0" w:color="CF7B79" w:themeColor="accent2" w:themeTint="BF"/>
+          <w:top w:val="double" w:color="CF7B79" w:themeColor="accent2" w:themeTint="BF" w:sz="6" w:space="0"/>
+          <w:left w:val="single" w:color="CF7B79" w:themeColor="accent2" w:themeTint="BF" w:sz="8" w:space="0"/>
+          <w:bottom w:val="single" w:color="CF7B79" w:themeColor="accent2" w:themeTint="BF" w:sz="8" w:space="0"/>
+          <w:right w:val="single" w:color="CF7B79" w:themeColor="accent2" w:themeTint="BF" w:sz="8" w:space="0"/>
           <w:insideH w:val="nil"/>
           <w:insideV w:val="nil"/>
         </w:tcBorders>
@@ -5965,11 +5854,11 @@
       <w:tblStyleColBandSize w:val="1"/>
       <w:tblInd w:w="0" w:type="dxa"/>
       <w:tblBorders>
-        <w:top w:val="single" w:sz="8" w:space="0" w:color="B3CC82" w:themeColor="accent3" w:themeTint="BF"/>
-        <w:left w:val="single" w:sz="8" w:space="0" w:color="B3CC82" w:themeColor="accent3" w:themeTint="BF"/>
-        <w:bottom w:val="single" w:sz="8" w:space="0" w:color="B3CC82" w:themeColor="accent3" w:themeTint="BF"/>
-        <w:right w:val="single" w:sz="8" w:space="0" w:color="B3CC82" w:themeColor="accent3" w:themeTint="BF"/>
-        <w:insideH w:val="single" w:sz="8" w:space="0" w:color="B3CC82" w:themeColor="accent3" w:themeTint="BF"/>
+        <w:top w:val="single" w:color="B3CC82" w:themeColor="accent3" w:themeTint="BF" w:sz="8" w:space="0"/>
+        <w:left w:val="single" w:color="B3CC82" w:themeColor="accent3" w:themeTint="BF" w:sz="8" w:space="0"/>
+        <w:bottom w:val="single" w:color="B3CC82" w:themeColor="accent3" w:themeTint="BF" w:sz="8" w:space="0"/>
+        <w:right w:val="single" w:color="B3CC82" w:themeColor="accent3" w:themeTint="BF" w:sz="8" w:space="0"/>
+        <w:insideH w:val="single" w:color="B3CC82" w:themeColor="accent3" w:themeTint="BF" w:sz="8" w:space="0"/>
       </w:tblBorders>
       <w:tblCellMar>
         <w:top w:w="0" w:type="dxa"/>
@@ -5990,10 +5879,10 @@
       <w:tblPr/>
       <w:tcPr>
         <w:tcBorders>
-          <w:top w:val="single" w:sz="8" w:space="0" w:color="B3CC82" w:themeColor="accent3" w:themeTint="BF"/>
-          <w:left w:val="single" w:sz="8" w:space="0" w:color="B3CC82" w:themeColor="accent3" w:themeTint="BF"/>
-          <w:bottom w:val="single" w:sz="8" w:space="0" w:color="B3CC82" w:themeColor="accent3" w:themeTint="BF"/>
-          <w:right w:val="single" w:sz="8" w:space="0" w:color="B3CC82" w:themeColor="accent3" w:themeTint="BF"/>
+          <w:top w:val="single" w:color="B3CC82" w:themeColor="accent3" w:themeTint="BF" w:sz="8" w:space="0"/>
+          <w:left w:val="single" w:color="B3CC82" w:themeColor="accent3" w:themeTint="BF" w:sz="8" w:space="0"/>
+          <w:bottom w:val="single" w:color="B3CC82" w:themeColor="accent3" w:themeTint="BF" w:sz="8" w:space="0"/>
+          <w:right w:val="single" w:color="B3CC82" w:themeColor="accent3" w:themeTint="BF" w:sz="8" w:space="0"/>
           <w:insideH w:val="nil"/>
           <w:insideV w:val="nil"/>
         </w:tcBorders>
@@ -6011,10 +5900,10 @@
       <w:tblPr/>
       <w:tcPr>
         <w:tcBorders>
-          <w:top w:val="double" w:sz="6" w:space="0" w:color="B3CC82" w:themeColor="accent3" w:themeTint="BF"/>
-          <w:left w:val="single" w:sz="8" w:space="0" w:color="B3CC82" w:themeColor="accent3" w:themeTint="BF"/>
-          <w:bottom w:val="single" w:sz="8" w:space="0" w:color="B3CC82" w:themeColor="accent3" w:themeTint="BF"/>
-          <w:right w:val="single" w:sz="8" w:space="0" w:color="B3CC82" w:themeColor="accent3" w:themeTint="BF"/>
+          <w:top w:val="double" w:color="B3CC82" w:themeColor="accent3" w:themeTint="BF" w:sz="6" w:space="0"/>
+          <w:left w:val="single" w:color="B3CC82" w:themeColor="accent3" w:themeTint="BF" w:sz="8" w:space="0"/>
+          <w:bottom w:val="single" w:color="B3CC82" w:themeColor="accent3" w:themeTint="BF" w:sz="8" w:space="0"/>
+          <w:right w:val="single" w:color="B3CC82" w:themeColor="accent3" w:themeTint="BF" w:sz="8" w:space="0"/>
           <w:insideH w:val="nil"/>
           <w:insideV w:val="nil"/>
         </w:tcBorders>
@@ -6071,11 +5960,11 @@
       <w:tblStyleColBandSize w:val="1"/>
       <w:tblInd w:w="0" w:type="dxa"/>
       <w:tblBorders>
-        <w:top w:val="single" w:sz="8" w:space="0" w:color="9F8AB9" w:themeColor="accent4" w:themeTint="BF"/>
-        <w:left w:val="single" w:sz="8" w:space="0" w:color="9F8AB9" w:themeColor="accent4" w:themeTint="BF"/>
-        <w:bottom w:val="single" w:sz="8" w:space="0" w:color="9F8AB9" w:themeColor="accent4" w:themeTint="BF"/>
-        <w:right w:val="single" w:sz="8" w:space="0" w:color="9F8AB9" w:themeColor="accent4" w:themeTint="BF"/>
-        <w:insideH w:val="single" w:sz="8" w:space="0" w:color="9F8AB9" w:themeColor="accent4" w:themeTint="BF"/>
+        <w:top w:val="single" w:color="9F8AB9" w:themeColor="accent4" w:themeTint="BF" w:sz="8" w:space="0"/>
+        <w:left w:val="single" w:color="9F8AB9" w:themeColor="accent4" w:themeTint="BF" w:sz="8" w:space="0"/>
+        <w:bottom w:val="single" w:color="9F8AB9" w:themeColor="accent4" w:themeTint="BF" w:sz="8" w:space="0"/>
+        <w:right w:val="single" w:color="9F8AB9" w:themeColor="accent4" w:themeTint="BF" w:sz="8" w:space="0"/>
+        <w:insideH w:val="single" w:color="9F8AB9" w:themeColor="accent4" w:themeTint="BF" w:sz="8" w:space="0"/>
       </w:tblBorders>
       <w:tblCellMar>
         <w:top w:w="0" w:type="dxa"/>
@@ -6096,10 +5985,10 @@
       <w:tblPr/>
       <w:tcPr>
         <w:tcBorders>
-          <w:top w:val="single" w:sz="8" w:space="0" w:color="9F8AB9" w:themeColor="accent4" w:themeTint="BF"/>
-          <w:left w:val="single" w:sz="8" w:space="0" w:color="9F8AB9" w:themeColor="accent4" w:themeTint="BF"/>
-          <w:bottom w:val="single" w:sz="8" w:space="0" w:color="9F8AB9" w:themeColor="accent4" w:themeTint="BF"/>
-          <w:right w:val="single" w:sz="8" w:space="0" w:color="9F8AB9" w:themeColor="accent4" w:themeTint="BF"/>
+          <w:top w:val="single" w:color="9F8AB9" w:themeColor="accent4" w:themeTint="BF" w:sz="8" w:space="0"/>
+          <w:left w:val="single" w:color="9F8AB9" w:themeColor="accent4" w:themeTint="BF" w:sz="8" w:space="0"/>
+          <w:bottom w:val="single" w:color="9F8AB9" w:themeColor="accent4" w:themeTint="BF" w:sz="8" w:space="0"/>
+          <w:right w:val="single" w:color="9F8AB9" w:themeColor="accent4" w:themeTint="BF" w:sz="8" w:space="0"/>
           <w:insideH w:val="nil"/>
           <w:insideV w:val="nil"/>
         </w:tcBorders>
@@ -6117,10 +6006,10 @@
       <w:tblPr/>
       <w:tcPr>
         <w:tcBorders>
-          <w:top w:val="double" w:sz="6" w:space="0" w:color="9F8AB9" w:themeColor="accent4" w:themeTint="BF"/>
-          <w:left w:val="single" w:sz="8" w:space="0" w:color="9F8AB9" w:themeColor="accent4" w:themeTint="BF"/>
-          <w:bottom w:val="single" w:sz="8" w:space="0" w:color="9F8AB9" w:themeColor="accent4" w:themeTint="BF"/>
-          <w:right w:val="single" w:sz="8" w:space="0" w:color="9F8AB9" w:themeColor="accent4" w:themeTint="BF"/>
+          <w:top w:val="double" w:color="9F8AB9" w:themeColor="accent4" w:themeTint="BF" w:sz="6" w:space="0"/>
+          <w:left w:val="single" w:color="9F8AB9" w:themeColor="accent4" w:themeTint="BF" w:sz="8" w:space="0"/>
+          <w:bottom w:val="single" w:color="9F8AB9" w:themeColor="accent4" w:themeTint="BF" w:sz="8" w:space="0"/>
+          <w:right w:val="single" w:color="9F8AB9" w:themeColor="accent4" w:themeTint="BF" w:sz="8" w:space="0"/>
           <w:insideH w:val="nil"/>
           <w:insideV w:val="nil"/>
         </w:tcBorders>
@@ -6177,11 +6066,11 @@
       <w:tblStyleColBandSize w:val="1"/>
       <w:tblInd w:w="0" w:type="dxa"/>
       <w:tblBorders>
-        <w:top w:val="single" w:sz="8" w:space="0" w:color="78C0D4" w:themeColor="accent5" w:themeTint="BF"/>
-        <w:left w:val="single" w:sz="8" w:space="0" w:color="78C0D4" w:themeColor="accent5" w:themeTint="BF"/>
-        <w:bottom w:val="single" w:sz="8" w:space="0" w:color="78C0D4" w:themeColor="accent5" w:themeTint="BF"/>
-        <w:right w:val="single" w:sz="8" w:space="0" w:color="78C0D4" w:themeColor="accent5" w:themeTint="BF"/>
-        <w:insideH w:val="single" w:sz="8" w:space="0" w:color="78C0D4" w:themeColor="accent5" w:themeTint="BF"/>
+        <w:top w:val="single" w:color="78C0D4" w:themeColor="accent5" w:themeTint="BF" w:sz="8" w:space="0"/>
+        <w:left w:val="single" w:color="78C0D4" w:themeColor="accent5" w:themeTint="BF" w:sz="8" w:space="0"/>
+        <w:bottom w:val="single" w:color="78C0D4" w:themeColor="accent5" w:themeTint="BF" w:sz="8" w:space="0"/>
+        <w:right w:val="single" w:color="78C0D4" w:themeColor="accent5" w:themeTint="BF" w:sz="8" w:space="0"/>
+        <w:insideH w:val="single" w:color="78C0D4" w:themeColor="accent5" w:themeTint="BF" w:sz="8" w:space="0"/>
       </w:tblBorders>
       <w:tblCellMar>
         <w:top w:w="0" w:type="dxa"/>
@@ -6202,10 +6091,10 @@
       <w:tblPr/>
       <w:tcPr>
         <w:tcBorders>
-          <w:top w:val="single" w:sz="8" w:space="0" w:color="78C0D4" w:themeColor="accent5" w:themeTint="BF"/>
-          <w:left w:val="single" w:sz="8" w:space="0" w:color="78C0D4" w:themeColor="accent5" w:themeTint="BF"/>
-          <w:bottom w:val="single" w:sz="8" w:space="0" w:color="78C0D4" w:themeColor="accent5" w:themeTint="BF"/>
-          <w:right w:val="single" w:sz="8" w:space="0" w:color="78C0D4" w:themeColor="accent5" w:themeTint="BF"/>
+          <w:top w:val="single" w:color="78C0D4" w:themeColor="accent5" w:themeTint="BF" w:sz="8" w:space="0"/>
+          <w:left w:val="single" w:color="78C0D4" w:themeColor="accent5" w:themeTint="BF" w:sz="8" w:space="0"/>
+          <w:bottom w:val="single" w:color="78C0D4" w:themeColor="accent5" w:themeTint="BF" w:sz="8" w:space="0"/>
+          <w:right w:val="single" w:color="78C0D4" w:themeColor="accent5" w:themeTint="BF" w:sz="8" w:space="0"/>
           <w:insideH w:val="nil"/>
           <w:insideV w:val="nil"/>
         </w:tcBorders>
@@ -6223,10 +6112,10 @@
       <w:tblPr/>
       <w:tcPr>
         <w:tcBorders>
-          <w:top w:val="double" w:sz="6" w:space="0" w:color="78C0D4" w:themeColor="accent5" w:themeTint="BF"/>
-          <w:left w:val="single" w:sz="8" w:space="0" w:color="78C0D4" w:themeColor="accent5" w:themeTint="BF"/>
-          <w:bottom w:val="single" w:sz="8" w:space="0" w:color="78C0D4" w:themeColor="accent5" w:themeTint="BF"/>
-          <w:right w:val="single" w:sz="8" w:space="0" w:color="78C0D4" w:themeColor="accent5" w:themeTint="BF"/>
+          <w:top w:val="double" w:color="78C0D4" w:themeColor="accent5" w:themeTint="BF" w:sz="6" w:space="0"/>
+          <w:left w:val="single" w:color="78C0D4" w:themeColor="accent5" w:themeTint="BF" w:sz="8" w:space="0"/>
+          <w:bottom w:val="single" w:color="78C0D4" w:themeColor="accent5" w:themeTint="BF" w:sz="8" w:space="0"/>
+          <w:right w:val="single" w:color="78C0D4" w:themeColor="accent5" w:themeTint="BF" w:sz="8" w:space="0"/>
           <w:insideH w:val="nil"/>
           <w:insideV w:val="nil"/>
         </w:tcBorders>
@@ -6283,11 +6172,11 @@
       <w:tblStyleColBandSize w:val="1"/>
       <w:tblInd w:w="0" w:type="dxa"/>
       <w:tblBorders>
-        <w:top w:val="single" w:sz="8" w:space="0" w:color="F9B074" w:themeColor="accent6" w:themeTint="BF"/>
-        <w:left w:val="single" w:sz="8" w:space="0" w:color="F9B074" w:themeColor="accent6" w:themeTint="BF"/>
-        <w:bottom w:val="single" w:sz="8" w:space="0" w:color="F9B074" w:themeColor="accent6" w:themeTint="BF"/>
-        <w:right w:val="single" w:sz="8" w:space="0" w:color="F9B074" w:themeColor="accent6" w:themeTint="BF"/>
-        <w:insideH w:val="single" w:sz="8" w:space="0" w:color="F9B074" w:themeColor="accent6" w:themeTint="BF"/>
+        <w:top w:val="single" w:color="F9B074" w:themeColor="accent6" w:themeTint="BF" w:sz="8" w:space="0"/>
+        <w:left w:val="single" w:color="F9B074" w:themeColor="accent6" w:themeTint="BF" w:sz="8" w:space="0"/>
+        <w:bottom w:val="single" w:color="F9B074" w:themeColor="accent6" w:themeTint="BF" w:sz="8" w:space="0"/>
+        <w:right w:val="single" w:color="F9B074" w:themeColor="accent6" w:themeTint="BF" w:sz="8" w:space="0"/>
+        <w:insideH w:val="single" w:color="F9B074" w:themeColor="accent6" w:themeTint="BF" w:sz="8" w:space="0"/>
       </w:tblBorders>
       <w:tblCellMar>
         <w:top w:w="0" w:type="dxa"/>
@@ -6308,10 +6197,10 @@
       <w:tblPr/>
       <w:tcPr>
         <w:tcBorders>
-          <w:top w:val="single" w:sz="8" w:space="0" w:color="F9B074" w:themeColor="accent6" w:themeTint="BF"/>
-          <w:left w:val="single" w:sz="8" w:space="0" w:color="F9B074" w:themeColor="accent6" w:themeTint="BF"/>
-          <w:bottom w:val="single" w:sz="8" w:space="0" w:color="F9B074" w:themeColor="accent6" w:themeTint="BF"/>
-          <w:right w:val="single" w:sz="8" w:space="0" w:color="F9B074" w:themeColor="accent6" w:themeTint="BF"/>
+          <w:top w:val="single" w:color="F9B074" w:themeColor="accent6" w:themeTint="BF" w:sz="8" w:space="0"/>
+          <w:left w:val="single" w:color="F9B074" w:themeColor="accent6" w:themeTint="BF" w:sz="8" w:space="0"/>
+          <w:bottom w:val="single" w:color="F9B074" w:themeColor="accent6" w:themeTint="BF" w:sz="8" w:space="0"/>
+          <w:right w:val="single" w:color="F9B074" w:themeColor="accent6" w:themeTint="BF" w:sz="8" w:space="0"/>
           <w:insideH w:val="nil"/>
           <w:insideV w:val="nil"/>
         </w:tcBorders>
@@ -6329,10 +6218,10 @@
       <w:tblPr/>
       <w:tcPr>
         <w:tcBorders>
-          <w:top w:val="double" w:sz="6" w:space="0" w:color="F9B074" w:themeColor="accent6" w:themeTint="BF"/>
-          <w:left w:val="single" w:sz="8" w:space="0" w:color="F9B074" w:themeColor="accent6" w:themeTint="BF"/>
-          <w:bottom w:val="single" w:sz="8" w:space="0" w:color="F9B074" w:themeColor="accent6" w:themeTint="BF"/>
-          <w:right w:val="single" w:sz="8" w:space="0" w:color="F9B074" w:themeColor="accent6" w:themeTint="BF"/>
+          <w:top w:val="double" w:color="F9B074" w:themeColor="accent6" w:themeTint="BF" w:sz="6" w:space="0"/>
+          <w:left w:val="single" w:color="F9B074" w:themeColor="accent6" w:themeTint="BF" w:sz="8" w:space="0"/>
+          <w:bottom w:val="single" w:color="F9B074" w:themeColor="accent6" w:themeTint="BF" w:sz="8" w:space="0"/>
+          <w:right w:val="single" w:color="F9B074" w:themeColor="accent6" w:themeTint="BF" w:sz="8" w:space="0"/>
           <w:insideH w:val="nil"/>
           <w:insideV w:val="nil"/>
         </w:tcBorders>
@@ -6389,8 +6278,8 @@
       <w:tblStyleColBandSize w:val="1"/>
       <w:tblInd w:w="0" w:type="dxa"/>
       <w:tblBorders>
-        <w:top w:val="single" w:sz="18" w:space="0" w:color="auto"/>
-        <w:bottom w:val="single" w:sz="18" w:space="0" w:color="auto"/>
+        <w:top w:val="single" w:color="auto" w:sz="18" w:space="0"/>
+        <w:bottom w:val="single" w:color="auto" w:sz="18" w:space="0"/>
       </w:tblBorders>
       <w:tblCellMar>
         <w:top w:w="0" w:type="dxa"/>
@@ -6411,9 +6300,9 @@
       <w:tblPr/>
       <w:tcPr>
         <w:tcBorders>
-          <w:top w:val="single" w:sz="18" w:space="0" w:color="auto"/>
-          <w:left w:val="nil"/>
-          <w:bottom w:val="single" w:sz="18" w:space="0" w:color="auto"/>
+          <w:top w:val="single" w:color="auto" w:sz="18" w:space="0"/>
+          <w:left w:val="nil"/>
+          <w:bottom w:val="single" w:color="auto" w:sz="18" w:space="0"/>
           <w:right w:val="nil"/>
           <w:insideH w:val="nil"/>
           <w:insideV w:val="nil"/>
@@ -6431,9 +6320,9 @@
       <w:tblPr/>
       <w:tcPr>
         <w:tcBorders>
-          <w:top w:val="double" w:sz="6" w:space="0" w:color="auto"/>
-          <w:left w:val="nil"/>
-          <w:bottom w:val="single" w:sz="18" w:space="0" w:color="auto"/>
+          <w:top w:val="double" w:color="auto" w:sz="6" w:space="0"/>
+          <w:left w:val="nil"/>
+          <w:bottom w:val="single" w:color="auto" w:sz="18" w:space="0"/>
           <w:right w:val="nil"/>
           <w:insideH w:val="nil"/>
           <w:insideV w:val="nil"/>
@@ -6452,7 +6341,7 @@
         <w:tcBorders>
           <w:top w:val="nil"/>
           <w:left w:val="nil"/>
-          <w:bottom w:val="single" w:sz="18" w:space="0" w:color="auto"/>
+          <w:bottom w:val="single" w:color="auto" w:sz="18" w:space="0"/>
           <w:right w:val="nil"/>
           <w:insideH w:val="nil"/>
           <w:insideV w:val="nil"/>
@@ -6499,9 +6388,9 @@
       <w:tblPr/>
       <w:tcPr>
         <w:tcBorders>
-          <w:top w:val="single" w:sz="18" w:space="0" w:color="auto"/>
-          <w:left w:val="nil"/>
-          <w:bottom w:val="single" w:sz="18" w:space="0" w:color="auto"/>
+          <w:top w:val="single" w:color="auto" w:sz="18" w:space="0"/>
+          <w:left w:val="nil"/>
+          <w:bottom w:val="single" w:color="auto" w:sz="18" w:space="0"/>
           <w:right w:val="nil"/>
           <w:insideH w:val="nil"/>
           <w:insideV w:val="nil"/>
@@ -6515,9 +6404,9 @@
       <w:tblPr/>
       <w:tcPr>
         <w:tcBorders>
-          <w:top w:val="single" w:sz="18" w:space="0" w:color="auto"/>
-          <w:left w:val="nil"/>
-          <w:bottom w:val="single" w:sz="18" w:space="0" w:color="auto"/>
+          <w:top w:val="single" w:color="auto" w:sz="18" w:space="0"/>
+          <w:left w:val="nil"/>
+          <w:bottom w:val="single" w:color="auto" w:sz="18" w:space="0"/>
           <w:right w:val="nil"/>
           <w:insideH w:val="nil"/>
           <w:insideV w:val="nil"/>
@@ -6538,8 +6427,8 @@
       <w:tblStyleColBandSize w:val="1"/>
       <w:tblInd w:w="0" w:type="dxa"/>
       <w:tblBorders>
-        <w:top w:val="single" w:sz="18" w:space="0" w:color="auto"/>
-        <w:bottom w:val="single" w:sz="18" w:space="0" w:color="auto"/>
+        <w:top w:val="single" w:color="auto" w:sz="18" w:space="0"/>
+        <w:bottom w:val="single" w:color="auto" w:sz="18" w:space="0"/>
       </w:tblBorders>
       <w:tblCellMar>
         <w:top w:w="0" w:type="dxa"/>
@@ -6560,9 +6449,9 @@
       <w:tblPr/>
       <w:tcPr>
         <w:tcBorders>
-          <w:top w:val="single" w:sz="18" w:space="0" w:color="auto"/>
-          <w:left w:val="nil"/>
-          <w:bottom w:val="single" w:sz="18" w:space="0" w:color="auto"/>
+          <w:top w:val="single" w:color="auto" w:sz="18" w:space="0"/>
+          <w:left w:val="nil"/>
+          <w:bottom w:val="single" w:color="auto" w:sz="18" w:space="0"/>
           <w:right w:val="nil"/>
           <w:insideH w:val="nil"/>
           <w:insideV w:val="nil"/>
@@ -6580,9 +6469,9 @@
       <w:tblPr/>
       <w:tcPr>
         <w:tcBorders>
-          <w:top w:val="double" w:sz="6" w:space="0" w:color="auto"/>
-          <w:left w:val="nil"/>
-          <w:bottom w:val="single" w:sz="18" w:space="0" w:color="auto"/>
+          <w:top w:val="double" w:color="auto" w:sz="6" w:space="0"/>
+          <w:left w:val="nil"/>
+          <w:bottom w:val="single" w:color="auto" w:sz="18" w:space="0"/>
           <w:right w:val="nil"/>
           <w:insideH w:val="nil"/>
           <w:insideV w:val="nil"/>
@@ -6601,7 +6490,7 @@
         <w:tcBorders>
           <w:top w:val="nil"/>
           <w:left w:val="nil"/>
-          <w:bottom w:val="single" w:sz="18" w:space="0" w:color="auto"/>
+          <w:bottom w:val="single" w:color="auto" w:sz="18" w:space="0"/>
           <w:right w:val="nil"/>
           <w:insideH w:val="nil"/>
           <w:insideV w:val="nil"/>
@@ -6648,9 +6537,9 @@
       <w:tblPr/>
       <w:tcPr>
         <w:tcBorders>
-          <w:top w:val="single" w:sz="18" w:space="0" w:color="auto"/>
-          <w:left w:val="nil"/>
-          <w:bottom w:val="single" w:sz="18" w:space="0" w:color="auto"/>
+          <w:top w:val="single" w:color="auto" w:sz="18" w:space="0"/>
+          <w:left w:val="nil"/>
+          <w:bottom w:val="single" w:color="auto" w:sz="18" w:space="0"/>
           <w:right w:val="nil"/>
           <w:insideH w:val="nil"/>
           <w:insideV w:val="nil"/>
@@ -6664,9 +6553,9 @@
       <w:tblPr/>
       <w:tcPr>
         <w:tcBorders>
-          <w:top w:val="single" w:sz="18" w:space="0" w:color="auto"/>
-          <w:left w:val="nil"/>
-          <w:bottom w:val="single" w:sz="18" w:space="0" w:color="auto"/>
+          <w:top w:val="single" w:color="auto" w:sz="18" w:space="0"/>
+          <w:left w:val="nil"/>
+          <w:bottom w:val="single" w:color="auto" w:sz="18" w:space="0"/>
           <w:right w:val="nil"/>
           <w:insideH w:val="nil"/>
           <w:insideV w:val="nil"/>
@@ -6687,8 +6576,8 @@
       <w:tblStyleColBandSize w:val="1"/>
       <w:tblInd w:w="0" w:type="dxa"/>
       <w:tblBorders>
-        <w:top w:val="single" w:sz="18" w:space="0" w:color="auto"/>
-        <w:bottom w:val="single" w:sz="18" w:space="0" w:color="auto"/>
+        <w:top w:val="single" w:color="auto" w:sz="18" w:space="0"/>
+        <w:bottom w:val="single" w:color="auto" w:sz="18" w:space="0"/>
       </w:tblBorders>
       <w:tblCellMar>
         <w:top w:w="0" w:type="dxa"/>
@@ -6709,9 +6598,9 @@
       <w:tblPr/>
       <w:tcPr>
         <w:tcBorders>
-          <w:top w:val="single" w:sz="18" w:space="0" w:color="auto"/>
-          <w:left w:val="nil"/>
-          <w:bottom w:val="single" w:sz="18" w:space="0" w:color="auto"/>
+          <w:top w:val="single" w:color="auto" w:sz="18" w:space="0"/>
+          <w:left w:val="nil"/>
+          <w:bottom w:val="single" w:color="auto" w:sz="18" w:space="0"/>
           <w:right w:val="nil"/>
           <w:insideH w:val="nil"/>
           <w:insideV w:val="nil"/>
@@ -6729,9 +6618,9 @@
       <w:tblPr/>
       <w:tcPr>
         <w:tcBorders>
-          <w:top w:val="double" w:sz="6" w:space="0" w:color="auto"/>
-          <w:left w:val="nil"/>
-          <w:bottom w:val="single" w:sz="18" w:space="0" w:color="auto"/>
+          <w:top w:val="double" w:color="auto" w:sz="6" w:space="0"/>
+          <w:left w:val="nil"/>
+          <w:bottom w:val="single" w:color="auto" w:sz="18" w:space="0"/>
           <w:right w:val="nil"/>
           <w:insideH w:val="nil"/>
           <w:insideV w:val="nil"/>
@@ -6750,7 +6639,7 @@
         <w:tcBorders>
           <w:top w:val="nil"/>
           <w:left w:val="nil"/>
-          <w:bottom w:val="single" w:sz="18" w:space="0" w:color="auto"/>
+          <w:bottom w:val="single" w:color="auto" w:sz="18" w:space="0"/>
           <w:right w:val="nil"/>
           <w:insideH w:val="nil"/>
           <w:insideV w:val="nil"/>
@@ -6797,9 +6686,9 @@
       <w:tblPr/>
       <w:tcPr>
         <w:tcBorders>
-          <w:top w:val="single" w:sz="18" w:space="0" w:color="auto"/>
-          <w:left w:val="nil"/>
-          <w:bottom w:val="single" w:sz="18" w:space="0" w:color="auto"/>
+          <w:top w:val="single" w:color="auto" w:sz="18" w:space="0"/>
+          <w:left w:val="nil"/>
+          <w:bottom w:val="single" w:color="auto" w:sz="18" w:space="0"/>
           <w:right w:val="nil"/>
           <w:insideH w:val="nil"/>
           <w:insideV w:val="nil"/>
@@ -6813,9 +6702,9 @@
       <w:tblPr/>
       <w:tcPr>
         <w:tcBorders>
-          <w:top w:val="single" w:sz="18" w:space="0" w:color="auto"/>
-          <w:left w:val="nil"/>
-          <w:bottom w:val="single" w:sz="18" w:space="0" w:color="auto"/>
+          <w:top w:val="single" w:color="auto" w:sz="18" w:space="0"/>
+          <w:left w:val="nil"/>
+          <w:bottom w:val="single" w:color="auto" w:sz="18" w:space="0"/>
           <w:right w:val="nil"/>
           <w:insideH w:val="nil"/>
           <w:insideV w:val="nil"/>
@@ -6836,8 +6725,8 @@
       <w:tblStyleColBandSize w:val="1"/>
       <w:tblInd w:w="0" w:type="dxa"/>
       <w:tblBorders>
-        <w:top w:val="single" w:sz="18" w:space="0" w:color="auto"/>
-        <w:bottom w:val="single" w:sz="18" w:space="0" w:color="auto"/>
+        <w:top w:val="single" w:color="auto" w:sz="18" w:space="0"/>
+        <w:bottom w:val="single" w:color="auto" w:sz="18" w:space="0"/>
       </w:tblBorders>
       <w:tblCellMar>
         <w:top w:w="0" w:type="dxa"/>
@@ -6858,9 +6747,9 @@
       <w:tblPr/>
       <w:tcPr>
         <w:tcBorders>
-          <w:top w:val="single" w:sz="18" w:space="0" w:color="auto"/>
-          <w:left w:val="nil"/>
-          <w:bottom w:val="single" w:sz="18" w:space="0" w:color="auto"/>
+          <w:top w:val="single" w:color="auto" w:sz="18" w:space="0"/>
+          <w:left w:val="nil"/>
+          <w:bottom w:val="single" w:color="auto" w:sz="18" w:space="0"/>
           <w:right w:val="nil"/>
           <w:insideH w:val="nil"/>
           <w:insideV w:val="nil"/>
@@ -6878,9 +6767,9 @@
       <w:tblPr/>
       <w:tcPr>
         <w:tcBorders>
-          <w:top w:val="double" w:sz="6" w:space="0" w:color="auto"/>
-          <w:left w:val="nil"/>
-          <w:bottom w:val="single" w:sz="18" w:space="0" w:color="auto"/>
+          <w:top w:val="double" w:color="auto" w:sz="6" w:space="0"/>
+          <w:left w:val="nil"/>
+          <w:bottom w:val="single" w:color="auto" w:sz="18" w:space="0"/>
           <w:right w:val="nil"/>
           <w:insideH w:val="nil"/>
           <w:insideV w:val="nil"/>
@@ -6899,7 +6788,7 @@
         <w:tcBorders>
           <w:top w:val="nil"/>
           <w:left w:val="nil"/>
-          <w:bottom w:val="single" w:sz="18" w:space="0" w:color="auto"/>
+          <w:bottom w:val="single" w:color="auto" w:sz="18" w:space="0"/>
           <w:right w:val="nil"/>
           <w:insideH w:val="nil"/>
           <w:insideV w:val="nil"/>
@@ -6946,9 +6835,9 @@
       <w:tblPr/>
       <w:tcPr>
         <w:tcBorders>
-          <w:top w:val="single" w:sz="18" w:space="0" w:color="auto"/>
-          <w:left w:val="nil"/>
-          <w:bottom w:val="single" w:sz="18" w:space="0" w:color="auto"/>
+          <w:top w:val="single" w:color="auto" w:sz="18" w:space="0"/>
+          <w:left w:val="nil"/>
+          <w:bottom w:val="single" w:color="auto" w:sz="18" w:space="0"/>
           <w:right w:val="nil"/>
           <w:insideH w:val="nil"/>
           <w:insideV w:val="nil"/>
@@ -6962,9 +6851,9 @@
       <w:tblPr/>
       <w:tcPr>
         <w:tcBorders>
-          <w:top w:val="single" w:sz="18" w:space="0" w:color="auto"/>
-          <w:left w:val="nil"/>
-          <w:bottom w:val="single" w:sz="18" w:space="0" w:color="auto"/>
+          <w:top w:val="single" w:color="auto" w:sz="18" w:space="0"/>
+          <w:left w:val="nil"/>
+          <w:bottom w:val="single" w:color="auto" w:sz="18" w:space="0"/>
           <w:right w:val="nil"/>
           <w:insideH w:val="nil"/>
           <w:insideV w:val="nil"/>
@@ -6985,8 +6874,8 @@
       <w:tblStyleColBandSize w:val="1"/>
       <w:tblInd w:w="0" w:type="dxa"/>
       <w:tblBorders>
-        <w:top w:val="single" w:sz="18" w:space="0" w:color="auto"/>
-        <w:bottom w:val="single" w:sz="18" w:space="0" w:color="auto"/>
+        <w:top w:val="single" w:color="auto" w:sz="18" w:space="0"/>
+        <w:bottom w:val="single" w:color="auto" w:sz="18" w:space="0"/>
       </w:tblBorders>
       <w:tblCellMar>
         <w:top w:w="0" w:type="dxa"/>
@@ -7007,9 +6896,9 @@
       <w:tblPr/>
       <w:tcPr>
         <w:tcBorders>
-          <w:top w:val="single" w:sz="18" w:space="0" w:color="auto"/>
-          <w:left w:val="nil"/>
-          <w:bottom w:val="single" w:sz="18" w:space="0" w:color="auto"/>
+          <w:top w:val="single" w:color="auto" w:sz="18" w:space="0"/>
+          <w:left w:val="nil"/>
+          <w:bottom w:val="single" w:color="auto" w:sz="18" w:space="0"/>
           <w:right w:val="nil"/>
           <w:insideH w:val="nil"/>
           <w:insideV w:val="nil"/>
@@ -7027,9 +6916,9 @@
       <w:tblPr/>
       <w:tcPr>
         <w:tcBorders>
-          <w:top w:val="double" w:sz="6" w:space="0" w:color="auto"/>
-          <w:left w:val="nil"/>
-          <w:bottom w:val="single" w:sz="18" w:space="0" w:color="auto"/>
+          <w:top w:val="double" w:color="auto" w:sz="6" w:space="0"/>
+          <w:left w:val="nil"/>
+          <w:bottom w:val="single" w:color="auto" w:sz="18" w:space="0"/>
           <w:right w:val="nil"/>
           <w:insideH w:val="nil"/>
           <w:insideV w:val="nil"/>
@@ -7048,7 +6937,7 @@
         <w:tcBorders>
           <w:top w:val="nil"/>
           <w:left w:val="nil"/>
-          <w:bottom w:val="single" w:sz="18" w:space="0" w:color="auto"/>
+          <w:bottom w:val="single" w:color="auto" w:sz="18" w:space="0"/>
           <w:right w:val="nil"/>
           <w:insideH w:val="nil"/>
           <w:insideV w:val="nil"/>
@@ -7095,9 +6984,9 @@
       <w:tblPr/>
       <w:tcPr>
         <w:tcBorders>
-          <w:top w:val="single" w:sz="18" w:space="0" w:color="auto"/>
-          <w:left w:val="nil"/>
-          <w:bottom w:val="single" w:sz="18" w:space="0" w:color="auto"/>
+          <w:top w:val="single" w:color="auto" w:sz="18" w:space="0"/>
+          <w:left w:val="nil"/>
+          <w:bottom w:val="single" w:color="auto" w:sz="18" w:space="0"/>
           <w:right w:val="nil"/>
           <w:insideH w:val="nil"/>
           <w:insideV w:val="nil"/>
@@ -7111,9 +7000,9 @@
       <w:tblPr/>
       <w:tcPr>
         <w:tcBorders>
-          <w:top w:val="single" w:sz="18" w:space="0" w:color="auto"/>
-          <w:left w:val="nil"/>
-          <w:bottom w:val="single" w:sz="18" w:space="0" w:color="auto"/>
+          <w:top w:val="single" w:color="auto" w:sz="18" w:space="0"/>
+          <w:left w:val="nil"/>
+          <w:bottom w:val="single" w:color="auto" w:sz="18" w:space="0"/>
           <w:right w:val="nil"/>
           <w:insideH w:val="nil"/>
           <w:insideV w:val="nil"/>
@@ -7134,8 +7023,8 @@
       <w:tblStyleColBandSize w:val="1"/>
       <w:tblInd w:w="0" w:type="dxa"/>
       <w:tblBorders>
-        <w:top w:val="single" w:sz="18" w:space="0" w:color="auto"/>
-        <w:bottom w:val="single" w:sz="18" w:space="0" w:color="auto"/>
+        <w:top w:val="single" w:color="auto" w:sz="18" w:space="0"/>
+        <w:bottom w:val="single" w:color="auto" w:sz="18" w:space="0"/>
       </w:tblBorders>
       <w:tblCellMar>
         <w:top w:w="0" w:type="dxa"/>
@@ -7156,9 +7045,9 @@
       <w:tblPr/>
       <w:tcPr>
         <w:tcBorders>
-          <w:top w:val="single" w:sz="18" w:space="0" w:color="auto"/>
-          <w:left w:val="nil"/>
-          <w:bottom w:val="single" w:sz="18" w:space="0" w:color="auto"/>
+          <w:top w:val="single" w:color="auto" w:sz="18" w:space="0"/>
+          <w:left w:val="nil"/>
+          <w:bottom w:val="single" w:color="auto" w:sz="18" w:space="0"/>
           <w:right w:val="nil"/>
           <w:insideH w:val="nil"/>
           <w:insideV w:val="nil"/>
@@ -7176,9 +7065,9 @@
       <w:tblPr/>
       <w:tcPr>
         <w:tcBorders>
-          <w:top w:val="double" w:sz="6" w:space="0" w:color="auto"/>
-          <w:left w:val="nil"/>
-          <w:bottom w:val="single" w:sz="18" w:space="0" w:color="auto"/>
+          <w:top w:val="double" w:color="auto" w:sz="6" w:space="0"/>
+          <w:left w:val="nil"/>
+          <w:bottom w:val="single" w:color="auto" w:sz="18" w:space="0"/>
           <w:right w:val="nil"/>
           <w:insideH w:val="nil"/>
           <w:insideV w:val="nil"/>
@@ -7197,7 +7086,7 @@
         <w:tcBorders>
           <w:top w:val="nil"/>
           <w:left w:val="nil"/>
-          <w:bottom w:val="single" w:sz="18" w:space="0" w:color="auto"/>
+          <w:bottom w:val="single" w:color="auto" w:sz="18" w:space="0"/>
           <w:right w:val="nil"/>
           <w:insideH w:val="nil"/>
           <w:insideV w:val="nil"/>
@@ -7244,9 +7133,9 @@
       <w:tblPr/>
       <w:tcPr>
         <w:tcBorders>
-          <w:top w:val="single" w:sz="18" w:space="0" w:color="auto"/>
-          <w:left w:val="nil"/>
-          <w:bottom w:val="single" w:sz="18" w:space="0" w:color="auto"/>
+          <w:top w:val="single" w:color="auto" w:sz="18" w:space="0"/>
+          <w:left w:val="nil"/>
+          <w:bottom w:val="single" w:color="auto" w:sz="18" w:space="0"/>
           <w:right w:val="nil"/>
           <w:insideH w:val="nil"/>
           <w:insideV w:val="nil"/>
@@ -7260,9 +7149,9 @@
       <w:tblPr/>
       <w:tcPr>
         <w:tcBorders>
-          <w:top w:val="single" w:sz="18" w:space="0" w:color="auto"/>
-          <w:left w:val="nil"/>
-          <w:bottom w:val="single" w:sz="18" w:space="0" w:color="auto"/>
+          <w:top w:val="single" w:color="auto" w:sz="18" w:space="0"/>
+          <w:left w:val="nil"/>
+          <w:bottom w:val="single" w:color="auto" w:sz="18" w:space="0"/>
           <w:right w:val="nil"/>
           <w:insideH w:val="nil"/>
           <w:insideV w:val="nil"/>
@@ -7283,8 +7172,8 @@
       <w:tblStyleColBandSize w:val="1"/>
       <w:tblInd w:w="0" w:type="dxa"/>
       <w:tblBorders>
-        <w:top w:val="single" w:sz="18" w:space="0" w:color="auto"/>
-        <w:bottom w:val="single" w:sz="18" w:space="0" w:color="auto"/>
+        <w:top w:val="single" w:color="auto" w:sz="18" w:space="0"/>
+        <w:bottom w:val="single" w:color="auto" w:sz="18" w:space="0"/>
       </w:tblBorders>
       <w:tblCellMar>
         <w:top w:w="0" w:type="dxa"/>
@@ -7305,9 +7194,9 @@
       <w:tblPr/>
       <w:tcPr>
         <w:tcBorders>
-          <w:top w:val="single" w:sz="18" w:space="0" w:color="auto"/>
-          <w:left w:val="nil"/>
-          <w:bottom w:val="single" w:sz="18" w:space="0" w:color="auto"/>
+          <w:top w:val="single" w:color="auto" w:sz="18" w:space="0"/>
+          <w:left w:val="nil"/>
+          <w:bottom w:val="single" w:color="auto" w:sz="18" w:space="0"/>
           <w:right w:val="nil"/>
           <w:insideH w:val="nil"/>
           <w:insideV w:val="nil"/>
@@ -7325,9 +7214,9 @@
       <w:tblPr/>
       <w:tcPr>
         <w:tcBorders>
-          <w:top w:val="double" w:sz="6" w:space="0" w:color="auto"/>
-          <w:left w:val="nil"/>
-          <w:bottom w:val="single" w:sz="18" w:space="0" w:color="auto"/>
+          <w:top w:val="double" w:color="auto" w:sz="6" w:space="0"/>
+          <w:left w:val="nil"/>
+          <w:bottom w:val="single" w:color="auto" w:sz="18" w:space="0"/>
           <w:right w:val="nil"/>
           <w:insideH w:val="nil"/>
           <w:insideV w:val="nil"/>
@@ -7346,7 +7235,7 @@
         <w:tcBorders>
           <w:top w:val="nil"/>
           <w:left w:val="nil"/>
-          <w:bottom w:val="single" w:sz="18" w:space="0" w:color="auto"/>
+          <w:bottom w:val="single" w:color="auto" w:sz="18" w:space="0"/>
           <w:right w:val="nil"/>
           <w:insideH w:val="nil"/>
           <w:insideV w:val="nil"/>
@@ -7393,9 +7282,9 @@
       <w:tblPr/>
       <w:tcPr>
         <w:tcBorders>
-          <w:top w:val="single" w:sz="18" w:space="0" w:color="auto"/>
-          <w:left w:val="nil"/>
-          <w:bottom w:val="single" w:sz="18" w:space="0" w:color="auto"/>
+          <w:top w:val="single" w:color="auto" w:sz="18" w:space="0"/>
+          <w:left w:val="nil"/>
+          <w:bottom w:val="single" w:color="auto" w:sz="18" w:space="0"/>
           <w:right w:val="nil"/>
           <w:insideH w:val="nil"/>
           <w:insideV w:val="nil"/>
@@ -7409,9 +7298,9 @@
       <w:tblPr/>
       <w:tcPr>
         <w:tcBorders>
-          <w:top w:val="single" w:sz="18" w:space="0" w:color="auto"/>
-          <w:left w:val="nil"/>
-          <w:bottom w:val="single" w:sz="18" w:space="0" w:color="auto"/>
+          <w:top w:val="single" w:color="auto" w:sz="18" w:space="0"/>
+          <w:left w:val="nil"/>
+          <w:bottom w:val="single" w:color="auto" w:sz="18" w:space="0"/>
           <w:right w:val="nil"/>
           <w:insideH w:val="nil"/>
           <w:insideV w:val="nil"/>
@@ -7435,8 +7324,8 @@
       <w:tblStyleColBandSize w:val="1"/>
       <w:tblInd w:w="0" w:type="dxa"/>
       <w:tblBorders>
-        <w:top w:val="single" w:sz="8" w:space="0" w:color="000000" w:themeColor="text1"/>
-        <w:bottom w:val="single" w:sz="8" w:space="0" w:color="000000" w:themeColor="text1"/>
+        <w:top w:val="single" w:color="000000" w:themeColor="text1" w:sz="8" w:space="0"/>
+        <w:bottom w:val="single" w:color="000000" w:themeColor="text1" w:sz="8" w:space="0"/>
       </w:tblBorders>
       <w:tblCellMar>
         <w:top w:w="0" w:type="dxa"/>
@@ -7447,13 +7336,13 @@
     </w:tblPr>
     <w:tblStylePr w:type="firstRow">
       <w:rPr>
-        <w:rFonts w:asciiTheme="majorHAnsi" w:eastAsiaTheme="majorEastAsia" w:hAnsiTheme="majorHAnsi" w:cstheme="majorBidi"/>
-      </w:rPr>
-      <w:tblPr/>
-      <w:tcPr>
-        <w:tcBorders>
-          <w:top w:val="nil"/>
-          <w:bottom w:val="single" w:sz="8" w:space="0" w:color="000000" w:themeColor="text1"/>
+        <w:rFonts w:asciiTheme="majorHAnsi" w:hAnsiTheme="majorHAnsi" w:eastAsiaTheme="majorEastAsia" w:cstheme="majorBidi"/>
+      </w:rPr>
+      <w:tblPr/>
+      <w:tcPr>
+        <w:tcBorders>
+          <w:top w:val="nil"/>
+          <w:bottom w:val="single" w:color="000000" w:themeColor="text1" w:sz="8" w:space="0"/>
         </w:tcBorders>
       </w:tcPr>
     </w:tblStylePr>
@@ -7466,8 +7355,8 @@
       <w:tblPr/>
       <w:tcPr>
         <w:tcBorders>
-          <w:top w:val="single" w:sz="8" w:space="0" w:color="000000" w:themeColor="text1"/>
-          <w:bottom w:val="single" w:sz="8" w:space="0" w:color="000000" w:themeColor="text1"/>
+          <w:top w:val="single" w:color="000000" w:themeColor="text1" w:sz="8" w:space="0"/>
+          <w:bottom w:val="single" w:color="000000" w:themeColor="text1" w:sz="8" w:space="0"/>
         </w:tcBorders>
       </w:tcPr>
     </w:tblStylePr>
@@ -7485,8 +7374,8 @@
       <w:tblPr/>
       <w:tcPr>
         <w:tcBorders>
-          <w:top w:val="single" w:sz="8" w:space="0" w:color="000000" w:themeColor="text1"/>
-          <w:bottom w:val="single" w:sz="8" w:space="0" w:color="000000" w:themeColor="text1"/>
+          <w:top w:val="single" w:color="000000" w:themeColor="text1" w:sz="8" w:space="0"/>
+          <w:bottom w:val="single" w:color="000000" w:themeColor="text1" w:sz="8" w:space="0"/>
         </w:tcBorders>
       </w:tcPr>
     </w:tblStylePr>
@@ -7519,8 +7408,8 @@
       <w:tblStyleColBandSize w:val="1"/>
       <w:tblInd w:w="0" w:type="dxa"/>
       <w:tblBorders>
-        <w:top w:val="single" w:sz="8" w:space="0" w:color="4F81BD" w:themeColor="accent1"/>
-        <w:bottom w:val="single" w:sz="8" w:space="0" w:color="4F81BD" w:themeColor="accent1"/>
+        <w:top w:val="single" w:color="4F81BD" w:themeColor="accent1" w:sz="8" w:space="0"/>
+        <w:bottom w:val="single" w:color="4F81BD" w:themeColor="accent1" w:sz="8" w:space="0"/>
       </w:tblBorders>
       <w:tblCellMar>
         <w:top w:w="0" w:type="dxa"/>
@@ -7531,13 +7420,13 @@
     </w:tblPr>
     <w:tblStylePr w:type="firstRow">
       <w:rPr>
-        <w:rFonts w:asciiTheme="majorHAnsi" w:eastAsiaTheme="majorEastAsia" w:hAnsiTheme="majorHAnsi" w:cstheme="majorBidi"/>
-      </w:rPr>
-      <w:tblPr/>
-      <w:tcPr>
-        <w:tcBorders>
-          <w:top w:val="nil"/>
-          <w:bottom w:val="single" w:sz="8" w:space="0" w:color="4F81BD" w:themeColor="accent1"/>
+        <w:rFonts w:asciiTheme="majorHAnsi" w:hAnsiTheme="majorHAnsi" w:eastAsiaTheme="majorEastAsia" w:cstheme="majorBidi"/>
+      </w:rPr>
+      <w:tblPr/>
+      <w:tcPr>
+        <w:tcBorders>
+          <w:top w:val="nil"/>
+          <w:bottom w:val="single" w:color="4F81BD" w:themeColor="accent1" w:sz="8" w:space="0"/>
         </w:tcBorders>
       </w:tcPr>
     </w:tblStylePr>
@@ -7550,8 +7439,8 @@
       <w:tblPr/>
       <w:tcPr>
         <w:tcBorders>
-          <w:top w:val="single" w:sz="8" w:space="0" w:color="4F81BD" w:themeColor="accent1"/>
-          <w:bottom w:val="single" w:sz="8" w:space="0" w:color="4F81BD" w:themeColor="accent1"/>
+          <w:top w:val="single" w:color="4F81BD" w:themeColor="accent1" w:sz="8" w:space="0"/>
+          <w:bottom w:val="single" w:color="4F81BD" w:themeColor="accent1" w:sz="8" w:space="0"/>
         </w:tcBorders>
       </w:tcPr>
     </w:tblStylePr>
@@ -7569,8 +7458,8 @@
       <w:tblPr/>
       <w:tcPr>
         <w:tcBorders>
-          <w:top w:val="single" w:sz="8" w:space="0" w:color="4F81BD" w:themeColor="accent1"/>
-          <w:bottom w:val="single" w:sz="8" w:space="0" w:color="4F81BD" w:themeColor="accent1"/>
+          <w:top w:val="single" w:color="4F81BD" w:themeColor="accent1" w:sz="8" w:space="0"/>
+          <w:bottom w:val="single" w:color="4F81BD" w:themeColor="accent1" w:sz="8" w:space="0"/>
         </w:tcBorders>
       </w:tcPr>
     </w:tblStylePr>
@@ -7603,8 +7492,8 @@
       <w:tblStyleColBandSize w:val="1"/>
       <w:tblInd w:w="0" w:type="dxa"/>
       <w:tblBorders>
-        <w:top w:val="single" w:sz="8" w:space="0" w:color="C0504D" w:themeColor="accent2"/>
-        <w:bottom w:val="single" w:sz="8" w:space="0" w:color="C0504D" w:themeColor="accent2"/>
+        <w:top w:val="single" w:color="C0504D" w:themeColor="accent2" w:sz="8" w:space="0"/>
+        <w:bottom w:val="single" w:color="C0504D" w:themeColor="accent2" w:sz="8" w:space="0"/>
       </w:tblBorders>
       <w:tblCellMar>
         <w:top w:w="0" w:type="dxa"/>
@@ -7615,13 +7504,13 @@
     </w:tblPr>
     <w:tblStylePr w:type="firstRow">
       <w:rPr>
-        <w:rFonts w:asciiTheme="majorHAnsi" w:eastAsiaTheme="majorEastAsia" w:hAnsiTheme="majorHAnsi" w:cstheme="majorBidi"/>
-      </w:rPr>
-      <w:tblPr/>
-      <w:tcPr>
-        <w:tcBorders>
-          <w:top w:val="nil"/>
-          <w:bottom w:val="single" w:sz="8" w:space="0" w:color="C0504D" w:themeColor="accent2"/>
+        <w:rFonts w:asciiTheme="majorHAnsi" w:hAnsiTheme="majorHAnsi" w:eastAsiaTheme="majorEastAsia" w:cstheme="majorBidi"/>
+      </w:rPr>
+      <w:tblPr/>
+      <w:tcPr>
+        <w:tcBorders>
+          <w:top w:val="nil"/>
+          <w:bottom w:val="single" w:color="C0504D" w:themeColor="accent2" w:sz="8" w:space="0"/>
         </w:tcBorders>
       </w:tcPr>
     </w:tblStylePr>
@@ -7634,8 +7523,8 @@
       <w:tblPr/>
       <w:tcPr>
         <w:tcBorders>
-          <w:top w:val="single" w:sz="8" w:space="0" w:color="C0504D" w:themeColor="accent2"/>
-          <w:bottom w:val="single" w:sz="8" w:space="0" w:color="C0504D" w:themeColor="accent2"/>
+          <w:top w:val="single" w:color="C0504D" w:themeColor="accent2" w:sz="8" w:space="0"/>
+          <w:bottom w:val="single" w:color="C0504D" w:themeColor="accent2" w:sz="8" w:space="0"/>
         </w:tcBorders>
       </w:tcPr>
     </w:tblStylePr>
@@ -7653,8 +7542,8 @@
       <w:tblPr/>
       <w:tcPr>
         <w:tcBorders>
-          <w:top w:val="single" w:sz="8" w:space="0" w:color="C0504D" w:themeColor="accent2"/>
-          <w:bottom w:val="single" w:sz="8" w:space="0" w:color="C0504D" w:themeColor="accent2"/>
+          <w:top w:val="single" w:color="C0504D" w:themeColor="accent2" w:sz="8" w:space="0"/>
+          <w:bottom w:val="single" w:color="C0504D" w:themeColor="accent2" w:sz="8" w:space="0"/>
         </w:tcBorders>
       </w:tcPr>
     </w:tblStylePr>
@@ -7687,8 +7576,8 @@
       <w:tblStyleColBandSize w:val="1"/>
       <w:tblInd w:w="0" w:type="dxa"/>
       <w:tblBorders>
-        <w:top w:val="single" w:sz="8" w:space="0" w:color="9BBB59" w:themeColor="accent3"/>
-        <w:bottom w:val="single" w:sz="8" w:space="0" w:color="9BBB59" w:themeColor="accent3"/>
+        <w:top w:val="single" w:color="9BBB59" w:themeColor="accent3" w:sz="8" w:space="0"/>
+        <w:bottom w:val="single" w:color="9BBB59" w:themeColor="accent3" w:sz="8" w:space="0"/>
       </w:tblBorders>
       <w:tblCellMar>
         <w:top w:w="0" w:type="dxa"/>
@@ -7699,13 +7588,13 @@
     </w:tblPr>
     <w:tblStylePr w:type="firstRow">
       <w:rPr>
-        <w:rFonts w:asciiTheme="majorHAnsi" w:eastAsiaTheme="majorEastAsia" w:hAnsiTheme="majorHAnsi" w:cstheme="majorBidi"/>
-      </w:rPr>
-      <w:tblPr/>
-      <w:tcPr>
-        <w:tcBorders>
-          <w:top w:val="nil"/>
-          <w:bottom w:val="single" w:sz="8" w:space="0" w:color="9BBB59" w:themeColor="accent3"/>
+        <w:rFonts w:asciiTheme="majorHAnsi" w:hAnsiTheme="majorHAnsi" w:eastAsiaTheme="majorEastAsia" w:cstheme="majorBidi"/>
+      </w:rPr>
+      <w:tblPr/>
+      <w:tcPr>
+        <w:tcBorders>
+          <w:top w:val="nil"/>
+          <w:bottom w:val="single" w:color="9BBB59" w:themeColor="accent3" w:sz="8" w:space="0"/>
         </w:tcBorders>
       </w:tcPr>
     </w:tblStylePr>
@@ -7718,8 +7607,8 @@
       <w:tblPr/>
       <w:tcPr>
         <w:tcBorders>
-          <w:top w:val="single" w:sz="8" w:space="0" w:color="9BBB59" w:themeColor="accent3"/>
-          <w:bottom w:val="single" w:sz="8" w:space="0" w:color="9BBB59" w:themeColor="accent3"/>
+          <w:top w:val="single" w:color="9BBB59" w:themeColor="accent3" w:sz="8" w:space="0"/>
+          <w:bottom w:val="single" w:color="9BBB59" w:themeColor="accent3" w:sz="8" w:space="0"/>
         </w:tcBorders>
       </w:tcPr>
     </w:tblStylePr>
@@ -7737,8 +7626,8 @@
       <w:tblPr/>
       <w:tcPr>
         <w:tcBorders>
-          <w:top w:val="single" w:sz="8" w:space="0" w:color="9BBB59" w:themeColor="accent3"/>
-          <w:bottom w:val="single" w:sz="8" w:space="0" w:color="9BBB59" w:themeColor="accent3"/>
+          <w:top w:val="single" w:color="9BBB59" w:themeColor="accent3" w:sz="8" w:space="0"/>
+          <w:bottom w:val="single" w:color="9BBB59" w:themeColor="accent3" w:sz="8" w:space="0"/>
         </w:tcBorders>
       </w:tcPr>
     </w:tblStylePr>
@@ -7771,8 +7660,8 @@
       <w:tblStyleColBandSize w:val="1"/>
       <w:tblInd w:w="0" w:type="dxa"/>
       <w:tblBorders>
-        <w:top w:val="single" w:sz="8" w:space="0" w:color="8064A2" w:themeColor="accent4"/>
-        <w:bottom w:val="single" w:sz="8" w:space="0" w:color="8064A2" w:themeColor="accent4"/>
+        <w:top w:val="single" w:color="8064A2" w:themeColor="accent4" w:sz="8" w:space="0"/>
+        <w:bottom w:val="single" w:color="8064A2" w:themeColor="accent4" w:sz="8" w:space="0"/>
       </w:tblBorders>
       <w:tblCellMar>
         <w:top w:w="0" w:type="dxa"/>
@@ -7783,13 +7672,13 @@
     </w:tblPr>
     <w:tblStylePr w:type="firstRow">
       <w:rPr>
-        <w:rFonts w:asciiTheme="majorHAnsi" w:eastAsiaTheme="majorEastAsia" w:hAnsiTheme="majorHAnsi" w:cstheme="majorBidi"/>
-      </w:rPr>
-      <w:tblPr/>
-      <w:tcPr>
-        <w:tcBorders>
-          <w:top w:val="nil"/>
-          <w:bottom w:val="single" w:sz="8" w:space="0" w:color="8064A2" w:themeColor="accent4"/>
+        <w:rFonts w:asciiTheme="majorHAnsi" w:hAnsiTheme="majorHAnsi" w:eastAsiaTheme="majorEastAsia" w:cstheme="majorBidi"/>
+      </w:rPr>
+      <w:tblPr/>
+      <w:tcPr>
+        <w:tcBorders>
+          <w:top w:val="nil"/>
+          <w:bottom w:val="single" w:color="8064A2" w:themeColor="accent4" w:sz="8" w:space="0"/>
         </w:tcBorders>
       </w:tcPr>
     </w:tblStylePr>
@@ -7802,8 +7691,8 @@
       <w:tblPr/>
       <w:tcPr>
         <w:tcBorders>
-          <w:top w:val="single" w:sz="8" w:space="0" w:color="8064A2" w:themeColor="accent4"/>
-          <w:bottom w:val="single" w:sz="8" w:space="0" w:color="8064A2" w:themeColor="accent4"/>
+          <w:top w:val="single" w:color="8064A2" w:themeColor="accent4" w:sz="8" w:space="0"/>
+          <w:bottom w:val="single" w:color="8064A2" w:themeColor="accent4" w:sz="8" w:space="0"/>
         </w:tcBorders>
       </w:tcPr>
     </w:tblStylePr>
@@ -7821,8 +7710,8 @@
       <w:tblPr/>
       <w:tcPr>
         <w:tcBorders>
-          <w:top w:val="single" w:sz="8" w:space="0" w:color="8064A2" w:themeColor="accent4"/>
-          <w:bottom w:val="single" w:sz="8" w:space="0" w:color="8064A2" w:themeColor="accent4"/>
+          <w:top w:val="single" w:color="8064A2" w:themeColor="accent4" w:sz="8" w:space="0"/>
+          <w:bottom w:val="single" w:color="8064A2" w:themeColor="accent4" w:sz="8" w:space="0"/>
         </w:tcBorders>
       </w:tcPr>
     </w:tblStylePr>
@@ -7855,8 +7744,8 @@
       <w:tblStyleColBandSize w:val="1"/>
       <w:tblInd w:w="0" w:type="dxa"/>
       <w:tblBorders>
-        <w:top w:val="single" w:sz="8" w:space="0" w:color="4BACC6" w:themeColor="accent5"/>
-        <w:bottom w:val="single" w:sz="8" w:space="0" w:color="4BACC6" w:themeColor="accent5"/>
+        <w:top w:val="single" w:color="4BACC6" w:themeColor="accent5" w:sz="8" w:space="0"/>
+        <w:bottom w:val="single" w:color="4BACC6" w:themeColor="accent5" w:sz="8" w:space="0"/>
       </w:tblBorders>
       <w:tblCellMar>
         <w:top w:w="0" w:type="dxa"/>
@@ -7867,13 +7756,13 @@
     </w:tblPr>
     <w:tblStylePr w:type="firstRow">
       <w:rPr>
-        <w:rFonts w:asciiTheme="majorHAnsi" w:eastAsiaTheme="majorEastAsia" w:hAnsiTheme="majorHAnsi" w:cstheme="majorBidi"/>
-      </w:rPr>
-      <w:tblPr/>
-      <w:tcPr>
-        <w:tcBorders>
-          <w:top w:val="nil"/>
-          <w:bottom w:val="single" w:sz="8" w:space="0" w:color="4BACC6" w:themeColor="accent5"/>
+        <w:rFonts w:asciiTheme="majorHAnsi" w:hAnsiTheme="majorHAnsi" w:eastAsiaTheme="majorEastAsia" w:cstheme="majorBidi"/>
+      </w:rPr>
+      <w:tblPr/>
+      <w:tcPr>
+        <w:tcBorders>
+          <w:top w:val="nil"/>
+          <w:bottom w:val="single" w:color="4BACC6" w:themeColor="accent5" w:sz="8" w:space="0"/>
         </w:tcBorders>
       </w:tcPr>
     </w:tblStylePr>
@@ -7886,8 +7775,8 @@
       <w:tblPr/>
       <w:tcPr>
         <w:tcBorders>
-          <w:top w:val="single" w:sz="8" w:space="0" w:color="4BACC6" w:themeColor="accent5"/>
-          <w:bottom w:val="single" w:sz="8" w:space="0" w:color="4BACC6" w:themeColor="accent5"/>
+          <w:top w:val="single" w:color="4BACC6" w:themeColor="accent5" w:sz="8" w:space="0"/>
+          <w:bottom w:val="single" w:color="4BACC6" w:themeColor="accent5" w:sz="8" w:space="0"/>
         </w:tcBorders>
       </w:tcPr>
     </w:tblStylePr>
@@ -7905,8 +7794,8 @@
       <w:tblPr/>
       <w:tcPr>
         <w:tcBorders>
-          <w:top w:val="single" w:sz="8" w:space="0" w:color="4BACC6" w:themeColor="accent5"/>
-          <w:bottom w:val="single" w:sz="8" w:space="0" w:color="4BACC6" w:themeColor="accent5"/>
+          <w:top w:val="single" w:color="4BACC6" w:themeColor="accent5" w:sz="8" w:space="0"/>
+          <w:bottom w:val="single" w:color="4BACC6" w:themeColor="accent5" w:sz="8" w:space="0"/>
         </w:tcBorders>
       </w:tcPr>
     </w:tblStylePr>
@@ -7939,8 +7828,8 @@
       <w:tblStyleColBandSize w:val="1"/>
       <w:tblInd w:w="0" w:type="dxa"/>
       <w:tblBorders>
-        <w:top w:val="single" w:sz="8" w:space="0" w:color="F79646" w:themeColor="accent6"/>
-        <w:bottom w:val="single" w:sz="8" w:space="0" w:color="F79646" w:themeColor="accent6"/>
+        <w:top w:val="single" w:color="F79646" w:themeColor="accent6" w:sz="8" w:space="0"/>
+        <w:bottom w:val="single" w:color="F79646" w:themeColor="accent6" w:sz="8" w:space="0"/>
       </w:tblBorders>
       <w:tblCellMar>
         <w:top w:w="0" w:type="dxa"/>
@@ -7951,13 +7840,13 @@
     </w:tblPr>
     <w:tblStylePr w:type="firstRow">
       <w:rPr>
-        <w:rFonts w:asciiTheme="majorHAnsi" w:eastAsiaTheme="majorEastAsia" w:hAnsiTheme="majorHAnsi" w:cstheme="majorBidi"/>
-      </w:rPr>
-      <w:tblPr/>
-      <w:tcPr>
-        <w:tcBorders>
-          <w:top w:val="nil"/>
-          <w:bottom w:val="single" w:sz="8" w:space="0" w:color="F79646" w:themeColor="accent6"/>
+        <w:rFonts w:asciiTheme="majorHAnsi" w:hAnsiTheme="majorHAnsi" w:eastAsiaTheme="majorEastAsia" w:cstheme="majorBidi"/>
+      </w:rPr>
+      <w:tblPr/>
+      <w:tcPr>
+        <w:tcBorders>
+          <w:top w:val="nil"/>
+          <w:bottom w:val="single" w:color="F79646" w:themeColor="accent6" w:sz="8" w:space="0"/>
         </w:tcBorders>
       </w:tcPr>
     </w:tblStylePr>
@@ -7970,8 +7859,8 @@
       <w:tblPr/>
       <w:tcPr>
         <w:tcBorders>
-          <w:top w:val="single" w:sz="8" w:space="0" w:color="F79646" w:themeColor="accent6"/>
-          <w:bottom w:val="single" w:sz="8" w:space="0" w:color="F79646" w:themeColor="accent6"/>
+          <w:top w:val="single" w:color="F79646" w:themeColor="accent6" w:sz="8" w:space="0"/>
+          <w:bottom w:val="single" w:color="F79646" w:themeColor="accent6" w:sz="8" w:space="0"/>
         </w:tcBorders>
       </w:tcPr>
     </w:tblStylePr>
@@ -7989,8 +7878,8 @@
       <w:tblPr/>
       <w:tcPr>
         <w:tcBorders>
-          <w:top w:val="single" w:sz="8" w:space="0" w:color="F79646" w:themeColor="accent6"/>
-          <w:bottom w:val="single" w:sz="8" w:space="0" w:color="F79646" w:themeColor="accent6"/>
+          <w:top w:val="single" w:color="F79646" w:themeColor="accent6" w:sz="8" w:space="0"/>
+          <w:bottom w:val="single" w:color="F79646" w:themeColor="accent6" w:sz="8" w:space="0"/>
         </w:tcBorders>
       </w:tcPr>
     </w:tblStylePr>
@@ -8016,7 +7905,7 @@
       <w:spacing w:after="0" w:line="240" w:lineRule="auto"/>
     </w:pPr>
     <w:rPr>
-      <w:rFonts w:asciiTheme="majorHAnsi" w:eastAsiaTheme="majorEastAsia" w:hAnsiTheme="majorHAnsi" w:cstheme="majorBidi"/>
+      <w:rFonts w:asciiTheme="majorHAnsi" w:hAnsiTheme="majorHAnsi" w:eastAsiaTheme="majorEastAsia" w:cstheme="majorBidi"/>
       <w:color w:val="000000" w:themeColor="text1"/>
     </w:rPr>
     <w:tblPr>
@@ -8024,10 +7913,10 @@
       <w:tblStyleColBandSize w:val="1"/>
       <w:tblInd w:w="0" w:type="dxa"/>
       <w:tblBorders>
-        <w:top w:val="single" w:sz="8" w:space="0" w:color="000000" w:themeColor="text1"/>
-        <w:left w:val="single" w:sz="8" w:space="0" w:color="000000" w:themeColor="text1"/>
-        <w:bottom w:val="single" w:sz="8" w:space="0" w:color="000000" w:themeColor="text1"/>
-        <w:right w:val="single" w:sz="8" w:space="0" w:color="000000" w:themeColor="text1"/>
+        <w:top w:val="single" w:color="000000" w:themeColor="text1" w:sz="8" w:space="0"/>
+        <w:left w:val="single" w:color="000000" w:themeColor="text1" w:sz="8" w:space="0"/>
+        <w:bottom w:val="single" w:color="000000" w:themeColor="text1" w:sz="8" w:space="0"/>
+        <w:right w:val="single" w:color="000000" w:themeColor="text1" w:sz="8" w:space="0"/>
       </w:tblBorders>
       <w:tblCellMar>
         <w:top w:w="0" w:type="dxa"/>
@@ -8046,7 +7935,7 @@
         <w:tcBorders>
           <w:top w:val="nil"/>
           <w:left w:val="nil"/>
-          <w:bottom w:val="single" w:sz="24" w:space="0" w:color="000000" w:themeColor="text1"/>
+          <w:bottom w:val="single" w:color="000000" w:themeColor="text1" w:sz="24" w:space="0"/>
           <w:right w:val="nil"/>
           <w:insideH w:val="nil"/>
           <w:insideV w:val="nil"/>
@@ -8058,7 +7947,7 @@
       <w:tblPr/>
       <w:tcPr>
         <w:tcBorders>
-          <w:top w:val="single" w:sz="8" w:space="0" w:color="000000" w:themeColor="text1"/>
+          <w:top w:val="single" w:color="000000" w:themeColor="text1" w:sz="8" w:space="0"/>
           <w:left w:val="nil"/>
           <w:bottom w:val="nil"/>
           <w:right w:val="nil"/>
@@ -8075,7 +7964,7 @@
           <w:top w:val="nil"/>
           <w:left w:val="nil"/>
           <w:bottom w:val="nil"/>
-          <w:right w:val="single" w:sz="8" w:space="0" w:color="000000" w:themeColor="text1"/>
+          <w:right w:val="single" w:color="000000" w:themeColor="text1" w:sz="8" w:space="0"/>
           <w:insideH w:val="nil"/>
           <w:insideV w:val="nil"/>
         </w:tcBorders>
@@ -8087,7 +7976,7 @@
       <w:tcPr>
         <w:tcBorders>
           <w:top w:val="nil"/>
-          <w:left w:val="single" w:sz="8" w:space="0" w:color="000000" w:themeColor="text1"/>
+          <w:left w:val="single" w:color="000000" w:themeColor="text1" w:sz="8" w:space="0"/>
           <w:bottom w:val="nil"/>
           <w:right w:val="nil"/>
           <w:insideH w:val="nil"/>
@@ -8144,7 +8033,7 @@
       <w:spacing w:after="0" w:line="240" w:lineRule="auto"/>
     </w:pPr>
     <w:rPr>
-      <w:rFonts w:asciiTheme="majorHAnsi" w:eastAsiaTheme="majorEastAsia" w:hAnsiTheme="majorHAnsi" w:cstheme="majorBidi"/>
+      <w:rFonts w:asciiTheme="majorHAnsi" w:hAnsiTheme="majorHAnsi" w:eastAsiaTheme="majorEastAsia" w:cstheme="majorBidi"/>
       <w:color w:val="000000" w:themeColor="text1"/>
     </w:rPr>
     <w:tblPr>
@@ -8152,10 +8041,10 @@
       <w:tblStyleColBandSize w:val="1"/>
       <w:tblInd w:w="0" w:type="dxa"/>
       <w:tblBorders>
-        <w:top w:val="single" w:sz="8" w:space="0" w:color="4F81BD" w:themeColor="accent1"/>
-        <w:left w:val="single" w:sz="8" w:space="0" w:color="4F81BD" w:themeColor="accent1"/>
-        <w:bottom w:val="single" w:sz="8" w:space="0" w:color="4F81BD" w:themeColor="accent1"/>
-        <w:right w:val="single" w:sz="8" w:space="0" w:color="4F81BD" w:themeColor="accent1"/>
+        <w:top w:val="single" w:color="4F81BD" w:themeColor="accent1" w:sz="8" w:space="0"/>
+        <w:left w:val="single" w:color="4F81BD" w:themeColor="accent1" w:sz="8" w:space="0"/>
+        <w:bottom w:val="single" w:color="4F81BD" w:themeColor="accent1" w:sz="8" w:space="0"/>
+        <w:right w:val="single" w:color="4F81BD" w:themeColor="accent1" w:sz="8" w:space="0"/>
       </w:tblBorders>
       <w:tblCellMar>
         <w:top w:w="0" w:type="dxa"/>
@@ -8174,7 +8063,7 @@
         <w:tcBorders>
           <w:top w:val="nil"/>
           <w:left w:val="nil"/>
-          <w:bottom w:val="single" w:sz="24" w:space="0" w:color="4F81BD" w:themeColor="accent1"/>
+          <w:bottom w:val="single" w:color="4F81BD" w:themeColor="accent1" w:sz="24" w:space="0"/>
           <w:right w:val="nil"/>
           <w:insideH w:val="nil"/>
           <w:insideV w:val="nil"/>
@@ -8186,7 +8075,7 @@
       <w:tblPr/>
       <w:tcPr>
         <w:tcBorders>
-          <w:top w:val="single" w:sz="8" w:space="0" w:color="4F81BD" w:themeColor="accent1"/>
+          <w:top w:val="single" w:color="4F81BD" w:themeColor="accent1" w:sz="8" w:space="0"/>
           <w:left w:val="nil"/>
           <w:bottom w:val="nil"/>
           <w:right w:val="nil"/>
@@ -8203,7 +8092,7 @@
           <w:top w:val="nil"/>
           <w:left w:val="nil"/>
           <w:bottom w:val="nil"/>
-          <w:right w:val="single" w:sz="8" w:space="0" w:color="4F81BD" w:themeColor="accent1"/>
+          <w:right w:val="single" w:color="4F81BD" w:themeColor="accent1" w:sz="8" w:space="0"/>
           <w:insideH w:val="nil"/>
           <w:insideV w:val="nil"/>
         </w:tcBorders>
@@ -8215,7 +8104,7 @@
       <w:tcPr>
         <w:tcBorders>
           <w:top w:val="nil"/>
-          <w:left w:val="single" w:sz="8" w:space="0" w:color="4F81BD" w:themeColor="accent1"/>
+          <w:left w:val="single" w:color="4F81BD" w:themeColor="accent1" w:sz="8" w:space="0"/>
           <w:bottom w:val="nil"/>
           <w:right w:val="nil"/>
           <w:insideH w:val="nil"/>
@@ -8272,7 +8161,7 @@
       <w:spacing w:after="0" w:line="240" w:lineRule="auto"/>
     </w:pPr>
     <w:rPr>
-      <w:rFonts w:asciiTheme="majorHAnsi" w:eastAsiaTheme="majorEastAsia" w:hAnsiTheme="majorHAnsi" w:cstheme="majorBidi"/>
+      <w:rFonts w:asciiTheme="majorHAnsi" w:hAnsiTheme="majorHAnsi" w:eastAsiaTheme="majorEastAsia" w:cstheme="majorBidi"/>
       <w:color w:val="000000" w:themeColor="text1"/>
     </w:rPr>
     <w:tblPr>
@@ -8280,10 +8169,10 @@
       <w:tblStyleColBandSize w:val="1"/>
       <w:tblInd w:w="0" w:type="dxa"/>
       <w:tblBorders>
-        <w:top w:val="single" w:sz="8" w:space="0" w:color="C0504D" w:themeColor="accent2"/>
-        <w:left w:val="single" w:sz="8" w:space="0" w:color="C0504D" w:themeColor="accent2"/>
-        <w:bottom w:val="single" w:sz="8" w:space="0" w:color="C0504D" w:themeColor="accent2"/>
-        <w:right w:val="single" w:sz="8" w:space="0" w:color="C0504D" w:themeColor="accent2"/>
+        <w:top w:val="single" w:color="C0504D" w:themeColor="accent2" w:sz="8" w:space="0"/>
+        <w:left w:val="single" w:color="C0504D" w:themeColor="accent2" w:sz="8" w:space="0"/>
+        <w:bottom w:val="single" w:color="C0504D" w:themeColor="accent2" w:sz="8" w:space="0"/>
+        <w:right w:val="single" w:color="C0504D" w:themeColor="accent2" w:sz="8" w:space="0"/>
       </w:tblBorders>
       <w:tblCellMar>
         <w:top w:w="0" w:type="dxa"/>
@@ -8302,7 +8191,7 @@
         <w:tcBorders>
           <w:top w:val="nil"/>
           <w:left w:val="nil"/>
-          <w:bottom w:val="single" w:sz="24" w:space="0" w:color="C0504D" w:themeColor="accent2"/>
+          <w:bottom w:val="single" w:color="C0504D" w:themeColor="accent2" w:sz="24" w:space="0"/>
           <w:right w:val="nil"/>
           <w:insideH w:val="nil"/>
           <w:insideV w:val="nil"/>
@@ -8314,7 +8203,7 @@
       <w:tblPr/>
       <w:tcPr>
         <w:tcBorders>
-          <w:top w:val="single" w:sz="8" w:space="0" w:color="C0504D" w:themeColor="accent2"/>
+          <w:top w:val="single" w:color="C0504D" w:themeColor="accent2" w:sz="8" w:space="0"/>
           <w:left w:val="nil"/>
           <w:bottom w:val="nil"/>
           <w:right w:val="nil"/>
@@ -8331,7 +8220,7 @@
           <w:top w:val="nil"/>
           <w:left w:val="nil"/>
           <w:bottom w:val="nil"/>
-          <w:right w:val="single" w:sz="8" w:space="0" w:color="C0504D" w:themeColor="accent2"/>
+          <w:right w:val="single" w:color="C0504D" w:themeColor="accent2" w:sz="8" w:space="0"/>
           <w:insideH w:val="nil"/>
           <w:insideV w:val="nil"/>
         </w:tcBorders>
@@ -8343,7 +8232,7 @@
       <w:tcPr>
         <w:tcBorders>
           <w:top w:val="nil"/>
-          <w:left w:val="single" w:sz="8" w:space="0" w:color="C0504D" w:themeColor="accent2"/>
+          <w:left w:val="single" w:color="C0504D" w:themeColor="accent2" w:sz="8" w:space="0"/>
           <w:bottom w:val="nil"/>
           <w:right w:val="nil"/>
           <w:insideH w:val="nil"/>
@@ -8400,7 +8289,7 @@
       <w:spacing w:after="0" w:line="240" w:lineRule="auto"/>
     </w:pPr>
     <w:rPr>
-      <w:rFonts w:asciiTheme="majorHAnsi" w:eastAsiaTheme="majorEastAsia" w:hAnsiTheme="majorHAnsi" w:cstheme="majorBidi"/>
+      <w:rFonts w:asciiTheme="majorHAnsi" w:hAnsiTheme="majorHAnsi" w:eastAsiaTheme="majorEastAsia" w:cstheme="majorBidi"/>
       <w:color w:val="000000" w:themeColor="text1"/>
     </w:rPr>
     <w:tblPr>
@@ -8408,10 +8297,10 @@
       <w:tblStyleColBandSize w:val="1"/>
       <w:tblInd w:w="0" w:type="dxa"/>
       <w:tblBorders>
-        <w:top w:val="single" w:sz="8" w:space="0" w:color="9BBB59" w:themeColor="accent3"/>
-        <w:left w:val="single" w:sz="8" w:space="0" w:color="9BBB59" w:themeColor="accent3"/>
-        <w:bottom w:val="single" w:sz="8" w:space="0" w:color="9BBB59" w:themeColor="accent3"/>
-        <w:right w:val="single" w:sz="8" w:space="0" w:color="9BBB59" w:themeColor="accent3"/>
+        <w:top w:val="single" w:color="9BBB59" w:themeColor="accent3" w:sz="8" w:space="0"/>
+        <w:left w:val="single" w:color="9BBB59" w:themeColor="accent3" w:sz="8" w:space="0"/>
+        <w:bottom w:val="single" w:color="9BBB59" w:themeColor="accent3" w:sz="8" w:space="0"/>
+        <w:right w:val="single" w:color="9BBB59" w:themeColor="accent3" w:sz="8" w:space="0"/>
       </w:tblBorders>
       <w:tblCellMar>
         <w:top w:w="0" w:type="dxa"/>
@@ -8430,7 +8319,7 @@
         <w:tcBorders>
           <w:top w:val="nil"/>
           <w:left w:val="nil"/>
-          <w:bottom w:val="single" w:sz="24" w:space="0" w:color="9BBB59" w:themeColor="accent3"/>
+          <w:bottom w:val="single" w:color="9BBB59" w:themeColor="accent3" w:sz="24" w:space="0"/>
           <w:right w:val="nil"/>
           <w:insideH w:val="nil"/>
           <w:insideV w:val="nil"/>
@@ -8442,7 +8331,7 @@
       <w:tblPr/>
       <w:tcPr>
         <w:tcBorders>
-          <w:top w:val="single" w:sz="8" w:space="0" w:color="9BBB59" w:themeColor="accent3"/>
+          <w:top w:val="single" w:color="9BBB59" w:themeColor="accent3" w:sz="8" w:space="0"/>
           <w:left w:val="nil"/>
           <w:bottom w:val="nil"/>
           <w:right w:val="nil"/>
@@ -8459,7 +8348,7 @@
           <w:top w:val="nil"/>
           <w:left w:val="nil"/>
           <w:bottom w:val="nil"/>
-          <w:right w:val="single" w:sz="8" w:space="0" w:color="9BBB59" w:themeColor="accent3"/>
+          <w:right w:val="single" w:color="9BBB59" w:themeColor="accent3" w:sz="8" w:space="0"/>
           <w:insideH w:val="nil"/>
           <w:insideV w:val="nil"/>
         </w:tcBorders>
@@ -8471,7 +8360,7 @@
       <w:tcPr>
         <w:tcBorders>
           <w:top w:val="nil"/>
-          <w:left w:val="single" w:sz="8" w:space="0" w:color="9BBB59" w:themeColor="accent3"/>
+          <w:left w:val="single" w:color="9BBB59" w:themeColor="accent3" w:sz="8" w:space="0"/>
           <w:bottom w:val="nil"/>
           <w:right w:val="nil"/>
           <w:insideH w:val="nil"/>
@@ -8528,7 +8417,7 @@
       <w:spacing w:after="0" w:line="240" w:lineRule="auto"/>
     </w:pPr>
     <w:rPr>
-      <w:rFonts w:asciiTheme="majorHAnsi" w:eastAsiaTheme="majorEastAsia" w:hAnsiTheme="majorHAnsi" w:cstheme="majorBidi"/>
+      <w:rFonts w:asciiTheme="majorHAnsi" w:hAnsiTheme="majorHAnsi" w:eastAsiaTheme="majorEastAsia" w:cstheme="majorBidi"/>
       <w:color w:val="000000" w:themeColor="text1"/>
     </w:rPr>
     <w:tblPr>
@@ -8536,10 +8425,10 @@
       <w:tblStyleColBandSize w:val="1"/>
       <w:tblInd w:w="0" w:type="dxa"/>
       <w:tblBorders>
-        <w:top w:val="single" w:sz="8" w:space="0" w:color="8064A2" w:themeColor="accent4"/>
-        <w:left w:val="single" w:sz="8" w:space="0" w:color="8064A2" w:themeColor="accent4"/>
-        <w:bottom w:val="single" w:sz="8" w:space="0" w:color="8064A2" w:themeColor="accent4"/>
-        <w:right w:val="single" w:sz="8" w:space="0" w:color="8064A2" w:themeColor="accent4"/>
+        <w:top w:val="single" w:color="8064A2" w:themeColor="accent4" w:sz="8" w:space="0"/>
+        <w:left w:val="single" w:color="8064A2" w:themeColor="accent4" w:sz="8" w:space="0"/>
+        <w:bottom w:val="single" w:color="8064A2" w:themeColor="accent4" w:sz="8" w:space="0"/>
+        <w:right w:val="single" w:color="8064A2" w:themeColor="accent4" w:sz="8" w:space="0"/>
       </w:tblBorders>
       <w:tblCellMar>
         <w:top w:w="0" w:type="dxa"/>
@@ -8558,7 +8447,7 @@
         <w:tcBorders>
           <w:top w:val="nil"/>
           <w:left w:val="nil"/>
-          <w:bottom w:val="single" w:sz="24" w:space="0" w:color="8064A2" w:themeColor="accent4"/>
+          <w:bottom w:val="single" w:color="8064A2" w:themeColor="accent4" w:sz="24" w:space="0"/>
           <w:right w:val="nil"/>
           <w:insideH w:val="nil"/>
           <w:insideV w:val="nil"/>
@@ -8570,7 +8459,7 @@
       <w:tblPr/>
       <w:tcPr>
         <w:tcBorders>
-          <w:top w:val="single" w:sz="8" w:space="0" w:color="8064A2" w:themeColor="accent4"/>
+          <w:top w:val="single" w:color="8064A2" w:themeColor="accent4" w:sz="8" w:space="0"/>
           <w:left w:val="nil"/>
           <w:bottom w:val="nil"/>
           <w:right w:val="nil"/>
@@ -8587,7 +8476,7 @@
           <w:top w:val="nil"/>
           <w:left w:val="nil"/>
           <w:bottom w:val="nil"/>
-          <w:right w:val="single" w:sz="8" w:space="0" w:color="8064A2" w:themeColor="accent4"/>
+          <w:right w:val="single" w:color="8064A2" w:themeColor="accent4" w:sz="8" w:space="0"/>
           <w:insideH w:val="nil"/>
           <w:insideV w:val="nil"/>
         </w:tcBorders>
@@ -8599,7 +8488,7 @@
       <w:tcPr>
         <w:tcBorders>
           <w:top w:val="nil"/>
-          <w:left w:val="single" w:sz="8" w:space="0" w:color="8064A2" w:themeColor="accent4"/>
+          <w:left w:val="single" w:color="8064A2" w:themeColor="accent4" w:sz="8" w:space="0"/>
           <w:bottom w:val="nil"/>
           <w:right w:val="nil"/>
           <w:insideH w:val="nil"/>
@@ -8656,7 +8545,7 @@
       <w:spacing w:after="0" w:line="240" w:lineRule="auto"/>
     </w:pPr>
     <w:rPr>
-      <w:rFonts w:asciiTheme="majorHAnsi" w:eastAsiaTheme="majorEastAsia" w:hAnsiTheme="majorHAnsi" w:cstheme="majorBidi"/>
+      <w:rFonts w:asciiTheme="majorHAnsi" w:hAnsiTheme="majorHAnsi" w:eastAsiaTheme="majorEastAsia" w:cstheme="majorBidi"/>
       <w:color w:val="000000" w:themeColor="text1"/>
     </w:rPr>
     <w:tblPr>
@@ -8664,10 +8553,10 @@
       <w:tblStyleColBandSize w:val="1"/>
       <w:tblInd w:w="0" w:type="dxa"/>
       <w:tblBorders>
-        <w:top w:val="single" w:sz="8" w:space="0" w:color="4BACC6" w:themeColor="accent5"/>
-        <w:left w:val="single" w:sz="8" w:space="0" w:color="4BACC6" w:themeColor="accent5"/>
-        <w:bottom w:val="single" w:sz="8" w:space="0" w:color="4BACC6" w:themeColor="accent5"/>
-        <w:right w:val="single" w:sz="8" w:space="0" w:color="4BACC6" w:themeColor="accent5"/>
+        <w:top w:val="single" w:color="4BACC6" w:themeColor="accent5" w:sz="8" w:space="0"/>
+        <w:left w:val="single" w:color="4BACC6" w:themeColor="accent5" w:sz="8" w:space="0"/>
+        <w:bottom w:val="single" w:color="4BACC6" w:themeColor="accent5" w:sz="8" w:space="0"/>
+        <w:right w:val="single" w:color="4BACC6" w:themeColor="accent5" w:sz="8" w:space="0"/>
       </w:tblBorders>
       <w:tblCellMar>
         <w:top w:w="0" w:type="dxa"/>
@@ -8686,7 +8575,7 @@
         <w:tcBorders>
           <w:top w:val="nil"/>
           <w:left w:val="nil"/>
-          <w:bottom w:val="single" w:sz="24" w:space="0" w:color="4BACC6" w:themeColor="accent5"/>
+          <w:bottom w:val="single" w:color="4BACC6" w:themeColor="accent5" w:sz="24" w:space="0"/>
           <w:right w:val="nil"/>
           <w:insideH w:val="nil"/>
           <w:insideV w:val="nil"/>
@@ -8698,7 +8587,7 @@
       <w:tblPr/>
       <w:tcPr>
         <w:tcBorders>
-          <w:top w:val="single" w:sz="8" w:space="0" w:color="4BACC6" w:themeColor="accent5"/>
+          <w:top w:val="single" w:color="4BACC6" w:themeColor="accent5" w:sz="8" w:space="0"/>
           <w:left w:val="nil"/>
           <w:bottom w:val="nil"/>
           <w:right w:val="nil"/>
@@ -8715,7 +8604,7 @@
           <w:top w:val="nil"/>
           <w:left w:val="nil"/>
           <w:bottom w:val="nil"/>
-          <w:right w:val="single" w:sz="8" w:space="0" w:color="4BACC6" w:themeColor="accent5"/>
+          <w:right w:val="single" w:color="4BACC6" w:themeColor="accent5" w:sz="8" w:space="0"/>
           <w:insideH w:val="nil"/>
           <w:insideV w:val="nil"/>
         </w:tcBorders>
@@ -8727,7 +8616,7 @@
       <w:tcPr>
         <w:tcBorders>
           <w:top w:val="nil"/>
-          <w:left w:val="single" w:sz="8" w:space="0" w:color="4BACC6" w:themeColor="accent5"/>
+          <w:left w:val="single" w:color="4BACC6" w:themeColor="accent5" w:sz="8" w:space="0"/>
           <w:bottom w:val="nil"/>
           <w:right w:val="nil"/>
           <w:insideH w:val="nil"/>
@@ -8784,7 +8673,7 @@
       <w:spacing w:after="0" w:line="240" w:lineRule="auto"/>
     </w:pPr>
     <w:rPr>
-      <w:rFonts w:asciiTheme="majorHAnsi" w:eastAsiaTheme="majorEastAsia" w:hAnsiTheme="majorHAnsi" w:cstheme="majorBidi"/>
+      <w:rFonts w:asciiTheme="majorHAnsi" w:hAnsiTheme="majorHAnsi" w:eastAsiaTheme="majorEastAsia" w:cstheme="majorBidi"/>
       <w:color w:val="000000" w:themeColor="text1"/>
     </w:rPr>
     <w:tblPr>
@@ -8792,10 +8681,10 @@
       <w:tblStyleColBandSize w:val="1"/>
       <w:tblInd w:w="0" w:type="dxa"/>
       <w:tblBorders>
-        <w:top w:val="single" w:sz="8" w:space="0" w:color="F79646" w:themeColor="accent6"/>
-        <w:left w:val="single" w:sz="8" w:space="0" w:color="F79646" w:themeColor="accent6"/>
-        <w:bottom w:val="single" w:sz="8" w:space="0" w:color="F79646" w:themeColor="accent6"/>
-        <w:right w:val="single" w:sz="8" w:space="0" w:color="F79646" w:themeColor="accent6"/>
+        <w:top w:val="single" w:color="F79646" w:themeColor="accent6" w:sz="8" w:space="0"/>
+        <w:left w:val="single" w:color="F79646" w:themeColor="accent6" w:sz="8" w:space="0"/>
+        <w:bottom w:val="single" w:color="F79646" w:themeColor="accent6" w:sz="8" w:space="0"/>
+        <w:right w:val="single" w:color="F79646" w:themeColor="accent6" w:sz="8" w:space="0"/>
       </w:tblBorders>
       <w:tblCellMar>
         <w:top w:w="0" w:type="dxa"/>
@@ -8814,7 +8703,7 @@
         <w:tcBorders>
           <w:top w:val="nil"/>
           <w:left w:val="nil"/>
-          <w:bottom w:val="single" w:sz="24" w:space="0" w:color="F79646" w:themeColor="accent6"/>
+          <w:bottom w:val="single" w:color="F79646" w:themeColor="accent6" w:sz="24" w:space="0"/>
           <w:right w:val="nil"/>
           <w:insideH w:val="nil"/>
           <w:insideV w:val="nil"/>
@@ -8826,7 +8715,7 @@
       <w:tblPr/>
       <w:tcPr>
         <w:tcBorders>
-          <w:top w:val="single" w:sz="8" w:space="0" w:color="F79646" w:themeColor="accent6"/>
+          <w:top w:val="single" w:color="F79646" w:themeColor="accent6" w:sz="8" w:space="0"/>
           <w:left w:val="nil"/>
           <w:bottom w:val="nil"/>
           <w:right w:val="nil"/>
@@ -8843,7 +8732,7 @@
           <w:top w:val="nil"/>
           <w:left w:val="nil"/>
           <w:bottom w:val="nil"/>
-          <w:right w:val="single" w:sz="8" w:space="0" w:color="F79646" w:themeColor="accent6"/>
+          <w:right w:val="single" w:color="F79646" w:themeColor="accent6" w:sz="8" w:space="0"/>
           <w:insideH w:val="nil"/>
           <w:insideV w:val="nil"/>
         </w:tcBorders>
@@ -8855,7 +8744,7 @@
       <w:tcPr>
         <w:tcBorders>
           <w:top w:val="nil"/>
-          <w:left w:val="single" w:sz="8" w:space="0" w:color="F79646" w:themeColor="accent6"/>
+          <w:left w:val="single" w:color="F79646" w:themeColor="accent6" w:sz="8" w:space="0"/>
           <w:bottom w:val="nil"/>
           <w:right w:val="nil"/>
           <w:insideH w:val="nil"/>
@@ -8916,12 +8805,12 @@
       <w:tblStyleColBandSize w:val="1"/>
       <w:tblInd w:w="0" w:type="dxa"/>
       <w:tblBorders>
-        <w:top w:val="single" w:sz="8" w:space="0" w:color="404040" w:themeColor="text1" w:themeTint="BF"/>
-        <w:left w:val="single" w:sz="8" w:space="0" w:color="404040" w:themeColor="text1" w:themeTint="BF"/>
-        <w:bottom w:val="single" w:sz="8" w:space="0" w:color="404040" w:themeColor="text1" w:themeTint="BF"/>
-        <w:right w:val="single" w:sz="8" w:space="0" w:color="404040" w:themeColor="text1" w:themeTint="BF"/>
-        <w:insideH w:val="single" w:sz="8" w:space="0" w:color="404040" w:themeColor="text1" w:themeTint="BF"/>
-        <w:insideV w:val="single" w:sz="8" w:space="0" w:color="404040" w:themeColor="text1" w:themeTint="BF"/>
+        <w:top w:val="single" w:color="404040" w:themeColor="text1" w:themeTint="BF" w:sz="8" w:space="0"/>
+        <w:left w:val="single" w:color="404040" w:themeColor="text1" w:themeTint="BF" w:sz="8" w:space="0"/>
+        <w:bottom w:val="single" w:color="404040" w:themeColor="text1" w:themeTint="BF" w:sz="8" w:space="0"/>
+        <w:right w:val="single" w:color="404040" w:themeColor="text1" w:themeTint="BF" w:sz="8" w:space="0"/>
+        <w:insideH w:val="single" w:color="404040" w:themeColor="text1" w:themeTint="BF" w:sz="8" w:space="0"/>
+        <w:insideV w:val="single" w:color="404040" w:themeColor="text1" w:themeTint="BF" w:sz="8" w:space="0"/>
       </w:tblBorders>
       <w:tblCellMar>
         <w:top w:w="0" w:type="dxa"/>
@@ -8947,7 +8836,7 @@
       <w:tblPr/>
       <w:tcPr>
         <w:tcBorders>
-          <w:top w:val="single" w:sz="18" w:space="0" w:color="404040" w:themeColor="text1" w:themeTint="BF"/>
+          <w:top w:val="single" w:color="404040" w:themeColor="text1" w:themeTint="BF" w:sz="18" w:space="0"/>
         </w:tcBorders>
       </w:tcPr>
     </w:tblStylePr>
@@ -8989,12 +8878,12 @@
       <w:tblStyleColBandSize w:val="1"/>
       <w:tblInd w:w="0" w:type="dxa"/>
       <w:tblBorders>
-        <w:top w:val="single" w:sz="8" w:space="0" w:color="7BA0CD" w:themeColor="accent1" w:themeTint="BF"/>
-        <w:left w:val="single" w:sz="8" w:space="0" w:color="7BA0CD" w:themeColor="accent1" w:themeTint="BF"/>
-        <w:bottom w:val="single" w:sz="8" w:space="0" w:color="7BA0CD" w:themeColor="accent1" w:themeTint="BF"/>
-        <w:right w:val="single" w:sz="8" w:space="0" w:color="7BA0CD" w:themeColor="accent1" w:themeTint="BF"/>
-        <w:insideH w:val="single" w:sz="8" w:space="0" w:color="7BA0CD" w:themeColor="accent1" w:themeTint="BF"/>
-        <w:insideV w:val="single" w:sz="8" w:space="0" w:color="7BA0CD" w:themeColor="accent1" w:themeTint="BF"/>
+        <w:top w:val="single" w:color="7BA0CD" w:themeColor="accent1" w:themeTint="BF" w:sz="8" w:space="0"/>
+        <w:left w:val="single" w:color="7BA0CD" w:themeColor="accent1" w:themeTint="BF" w:sz="8" w:space="0"/>
+        <w:bottom w:val="single" w:color="7BA0CD" w:themeColor="accent1" w:themeTint="BF" w:sz="8" w:space="0"/>
+        <w:right w:val="single" w:color="7BA0CD" w:themeColor="accent1" w:themeTint="BF" w:sz="8" w:space="0"/>
+        <w:insideH w:val="single" w:color="7BA0CD" w:themeColor="accent1" w:themeTint="BF" w:sz="8" w:space="0"/>
+        <w:insideV w:val="single" w:color="7BA0CD" w:themeColor="accent1" w:themeTint="BF" w:sz="8" w:space="0"/>
       </w:tblBorders>
       <w:tblCellMar>
         <w:top w:w="0" w:type="dxa"/>
@@ -9020,7 +8909,7 @@
       <w:tblPr/>
       <w:tcPr>
         <w:tcBorders>
-          <w:top w:val="single" w:sz="18" w:space="0" w:color="7BA0CD" w:themeColor="accent1" w:themeTint="BF"/>
+          <w:top w:val="single" w:color="7BA0CD" w:themeColor="accent1" w:themeTint="BF" w:sz="18" w:space="0"/>
         </w:tcBorders>
       </w:tcPr>
     </w:tblStylePr>
@@ -9062,12 +8951,12 @@
       <w:tblStyleColBandSize w:val="1"/>
       <w:tblInd w:w="0" w:type="dxa"/>
       <w:tblBorders>
-        <w:top w:val="single" w:sz="8" w:space="0" w:color="CF7B79" w:themeColor="accent2" w:themeTint="BF"/>
-        <w:left w:val="single" w:sz="8" w:space="0" w:color="CF7B79" w:themeColor="accent2" w:themeTint="BF"/>
-        <w:bottom w:val="single" w:sz="8" w:space="0" w:color="CF7B79" w:themeColor="accent2" w:themeTint="BF"/>
-        <w:right w:val="single" w:sz="8" w:space="0" w:color="CF7B79" w:themeColor="accent2" w:themeTint="BF"/>
-        <w:insideH w:val="single" w:sz="8" w:space="0" w:color="CF7B79" w:themeColor="accent2" w:themeTint="BF"/>
-        <w:insideV w:val="single" w:sz="8" w:space="0" w:color="CF7B79" w:themeColor="accent2" w:themeTint="BF"/>
+        <w:top w:val="single" w:color="CF7B79" w:themeColor="accent2" w:themeTint="BF" w:sz="8" w:space="0"/>
+        <w:left w:val="single" w:color="CF7B79" w:themeColor="accent2" w:themeTint="BF" w:sz="8" w:space="0"/>
+        <w:bottom w:val="single" w:color="CF7B79" w:themeColor="accent2" w:themeTint="BF" w:sz="8" w:space="0"/>
+        <w:right w:val="single" w:color="CF7B79" w:themeColor="accent2" w:themeTint="BF" w:sz="8" w:space="0"/>
+        <w:insideH w:val="single" w:color="CF7B79" w:themeColor="accent2" w:themeTint="BF" w:sz="8" w:space="0"/>
+        <w:insideV w:val="single" w:color="CF7B79" w:themeColor="accent2" w:themeTint="BF" w:sz="8" w:space="0"/>
       </w:tblBorders>
       <w:tblCellMar>
         <w:top w:w="0" w:type="dxa"/>
@@ -9093,7 +8982,7 @@
       <w:tblPr/>
       <w:tcPr>
         <w:tcBorders>
-          <w:top w:val="single" w:sz="18" w:space="0" w:color="CF7B79" w:themeColor="accent2" w:themeTint="BF"/>
+          <w:top w:val="single" w:color="CF7B79" w:themeColor="accent2" w:themeTint="BF" w:sz="18" w:space="0"/>
         </w:tcBorders>
       </w:tcPr>
     </w:tblStylePr>
@@ -9135,12 +9024,12 @@
       <w:tblStyleColBandSize w:val="1"/>
       <w:tblInd w:w="0" w:type="dxa"/>
       <w:tblBorders>
-        <w:top w:val="single" w:sz="8" w:space="0" w:color="B3CC82" w:themeColor="accent3" w:themeTint="BF"/>
-        <w:left w:val="single" w:sz="8" w:space="0" w:color="B3CC82" w:themeColor="accent3" w:themeTint="BF"/>
-        <w:bottom w:val="single" w:sz="8" w:space="0" w:color="B3CC82" w:themeColor="accent3" w:themeTint="BF"/>
-        <w:right w:val="single" w:sz="8" w:space="0" w:color="B3CC82" w:themeColor="accent3" w:themeTint="BF"/>
-        <w:insideH w:val="single" w:sz="8" w:space="0" w:color="B3CC82" w:themeColor="accent3" w:themeTint="BF"/>
-        <w:insideV w:val="single" w:sz="8" w:space="0" w:color="B3CC82" w:themeColor="accent3" w:themeTint="BF"/>
+        <w:top w:val="single" w:color="B3CC82" w:themeColor="accent3" w:themeTint="BF" w:sz="8" w:space="0"/>
+        <w:left w:val="single" w:color="B3CC82" w:themeColor="accent3" w:themeTint="BF" w:sz="8" w:space="0"/>
+        <w:bottom w:val="single" w:color="B3CC82" w:themeColor="accent3" w:themeTint="BF" w:sz="8" w:space="0"/>
+        <w:right w:val="single" w:color="B3CC82" w:themeColor="accent3" w:themeTint="BF" w:sz="8" w:space="0"/>
+        <w:insideH w:val="single" w:color="B3CC82" w:themeColor="accent3" w:themeTint="BF" w:sz="8" w:space="0"/>
+        <w:insideV w:val="single" w:color="B3CC82" w:themeColor="accent3" w:themeTint="BF" w:sz="8" w:space="0"/>
       </w:tblBorders>
       <w:tblCellMar>
         <w:top w:w="0" w:type="dxa"/>
@@ -9166,7 +9055,7 @@
       <w:tblPr/>
       <w:tcPr>
         <w:tcBorders>
-          <w:top w:val="single" w:sz="18" w:space="0" w:color="B3CC82" w:themeColor="accent3" w:themeTint="BF"/>
+          <w:top w:val="single" w:color="B3CC82" w:themeColor="accent3" w:themeTint="BF" w:sz="18" w:space="0"/>
         </w:tcBorders>
       </w:tcPr>
     </w:tblStylePr>
@@ -9208,12 +9097,12 @@
       <w:tblStyleColBandSize w:val="1"/>
       <w:tblInd w:w="0" w:type="dxa"/>
       <w:tblBorders>
-        <w:top w:val="single" w:sz="8" w:space="0" w:color="9F8AB9" w:themeColor="accent4" w:themeTint="BF"/>
-        <w:left w:val="single" w:sz="8" w:space="0" w:color="9F8AB9" w:themeColor="accent4" w:themeTint="BF"/>
-        <w:bottom w:val="single" w:sz="8" w:space="0" w:color="9F8AB9" w:themeColor="accent4" w:themeTint="BF"/>
-        <w:right w:val="single" w:sz="8" w:space="0" w:color="9F8AB9" w:themeColor="accent4" w:themeTint="BF"/>
-        <w:insideH w:val="single" w:sz="8" w:space="0" w:color="9F8AB9" w:themeColor="accent4" w:themeTint="BF"/>
-        <w:insideV w:val="single" w:sz="8" w:space="0" w:color="9F8AB9" w:themeColor="accent4" w:themeTint="BF"/>
+        <w:top w:val="single" w:color="9F8AB9" w:themeColor="accent4" w:themeTint="BF" w:sz="8" w:space="0"/>
+        <w:left w:val="single" w:color="9F8AB9" w:themeColor="accent4" w:themeTint="BF" w:sz="8" w:space="0"/>
+        <w:bottom w:val="single" w:color="9F8AB9" w:themeColor="accent4" w:themeTint="BF" w:sz="8" w:space="0"/>
+        <w:right w:val="single" w:color="9F8AB9" w:themeColor="accent4" w:themeTint="BF" w:sz="8" w:space="0"/>
+        <w:insideH w:val="single" w:color="9F8AB9" w:themeColor="accent4" w:themeTint="BF" w:sz="8" w:space="0"/>
+        <w:insideV w:val="single" w:color="9F8AB9" w:themeColor="accent4" w:themeTint="BF" w:sz="8" w:space="0"/>
       </w:tblBorders>
       <w:tblCellMar>
         <w:top w:w="0" w:type="dxa"/>
@@ -9239,7 +9128,7 @@
       <w:tblPr/>
       <w:tcPr>
         <w:tcBorders>
-          <w:top w:val="single" w:sz="18" w:space="0" w:color="9F8AB9" w:themeColor="accent4" w:themeTint="BF"/>
+          <w:top w:val="single" w:color="9F8AB9" w:themeColor="accent4" w:themeTint="BF" w:sz="18" w:space="0"/>
         </w:tcBorders>
       </w:tcPr>
     </w:tblStylePr>
@@ -9281,12 +9170,12 @@
       <w:tblStyleColBandSize w:val="1"/>
       <w:tblInd w:w="0" w:type="dxa"/>
       <w:tblBorders>
-        <w:top w:val="single" w:sz="8" w:space="0" w:color="78C0D4" w:themeColor="accent5" w:themeTint="BF"/>
-        <w:left w:val="single" w:sz="8" w:space="0" w:color="78C0D4" w:themeColor="accent5" w:themeTint="BF"/>
-        <w:bottom w:val="single" w:sz="8" w:space="0" w:color="78C0D4" w:themeColor="accent5" w:themeTint="BF"/>
-        <w:right w:val="single" w:sz="8" w:space="0" w:color="78C0D4" w:themeColor="accent5" w:themeTint="BF"/>
-        <w:insideH w:val="single" w:sz="8" w:space="0" w:color="78C0D4" w:themeColor="accent5" w:themeTint="BF"/>
-        <w:insideV w:val="single" w:sz="8" w:space="0" w:color="78C0D4" w:themeColor="accent5" w:themeTint="BF"/>
+        <w:top w:val="single" w:color="78C0D4" w:themeColor="accent5" w:themeTint="BF" w:sz="8" w:space="0"/>
+        <w:left w:val="single" w:color="78C0D4" w:themeColor="accent5" w:themeTint="BF" w:sz="8" w:space="0"/>
+        <w:bottom w:val="single" w:color="78C0D4" w:themeColor="accent5" w:themeTint="BF" w:sz="8" w:space="0"/>
+        <w:right w:val="single" w:color="78C0D4" w:themeColor="accent5" w:themeTint="BF" w:sz="8" w:space="0"/>
+        <w:insideH w:val="single" w:color="78C0D4" w:themeColor="accent5" w:themeTint="BF" w:sz="8" w:space="0"/>
+        <w:insideV w:val="single" w:color="78C0D4" w:themeColor="accent5" w:themeTint="BF" w:sz="8" w:space="0"/>
       </w:tblBorders>
       <w:tblCellMar>
         <w:top w:w="0" w:type="dxa"/>
@@ -9312,7 +9201,7 @@
       <w:tblPr/>
       <w:tcPr>
         <w:tcBorders>
-          <w:top w:val="single" w:sz="18" w:space="0" w:color="78C0D4" w:themeColor="accent5" w:themeTint="BF"/>
+          <w:top w:val="single" w:color="78C0D4" w:themeColor="accent5" w:themeTint="BF" w:sz="18" w:space="0"/>
         </w:tcBorders>
       </w:tcPr>
     </w:tblStylePr>
@@ -9354,12 +9243,12 @@
       <w:tblStyleColBandSize w:val="1"/>
       <w:tblInd w:w="0" w:type="dxa"/>
       <w:tblBorders>
-        <w:top w:val="single" w:sz="8" w:space="0" w:color="F9B074" w:themeColor="accent6" w:themeTint="BF"/>
-        <w:left w:val="single" w:sz="8" w:space="0" w:color="F9B074" w:themeColor="accent6" w:themeTint="BF"/>
-        <w:bottom w:val="single" w:sz="8" w:space="0" w:color="F9B074" w:themeColor="accent6" w:themeTint="BF"/>
-        <w:right w:val="single" w:sz="8" w:space="0" w:color="F9B074" w:themeColor="accent6" w:themeTint="BF"/>
-        <w:insideH w:val="single" w:sz="8" w:space="0" w:color="F9B074" w:themeColor="accent6" w:themeTint="BF"/>
-        <w:insideV w:val="single" w:sz="8" w:space="0" w:color="F9B074" w:themeColor="accent6" w:themeTint="BF"/>
+        <w:top w:val="single" w:color="F9B074" w:themeColor="accent6" w:themeTint="BF" w:sz="8" w:space="0"/>
+        <w:left w:val="single" w:color="F9B074" w:themeColor="accent6" w:themeTint="BF" w:sz="8" w:space="0"/>
+        <w:bottom w:val="single" w:color="F9B074" w:themeColor="accent6" w:themeTint="BF" w:sz="8" w:space="0"/>
+        <w:right w:val="single" w:color="F9B074" w:themeColor="accent6" w:themeTint="BF" w:sz="8" w:space="0"/>
+        <w:insideH w:val="single" w:color="F9B074" w:themeColor="accent6" w:themeTint="BF" w:sz="8" w:space="0"/>
+        <w:insideV w:val="single" w:color="F9B074" w:themeColor="accent6" w:themeTint="BF" w:sz="8" w:space="0"/>
       </w:tblBorders>
       <w:tblCellMar>
         <w:top w:w="0" w:type="dxa"/>
@@ -9385,7 +9274,7 @@
       <w:tblPr/>
       <w:tcPr>
         <w:tcBorders>
-          <w:top w:val="single" w:sz="18" w:space="0" w:color="F9B074" w:themeColor="accent6" w:themeTint="BF"/>
+          <w:top w:val="single" w:color="F9B074" w:themeColor="accent6" w:themeTint="BF" w:sz="18" w:space="0"/>
         </w:tcBorders>
       </w:tcPr>
     </w:tblStylePr>
@@ -9423,7 +9312,7 @@
       <w:spacing w:after="0" w:line="240" w:lineRule="auto"/>
     </w:pPr>
     <w:rPr>
-      <w:rFonts w:asciiTheme="majorHAnsi" w:eastAsiaTheme="majorEastAsia" w:hAnsiTheme="majorHAnsi" w:cstheme="majorBidi"/>
+      <w:rFonts w:asciiTheme="majorHAnsi" w:hAnsiTheme="majorHAnsi" w:eastAsiaTheme="majorEastAsia" w:cstheme="majorBidi"/>
       <w:color w:val="000000" w:themeColor="text1"/>
     </w:rPr>
     <w:tblPr>
@@ -9431,12 +9320,12 @@
       <w:tblStyleColBandSize w:val="1"/>
       <w:tblInd w:w="0" w:type="dxa"/>
       <w:tblBorders>
-        <w:top w:val="single" w:sz="8" w:space="0" w:color="000000" w:themeColor="text1"/>
-        <w:left w:val="single" w:sz="8" w:space="0" w:color="000000" w:themeColor="text1"/>
-        <w:bottom w:val="single" w:sz="8" w:space="0" w:color="000000" w:themeColor="text1"/>
-        <w:right w:val="single" w:sz="8" w:space="0" w:color="000000" w:themeColor="text1"/>
-        <w:insideH w:val="single" w:sz="8" w:space="0" w:color="000000" w:themeColor="text1"/>
-        <w:insideV w:val="single" w:sz="8" w:space="0" w:color="000000" w:themeColor="text1"/>
+        <w:top w:val="single" w:color="000000" w:themeColor="text1" w:sz="8" w:space="0"/>
+        <w:left w:val="single" w:color="000000" w:themeColor="text1" w:sz="8" w:space="0"/>
+        <w:bottom w:val="single" w:color="000000" w:themeColor="text1" w:sz="8" w:space="0"/>
+        <w:right w:val="single" w:color="000000" w:themeColor="text1" w:sz="8" w:space="0"/>
+        <w:insideH w:val="single" w:color="000000" w:themeColor="text1" w:sz="8" w:space="0"/>
+        <w:insideV w:val="single" w:color="000000" w:themeColor="text1" w:sz="8" w:space="0"/>
       </w:tblBorders>
       <w:tblCellMar>
         <w:top w:w="0" w:type="dxa"/>
@@ -9468,7 +9357,7 @@
       <w:tblPr/>
       <w:tcPr>
         <w:tcBorders>
-          <w:top w:val="single" w:sz="12" w:space="0" w:color="000000" w:themeColor="text1"/>
+          <w:top w:val="single" w:color="000000" w:themeColor="text1" w:sz="12" w:space="0"/>
           <w:left w:val="nil"/>
           <w:bottom w:val="nil"/>
           <w:right w:val="nil"/>
@@ -9526,8 +9415,8 @@
       <w:tblPr/>
       <w:tcPr>
         <w:tcBorders>
-          <w:insideH w:val="single" w:sz="6" w:space="0" w:color="000000" w:themeColor="text1"/>
-          <w:insideV w:val="single" w:sz="6" w:space="0" w:color="000000" w:themeColor="text1"/>
+          <w:insideH w:val="single" w:color="000000" w:themeColor="text1" w:sz="6" w:space="0"/>
+          <w:insideV w:val="single" w:color="000000" w:themeColor="text1" w:sz="6" w:space="0"/>
         </w:tcBorders>
         <w:shd w:val="clear" w:color="auto" w:fill="808080" w:themeFill="text1" w:themeFillTint="7F"/>
       </w:tcPr>
@@ -9548,7 +9437,7 @@
       <w:spacing w:after="0" w:line="240" w:lineRule="auto"/>
     </w:pPr>
     <w:rPr>
-      <w:rFonts w:asciiTheme="majorHAnsi" w:eastAsiaTheme="majorEastAsia" w:hAnsiTheme="majorHAnsi" w:cstheme="majorBidi"/>
+      <w:rFonts w:asciiTheme="majorHAnsi" w:hAnsiTheme="majorHAnsi" w:eastAsiaTheme="majorEastAsia" w:cstheme="majorBidi"/>
       <w:color w:val="000000" w:themeColor="text1"/>
     </w:rPr>
     <w:tblPr>
@@ -9556,12 +9445,12 @@
       <w:tblStyleColBandSize w:val="1"/>
       <w:tblInd w:w="0" w:type="dxa"/>
       <w:tblBorders>
-        <w:top w:val="single" w:sz="8" w:space="0" w:color="4F81BD" w:themeColor="accent1"/>
-        <w:left w:val="single" w:sz="8" w:space="0" w:color="4F81BD" w:themeColor="accent1"/>
-        <w:bottom w:val="single" w:sz="8" w:space="0" w:color="4F81BD" w:themeColor="accent1"/>
-        <w:right w:val="single" w:sz="8" w:space="0" w:color="4F81BD" w:themeColor="accent1"/>
-        <w:insideH w:val="single" w:sz="8" w:space="0" w:color="4F81BD" w:themeColor="accent1"/>
-        <w:insideV w:val="single" w:sz="8" w:space="0" w:color="4F81BD" w:themeColor="accent1"/>
+        <w:top w:val="single" w:color="4F81BD" w:themeColor="accent1" w:sz="8" w:space="0"/>
+        <w:left w:val="single" w:color="4F81BD" w:themeColor="accent1" w:sz="8" w:space="0"/>
+        <w:bottom w:val="single" w:color="4F81BD" w:themeColor="accent1" w:sz="8" w:space="0"/>
+        <w:right w:val="single" w:color="4F81BD" w:themeColor="accent1" w:sz="8" w:space="0"/>
+        <w:insideH w:val="single" w:color="4F81BD" w:themeColor="accent1" w:sz="8" w:space="0"/>
+        <w:insideV w:val="single" w:color="4F81BD" w:themeColor="accent1" w:sz="8" w:space="0"/>
       </w:tblBorders>
       <w:tblCellMar>
         <w:top w:w="0" w:type="dxa"/>
@@ -9593,7 +9482,7 @@
       <w:tblPr/>
       <w:tcPr>
         <w:tcBorders>
-          <w:top w:val="single" w:sz="12" w:space="0" w:color="000000" w:themeColor="text1"/>
+          <w:top w:val="single" w:color="000000" w:themeColor="text1" w:sz="12" w:space="0"/>
           <w:left w:val="nil"/>
           <w:bottom w:val="nil"/>
           <w:right w:val="nil"/>
@@ -9651,8 +9540,8 @@
       <w:tblPr/>
       <w:tcPr>
         <w:tcBorders>
-          <w:insideH w:val="single" w:sz="6" w:space="0" w:color="4F81BD" w:themeColor="accent1"/>
-          <w:insideV w:val="single" w:sz="6" w:space="0" w:color="4F81BD" w:themeColor="accent1"/>
+          <w:insideH w:val="single" w:color="4F81BD" w:themeColor="accent1" w:sz="6" w:space="0"/>
+          <w:insideV w:val="single" w:color="4F81BD" w:themeColor="accent1" w:sz="6" w:space="0"/>
         </w:tcBorders>
         <w:shd w:val="clear" w:color="auto" w:fill="A7BFDE" w:themeFill="accent1" w:themeFillTint="7F"/>
       </w:tcPr>
@@ -9673,7 +9562,7 @@
       <w:spacing w:after="0" w:line="240" w:lineRule="auto"/>
     </w:pPr>
     <w:rPr>
-      <w:rFonts w:asciiTheme="majorHAnsi" w:eastAsiaTheme="majorEastAsia" w:hAnsiTheme="majorHAnsi" w:cstheme="majorBidi"/>
+      <w:rFonts w:asciiTheme="majorHAnsi" w:hAnsiTheme="majorHAnsi" w:eastAsiaTheme="majorEastAsia" w:cstheme="majorBidi"/>
       <w:color w:val="000000" w:themeColor="text1"/>
     </w:rPr>
     <w:tblPr>
@@ -9681,12 +9570,12 @@
       <w:tblStyleColBandSize w:val="1"/>
       <w:tblInd w:w="0" w:type="dxa"/>
       <w:tblBorders>
-        <w:top w:val="single" w:sz="8" w:space="0" w:color="C0504D" w:themeColor="accent2"/>
-        <w:left w:val="single" w:sz="8" w:space="0" w:color="C0504D" w:themeColor="accent2"/>
-        <w:bottom w:val="single" w:sz="8" w:space="0" w:color="C0504D" w:themeColor="accent2"/>
-        <w:right w:val="single" w:sz="8" w:space="0" w:color="C0504D" w:themeColor="accent2"/>
-        <w:insideH w:val="single" w:sz="8" w:space="0" w:color="C0504D" w:themeColor="accent2"/>
-        <w:insideV w:val="single" w:sz="8" w:space="0" w:color="C0504D" w:themeColor="accent2"/>
+        <w:top w:val="single" w:color="C0504D" w:themeColor="accent2" w:sz="8" w:space="0"/>
+        <w:left w:val="single" w:color="C0504D" w:themeColor="accent2" w:sz="8" w:space="0"/>
+        <w:bottom w:val="single" w:color="C0504D" w:themeColor="accent2" w:sz="8" w:space="0"/>
+        <w:right w:val="single" w:color="C0504D" w:themeColor="accent2" w:sz="8" w:space="0"/>
+        <w:insideH w:val="single" w:color="C0504D" w:themeColor="accent2" w:sz="8" w:space="0"/>
+        <w:insideV w:val="single" w:color="C0504D" w:themeColor="accent2" w:sz="8" w:space="0"/>
       </w:tblBorders>
       <w:tblCellMar>
         <w:top w:w="0" w:type="dxa"/>
@@ -9718,7 +9607,7 @@
       <w:tblPr/>
       <w:tcPr>
         <w:tcBorders>
-          <w:top w:val="single" w:sz="12" w:space="0" w:color="000000" w:themeColor="text1"/>
+          <w:top w:val="single" w:color="000000" w:themeColor="text1" w:sz="12" w:space="0"/>
           <w:left w:val="nil"/>
           <w:bottom w:val="nil"/>
           <w:right w:val="nil"/>
@@ -9776,8 +9665,8 @@
       <w:tblPr/>
       <w:tcPr>
         <w:tcBorders>
-          <w:insideH w:val="single" w:sz="6" w:space="0" w:color="C0504D" w:themeColor="accent2"/>
-          <w:insideV w:val="single" w:sz="6" w:space="0" w:color="C0504D" w:themeColor="accent2"/>
+          <w:insideH w:val="single" w:color="C0504D" w:themeColor="accent2" w:sz="6" w:space="0"/>
+          <w:insideV w:val="single" w:color="C0504D" w:themeColor="accent2" w:sz="6" w:space="0"/>
         </w:tcBorders>
         <w:shd w:val="clear" w:color="auto" w:fill="DFA7A6" w:themeFill="accent2" w:themeFillTint="7F"/>
       </w:tcPr>
@@ -9798,7 +9687,7 @@
       <w:spacing w:after="0" w:line="240" w:lineRule="auto"/>
     </w:pPr>
     <w:rPr>
-      <w:rFonts w:asciiTheme="majorHAnsi" w:eastAsiaTheme="majorEastAsia" w:hAnsiTheme="majorHAnsi" w:cstheme="majorBidi"/>
+      <w:rFonts w:asciiTheme="majorHAnsi" w:hAnsiTheme="majorHAnsi" w:eastAsiaTheme="majorEastAsia" w:cstheme="majorBidi"/>
       <w:color w:val="000000" w:themeColor="text1"/>
     </w:rPr>
     <w:tblPr>
@@ -9806,12 +9695,12 @@
       <w:tblStyleColBandSize w:val="1"/>
       <w:tblInd w:w="0" w:type="dxa"/>
       <w:tblBorders>
-        <w:top w:val="single" w:sz="8" w:space="0" w:color="9BBB59" w:themeColor="accent3"/>
-        <w:left w:val="single" w:sz="8" w:space="0" w:color="9BBB59" w:themeColor="accent3"/>
-        <w:bottom w:val="single" w:sz="8" w:space="0" w:color="9BBB59" w:themeColor="accent3"/>
-        <w:right w:val="single" w:sz="8" w:space="0" w:color="9BBB59" w:themeColor="accent3"/>
-        <w:insideH w:val="single" w:sz="8" w:space="0" w:color="9BBB59" w:themeColor="accent3"/>
-        <w:insideV w:val="single" w:sz="8" w:space="0" w:color="9BBB59" w:themeColor="accent3"/>
+        <w:top w:val="single" w:color="9BBB59" w:themeColor="accent3" w:sz="8" w:space="0"/>
+        <w:left w:val="single" w:color="9BBB59" w:themeColor="accent3" w:sz="8" w:space="0"/>
+        <w:bottom w:val="single" w:color="9BBB59" w:themeColor="accent3" w:sz="8" w:space="0"/>
+        <w:right w:val="single" w:color="9BBB59" w:themeColor="accent3" w:sz="8" w:space="0"/>
+        <w:insideH w:val="single" w:color="9BBB59" w:themeColor="accent3" w:sz="8" w:space="0"/>
+        <w:insideV w:val="single" w:color="9BBB59" w:themeColor="accent3" w:sz="8" w:space="0"/>
       </w:tblBorders>
       <w:tblCellMar>
         <w:top w:w="0" w:type="dxa"/>
@@ -9843,7 +9732,7 @@
       <w:tblPr/>
       <w:tcPr>
         <w:tcBorders>
-          <w:top w:val="single" w:sz="12" w:space="0" w:color="000000" w:themeColor="text1"/>
+          <w:top w:val="single" w:color="000000" w:themeColor="text1" w:sz="12" w:space="0"/>
           <w:left w:val="nil"/>
           <w:bottom w:val="nil"/>
           <w:right w:val="nil"/>
@@ -9901,8 +9790,8 @@
       <w:tblPr/>
       <w:tcPr>
         <w:tcBorders>
-          <w:insideH w:val="single" w:sz="6" w:space="0" w:color="9BBB59" w:themeColor="accent3"/>
-          <w:insideV w:val="single" w:sz="6" w:space="0" w:color="9BBB59" w:themeColor="accent3"/>
+          <w:insideH w:val="single" w:color="9BBB59" w:themeColor="accent3" w:sz="6" w:space="0"/>
+          <w:insideV w:val="single" w:color="9BBB59" w:themeColor="accent3" w:sz="6" w:space="0"/>
         </w:tcBorders>
         <w:shd w:val="clear" w:color="auto" w:fill="CDDDAC" w:themeFill="accent3" w:themeFillTint="7F"/>
       </w:tcPr>
@@ -9923,7 +9812,7 @@
       <w:spacing w:after="0" w:line="240" w:lineRule="auto"/>
     </w:pPr>
     <w:rPr>
-      <w:rFonts w:asciiTheme="majorHAnsi" w:eastAsiaTheme="majorEastAsia" w:hAnsiTheme="majorHAnsi" w:cstheme="majorBidi"/>
+      <w:rFonts w:asciiTheme="majorHAnsi" w:hAnsiTheme="majorHAnsi" w:eastAsiaTheme="majorEastAsia" w:cstheme="majorBidi"/>
       <w:color w:val="000000" w:themeColor="text1"/>
     </w:rPr>
     <w:tblPr>
@@ -9931,12 +9820,12 @@
       <w:tblStyleColBandSize w:val="1"/>
       <w:tblInd w:w="0" w:type="dxa"/>
       <w:tblBorders>
-        <w:top w:val="single" w:sz="8" w:space="0" w:color="8064A2" w:themeColor="accent4"/>
-        <w:left w:val="single" w:sz="8" w:space="0" w:color="8064A2" w:themeColor="accent4"/>
-        <w:bottom w:val="single" w:sz="8" w:space="0" w:color="8064A2" w:themeColor="accent4"/>
-        <w:right w:val="single" w:sz="8" w:space="0" w:color="8064A2" w:themeColor="accent4"/>
-        <w:insideH w:val="single" w:sz="8" w:space="0" w:color="8064A2" w:themeColor="accent4"/>
-        <w:insideV w:val="single" w:sz="8" w:space="0" w:color="8064A2" w:themeColor="accent4"/>
+        <w:top w:val="single" w:color="8064A2" w:themeColor="accent4" w:sz="8" w:space="0"/>
+        <w:left w:val="single" w:color="8064A2" w:themeColor="accent4" w:sz="8" w:space="0"/>
+        <w:bottom w:val="single" w:color="8064A2" w:themeColor="accent4" w:sz="8" w:space="0"/>
+        <w:right w:val="single" w:color="8064A2" w:themeColor="accent4" w:sz="8" w:space="0"/>
+        <w:insideH w:val="single" w:color="8064A2" w:themeColor="accent4" w:sz="8" w:space="0"/>
+        <w:insideV w:val="single" w:color="8064A2" w:themeColor="accent4" w:sz="8" w:space="0"/>
       </w:tblBorders>
       <w:tblCellMar>
         <w:top w:w="0" w:type="dxa"/>
@@ -9968,7 +9857,7 @@
       <w:tblPr/>
       <w:tcPr>
         <w:tcBorders>
-          <w:top w:val="single" w:sz="12" w:space="0" w:color="000000" w:themeColor="text1"/>
+          <w:top w:val="single" w:color="000000" w:themeColor="text1" w:sz="12" w:space="0"/>
           <w:left w:val="nil"/>
           <w:bottom w:val="nil"/>
           <w:right w:val="nil"/>
@@ -10026,8 +9915,8 @@
       <w:tblPr/>
       <w:tcPr>
         <w:tcBorders>
-          <w:insideH w:val="single" w:sz="6" w:space="0" w:color="8064A2" w:themeColor="accent4"/>
-          <w:insideV w:val="single" w:sz="6" w:space="0" w:color="8064A2" w:themeColor="accent4"/>
+          <w:insideH w:val="single" w:color="8064A2" w:themeColor="accent4" w:sz="6" w:space="0"/>
+          <w:insideV w:val="single" w:color="8064A2" w:themeColor="accent4" w:sz="6" w:space="0"/>
         </w:tcBorders>
         <w:shd w:val="clear" w:color="auto" w:fill="BFB1D0" w:themeFill="accent4" w:themeFillTint="7F"/>
       </w:tcPr>
@@ -10048,7 +9937,7 @@
       <w:spacing w:after="0" w:line="240" w:lineRule="auto"/>
     </w:pPr>
     <w:rPr>
-      <w:rFonts w:asciiTheme="majorHAnsi" w:eastAsiaTheme="majorEastAsia" w:hAnsiTheme="majorHAnsi" w:cstheme="majorBidi"/>
+      <w:rFonts w:asciiTheme="majorHAnsi" w:hAnsiTheme="majorHAnsi" w:eastAsiaTheme="majorEastAsia" w:cstheme="majorBidi"/>
       <w:color w:val="000000" w:themeColor="text1"/>
     </w:rPr>
     <w:tblPr>
@@ -10056,12 +9945,12 @@
       <w:tblStyleColBandSize w:val="1"/>
       <w:tblInd w:w="0" w:type="dxa"/>
       <w:tblBorders>
-        <w:top w:val="single" w:sz="8" w:space="0" w:color="4BACC6" w:themeColor="accent5"/>
-        <w:left w:val="single" w:sz="8" w:space="0" w:color="4BACC6" w:themeColor="accent5"/>
-        <w:bottom w:val="single" w:sz="8" w:space="0" w:color="4BACC6" w:themeColor="accent5"/>
-        <w:right w:val="single" w:sz="8" w:space="0" w:color="4BACC6" w:themeColor="accent5"/>
-        <w:insideH w:val="single" w:sz="8" w:space="0" w:color="4BACC6" w:themeColor="accent5"/>
-        <w:insideV w:val="single" w:sz="8" w:space="0" w:color="4BACC6" w:themeColor="accent5"/>
+        <w:top w:val="single" w:color="4BACC6" w:themeColor="accent5" w:sz="8" w:space="0"/>
+        <w:left w:val="single" w:color="4BACC6" w:themeColor="accent5" w:sz="8" w:space="0"/>
+        <w:bottom w:val="single" w:color="4BACC6" w:themeColor="accent5" w:sz="8" w:space="0"/>
+        <w:right w:val="single" w:color="4BACC6" w:themeColor="accent5" w:sz="8" w:space="0"/>
+        <w:insideH w:val="single" w:color="4BACC6" w:themeColor="accent5" w:sz="8" w:space="0"/>
+        <w:insideV w:val="single" w:color="4BACC6" w:themeColor="accent5" w:sz="8" w:space="0"/>
       </w:tblBorders>
       <w:tblCellMar>
         <w:top w:w="0" w:type="dxa"/>
@@ -10093,7 +9982,7 @@
       <w:tblPr/>
       <w:tcPr>
         <w:tcBorders>
-          <w:top w:val="single" w:sz="12" w:space="0" w:color="000000" w:themeColor="text1"/>
+          <w:top w:val="single" w:color="000000" w:themeColor="text1" w:sz="12" w:space="0"/>
           <w:left w:val="nil"/>
           <w:bottom w:val="nil"/>
           <w:right w:val="nil"/>
@@ -10151,8 +10040,8 @@
       <w:tblPr/>
       <w:tcPr>
         <w:tcBorders>
-          <w:insideH w:val="single" w:sz="6" w:space="0" w:color="4BACC6" w:themeColor="accent5"/>
-          <w:insideV w:val="single" w:sz="6" w:space="0" w:color="4BACC6" w:themeColor="accent5"/>
+          <w:insideH w:val="single" w:color="4BACC6" w:themeColor="accent5" w:sz="6" w:space="0"/>
+          <w:insideV w:val="single" w:color="4BACC6" w:themeColor="accent5" w:sz="6" w:space="0"/>
         </w:tcBorders>
         <w:shd w:val="clear" w:color="auto" w:fill="A5D5E2" w:themeFill="accent5" w:themeFillTint="7F"/>
       </w:tcPr>
@@ -10173,7 +10062,7 @@
       <w:spacing w:after="0" w:line="240" w:lineRule="auto"/>
     </w:pPr>
     <w:rPr>
-      <w:rFonts w:asciiTheme="majorHAnsi" w:eastAsiaTheme="majorEastAsia" w:hAnsiTheme="majorHAnsi" w:cstheme="majorBidi"/>
+      <w:rFonts w:asciiTheme="majorHAnsi" w:hAnsiTheme="majorHAnsi" w:eastAsiaTheme="majorEastAsia" w:cstheme="majorBidi"/>
       <w:color w:val="000000" w:themeColor="text1"/>
     </w:rPr>
     <w:tblPr>
@@ -10181,12 +10070,12 @@
       <w:tblStyleColBandSize w:val="1"/>
       <w:tblInd w:w="0" w:type="dxa"/>
       <w:tblBorders>
-        <w:top w:val="single" w:sz="8" w:space="0" w:color="F79646" w:themeColor="accent6"/>
-        <w:left w:val="single" w:sz="8" w:space="0" w:color="F79646" w:themeColor="accent6"/>
-        <w:bottom w:val="single" w:sz="8" w:space="0" w:color="F79646" w:themeColor="accent6"/>
-        <w:right w:val="single" w:sz="8" w:space="0" w:color="F79646" w:themeColor="accent6"/>
-        <w:insideH w:val="single" w:sz="8" w:space="0" w:color="F79646" w:themeColor="accent6"/>
-        <w:insideV w:val="single" w:sz="8" w:space="0" w:color="F79646" w:themeColor="accent6"/>
+        <w:top w:val="single" w:color="F79646" w:themeColor="accent6" w:sz="8" w:space="0"/>
+        <w:left w:val="single" w:color="F79646" w:themeColor="accent6" w:sz="8" w:space="0"/>
+        <w:bottom w:val="single" w:color="F79646" w:themeColor="accent6" w:sz="8" w:space="0"/>
+        <w:right w:val="single" w:color="F79646" w:themeColor="accent6" w:sz="8" w:space="0"/>
+        <w:insideH w:val="single" w:color="F79646" w:themeColor="accent6" w:sz="8" w:space="0"/>
+        <w:insideV w:val="single" w:color="F79646" w:themeColor="accent6" w:sz="8" w:space="0"/>
       </w:tblBorders>
       <w:tblCellMar>
         <w:top w:w="0" w:type="dxa"/>
@@ -10218,7 +10107,7 @@
       <w:tblPr/>
       <w:tcPr>
         <w:tcBorders>
-          <w:top w:val="single" w:sz="12" w:space="0" w:color="000000" w:themeColor="text1"/>
+          <w:top w:val="single" w:color="000000" w:themeColor="text1" w:sz="12" w:space="0"/>
           <w:left w:val="nil"/>
           <w:bottom w:val="nil"/>
           <w:right w:val="nil"/>
@@ -10276,8 +10165,8 @@
       <w:tblPr/>
       <w:tcPr>
         <w:tcBorders>
-          <w:insideH w:val="single" w:sz="6" w:space="0" w:color="F79646" w:themeColor="accent6"/>
-          <w:insideV w:val="single" w:sz="6" w:space="0" w:color="F79646" w:themeColor="accent6"/>
+          <w:insideH w:val="single" w:color="F79646" w:themeColor="accent6" w:sz="6" w:space="0"/>
+          <w:insideV w:val="single" w:color="F79646" w:themeColor="accent6" w:sz="6" w:space="0"/>
         </w:tcBorders>
         <w:shd w:val="clear" w:color="auto" w:fill="FBCAA2" w:themeFill="accent6" w:themeFillTint="7F"/>
       </w:tcPr>
@@ -10302,12 +10191,12 @@
       <w:tblStyleColBandSize w:val="1"/>
       <w:tblInd w:w="0" w:type="dxa"/>
       <w:tblBorders>
-        <w:top w:val="single" w:sz="8" w:space="0" w:color="FFFFFF" w:themeColor="background1"/>
-        <w:left w:val="single" w:sz="8" w:space="0" w:color="FFFFFF" w:themeColor="background1"/>
-        <w:bottom w:val="single" w:sz="8" w:space="0" w:color="FFFFFF" w:themeColor="background1"/>
-        <w:right w:val="single" w:sz="8" w:space="0" w:color="FFFFFF" w:themeColor="background1"/>
-        <w:insideH w:val="single" w:sz="6" w:space="0" w:color="FFFFFF" w:themeColor="background1"/>
-        <w:insideV w:val="single" w:sz="6" w:space="0" w:color="FFFFFF" w:themeColor="background1"/>
+        <w:top w:val="single" w:color="FFFFFF" w:themeColor="background1" w:sz="8" w:space="0"/>
+        <w:left w:val="single" w:color="FFFFFF" w:themeColor="background1" w:sz="8" w:space="0"/>
+        <w:bottom w:val="single" w:color="FFFFFF" w:themeColor="background1" w:sz="8" w:space="0"/>
+        <w:right w:val="single" w:color="FFFFFF" w:themeColor="background1" w:sz="8" w:space="0"/>
+        <w:insideH w:val="single" w:color="FFFFFF" w:themeColor="background1" w:sz="6" w:space="0"/>
+        <w:insideV w:val="single" w:color="FFFFFF" w:themeColor="background1" w:sz="6" w:space="0"/>
       </w:tblBorders>
       <w:tblCellMar>
         <w:top w:w="0" w:type="dxa"/>
@@ -10330,12 +10219,12 @@
       <w:tblPr/>
       <w:tcPr>
         <w:tcBorders>
-          <w:top w:val="single" w:sz="8" w:space="0" w:color="FFFFFF" w:themeColor="background1"/>
-          <w:left w:val="single" w:sz="8" w:space="0" w:color="FFFFFF" w:themeColor="background1"/>
-          <w:bottom w:val="single" w:sz="24" w:space="0" w:color="FFFFFF" w:themeColor="background1"/>
-          <w:right w:val="single" w:sz="8" w:space="0" w:color="FFFFFF" w:themeColor="background1"/>
-          <w:insideH w:val="nil"/>
-          <w:insideV w:val="single" w:sz="8" w:space="0" w:color="FFFFFF" w:themeColor="background1"/>
+          <w:top w:val="single" w:color="FFFFFF" w:themeColor="background1" w:sz="8" w:space="0"/>
+          <w:left w:val="single" w:color="FFFFFF" w:themeColor="background1" w:sz="8" w:space="0"/>
+          <w:bottom w:val="single" w:color="FFFFFF" w:themeColor="background1" w:sz="24" w:space="0"/>
+          <w:right w:val="single" w:color="FFFFFF" w:themeColor="background1" w:sz="8" w:space="0"/>
+          <w:insideH w:val="nil"/>
+          <w:insideV w:val="single" w:color="FFFFFF" w:themeColor="background1" w:sz="8" w:space="0"/>
         </w:tcBorders>
         <w:shd w:val="clear" w:color="auto" w:fill="000000" w:themeFill="text1"/>
       </w:tcPr>
@@ -10351,12 +10240,12 @@
       <w:tblPr/>
       <w:tcPr>
         <w:tcBorders>
-          <w:top w:val="single" w:sz="24" w:space="0" w:color="FFFFFF" w:themeColor="background1"/>
-          <w:left w:val="single" w:sz="8" w:space="0" w:color="FFFFFF" w:themeColor="background1"/>
-          <w:bottom w:val="single" w:sz="8" w:space="0" w:color="FFFFFF" w:themeColor="background1"/>
-          <w:right w:val="single" w:sz="8" w:space="0" w:color="FFFFFF" w:themeColor="background1"/>
-          <w:insideH w:val="nil"/>
-          <w:insideV w:val="single" w:sz="8" w:space="0" w:color="FFFFFF" w:themeColor="background1"/>
+          <w:top w:val="single" w:color="FFFFFF" w:themeColor="background1" w:sz="24" w:space="0"/>
+          <w:left w:val="single" w:color="FFFFFF" w:themeColor="background1" w:sz="8" w:space="0"/>
+          <w:bottom w:val="single" w:color="FFFFFF" w:themeColor="background1" w:sz="8" w:space="0"/>
+          <w:right w:val="single" w:color="FFFFFF" w:themeColor="background1" w:sz="8" w:space="0"/>
+          <w:insideH w:val="nil"/>
+          <w:insideV w:val="single" w:color="FFFFFF" w:themeColor="background1" w:sz="8" w:space="0"/>
         </w:tcBorders>
         <w:shd w:val="clear" w:color="auto" w:fill="000000" w:themeFill="text1"/>
       </w:tcPr>
@@ -10372,8 +10261,8 @@
       <w:tblPr/>
       <w:tcPr>
         <w:tcBorders>
-          <w:left w:val="single" w:sz="8" w:space="0" w:color="FFFFFF" w:themeColor="background1"/>
-          <w:right w:val="single" w:sz="24" w:space="0" w:color="FFFFFF" w:themeColor="background1"/>
+          <w:left w:val="single" w:color="FFFFFF" w:themeColor="background1" w:sz="8" w:space="0"/>
+          <w:right w:val="single" w:color="FFFFFF" w:themeColor="background1" w:sz="24" w:space="0"/>
           <w:insideH w:val="nil"/>
           <w:insideV w:val="nil"/>
         </w:tcBorders>
@@ -10392,7 +10281,7 @@
       <w:tcPr>
         <w:tcBorders>
           <w:top w:val="nil"/>
-          <w:left w:val="single" w:sz="24" w:space="0" w:color="FFFFFF" w:themeColor="background1"/>
+          <w:left w:val="single" w:color="FFFFFF" w:themeColor="background1" w:sz="24" w:space="0"/>
           <w:bottom w:val="nil"/>
           <w:right w:val="nil"/>
           <w:insideH w:val="nil"/>
@@ -10405,10 +10294,10 @@
       <w:tblPr/>
       <w:tcPr>
         <w:tcBorders>
-          <w:top w:val="single" w:sz="8" w:space="0" w:color="FFFFFF" w:themeColor="background1"/>
-          <w:left w:val="single" w:sz="8" w:space="0" w:color="FFFFFF" w:themeColor="background1"/>
-          <w:bottom w:val="single" w:sz="8" w:space="0" w:color="FFFFFF" w:themeColor="background1"/>
-          <w:right w:val="single" w:sz="8" w:space="0" w:color="FFFFFF" w:themeColor="background1"/>
+          <w:top w:val="single" w:color="FFFFFF" w:themeColor="background1" w:sz="8" w:space="0"/>
+          <w:left w:val="single" w:color="FFFFFF" w:themeColor="background1" w:sz="8" w:space="0"/>
+          <w:bottom w:val="single" w:color="FFFFFF" w:themeColor="background1" w:sz="8" w:space="0"/>
+          <w:right w:val="single" w:color="FFFFFF" w:themeColor="background1" w:sz="8" w:space="0"/>
           <w:insideH w:val="nil"/>
           <w:insideV w:val="nil"/>
         </w:tcBorders>
@@ -10419,12 +10308,12 @@
       <w:tblPr/>
       <w:tcPr>
         <w:tcBorders>
-          <w:top w:val="single" w:sz="8" w:space="0" w:color="FFFFFF" w:themeColor="background1"/>
-          <w:left w:val="single" w:sz="8" w:space="0" w:color="FFFFFF" w:themeColor="background1"/>
-          <w:bottom w:val="single" w:sz="8" w:space="0" w:color="FFFFFF" w:themeColor="background1"/>
-          <w:right w:val="single" w:sz="8" w:space="0" w:color="FFFFFF" w:themeColor="background1"/>
-          <w:insideH w:val="single" w:sz="8" w:space="0" w:color="FFFFFF" w:themeColor="background1"/>
-          <w:insideV w:val="single" w:sz="8" w:space="0" w:color="FFFFFF" w:themeColor="background1"/>
+          <w:top w:val="single" w:color="FFFFFF" w:themeColor="background1" w:sz="8" w:space="0"/>
+          <w:left w:val="single" w:color="FFFFFF" w:themeColor="background1" w:sz="8" w:space="0"/>
+          <w:bottom w:val="single" w:color="FFFFFF" w:themeColor="background1" w:sz="8" w:space="0"/>
+          <w:right w:val="single" w:color="FFFFFF" w:themeColor="background1" w:sz="8" w:space="0"/>
+          <w:insideH w:val="single" w:color="FFFFFF" w:themeColor="background1" w:sz="8" w:space="0"/>
+          <w:insideV w:val="single" w:color="FFFFFF" w:themeColor="background1" w:sz="8" w:space="0"/>
         </w:tcBorders>
         <w:shd w:val="clear" w:color="auto" w:fill="808080" w:themeFill="text1" w:themeFillTint="7F"/>
       </w:tcPr>
@@ -10443,12 +10332,12 @@
       <w:tblStyleColBandSize w:val="1"/>
       <w:tblInd w:w="0" w:type="dxa"/>
       <w:tblBorders>
-        <w:top w:val="single" w:sz="8" w:space="0" w:color="FFFFFF" w:themeColor="background1"/>
-        <w:left w:val="single" w:sz="8" w:space="0" w:color="FFFFFF" w:themeColor="background1"/>
-        <w:bottom w:val="single" w:sz="8" w:space="0" w:color="FFFFFF" w:themeColor="background1"/>
-        <w:right w:val="single" w:sz="8" w:space="0" w:color="FFFFFF" w:themeColor="background1"/>
-        <w:insideH w:val="single" w:sz="6" w:space="0" w:color="FFFFFF" w:themeColor="background1"/>
-        <w:insideV w:val="single" w:sz="6" w:space="0" w:color="FFFFFF" w:themeColor="background1"/>
+        <w:top w:val="single" w:color="FFFFFF" w:themeColor="background1" w:sz="8" w:space="0"/>
+        <w:left w:val="single" w:color="FFFFFF" w:themeColor="background1" w:sz="8" w:space="0"/>
+        <w:bottom w:val="single" w:color="FFFFFF" w:themeColor="background1" w:sz="8" w:space="0"/>
+        <w:right w:val="single" w:color="FFFFFF" w:themeColor="background1" w:sz="8" w:space="0"/>
+        <w:insideH w:val="single" w:color="FFFFFF" w:themeColor="background1" w:sz="6" w:space="0"/>
+        <w:insideV w:val="single" w:color="FFFFFF" w:themeColor="background1" w:sz="6" w:space="0"/>
       </w:tblBorders>
       <w:tblCellMar>
         <w:top w:w="0" w:type="dxa"/>
@@ -10471,12 +10360,12 @@
       <w:tblPr/>
       <w:tcPr>
         <w:tcBorders>
-          <w:top w:val="single" w:sz="8" w:space="0" w:color="FFFFFF" w:themeColor="background1"/>
-          <w:left w:val="single" w:sz="8" w:space="0" w:color="FFFFFF" w:themeColor="background1"/>
-          <w:bottom w:val="single" w:sz="24" w:space="0" w:color="FFFFFF" w:themeColor="background1"/>
-          <w:right w:val="single" w:sz="8" w:space="0" w:color="FFFFFF" w:themeColor="background1"/>
-          <w:insideH w:val="nil"/>
-          <w:insideV w:val="single" w:sz="8" w:space="0" w:color="FFFFFF" w:themeColor="background1"/>
+          <w:top w:val="single" w:color="FFFFFF" w:themeColor="background1" w:sz="8" w:space="0"/>
+          <w:left w:val="single" w:color="FFFFFF" w:themeColor="background1" w:sz="8" w:space="0"/>
+          <w:bottom w:val="single" w:color="FFFFFF" w:themeColor="background1" w:sz="24" w:space="0"/>
+          <w:right w:val="single" w:color="FFFFFF" w:themeColor="background1" w:sz="8" w:space="0"/>
+          <w:insideH w:val="nil"/>
+          <w:insideV w:val="single" w:color="FFFFFF" w:themeColor="background1" w:sz="8" w:space="0"/>
         </w:tcBorders>
         <w:shd w:val="clear" w:color="auto" w:fill="4F81BD" w:themeFill="accent1"/>
       </w:tcPr>
@@ -10492,12 +10381,12 @@
       <w:tblPr/>
       <w:tcPr>
         <w:tcBorders>
-          <w:top w:val="single" w:sz="24" w:space="0" w:color="FFFFFF" w:themeColor="background1"/>
-          <w:left w:val="single" w:sz="8" w:space="0" w:color="FFFFFF" w:themeColor="background1"/>
-          <w:bottom w:val="single" w:sz="8" w:space="0" w:color="FFFFFF" w:themeColor="background1"/>
-          <w:right w:val="single" w:sz="8" w:space="0" w:color="FFFFFF" w:themeColor="background1"/>
-          <w:insideH w:val="nil"/>
-          <w:insideV w:val="single" w:sz="8" w:space="0" w:color="FFFFFF" w:themeColor="background1"/>
+          <w:top w:val="single" w:color="FFFFFF" w:themeColor="background1" w:sz="24" w:space="0"/>
+          <w:left w:val="single" w:color="FFFFFF" w:themeColor="background1" w:sz="8" w:space="0"/>
+          <w:bottom w:val="single" w:color="FFFFFF" w:themeColor="background1" w:sz="8" w:space="0"/>
+          <w:right w:val="single" w:color="FFFFFF" w:themeColor="background1" w:sz="8" w:space="0"/>
+          <w:insideH w:val="nil"/>
+          <w:insideV w:val="single" w:color="FFFFFF" w:themeColor="background1" w:sz="8" w:space="0"/>
         </w:tcBorders>
         <w:shd w:val="clear" w:color="auto" w:fill="4F81BD" w:themeFill="accent1"/>
       </w:tcPr>
@@ -10513,8 +10402,8 @@
       <w:tblPr/>
       <w:tcPr>
         <w:tcBorders>
-          <w:left w:val="single" w:sz="8" w:space="0" w:color="FFFFFF" w:themeColor="background1"/>
-          <w:right w:val="single" w:sz="24" w:space="0" w:color="FFFFFF" w:themeColor="background1"/>
+          <w:left w:val="single" w:color="FFFFFF" w:themeColor="background1" w:sz="8" w:space="0"/>
+          <w:right w:val="single" w:color="FFFFFF" w:themeColor="background1" w:sz="24" w:space="0"/>
           <w:insideH w:val="nil"/>
           <w:insideV w:val="nil"/>
         </w:tcBorders>
@@ -10533,7 +10422,7 @@
       <w:tcPr>
         <w:tcBorders>
           <w:top w:val="nil"/>
-          <w:left w:val="single" w:sz="24" w:space="0" w:color="FFFFFF" w:themeColor="background1"/>
+          <w:left w:val="single" w:color="FFFFFF" w:themeColor="background1" w:sz="24" w:space="0"/>
           <w:bottom w:val="nil"/>
           <w:right w:val="nil"/>
           <w:insideH w:val="nil"/>
@@ -10546,10 +10435,10 @@
       <w:tblPr/>
       <w:tcPr>
         <w:tcBorders>
-          <w:top w:val="single" w:sz="8" w:space="0" w:color="FFFFFF" w:themeColor="background1"/>
-          <w:left w:val="single" w:sz="8" w:space="0" w:color="FFFFFF" w:themeColor="background1"/>
-          <w:bottom w:val="single" w:sz="8" w:space="0" w:color="FFFFFF" w:themeColor="background1"/>
-          <w:right w:val="single" w:sz="8" w:space="0" w:color="FFFFFF" w:themeColor="background1"/>
+          <w:top w:val="single" w:color="FFFFFF" w:themeColor="background1" w:sz="8" w:space="0"/>
+          <w:left w:val="single" w:color="FFFFFF" w:themeColor="background1" w:sz="8" w:space="0"/>
+          <w:bottom w:val="single" w:color="FFFFFF" w:themeColor="background1" w:sz="8" w:space="0"/>
+          <w:right w:val="single" w:color="FFFFFF" w:themeColor="background1" w:sz="8" w:space="0"/>
           <w:insideH w:val="nil"/>
           <w:insideV w:val="nil"/>
         </w:tcBorders>
@@ -10560,12 +10449,12 @@
       <w:tblPr/>
       <w:tcPr>
         <w:tcBorders>
-          <w:top w:val="single" w:sz="8" w:space="0" w:color="FFFFFF" w:themeColor="background1"/>
-          <w:left w:val="single" w:sz="8" w:space="0" w:color="FFFFFF" w:themeColor="background1"/>
-          <w:bottom w:val="single" w:sz="8" w:space="0" w:color="FFFFFF" w:themeColor="background1"/>
-          <w:right w:val="single" w:sz="8" w:space="0" w:color="FFFFFF" w:themeColor="background1"/>
-          <w:insideH w:val="single" w:sz="8" w:space="0" w:color="FFFFFF" w:themeColor="background1"/>
-          <w:insideV w:val="single" w:sz="8" w:space="0" w:color="FFFFFF" w:themeColor="background1"/>
+          <w:top w:val="single" w:color="FFFFFF" w:themeColor="background1" w:sz="8" w:space="0"/>
+          <w:left w:val="single" w:color="FFFFFF" w:themeColor="background1" w:sz="8" w:space="0"/>
+          <w:bottom w:val="single" w:color="FFFFFF" w:themeColor="background1" w:sz="8" w:space="0"/>
+          <w:right w:val="single" w:color="FFFFFF" w:themeColor="background1" w:sz="8" w:space="0"/>
+          <w:insideH w:val="single" w:color="FFFFFF" w:themeColor="background1" w:sz="8" w:space="0"/>
+          <w:insideV w:val="single" w:color="FFFFFF" w:themeColor="background1" w:sz="8" w:space="0"/>
         </w:tcBorders>
         <w:shd w:val="clear" w:color="auto" w:fill="A7BFDE" w:themeFill="accent1" w:themeFillTint="7F"/>
       </w:tcPr>
@@ -10584,12 +10473,12 @@
       <w:tblStyleColBandSize w:val="1"/>
       <w:tblInd w:w="0" w:type="dxa"/>
       <w:tblBorders>
-        <w:top w:val="single" w:sz="8" w:space="0" w:color="FFFFFF" w:themeColor="background1"/>
-        <w:left w:val="single" w:sz="8" w:space="0" w:color="FFFFFF" w:themeColor="background1"/>
-        <w:bottom w:val="single" w:sz="8" w:space="0" w:color="FFFFFF" w:themeColor="background1"/>
-        <w:right w:val="single" w:sz="8" w:space="0" w:color="FFFFFF" w:themeColor="background1"/>
-        <w:insideH w:val="single" w:sz="6" w:space="0" w:color="FFFFFF" w:themeColor="background1"/>
-        <w:insideV w:val="single" w:sz="6" w:space="0" w:color="FFFFFF" w:themeColor="background1"/>
+        <w:top w:val="single" w:color="FFFFFF" w:themeColor="background1" w:sz="8" w:space="0"/>
+        <w:left w:val="single" w:color="FFFFFF" w:themeColor="background1" w:sz="8" w:space="0"/>
+        <w:bottom w:val="single" w:color="FFFFFF" w:themeColor="background1" w:sz="8" w:space="0"/>
+        <w:right w:val="single" w:color="FFFFFF" w:themeColor="background1" w:sz="8" w:space="0"/>
+        <w:insideH w:val="single" w:color="FFFFFF" w:themeColor="background1" w:sz="6" w:space="0"/>
+        <w:insideV w:val="single" w:color="FFFFFF" w:themeColor="background1" w:sz="6" w:space="0"/>
       </w:tblBorders>
       <w:tblCellMar>
         <w:top w:w="0" w:type="dxa"/>
@@ -10612,12 +10501,12 @@
       <w:tblPr/>
       <w:tcPr>
         <w:tcBorders>
-          <w:top w:val="single" w:sz="8" w:space="0" w:color="FFFFFF" w:themeColor="background1"/>
-          <w:left w:val="single" w:sz="8" w:space="0" w:color="FFFFFF" w:themeColor="background1"/>
-          <w:bottom w:val="single" w:sz="24" w:space="0" w:color="FFFFFF" w:themeColor="background1"/>
-          <w:right w:val="single" w:sz="8" w:space="0" w:color="FFFFFF" w:themeColor="background1"/>
-          <w:insideH w:val="nil"/>
-          <w:insideV w:val="single" w:sz="8" w:space="0" w:color="FFFFFF" w:themeColor="background1"/>
+          <w:top w:val="single" w:color="FFFFFF" w:themeColor="background1" w:sz="8" w:space="0"/>
+          <w:left w:val="single" w:color="FFFFFF" w:themeColor="background1" w:sz="8" w:space="0"/>
+          <w:bottom w:val="single" w:color="FFFFFF" w:themeColor="background1" w:sz="24" w:space="0"/>
+          <w:right w:val="single" w:color="FFFFFF" w:themeColor="background1" w:sz="8" w:space="0"/>
+          <w:insideH w:val="nil"/>
+          <w:insideV w:val="single" w:color="FFFFFF" w:themeColor="background1" w:sz="8" w:space="0"/>
         </w:tcBorders>
         <w:shd w:val="clear" w:color="auto" w:fill="C0504D" w:themeFill="accent2"/>
       </w:tcPr>
@@ -10633,12 +10522,12 @@
       <w:tblPr/>
       <w:tcPr>
         <w:tcBorders>
-          <w:top w:val="single" w:sz="24" w:space="0" w:color="FFFFFF" w:themeColor="background1"/>
-          <w:left w:val="single" w:sz="8" w:space="0" w:color="FFFFFF" w:themeColor="background1"/>
-          <w:bottom w:val="single" w:sz="8" w:space="0" w:color="FFFFFF" w:themeColor="background1"/>
-          <w:right w:val="single" w:sz="8" w:space="0" w:color="FFFFFF" w:themeColor="background1"/>
-          <w:insideH w:val="nil"/>
-          <w:insideV w:val="single" w:sz="8" w:space="0" w:color="FFFFFF" w:themeColor="background1"/>
+          <w:top w:val="single" w:color="FFFFFF" w:themeColor="background1" w:sz="24" w:space="0"/>
+          <w:left w:val="single" w:color="FFFFFF" w:themeColor="background1" w:sz="8" w:space="0"/>
+          <w:bottom w:val="single" w:color="FFFFFF" w:themeColor="background1" w:sz="8" w:space="0"/>
+          <w:right w:val="single" w:color="FFFFFF" w:themeColor="background1" w:sz="8" w:space="0"/>
+          <w:insideH w:val="nil"/>
+          <w:insideV w:val="single" w:color="FFFFFF" w:themeColor="background1" w:sz="8" w:space="0"/>
         </w:tcBorders>
         <w:shd w:val="clear" w:color="auto" w:fill="C0504D" w:themeFill="accent2"/>
       </w:tcPr>
@@ -10654,8 +10543,8 @@
       <w:tblPr/>
       <w:tcPr>
         <w:tcBorders>
-          <w:left w:val="single" w:sz="8" w:space="0" w:color="FFFFFF" w:themeColor="background1"/>
-          <w:right w:val="single" w:sz="24" w:space="0" w:color="FFFFFF" w:themeColor="background1"/>
+          <w:left w:val="single" w:color="FFFFFF" w:themeColor="background1" w:sz="8" w:space="0"/>
+          <w:right w:val="single" w:color="FFFFFF" w:themeColor="background1" w:sz="24" w:space="0"/>
           <w:insideH w:val="nil"/>
           <w:insideV w:val="nil"/>
         </w:tcBorders>
@@ -10674,7 +10563,7 @@
       <w:tcPr>
         <w:tcBorders>
           <w:top w:val="nil"/>
-          <w:left w:val="single" w:sz="24" w:space="0" w:color="FFFFFF" w:themeColor="background1"/>
+          <w:left w:val="single" w:color="FFFFFF" w:themeColor="background1" w:sz="24" w:space="0"/>
           <w:bottom w:val="nil"/>
           <w:right w:val="nil"/>
           <w:insideH w:val="nil"/>
@@ -10687,10 +10576,10 @@
       <w:tblPr/>
       <w:tcPr>
         <w:tcBorders>
-          <w:top w:val="single" w:sz="8" w:space="0" w:color="FFFFFF" w:themeColor="background1"/>
-          <w:left w:val="single" w:sz="8" w:space="0" w:color="FFFFFF" w:themeColor="background1"/>
-          <w:bottom w:val="single" w:sz="8" w:space="0" w:color="FFFFFF" w:themeColor="background1"/>
-          <w:right w:val="single" w:sz="8" w:space="0" w:color="FFFFFF" w:themeColor="background1"/>
+          <w:top w:val="single" w:color="FFFFFF" w:themeColor="background1" w:sz="8" w:space="0"/>
+          <w:left w:val="single" w:color="FFFFFF" w:themeColor="background1" w:sz="8" w:space="0"/>
+          <w:bottom w:val="single" w:color="FFFFFF" w:themeColor="background1" w:sz="8" w:space="0"/>
+          <w:right w:val="single" w:color="FFFFFF" w:themeColor="background1" w:sz="8" w:space="0"/>
           <w:insideH w:val="nil"/>
           <w:insideV w:val="nil"/>
         </w:tcBorders>
@@ -10701,12 +10590,12 @@
       <w:tblPr/>
       <w:tcPr>
         <w:tcBorders>
-          <w:top w:val="single" w:sz="8" w:space="0" w:color="FFFFFF" w:themeColor="background1"/>
-          <w:left w:val="single" w:sz="8" w:space="0" w:color="FFFFFF" w:themeColor="background1"/>
-          <w:bottom w:val="single" w:sz="8" w:space="0" w:color="FFFFFF" w:themeColor="background1"/>
-          <w:right w:val="single" w:sz="8" w:space="0" w:color="FFFFFF" w:themeColor="background1"/>
-          <w:insideH w:val="single" w:sz="8" w:space="0" w:color="FFFFFF" w:themeColor="background1"/>
-          <w:insideV w:val="single" w:sz="8" w:space="0" w:color="FFFFFF" w:themeColor="background1"/>
+          <w:top w:val="single" w:color="FFFFFF" w:themeColor="background1" w:sz="8" w:space="0"/>
+          <w:left w:val="single" w:color="FFFFFF" w:themeColor="background1" w:sz="8" w:space="0"/>
+          <w:bottom w:val="single" w:color="FFFFFF" w:themeColor="background1" w:sz="8" w:space="0"/>
+          <w:right w:val="single" w:color="FFFFFF" w:themeColor="background1" w:sz="8" w:space="0"/>
+          <w:insideH w:val="single" w:color="FFFFFF" w:themeColor="background1" w:sz="8" w:space="0"/>
+          <w:insideV w:val="single" w:color="FFFFFF" w:themeColor="background1" w:sz="8" w:space="0"/>
         </w:tcBorders>
         <w:shd w:val="clear" w:color="auto" w:fill="DFA7A6" w:themeFill="accent2" w:themeFillTint="7F"/>
       </w:tcPr>
@@ -10725,12 +10614,12 @@
       <w:tblStyleColBandSize w:val="1"/>
       <w:tblInd w:w="0" w:type="dxa"/>
       <w:tblBorders>
-        <w:top w:val="single" w:sz="8" w:space="0" w:color="FFFFFF" w:themeColor="background1"/>
-        <w:left w:val="single" w:sz="8" w:space="0" w:color="FFFFFF" w:themeColor="background1"/>
-        <w:bottom w:val="single" w:sz="8" w:space="0" w:color="FFFFFF" w:themeColor="background1"/>
-        <w:right w:val="single" w:sz="8" w:space="0" w:color="FFFFFF" w:themeColor="background1"/>
-        <w:insideH w:val="single" w:sz="6" w:space="0" w:color="FFFFFF" w:themeColor="background1"/>
-        <w:insideV w:val="single" w:sz="6" w:space="0" w:color="FFFFFF" w:themeColor="background1"/>
+        <w:top w:val="single" w:color="FFFFFF" w:themeColor="background1" w:sz="8" w:space="0"/>
+        <w:left w:val="single" w:color="FFFFFF" w:themeColor="background1" w:sz="8" w:space="0"/>
+        <w:bottom w:val="single" w:color="FFFFFF" w:themeColor="background1" w:sz="8" w:space="0"/>
+        <w:right w:val="single" w:color="FFFFFF" w:themeColor="background1" w:sz="8" w:space="0"/>
+        <w:insideH w:val="single" w:color="FFFFFF" w:themeColor="background1" w:sz="6" w:space="0"/>
+        <w:insideV w:val="single" w:color="FFFFFF" w:themeColor="background1" w:sz="6" w:space="0"/>
       </w:tblBorders>
       <w:tblCellMar>
         <w:top w:w="0" w:type="dxa"/>
@@ -10753,12 +10642,12 @@
       <w:tblPr/>
       <w:tcPr>
         <w:tcBorders>
-          <w:top w:val="single" w:sz="8" w:space="0" w:color="FFFFFF" w:themeColor="background1"/>
-          <w:left w:val="single" w:sz="8" w:space="0" w:color="FFFFFF" w:themeColor="background1"/>
-          <w:bottom w:val="single" w:sz="24" w:space="0" w:color="FFFFFF" w:themeColor="background1"/>
-          <w:right w:val="single" w:sz="8" w:space="0" w:color="FFFFFF" w:themeColor="background1"/>
-          <w:insideH w:val="nil"/>
-          <w:insideV w:val="single" w:sz="8" w:space="0" w:color="FFFFFF" w:themeColor="background1"/>
+          <w:top w:val="single" w:color="FFFFFF" w:themeColor="background1" w:sz="8" w:space="0"/>
+          <w:left w:val="single" w:color="FFFFFF" w:themeColor="background1" w:sz="8" w:space="0"/>
+          <w:bottom w:val="single" w:color="FFFFFF" w:themeColor="background1" w:sz="24" w:space="0"/>
+          <w:right w:val="single" w:color="FFFFFF" w:themeColor="background1" w:sz="8" w:space="0"/>
+          <w:insideH w:val="nil"/>
+          <w:insideV w:val="single" w:color="FFFFFF" w:themeColor="background1" w:sz="8" w:space="0"/>
         </w:tcBorders>
         <w:shd w:val="clear" w:color="auto" w:fill="9BBB59" w:themeFill="accent3"/>
       </w:tcPr>
@@ -10774,12 +10663,12 @@
       <w:tblPr/>
       <w:tcPr>
         <w:tcBorders>
-          <w:top w:val="single" w:sz="24" w:space="0" w:color="FFFFFF" w:themeColor="background1"/>
-          <w:left w:val="single" w:sz="8" w:space="0" w:color="FFFFFF" w:themeColor="background1"/>
-          <w:bottom w:val="single" w:sz="8" w:space="0" w:color="FFFFFF" w:themeColor="background1"/>
-          <w:right w:val="single" w:sz="8" w:space="0" w:color="FFFFFF" w:themeColor="background1"/>
-          <w:insideH w:val="nil"/>
-          <w:insideV w:val="single" w:sz="8" w:space="0" w:color="FFFFFF" w:themeColor="background1"/>
+          <w:top w:val="single" w:color="FFFFFF" w:themeColor="background1" w:sz="24" w:space="0"/>
+          <w:left w:val="single" w:color="FFFFFF" w:themeColor="background1" w:sz="8" w:space="0"/>
+          <w:bottom w:val="single" w:color="FFFFFF" w:themeColor="background1" w:sz="8" w:space="0"/>
+          <w:right w:val="single" w:color="FFFFFF" w:themeColor="background1" w:sz="8" w:space="0"/>
+          <w:insideH w:val="nil"/>
+          <w:insideV w:val="single" w:color="FFFFFF" w:themeColor="background1" w:sz="8" w:space="0"/>
         </w:tcBorders>
         <w:shd w:val="clear" w:color="auto" w:fill="9BBB59" w:themeFill="accent3"/>
       </w:tcPr>
@@ -10795,8 +10684,8 @@
       <w:tblPr/>
       <w:tcPr>
         <w:tcBorders>
-          <w:left w:val="single" w:sz="8" w:space="0" w:color="FFFFFF" w:themeColor="background1"/>
-          <w:right w:val="single" w:sz="24" w:space="0" w:color="FFFFFF" w:themeColor="background1"/>
+          <w:left w:val="single" w:color="FFFFFF" w:themeColor="background1" w:sz="8" w:space="0"/>
+          <w:right w:val="single" w:color="FFFFFF" w:themeColor="background1" w:sz="24" w:space="0"/>
           <w:insideH w:val="nil"/>
           <w:insideV w:val="nil"/>
         </w:tcBorders>
@@ -10815,7 +10704,7 @@
       <w:tcPr>
         <w:tcBorders>
           <w:top w:val="nil"/>
-          <w:left w:val="single" w:sz="24" w:space="0" w:color="FFFFFF" w:themeColor="background1"/>
+          <w:left w:val="single" w:color="FFFFFF" w:themeColor="background1" w:sz="24" w:space="0"/>
           <w:bottom w:val="nil"/>
           <w:right w:val="nil"/>
           <w:insideH w:val="nil"/>
@@ -10828,10 +10717,10 @@
       <w:tblPr/>
       <w:tcPr>
         <w:tcBorders>
-          <w:top w:val="single" w:sz="8" w:space="0" w:color="FFFFFF" w:themeColor="background1"/>
-          <w:left w:val="single" w:sz="8" w:space="0" w:color="FFFFFF" w:themeColor="background1"/>
-          <w:bottom w:val="single" w:sz="8" w:space="0" w:color="FFFFFF" w:themeColor="background1"/>
-          <w:right w:val="single" w:sz="8" w:space="0" w:color="FFFFFF" w:themeColor="background1"/>
+          <w:top w:val="single" w:color="FFFFFF" w:themeColor="background1" w:sz="8" w:space="0"/>
+          <w:left w:val="single" w:color="FFFFFF" w:themeColor="background1" w:sz="8" w:space="0"/>
+          <w:bottom w:val="single" w:color="FFFFFF" w:themeColor="background1" w:sz="8" w:space="0"/>
+          <w:right w:val="single" w:color="FFFFFF" w:themeColor="background1" w:sz="8" w:space="0"/>
           <w:insideH w:val="nil"/>
           <w:insideV w:val="nil"/>
         </w:tcBorders>
@@ -10842,12 +10731,12 @@
       <w:tblPr/>
       <w:tcPr>
         <w:tcBorders>
-          <w:top w:val="single" w:sz="8" w:space="0" w:color="FFFFFF" w:themeColor="background1"/>
-          <w:left w:val="single" w:sz="8" w:space="0" w:color="FFFFFF" w:themeColor="background1"/>
-          <w:bottom w:val="single" w:sz="8" w:space="0" w:color="FFFFFF" w:themeColor="background1"/>
-          <w:right w:val="single" w:sz="8" w:space="0" w:color="FFFFFF" w:themeColor="background1"/>
-          <w:insideH w:val="single" w:sz="8" w:space="0" w:color="FFFFFF" w:themeColor="background1"/>
-          <w:insideV w:val="single" w:sz="8" w:space="0" w:color="FFFFFF" w:themeColor="background1"/>
+          <w:top w:val="single" w:color="FFFFFF" w:themeColor="background1" w:sz="8" w:space="0"/>
+          <w:left w:val="single" w:color="FFFFFF" w:themeColor="background1" w:sz="8" w:space="0"/>
+          <w:bottom w:val="single" w:color="FFFFFF" w:themeColor="background1" w:sz="8" w:space="0"/>
+          <w:right w:val="single" w:color="FFFFFF" w:themeColor="background1" w:sz="8" w:space="0"/>
+          <w:insideH w:val="single" w:color="FFFFFF" w:themeColor="background1" w:sz="8" w:space="0"/>
+          <w:insideV w:val="single" w:color="FFFFFF" w:themeColor="background1" w:sz="8" w:space="0"/>
         </w:tcBorders>
         <w:shd w:val="clear" w:color="auto" w:fill="CDDDAC" w:themeFill="accent3" w:themeFillTint="7F"/>
       </w:tcPr>
@@ -10866,12 +10755,12 @@
       <w:tblStyleColBandSize w:val="1"/>
       <w:tblInd w:w="0" w:type="dxa"/>
       <w:tblBorders>
-        <w:top w:val="single" w:sz="8" w:space="0" w:color="FFFFFF" w:themeColor="background1"/>
-        <w:left w:val="single" w:sz="8" w:space="0" w:color="FFFFFF" w:themeColor="background1"/>
-        <w:bottom w:val="single" w:sz="8" w:space="0" w:color="FFFFFF" w:themeColor="background1"/>
-        <w:right w:val="single" w:sz="8" w:space="0" w:color="FFFFFF" w:themeColor="background1"/>
-        <w:insideH w:val="single" w:sz="6" w:space="0" w:color="FFFFFF" w:themeColor="background1"/>
-        <w:insideV w:val="single" w:sz="6" w:space="0" w:color="FFFFFF" w:themeColor="background1"/>
+        <w:top w:val="single" w:color="FFFFFF" w:themeColor="background1" w:sz="8" w:space="0"/>
+        <w:left w:val="single" w:color="FFFFFF" w:themeColor="background1" w:sz="8" w:space="0"/>
+        <w:bottom w:val="single" w:color="FFFFFF" w:themeColor="background1" w:sz="8" w:space="0"/>
+        <w:right w:val="single" w:color="FFFFFF" w:themeColor="background1" w:sz="8" w:space="0"/>
+        <w:insideH w:val="single" w:color="FFFFFF" w:themeColor="background1" w:sz="6" w:space="0"/>
+        <w:insideV w:val="single" w:color="FFFFFF" w:themeColor="background1" w:sz="6" w:space="0"/>
       </w:tblBorders>
       <w:tblCellMar>
         <w:top w:w="0" w:type="dxa"/>
@@ -10894,12 +10783,12 @@
       <w:tblPr/>
       <w:tcPr>
         <w:tcBorders>
-          <w:top w:val="single" w:sz="8" w:space="0" w:color="FFFFFF" w:themeColor="background1"/>
-          <w:left w:val="single" w:sz="8" w:space="0" w:color="FFFFFF" w:themeColor="background1"/>
-          <w:bottom w:val="single" w:sz="24" w:space="0" w:color="FFFFFF" w:themeColor="background1"/>
-          <w:right w:val="single" w:sz="8" w:space="0" w:color="FFFFFF" w:themeColor="background1"/>
-          <w:insideH w:val="nil"/>
-          <w:insideV w:val="single" w:sz="8" w:space="0" w:color="FFFFFF" w:themeColor="background1"/>
+          <w:top w:val="single" w:color="FFFFFF" w:themeColor="background1" w:sz="8" w:space="0"/>
+          <w:left w:val="single" w:color="FFFFFF" w:themeColor="background1" w:sz="8" w:space="0"/>
+          <w:bottom w:val="single" w:color="FFFFFF" w:themeColor="background1" w:sz="24" w:space="0"/>
+          <w:right w:val="single" w:color="FFFFFF" w:themeColor="background1" w:sz="8" w:space="0"/>
+          <w:insideH w:val="nil"/>
+          <w:insideV w:val="single" w:color="FFFFFF" w:themeColor="background1" w:sz="8" w:space="0"/>
         </w:tcBorders>
         <w:shd w:val="clear" w:color="auto" w:fill="8064A2" w:themeFill="accent4"/>
       </w:tcPr>
@@ -10915,12 +10804,12 @@
       <w:tblPr/>
       <w:tcPr>
         <w:tcBorders>
-          <w:top w:val="single" w:sz="24" w:space="0" w:color="FFFFFF" w:themeColor="background1"/>
-          <w:left w:val="single" w:sz="8" w:space="0" w:color="FFFFFF" w:themeColor="background1"/>
-          <w:bottom w:val="single" w:sz="8" w:space="0" w:color="FFFFFF" w:themeColor="background1"/>
-          <w:right w:val="single" w:sz="8" w:space="0" w:color="FFFFFF" w:themeColor="background1"/>
-          <w:insideH w:val="nil"/>
-          <w:insideV w:val="single" w:sz="8" w:space="0" w:color="FFFFFF" w:themeColor="background1"/>
+          <w:top w:val="single" w:color="FFFFFF" w:themeColor="background1" w:sz="24" w:space="0"/>
+          <w:left w:val="single" w:color="FFFFFF" w:themeColor="background1" w:sz="8" w:space="0"/>
+          <w:bottom w:val="single" w:color="FFFFFF" w:themeColor="background1" w:sz="8" w:space="0"/>
+          <w:right w:val="single" w:color="FFFFFF" w:themeColor="background1" w:sz="8" w:space="0"/>
+          <w:insideH w:val="nil"/>
+          <w:insideV w:val="single" w:color="FFFFFF" w:themeColor="background1" w:sz="8" w:space="0"/>
         </w:tcBorders>
         <w:shd w:val="clear" w:color="auto" w:fill="8064A2" w:themeFill="accent4"/>
       </w:tcPr>
@@ -10936,8 +10825,8 @@
       <w:tblPr/>
       <w:tcPr>
         <w:tcBorders>
-          <w:left w:val="single" w:sz="8" w:space="0" w:color="FFFFFF" w:themeColor="background1"/>
-          <w:right w:val="single" w:sz="24" w:space="0" w:color="FFFFFF" w:themeColor="background1"/>
+          <w:left w:val="single" w:color="FFFFFF" w:themeColor="background1" w:sz="8" w:space="0"/>
+          <w:right w:val="single" w:color="FFFFFF" w:themeColor="background1" w:sz="24" w:space="0"/>
           <w:insideH w:val="nil"/>
           <w:insideV w:val="nil"/>
         </w:tcBorders>
@@ -10956,7 +10845,7 @@
       <w:tcPr>
         <w:tcBorders>
           <w:top w:val="nil"/>
-          <w:left w:val="single" w:sz="24" w:space="0" w:color="FFFFFF" w:themeColor="background1"/>
+          <w:left w:val="single" w:color="FFFFFF" w:themeColor="background1" w:sz="24" w:space="0"/>
           <w:bottom w:val="nil"/>
           <w:right w:val="nil"/>
           <w:insideH w:val="nil"/>
@@ -10969,10 +10858,10 @@
       <w:tblPr/>
       <w:tcPr>
         <w:tcBorders>
-          <w:top w:val="single" w:sz="8" w:space="0" w:color="FFFFFF" w:themeColor="background1"/>
-          <w:left w:val="single" w:sz="8" w:space="0" w:color="FFFFFF" w:themeColor="background1"/>
-          <w:bottom w:val="single" w:sz="8" w:space="0" w:color="FFFFFF" w:themeColor="background1"/>
-          <w:right w:val="single" w:sz="8" w:space="0" w:color="FFFFFF" w:themeColor="background1"/>
+          <w:top w:val="single" w:color="FFFFFF" w:themeColor="background1" w:sz="8" w:space="0"/>
+          <w:left w:val="single" w:color="FFFFFF" w:themeColor="background1" w:sz="8" w:space="0"/>
+          <w:bottom w:val="single" w:color="FFFFFF" w:themeColor="background1" w:sz="8" w:space="0"/>
+          <w:right w:val="single" w:color="FFFFFF" w:themeColor="background1" w:sz="8" w:space="0"/>
           <w:insideH w:val="nil"/>
           <w:insideV w:val="nil"/>
         </w:tcBorders>
@@ -10983,12 +10872,12 @@
       <w:tblPr/>
       <w:tcPr>
         <w:tcBorders>
-          <w:top w:val="single" w:sz="8" w:space="0" w:color="FFFFFF" w:themeColor="background1"/>
-          <w:left w:val="single" w:sz="8" w:space="0" w:color="FFFFFF" w:themeColor="background1"/>
-          <w:bottom w:val="single" w:sz="8" w:space="0" w:color="FFFFFF" w:themeColor="background1"/>
-          <w:right w:val="single" w:sz="8" w:space="0" w:color="FFFFFF" w:themeColor="background1"/>
-          <w:insideH w:val="single" w:sz="8" w:space="0" w:color="FFFFFF" w:themeColor="background1"/>
-          <w:insideV w:val="single" w:sz="8" w:space="0" w:color="FFFFFF" w:themeColor="background1"/>
+          <w:top w:val="single" w:color="FFFFFF" w:themeColor="background1" w:sz="8" w:space="0"/>
+          <w:left w:val="single" w:color="FFFFFF" w:themeColor="background1" w:sz="8" w:space="0"/>
+          <w:bottom w:val="single" w:color="FFFFFF" w:themeColor="background1" w:sz="8" w:space="0"/>
+          <w:right w:val="single" w:color="FFFFFF" w:themeColor="background1" w:sz="8" w:space="0"/>
+          <w:insideH w:val="single" w:color="FFFFFF" w:themeColor="background1" w:sz="8" w:space="0"/>
+          <w:insideV w:val="single" w:color="FFFFFF" w:themeColor="background1" w:sz="8" w:space="0"/>
         </w:tcBorders>
         <w:shd w:val="clear" w:color="auto" w:fill="BFB1D0" w:themeFill="accent4" w:themeFillTint="7F"/>
       </w:tcPr>
@@ -11007,12 +10896,12 @@
       <w:tblStyleColBandSize w:val="1"/>
       <w:tblInd w:w="0" w:type="dxa"/>
       <w:tblBorders>
-        <w:top w:val="single" w:sz="8" w:space="0" w:color="FFFFFF" w:themeColor="background1"/>
-        <w:left w:val="single" w:sz="8" w:space="0" w:color="FFFFFF" w:themeColor="background1"/>
-        <w:bottom w:val="single" w:sz="8" w:space="0" w:color="FFFFFF" w:themeColor="background1"/>
-        <w:right w:val="single" w:sz="8" w:space="0" w:color="FFFFFF" w:themeColor="background1"/>
-        <w:insideH w:val="single" w:sz="6" w:space="0" w:color="FFFFFF" w:themeColor="background1"/>
-        <w:insideV w:val="single" w:sz="6" w:space="0" w:color="FFFFFF" w:themeColor="background1"/>
+        <w:top w:val="single" w:color="FFFFFF" w:themeColor="background1" w:sz="8" w:space="0"/>
+        <w:left w:val="single" w:color="FFFFFF" w:themeColor="background1" w:sz="8" w:space="0"/>
+        <w:bottom w:val="single" w:color="FFFFFF" w:themeColor="background1" w:sz="8" w:space="0"/>
+        <w:right w:val="single" w:color="FFFFFF" w:themeColor="background1" w:sz="8" w:space="0"/>
+        <w:insideH w:val="single" w:color="FFFFFF" w:themeColor="background1" w:sz="6" w:space="0"/>
+        <w:insideV w:val="single" w:color="FFFFFF" w:themeColor="background1" w:sz="6" w:space="0"/>
       </w:tblBorders>
       <w:tblCellMar>
         <w:top w:w="0" w:type="dxa"/>
@@ -11035,12 +10924,12 @@
       <w:tblPr/>
       <w:tcPr>
         <w:tcBorders>
-          <w:top w:val="single" w:sz="8" w:space="0" w:color="FFFFFF" w:themeColor="background1"/>
-          <w:left w:val="single" w:sz="8" w:space="0" w:color="FFFFFF" w:themeColor="background1"/>
-          <w:bottom w:val="single" w:sz="24" w:space="0" w:color="FFFFFF" w:themeColor="background1"/>
-          <w:right w:val="single" w:sz="8" w:space="0" w:color="FFFFFF" w:themeColor="background1"/>
-          <w:insideH w:val="nil"/>
-          <w:insideV w:val="single" w:sz="8" w:space="0" w:color="FFFFFF" w:themeColor="background1"/>
+          <w:top w:val="single" w:color="FFFFFF" w:themeColor="background1" w:sz="8" w:space="0"/>
+          <w:left w:val="single" w:color="FFFFFF" w:themeColor="background1" w:sz="8" w:space="0"/>
+          <w:bottom w:val="single" w:color="FFFFFF" w:themeColor="background1" w:sz="24" w:space="0"/>
+          <w:right w:val="single" w:color="FFFFFF" w:themeColor="background1" w:sz="8" w:space="0"/>
+          <w:insideH w:val="nil"/>
+          <w:insideV w:val="single" w:color="FFFFFF" w:themeColor="background1" w:sz="8" w:space="0"/>
         </w:tcBorders>
         <w:shd w:val="clear" w:color="auto" w:fill="4BACC6" w:themeFill="accent5"/>
       </w:tcPr>
@@ -11056,12 +10945,12 @@
       <w:tblPr/>
       <w:tcPr>
         <w:tcBorders>
-          <w:top w:val="single" w:sz="24" w:space="0" w:color="FFFFFF" w:themeColor="background1"/>
-          <w:left w:val="single" w:sz="8" w:space="0" w:color="FFFFFF" w:themeColor="background1"/>
-          <w:bottom w:val="single" w:sz="8" w:space="0" w:color="FFFFFF" w:themeColor="background1"/>
-          <w:right w:val="single" w:sz="8" w:space="0" w:color="FFFFFF" w:themeColor="background1"/>
-          <w:insideH w:val="nil"/>
-          <w:insideV w:val="single" w:sz="8" w:space="0" w:color="FFFFFF" w:themeColor="background1"/>
+          <w:top w:val="single" w:color="FFFFFF" w:themeColor="background1" w:sz="24" w:space="0"/>
+          <w:left w:val="single" w:color="FFFFFF" w:themeColor="background1" w:sz="8" w:space="0"/>
+          <w:bottom w:val="single" w:color="FFFFFF" w:themeColor="background1" w:sz="8" w:space="0"/>
+          <w:right w:val="single" w:color="FFFFFF" w:themeColor="background1" w:sz="8" w:space="0"/>
+          <w:insideH w:val="nil"/>
+          <w:insideV w:val="single" w:color="FFFFFF" w:themeColor="background1" w:sz="8" w:space="0"/>
         </w:tcBorders>
         <w:shd w:val="clear" w:color="auto" w:fill="4BACC6" w:themeFill="accent5"/>
       </w:tcPr>
@@ -11077,8 +10966,8 @@
       <w:tblPr/>
       <w:tcPr>
         <w:tcBorders>
-          <w:left w:val="single" w:sz="8" w:space="0" w:color="FFFFFF" w:themeColor="background1"/>
-          <w:right w:val="single" w:sz="24" w:space="0" w:color="FFFFFF" w:themeColor="background1"/>
+          <w:left w:val="single" w:color="FFFFFF" w:themeColor="background1" w:sz="8" w:space="0"/>
+          <w:right w:val="single" w:color="FFFFFF" w:themeColor="background1" w:sz="24" w:space="0"/>
           <w:insideH w:val="nil"/>
           <w:insideV w:val="nil"/>
         </w:tcBorders>
@@ -11097,7 +10986,7 @@
       <w:tcPr>
         <w:tcBorders>
           <w:top w:val="nil"/>
-          <w:left w:val="single" w:sz="24" w:space="0" w:color="FFFFFF" w:themeColor="background1"/>
+          <w:left w:val="single" w:color="FFFFFF" w:themeColor="background1" w:sz="24" w:space="0"/>
           <w:bottom w:val="nil"/>
           <w:right w:val="nil"/>
           <w:insideH w:val="nil"/>
@@ -11110,10 +10999,10 @@
       <w:tblPr/>
       <w:tcPr>
         <w:tcBorders>
-          <w:top w:val="single" w:sz="8" w:space="0" w:color="FFFFFF" w:themeColor="background1"/>
-          <w:left w:val="single" w:sz="8" w:space="0" w:color="FFFFFF" w:themeColor="background1"/>
-          <w:bottom w:val="single" w:sz="8" w:space="0" w:color="FFFFFF" w:themeColor="background1"/>
-          <w:right w:val="single" w:sz="8" w:space="0" w:color="FFFFFF" w:themeColor="background1"/>
+          <w:top w:val="single" w:color="FFFFFF" w:themeColor="background1" w:sz="8" w:space="0"/>
+          <w:left w:val="single" w:color="FFFFFF" w:themeColor="background1" w:sz="8" w:space="0"/>
+          <w:bottom w:val="single" w:color="FFFFFF" w:themeColor="background1" w:sz="8" w:space="0"/>
+          <w:right w:val="single" w:color="FFFFFF" w:themeColor="background1" w:sz="8" w:space="0"/>
           <w:insideH w:val="nil"/>
           <w:insideV w:val="nil"/>
         </w:tcBorders>
@@ -11124,12 +11013,12 @@
       <w:tblPr/>
       <w:tcPr>
         <w:tcBorders>
-          <w:top w:val="single" w:sz="8" w:space="0" w:color="FFFFFF" w:themeColor="background1"/>
-          <w:left w:val="single" w:sz="8" w:space="0" w:color="FFFFFF" w:themeColor="background1"/>
-          <w:bottom w:val="single" w:sz="8" w:space="0" w:color="FFFFFF" w:themeColor="background1"/>
-          <w:right w:val="single" w:sz="8" w:space="0" w:color="FFFFFF" w:themeColor="background1"/>
-          <w:insideH w:val="single" w:sz="8" w:space="0" w:color="FFFFFF" w:themeColor="background1"/>
-          <w:insideV w:val="single" w:sz="8" w:space="0" w:color="FFFFFF" w:themeColor="background1"/>
+          <w:top w:val="single" w:color="FFFFFF" w:themeColor="background1" w:sz="8" w:space="0"/>
+          <w:left w:val="single" w:color="FFFFFF" w:themeColor="background1" w:sz="8" w:space="0"/>
+          <w:bottom w:val="single" w:color="FFFFFF" w:themeColor="background1" w:sz="8" w:space="0"/>
+          <w:right w:val="single" w:color="FFFFFF" w:themeColor="background1" w:sz="8" w:space="0"/>
+          <w:insideH w:val="single" w:color="FFFFFF" w:themeColor="background1" w:sz="8" w:space="0"/>
+          <w:insideV w:val="single" w:color="FFFFFF" w:themeColor="background1" w:sz="8" w:space="0"/>
         </w:tcBorders>
         <w:shd w:val="clear" w:color="auto" w:fill="A5D5E2" w:themeFill="accent5" w:themeFillTint="7F"/>
       </w:tcPr>
@@ -11148,12 +11037,12 @@
       <w:tblStyleColBandSize w:val="1"/>
       <w:tblInd w:w="0" w:type="dxa"/>
       <w:tblBorders>
-        <w:top w:val="single" w:sz="8" w:space="0" w:color="FFFFFF" w:themeColor="background1"/>
-        <w:left w:val="single" w:sz="8" w:space="0" w:color="FFFFFF" w:themeColor="background1"/>
-        <w:bottom w:val="single" w:sz="8" w:space="0" w:color="FFFFFF" w:themeColor="background1"/>
-        <w:right w:val="single" w:sz="8" w:space="0" w:color="FFFFFF" w:themeColor="background1"/>
-        <w:insideH w:val="single" w:sz="6" w:space="0" w:color="FFFFFF" w:themeColor="background1"/>
-        <w:insideV w:val="single" w:sz="6" w:space="0" w:color="FFFFFF" w:themeColor="background1"/>
+        <w:top w:val="single" w:color="FFFFFF" w:themeColor="background1" w:sz="8" w:space="0"/>
+        <w:left w:val="single" w:color="FFFFFF" w:themeColor="background1" w:sz="8" w:space="0"/>
+        <w:bottom w:val="single" w:color="FFFFFF" w:themeColor="background1" w:sz="8" w:space="0"/>
+        <w:right w:val="single" w:color="FFFFFF" w:themeColor="background1" w:sz="8" w:space="0"/>
+        <w:insideH w:val="single" w:color="FFFFFF" w:themeColor="background1" w:sz="6" w:space="0"/>
+        <w:insideV w:val="single" w:color="FFFFFF" w:themeColor="background1" w:sz="6" w:space="0"/>
       </w:tblBorders>
       <w:tblCellMar>
         <w:top w:w="0" w:type="dxa"/>
@@ -11176,12 +11065,12 @@
       <w:tblPr/>
       <w:tcPr>
         <w:tcBorders>
-          <w:top w:val="single" w:sz="8" w:space="0" w:color="FFFFFF" w:themeColor="background1"/>
-          <w:left w:val="single" w:sz="8" w:space="0" w:color="FFFFFF" w:themeColor="background1"/>
-          <w:bottom w:val="single" w:sz="24" w:space="0" w:color="FFFFFF" w:themeColor="background1"/>
-          <w:right w:val="single" w:sz="8" w:space="0" w:color="FFFFFF" w:themeColor="background1"/>
-          <w:insideH w:val="nil"/>
-          <w:insideV w:val="single" w:sz="8" w:space="0" w:color="FFFFFF" w:themeColor="background1"/>
+          <w:top w:val="single" w:color="FFFFFF" w:themeColor="background1" w:sz="8" w:space="0"/>
+          <w:left w:val="single" w:color="FFFFFF" w:themeColor="background1" w:sz="8" w:space="0"/>
+          <w:bottom w:val="single" w:color="FFFFFF" w:themeColor="background1" w:sz="24" w:space="0"/>
+          <w:right w:val="single" w:color="FFFFFF" w:themeColor="background1" w:sz="8" w:space="0"/>
+          <w:insideH w:val="nil"/>
+          <w:insideV w:val="single" w:color="FFFFFF" w:themeColor="background1" w:sz="8" w:space="0"/>
         </w:tcBorders>
         <w:shd w:val="clear" w:color="auto" w:fill="F79646" w:themeFill="accent6"/>
       </w:tcPr>
@@ -11197,12 +11086,12 @@
       <w:tblPr/>
       <w:tcPr>
         <w:tcBorders>
-          <w:top w:val="single" w:sz="24" w:space="0" w:color="FFFFFF" w:themeColor="background1"/>
-          <w:left w:val="single" w:sz="8" w:space="0" w:color="FFFFFF" w:themeColor="background1"/>
-          <w:bottom w:val="single" w:sz="8" w:space="0" w:color="FFFFFF" w:themeColor="background1"/>
-          <w:right w:val="single" w:sz="8" w:space="0" w:color="FFFFFF" w:themeColor="background1"/>
-          <w:insideH w:val="nil"/>
-          <w:insideV w:val="single" w:sz="8" w:space="0" w:color="FFFFFF" w:themeColor="background1"/>
+          <w:top w:val="single" w:color="FFFFFF" w:themeColor="background1" w:sz="24" w:space="0"/>
+          <w:left w:val="single" w:color="FFFFFF" w:themeColor="background1" w:sz="8" w:space="0"/>
+          <w:bottom w:val="single" w:color="FFFFFF" w:themeColor="background1" w:sz="8" w:space="0"/>
+          <w:right w:val="single" w:color="FFFFFF" w:themeColor="background1" w:sz="8" w:space="0"/>
+          <w:insideH w:val="nil"/>
+          <w:insideV w:val="single" w:color="FFFFFF" w:themeColor="background1" w:sz="8" w:space="0"/>
         </w:tcBorders>
         <w:shd w:val="clear" w:color="auto" w:fill="F79646" w:themeFill="accent6"/>
       </w:tcPr>
@@ -11218,8 +11107,8 @@
       <w:tblPr/>
       <w:tcPr>
         <w:tcBorders>
-          <w:left w:val="single" w:sz="8" w:space="0" w:color="FFFFFF" w:themeColor="background1"/>
-          <w:right w:val="single" w:sz="24" w:space="0" w:color="FFFFFF" w:themeColor="background1"/>
+          <w:left w:val="single" w:color="FFFFFF" w:themeColor="background1" w:sz="8" w:space="0"/>
+          <w:right w:val="single" w:color="FFFFFF" w:themeColor="background1" w:sz="24" w:space="0"/>
           <w:insideH w:val="nil"/>
           <w:insideV w:val="nil"/>
         </w:tcBorders>
@@ -11238,7 +11127,7 @@
       <w:tcPr>
         <w:tcBorders>
           <w:top w:val="nil"/>
-          <w:left w:val="single" w:sz="24" w:space="0" w:color="FFFFFF" w:themeColor="background1"/>
+          <w:left w:val="single" w:color="FFFFFF" w:themeColor="background1" w:sz="24" w:space="0"/>
           <w:bottom w:val="nil"/>
           <w:right w:val="nil"/>
           <w:insideH w:val="nil"/>
@@ -11251,10 +11140,10 @@
       <w:tblPr/>
       <w:tcPr>
         <w:tcBorders>
-          <w:top w:val="single" w:sz="8" w:space="0" w:color="FFFFFF" w:themeColor="background1"/>
-          <w:left w:val="single" w:sz="8" w:space="0" w:color="FFFFFF" w:themeColor="background1"/>
-          <w:bottom w:val="single" w:sz="8" w:space="0" w:color="FFFFFF" w:themeColor="background1"/>
-          <w:right w:val="single" w:sz="8" w:space="0" w:color="FFFFFF" w:themeColor="background1"/>
+          <w:top w:val="single" w:color="FFFFFF" w:themeColor="background1" w:sz="8" w:space="0"/>
+          <w:left w:val="single" w:color="FFFFFF" w:themeColor="background1" w:sz="8" w:space="0"/>
+          <w:bottom w:val="single" w:color="FFFFFF" w:themeColor="background1" w:sz="8" w:space="0"/>
+          <w:right w:val="single" w:color="FFFFFF" w:themeColor="background1" w:sz="8" w:space="0"/>
           <w:insideH w:val="nil"/>
           <w:insideV w:val="nil"/>
         </w:tcBorders>
@@ -11265,12 +11154,12 @@
       <w:tblPr/>
       <w:tcPr>
         <w:tcBorders>
-          <w:top w:val="single" w:sz="8" w:space="0" w:color="FFFFFF" w:themeColor="background1"/>
-          <w:left w:val="single" w:sz="8" w:space="0" w:color="FFFFFF" w:themeColor="background1"/>
-          <w:bottom w:val="single" w:sz="8" w:space="0" w:color="FFFFFF" w:themeColor="background1"/>
-          <w:right w:val="single" w:sz="8" w:space="0" w:color="FFFFFF" w:themeColor="background1"/>
-          <w:insideH w:val="single" w:sz="8" w:space="0" w:color="FFFFFF" w:themeColor="background1"/>
-          <w:insideV w:val="single" w:sz="8" w:space="0" w:color="FFFFFF" w:themeColor="background1"/>
+          <w:top w:val="single" w:color="FFFFFF" w:themeColor="background1" w:sz="8" w:space="0"/>
+          <w:left w:val="single" w:color="FFFFFF" w:themeColor="background1" w:sz="8" w:space="0"/>
+          <w:bottom w:val="single" w:color="FFFFFF" w:themeColor="background1" w:sz="8" w:space="0"/>
+          <w:right w:val="single" w:color="FFFFFF" w:themeColor="background1" w:sz="8" w:space="0"/>
+          <w:insideH w:val="single" w:color="FFFFFF" w:themeColor="background1" w:sz="8" w:space="0"/>
+          <w:insideV w:val="single" w:color="FFFFFF" w:themeColor="background1" w:sz="8" w:space="0"/>
         </w:tcBorders>
         <w:shd w:val="clear" w:color="auto" w:fill="FBCAA2" w:themeFill="accent6" w:themeFillTint="7F"/>
       </w:tcPr>
@@ -11311,7 +11200,7 @@
         <w:tcBorders>
           <w:top w:val="nil"/>
           <w:left w:val="nil"/>
-          <w:bottom w:val="single" w:sz="18" w:space="0" w:color="FFFFFF" w:themeColor="background1"/>
+          <w:bottom w:val="single" w:color="FFFFFF" w:themeColor="background1" w:sz="18" w:space="0"/>
           <w:right w:val="nil"/>
           <w:insideH w:val="nil"/>
           <w:insideV w:val="nil"/>
@@ -11323,7 +11212,7 @@
       <w:tblPr/>
       <w:tcPr>
         <w:tcBorders>
-          <w:top w:val="single" w:sz="18" w:space="0" w:color="FFFFFF" w:themeColor="background1"/>
+          <w:top w:val="single" w:color="FFFFFF" w:themeColor="background1" w:sz="18" w:space="0"/>
           <w:left w:val="nil"/>
           <w:bottom w:val="nil"/>
           <w:right w:val="nil"/>
@@ -11340,7 +11229,7 @@
           <w:top w:val="nil"/>
           <w:left w:val="nil"/>
           <w:bottom w:val="nil"/>
-          <w:right w:val="single" w:sz="18" w:space="0" w:color="FFFFFF" w:themeColor="background1"/>
+          <w:right w:val="single" w:color="FFFFFF" w:themeColor="background1" w:sz="18" w:space="0"/>
           <w:insideH w:val="nil"/>
           <w:insideV w:val="nil"/>
         </w:tcBorders>
@@ -11352,7 +11241,7 @@
       <w:tcPr>
         <w:tcBorders>
           <w:top w:val="nil"/>
-          <w:left w:val="single" w:sz="18" w:space="0" w:color="FFFFFF" w:themeColor="background1"/>
+          <w:left w:val="single" w:color="FFFFFF" w:themeColor="background1" w:sz="18" w:space="0"/>
           <w:bottom w:val="nil"/>
           <w:right w:val="nil"/>
           <w:insideH w:val="nil"/>
@@ -11425,7 +11314,7 @@
         <w:tcBorders>
           <w:top w:val="nil"/>
           <w:left w:val="nil"/>
-          <w:bottom w:val="single" w:sz="18" w:space="0" w:color="FFFFFF" w:themeColor="background1"/>
+          <w:bottom w:val="single" w:color="FFFFFF" w:themeColor="background1" w:sz="18" w:space="0"/>
           <w:right w:val="nil"/>
           <w:insideH w:val="nil"/>
           <w:insideV w:val="nil"/>
@@ -11437,7 +11326,7 @@
       <w:tblPr/>
       <w:tcPr>
         <w:tcBorders>
-          <w:top w:val="single" w:sz="18" w:space="0" w:color="FFFFFF" w:themeColor="background1"/>
+          <w:top w:val="single" w:color="FFFFFF" w:themeColor="background1" w:sz="18" w:space="0"/>
           <w:left w:val="nil"/>
           <w:bottom w:val="nil"/>
           <w:right w:val="nil"/>
@@ -11454,7 +11343,7 @@
           <w:top w:val="nil"/>
           <w:left w:val="nil"/>
           <w:bottom w:val="nil"/>
-          <w:right w:val="single" w:sz="18" w:space="0" w:color="FFFFFF" w:themeColor="background1"/>
+          <w:right w:val="single" w:color="FFFFFF" w:themeColor="background1" w:sz="18" w:space="0"/>
           <w:insideH w:val="nil"/>
           <w:insideV w:val="nil"/>
         </w:tcBorders>
@@ -11466,7 +11355,7 @@
       <w:tcPr>
         <w:tcBorders>
           <w:top w:val="nil"/>
-          <w:left w:val="single" w:sz="18" w:space="0" w:color="FFFFFF" w:themeColor="background1"/>
+          <w:left w:val="single" w:color="FFFFFF" w:themeColor="background1" w:sz="18" w:space="0"/>
           <w:bottom w:val="nil"/>
           <w:right w:val="nil"/>
           <w:insideH w:val="nil"/>
@@ -11539,7 +11428,7 @@
         <w:tcBorders>
           <w:top w:val="nil"/>
           <w:left w:val="nil"/>
-          <w:bottom w:val="single" w:sz="18" w:space="0" w:color="FFFFFF" w:themeColor="background1"/>
+          <w:bottom w:val="single" w:color="FFFFFF" w:themeColor="background1" w:sz="18" w:space="0"/>
           <w:right w:val="nil"/>
           <w:insideH w:val="nil"/>
           <w:insideV w:val="nil"/>
@@ -11551,7 +11440,7 @@
       <w:tblPr/>
       <w:tcPr>
         <w:tcBorders>
-          <w:top w:val="single" w:sz="18" w:space="0" w:color="FFFFFF" w:themeColor="background1"/>
+          <w:top w:val="single" w:color="FFFFFF" w:themeColor="background1" w:sz="18" w:space="0"/>
           <w:left w:val="nil"/>
           <w:bottom w:val="nil"/>
           <w:right w:val="nil"/>
@@ -11568,7 +11457,7 @@
           <w:top w:val="nil"/>
           <w:left w:val="nil"/>
           <w:bottom w:val="nil"/>
-          <w:right w:val="single" w:sz="18" w:space="0" w:color="FFFFFF" w:themeColor="background1"/>
+          <w:right w:val="single" w:color="FFFFFF" w:themeColor="background1" w:sz="18" w:space="0"/>
           <w:insideH w:val="nil"/>
           <w:insideV w:val="nil"/>
         </w:tcBorders>
@@ -11580,7 +11469,7 @@
       <w:tcPr>
         <w:tcBorders>
           <w:top w:val="nil"/>
-          <w:left w:val="single" w:sz="18" w:space="0" w:color="FFFFFF" w:themeColor="background1"/>
+          <w:left w:val="single" w:color="FFFFFF" w:themeColor="background1" w:sz="18" w:space="0"/>
           <w:bottom w:val="nil"/>
           <w:right w:val="nil"/>
           <w:insideH w:val="nil"/>
@@ -11653,7 +11542,7 @@
         <w:tcBorders>
           <w:top w:val="nil"/>
           <w:left w:val="nil"/>
-          <w:bottom w:val="single" w:sz="18" w:space="0" w:color="FFFFFF" w:themeColor="background1"/>
+          <w:bottom w:val="single" w:color="FFFFFF" w:themeColor="background1" w:sz="18" w:space="0"/>
           <w:right w:val="nil"/>
           <w:insideH w:val="nil"/>
           <w:insideV w:val="nil"/>
@@ -11665,7 +11554,7 @@
       <w:tblPr/>
       <w:tcPr>
         <w:tcBorders>
-          <w:top w:val="single" w:sz="18" w:space="0" w:color="FFFFFF" w:themeColor="background1"/>
+          <w:top w:val="single" w:color="FFFFFF" w:themeColor="background1" w:sz="18" w:space="0"/>
           <w:left w:val="nil"/>
           <w:bottom w:val="nil"/>
           <w:right w:val="nil"/>
@@ -11682,7 +11571,7 @@
           <w:top w:val="nil"/>
           <w:left w:val="nil"/>
           <w:bottom w:val="nil"/>
-          <w:right w:val="single" w:sz="18" w:space="0" w:color="FFFFFF" w:themeColor="background1"/>
+          <w:right w:val="single" w:color="FFFFFF" w:themeColor="background1" w:sz="18" w:space="0"/>
           <w:insideH w:val="nil"/>
           <w:insideV w:val="nil"/>
         </w:tcBorders>
@@ -11694,7 +11583,7 @@
       <w:tcPr>
         <w:tcBorders>
           <w:top w:val="nil"/>
-          <w:left w:val="single" w:sz="18" w:space="0" w:color="FFFFFF" w:themeColor="background1"/>
+          <w:left w:val="single" w:color="FFFFFF" w:themeColor="background1" w:sz="18" w:space="0"/>
           <w:bottom w:val="nil"/>
           <w:right w:val="nil"/>
           <w:insideH w:val="nil"/>
@@ -11767,7 +11656,7 @@
         <w:tcBorders>
           <w:top w:val="nil"/>
           <w:left w:val="nil"/>
-          <w:bottom w:val="single" w:sz="18" w:space="0" w:color="FFFFFF" w:themeColor="background1"/>
+          <w:bottom w:val="single" w:color="FFFFFF" w:themeColor="background1" w:sz="18" w:space="0"/>
           <w:right w:val="nil"/>
           <w:insideH w:val="nil"/>
           <w:insideV w:val="nil"/>
@@ -11779,7 +11668,7 @@
       <w:tblPr/>
       <w:tcPr>
         <w:tcBorders>
-          <w:top w:val="single" w:sz="18" w:space="0" w:color="FFFFFF" w:themeColor="background1"/>
+          <w:top w:val="single" w:color="FFFFFF" w:themeColor="background1" w:sz="18" w:space="0"/>
           <w:left w:val="nil"/>
           <w:bottom w:val="nil"/>
           <w:right w:val="nil"/>
@@ -11796,7 +11685,7 @@
           <w:top w:val="nil"/>
           <w:left w:val="nil"/>
           <w:bottom w:val="nil"/>
-          <w:right w:val="single" w:sz="18" w:space="0" w:color="FFFFFF" w:themeColor="background1"/>
+          <w:right w:val="single" w:color="FFFFFF" w:themeColor="background1" w:sz="18" w:space="0"/>
           <w:insideH w:val="nil"/>
           <w:insideV w:val="nil"/>
         </w:tcBorders>
@@ -11808,7 +11697,7 @@
       <w:tcPr>
         <w:tcBorders>
           <w:top w:val="nil"/>
-          <w:left w:val="single" w:sz="18" w:space="0" w:color="FFFFFF" w:themeColor="background1"/>
+          <w:left w:val="single" w:color="FFFFFF" w:themeColor="background1" w:sz="18" w:space="0"/>
           <w:bottom w:val="nil"/>
           <w:right w:val="nil"/>
           <w:insideH w:val="nil"/>
@@ -11881,7 +11770,7 @@
         <w:tcBorders>
           <w:top w:val="nil"/>
           <w:left w:val="nil"/>
-          <w:bottom w:val="single" w:sz="18" w:space="0" w:color="FFFFFF" w:themeColor="background1"/>
+          <w:bottom w:val="single" w:color="FFFFFF" w:themeColor="background1" w:sz="18" w:space="0"/>
           <w:right w:val="nil"/>
           <w:insideH w:val="nil"/>
           <w:insideV w:val="nil"/>
@@ -11893,7 +11782,7 @@
       <w:tblPr/>
       <w:tcPr>
         <w:tcBorders>
-          <w:top w:val="single" w:sz="18" w:space="0" w:color="FFFFFF" w:themeColor="background1"/>
+          <w:top w:val="single" w:color="FFFFFF" w:themeColor="background1" w:sz="18" w:space="0"/>
           <w:left w:val="nil"/>
           <w:bottom w:val="nil"/>
           <w:right w:val="nil"/>
@@ -11910,7 +11799,7 @@
           <w:top w:val="nil"/>
           <w:left w:val="nil"/>
           <w:bottom w:val="nil"/>
-          <w:right w:val="single" w:sz="18" w:space="0" w:color="FFFFFF" w:themeColor="background1"/>
+          <w:right w:val="single" w:color="FFFFFF" w:themeColor="background1" w:sz="18" w:space="0"/>
           <w:insideH w:val="nil"/>
           <w:insideV w:val="nil"/>
         </w:tcBorders>
@@ -11922,7 +11811,7 @@
       <w:tcPr>
         <w:tcBorders>
           <w:top w:val="nil"/>
-          <w:left w:val="single" w:sz="18" w:space="0" w:color="FFFFFF" w:themeColor="background1"/>
+          <w:left w:val="single" w:color="FFFFFF" w:themeColor="background1" w:sz="18" w:space="0"/>
           <w:bottom w:val="nil"/>
           <w:right w:val="nil"/>
           <w:insideH w:val="nil"/>
@@ -11995,7 +11884,7 @@
         <w:tcBorders>
           <w:top w:val="nil"/>
           <w:left w:val="nil"/>
-          <w:bottom w:val="single" w:sz="18" w:space="0" w:color="FFFFFF" w:themeColor="background1"/>
+          <w:bottom w:val="single" w:color="FFFFFF" w:themeColor="background1" w:sz="18" w:space="0"/>
           <w:right w:val="nil"/>
           <w:insideH w:val="nil"/>
           <w:insideV w:val="nil"/>
@@ -12007,7 +11896,7 @@
       <w:tblPr/>
       <w:tcPr>
         <w:tcBorders>
-          <w:top w:val="single" w:sz="18" w:space="0" w:color="FFFFFF" w:themeColor="background1"/>
+          <w:top w:val="single" w:color="FFFFFF" w:themeColor="background1" w:sz="18" w:space="0"/>
           <w:left w:val="nil"/>
           <w:bottom w:val="nil"/>
           <w:right w:val="nil"/>
@@ -12024,7 +11913,7 @@
           <w:top w:val="nil"/>
           <w:left w:val="nil"/>
           <w:bottom w:val="nil"/>
-          <w:right w:val="single" w:sz="18" w:space="0" w:color="FFFFFF" w:themeColor="background1"/>
+          <w:right w:val="single" w:color="FFFFFF" w:themeColor="background1" w:sz="18" w:space="0"/>
           <w:insideH w:val="nil"/>
           <w:insideV w:val="nil"/>
         </w:tcBorders>
@@ -12036,7 +11925,7 @@
       <w:tcPr>
         <w:tcBorders>
           <w:top w:val="nil"/>
-          <w:left w:val="single" w:sz="18" w:space="0" w:color="FFFFFF" w:themeColor="background1"/>
+          <w:left w:val="single" w:color="FFFFFF" w:themeColor="background1" w:sz="18" w:space="0"/>
           <w:bottom w:val="nil"/>
           <w:right w:val="nil"/>
           <w:insideH w:val="nil"/>
@@ -12090,12 +11979,12 @@
       <w:tblStyleColBandSize w:val="1"/>
       <w:tblInd w:w="0" w:type="dxa"/>
       <w:tblBorders>
-        <w:top w:val="single" w:sz="24" w:space="0" w:color="C0504D" w:themeColor="accent2"/>
-        <w:left w:val="single" w:sz="4" w:space="0" w:color="000000" w:themeColor="text1"/>
-        <w:bottom w:val="single" w:sz="4" w:space="0" w:color="000000" w:themeColor="text1"/>
-        <w:right w:val="single" w:sz="4" w:space="0" w:color="000000" w:themeColor="text1"/>
-        <w:insideH w:val="single" w:sz="4" w:space="0" w:color="FFFFFF" w:themeColor="background1"/>
-        <w:insideV w:val="single" w:sz="4" w:space="0" w:color="FFFFFF" w:themeColor="background1"/>
+        <w:top w:val="single" w:color="C0504D" w:themeColor="accent2" w:sz="24" w:space="0"/>
+        <w:left w:val="single" w:color="000000" w:themeColor="text1" w:sz="4" w:space="0"/>
+        <w:bottom w:val="single" w:color="000000" w:themeColor="text1" w:sz="4" w:space="0"/>
+        <w:right w:val="single" w:color="000000" w:themeColor="text1" w:sz="4" w:space="0"/>
+        <w:insideH w:val="single" w:color="FFFFFF" w:themeColor="background1" w:sz="4" w:space="0"/>
+        <w:insideV w:val="single" w:color="FFFFFF" w:themeColor="background1" w:sz="4" w:space="0"/>
       </w:tblBorders>
       <w:tblCellMar>
         <w:top w:w="0" w:type="dxa"/>
@@ -12117,7 +12006,7 @@
         <w:tcBorders>
           <w:top w:val="nil"/>
           <w:left w:val="nil"/>
-          <w:bottom w:val="single" w:sz="24" w:space="0" w:color="C0504D" w:themeColor="accent2"/>
+          <w:bottom w:val="single" w:color="C0504D" w:themeColor="accent2" w:sz="24" w:space="0"/>
           <w:right w:val="nil"/>
           <w:insideH w:val="nil"/>
           <w:insideV w:val="nil"/>
@@ -12134,7 +12023,7 @@
       <w:tblPr/>
       <w:tcPr>
         <w:tcBorders>
-          <w:top w:val="single" w:sz="6" w:space="0" w:color="FFFFFF" w:themeColor="background1"/>
+          <w:top w:val="single" w:color="FFFFFF" w:themeColor="background1" w:sz="6" w:space="0"/>
         </w:tcBorders>
         <w:shd w:val="clear" w:color="auto" w:fill="000000" w:themeFill="text1" w:themeFillShade="99"/>
       </w:tcPr>
@@ -12150,7 +12039,7 @@
           <w:left w:val="nil"/>
           <w:bottom w:val="nil"/>
           <w:right w:val="nil"/>
-          <w:insideH w:val="single" w:sz="4" w:space="0" w:color="000000" w:themeColor="text1" w:themeShade="99"/>
+          <w:insideH w:val="single" w:color="000000" w:themeColor="text1" w:themeShade="99" w:sz="4" w:space="0"/>
           <w:insideV w:val="nil"/>
         </w:tcBorders>
         <w:shd w:val="clear" w:color="auto" w:fill="000000" w:themeFill="text1" w:themeFillShade="99"/>
@@ -12212,12 +12101,12 @@
       <w:tblStyleColBandSize w:val="1"/>
       <w:tblInd w:w="0" w:type="dxa"/>
       <w:tblBorders>
-        <w:top w:val="single" w:sz="24" w:space="0" w:color="C0504D" w:themeColor="accent2"/>
-        <w:left w:val="single" w:sz="4" w:space="0" w:color="4F81BD" w:themeColor="accent1"/>
-        <w:bottom w:val="single" w:sz="4" w:space="0" w:color="4F81BD" w:themeColor="accent1"/>
-        <w:right w:val="single" w:sz="4" w:space="0" w:color="4F81BD" w:themeColor="accent1"/>
-        <w:insideH w:val="single" w:sz="4" w:space="0" w:color="FFFFFF" w:themeColor="background1"/>
-        <w:insideV w:val="single" w:sz="4" w:space="0" w:color="FFFFFF" w:themeColor="background1"/>
+        <w:top w:val="single" w:color="C0504D" w:themeColor="accent2" w:sz="24" w:space="0"/>
+        <w:left w:val="single" w:color="4F81BD" w:themeColor="accent1" w:sz="4" w:space="0"/>
+        <w:bottom w:val="single" w:color="4F81BD" w:themeColor="accent1" w:sz="4" w:space="0"/>
+        <w:right w:val="single" w:color="4F81BD" w:themeColor="accent1" w:sz="4" w:space="0"/>
+        <w:insideH w:val="single" w:color="FFFFFF" w:themeColor="background1" w:sz="4" w:space="0"/>
+        <w:insideV w:val="single" w:color="FFFFFF" w:themeColor="background1" w:sz="4" w:space="0"/>
       </w:tblBorders>
       <w:tblCellMar>
         <w:top w:w="0" w:type="dxa"/>
@@ -12239,7 +12128,7 @@
         <w:tcBorders>
           <w:top w:val="nil"/>
           <w:left w:val="nil"/>
-          <w:bottom w:val="single" w:sz="24" w:space="0" w:color="C0504D" w:themeColor="accent2"/>
+          <w:bottom w:val="single" w:color="C0504D" w:themeColor="accent2" w:sz="24" w:space="0"/>
           <w:right w:val="nil"/>
           <w:insideH w:val="nil"/>
           <w:insideV w:val="nil"/>
@@ -12256,7 +12145,7 @@
       <w:tblPr/>
       <w:tcPr>
         <w:tcBorders>
-          <w:top w:val="single" w:sz="6" w:space="0" w:color="FFFFFF" w:themeColor="background1"/>
+          <w:top w:val="single" w:color="FFFFFF" w:themeColor="background1" w:sz="6" w:space="0"/>
         </w:tcBorders>
         <w:shd w:val="clear" w:color="auto" w:fill="2C4C74" w:themeFill="accent1" w:themeFillShade="99"/>
       </w:tcPr>
@@ -12272,7 +12161,7 @@
           <w:left w:val="nil"/>
           <w:bottom w:val="nil"/>
           <w:right w:val="nil"/>
-          <w:insideH w:val="single" w:sz="4" w:space="0" w:color="2C4C74" w:themeColor="accent1" w:themeShade="99"/>
+          <w:insideH w:val="single" w:color="2C4C74" w:themeColor="accent1" w:themeShade="99" w:sz="4" w:space="0"/>
           <w:insideV w:val="nil"/>
         </w:tcBorders>
         <w:shd w:val="clear" w:color="auto" w:fill="2C4C74" w:themeFill="accent1" w:themeFillShade="99"/>
@@ -12334,12 +12223,12 @@
       <w:tblStyleColBandSize w:val="1"/>
       <w:tblInd w:w="0" w:type="dxa"/>
       <w:tblBorders>
-        <w:top w:val="single" w:sz="24" w:space="0" w:color="C0504D" w:themeColor="accent2"/>
-        <w:left w:val="single" w:sz="4" w:space="0" w:color="C0504D" w:themeColor="accent2"/>
-        <w:bottom w:val="single" w:sz="4" w:space="0" w:color="C0504D" w:themeColor="accent2"/>
-        <w:right w:val="single" w:sz="4" w:space="0" w:color="C0504D" w:themeColor="accent2"/>
-        <w:insideH w:val="single" w:sz="4" w:space="0" w:color="FFFFFF" w:themeColor="background1"/>
-        <w:insideV w:val="single" w:sz="4" w:space="0" w:color="FFFFFF" w:themeColor="background1"/>
+        <w:top w:val="single" w:color="C0504D" w:themeColor="accent2" w:sz="24" w:space="0"/>
+        <w:left w:val="single" w:color="C0504D" w:themeColor="accent2" w:sz="4" w:space="0"/>
+        <w:bottom w:val="single" w:color="C0504D" w:themeColor="accent2" w:sz="4" w:space="0"/>
+        <w:right w:val="single" w:color="C0504D" w:themeColor="accent2" w:sz="4" w:space="0"/>
+        <w:insideH w:val="single" w:color="FFFFFF" w:themeColor="background1" w:sz="4" w:space="0"/>
+        <w:insideV w:val="single" w:color="FFFFFF" w:themeColor="background1" w:sz="4" w:space="0"/>
       </w:tblBorders>
       <w:tblCellMar>
         <w:top w:w="0" w:type="dxa"/>
@@ -12361,7 +12250,7 @@
         <w:tcBorders>
           <w:top w:val="nil"/>
           <w:left w:val="nil"/>
-          <w:bottom w:val="single" w:sz="24" w:space="0" w:color="C0504D" w:themeColor="accent2"/>
+          <w:bottom w:val="single" w:color="C0504D" w:themeColor="accent2" w:sz="24" w:space="0"/>
           <w:right w:val="nil"/>
           <w:insideH w:val="nil"/>
           <w:insideV w:val="nil"/>
@@ -12378,7 +12267,7 @@
       <w:tblPr/>
       <w:tcPr>
         <w:tcBorders>
-          <w:top w:val="single" w:sz="6" w:space="0" w:color="FFFFFF" w:themeColor="background1"/>
+          <w:top w:val="single" w:color="FFFFFF" w:themeColor="background1" w:sz="6" w:space="0"/>
         </w:tcBorders>
         <w:shd w:val="clear" w:color="auto" w:fill="772C2A" w:themeFill="accent2" w:themeFillShade="99"/>
       </w:tcPr>
@@ -12394,7 +12283,7 @@
           <w:left w:val="nil"/>
           <w:bottom w:val="nil"/>
           <w:right w:val="nil"/>
-          <w:insideH w:val="single" w:sz="4" w:space="0" w:color="772C2A" w:themeColor="accent2" w:themeShade="99"/>
+          <w:insideH w:val="single" w:color="772C2A" w:themeColor="accent2" w:themeShade="99" w:sz="4" w:space="0"/>
           <w:insideV w:val="nil"/>
         </w:tcBorders>
         <w:shd w:val="clear" w:color="auto" w:fill="772C2A" w:themeFill="accent2" w:themeFillShade="99"/>
@@ -12456,12 +12345,12 @@
       <w:tblStyleColBandSize w:val="1"/>
       <w:tblInd w:w="0" w:type="dxa"/>
       <w:tblBorders>
-        <w:top w:val="single" w:sz="24" w:space="0" w:color="8064A2" w:themeColor="accent4"/>
-        <w:left w:val="single" w:sz="4" w:space="0" w:color="9BBB59" w:themeColor="accent3"/>
-        <w:bottom w:val="single" w:sz="4" w:space="0" w:color="9BBB59" w:themeColor="accent3"/>
-        <w:right w:val="single" w:sz="4" w:space="0" w:color="9BBB59" w:themeColor="accent3"/>
-        <w:insideH w:val="single" w:sz="4" w:space="0" w:color="FFFFFF" w:themeColor="background1"/>
-        <w:insideV w:val="single" w:sz="4" w:space="0" w:color="FFFFFF" w:themeColor="background1"/>
+        <w:top w:val="single" w:color="8064A2" w:themeColor="accent4" w:sz="24" w:space="0"/>
+        <w:left w:val="single" w:color="9BBB59" w:themeColor="accent3" w:sz="4" w:space="0"/>
+        <w:bottom w:val="single" w:color="9BBB59" w:themeColor="accent3" w:sz="4" w:space="0"/>
+        <w:right w:val="single" w:color="9BBB59" w:themeColor="accent3" w:sz="4" w:space="0"/>
+        <w:insideH w:val="single" w:color="FFFFFF" w:themeColor="background1" w:sz="4" w:space="0"/>
+        <w:insideV w:val="single" w:color="FFFFFF" w:themeColor="background1" w:sz="4" w:space="0"/>
       </w:tblBorders>
       <w:tblCellMar>
         <w:top w:w="0" w:type="dxa"/>
@@ -12483,7 +12372,7 @@
         <w:tcBorders>
           <w:top w:val="nil"/>
           <w:left w:val="nil"/>
-          <w:bottom w:val="single" w:sz="24" w:space="0" w:color="8064A2" w:themeColor="accent4"/>
+          <w:bottom w:val="single" w:color="8064A2" w:themeColor="accent4" w:sz="24" w:space="0"/>
           <w:right w:val="nil"/>
           <w:insideH w:val="nil"/>
           <w:insideV w:val="nil"/>
@@ -12500,7 +12389,7 @@
       <w:tblPr/>
       <w:tcPr>
         <w:tcBorders>
-          <w:top w:val="single" w:sz="6" w:space="0" w:color="FFFFFF" w:themeColor="background1"/>
+          <w:top w:val="single" w:color="FFFFFF" w:themeColor="background1" w:sz="6" w:space="0"/>
         </w:tcBorders>
         <w:shd w:val="clear" w:color="auto" w:fill="5E7530" w:themeFill="accent3" w:themeFillShade="99"/>
       </w:tcPr>
@@ -12516,7 +12405,7 @@
           <w:left w:val="nil"/>
           <w:bottom w:val="nil"/>
           <w:right w:val="nil"/>
-          <w:insideH w:val="single" w:sz="4" w:space="0" w:color="5E7530" w:themeColor="accent3" w:themeShade="99"/>
+          <w:insideH w:val="single" w:color="5E7530" w:themeColor="accent3" w:themeShade="99" w:sz="4" w:space="0"/>
           <w:insideV w:val="nil"/>
         </w:tcBorders>
         <w:shd w:val="clear" w:color="auto" w:fill="5E7530" w:themeFill="accent3" w:themeFillShade="99"/>
@@ -12568,12 +12457,12 @@
       <w:tblStyleColBandSize w:val="1"/>
       <w:tblInd w:w="0" w:type="dxa"/>
       <w:tblBorders>
-        <w:top w:val="single" w:sz="24" w:space="0" w:color="9BBB59" w:themeColor="accent3"/>
-        <w:left w:val="single" w:sz="4" w:space="0" w:color="8064A2" w:themeColor="accent4"/>
-        <w:bottom w:val="single" w:sz="4" w:space="0" w:color="8064A2" w:themeColor="accent4"/>
-        <w:right w:val="single" w:sz="4" w:space="0" w:color="8064A2" w:themeColor="accent4"/>
-        <w:insideH w:val="single" w:sz="4" w:space="0" w:color="FFFFFF" w:themeColor="background1"/>
-        <w:insideV w:val="single" w:sz="4" w:space="0" w:color="FFFFFF" w:themeColor="background1"/>
+        <w:top w:val="single" w:color="9BBB59" w:themeColor="accent3" w:sz="24" w:space="0"/>
+        <w:left w:val="single" w:color="8064A2" w:themeColor="accent4" w:sz="4" w:space="0"/>
+        <w:bottom w:val="single" w:color="8064A2" w:themeColor="accent4" w:sz="4" w:space="0"/>
+        <w:right w:val="single" w:color="8064A2" w:themeColor="accent4" w:sz="4" w:space="0"/>
+        <w:insideH w:val="single" w:color="FFFFFF" w:themeColor="background1" w:sz="4" w:space="0"/>
+        <w:insideV w:val="single" w:color="FFFFFF" w:themeColor="background1" w:sz="4" w:space="0"/>
       </w:tblBorders>
       <w:tblCellMar>
         <w:top w:w="0" w:type="dxa"/>
@@ -12595,7 +12484,7 @@
         <w:tcBorders>
           <w:top w:val="nil"/>
           <w:left w:val="nil"/>
-          <w:bottom w:val="single" w:sz="24" w:space="0" w:color="9BBB59" w:themeColor="accent3"/>
+          <w:bottom w:val="single" w:color="9BBB59" w:themeColor="accent3" w:sz="24" w:space="0"/>
           <w:right w:val="nil"/>
           <w:insideH w:val="nil"/>
           <w:insideV w:val="nil"/>
@@ -12612,7 +12501,7 @@
       <w:tblPr/>
       <w:tcPr>
         <w:tcBorders>
-          <w:top w:val="single" w:sz="6" w:space="0" w:color="FFFFFF" w:themeColor="background1"/>
+          <w:top w:val="single" w:color="FFFFFF" w:themeColor="background1" w:sz="6" w:space="0"/>
         </w:tcBorders>
         <w:shd w:val="clear" w:color="auto" w:fill="4C3B62" w:themeFill="accent4" w:themeFillShade="99"/>
       </w:tcPr>
@@ -12628,7 +12517,7 @@
           <w:left w:val="nil"/>
           <w:bottom w:val="nil"/>
           <w:right w:val="nil"/>
-          <w:insideH w:val="single" w:sz="4" w:space="0" w:color="4C3B62" w:themeColor="accent4" w:themeShade="99"/>
+          <w:insideH w:val="single" w:color="4C3B62" w:themeColor="accent4" w:themeShade="99" w:sz="4" w:space="0"/>
           <w:insideV w:val="nil"/>
         </w:tcBorders>
         <w:shd w:val="clear" w:color="auto" w:fill="4C3B62" w:themeFill="accent4" w:themeFillShade="99"/>
@@ -12690,12 +12579,12 @@
       <w:tblStyleColBandSize w:val="1"/>
       <w:tblInd w:w="0" w:type="dxa"/>
       <w:tblBorders>
-        <w:top w:val="single" w:sz="24" w:space="0" w:color="F79646" w:themeColor="accent6"/>
-        <w:left w:val="single" w:sz="4" w:space="0" w:color="4BACC6" w:themeColor="accent5"/>
-        <w:bottom w:val="single" w:sz="4" w:space="0" w:color="4BACC6" w:themeColor="accent5"/>
-        <w:right w:val="single" w:sz="4" w:space="0" w:color="4BACC6" w:themeColor="accent5"/>
-        <w:insideH w:val="single" w:sz="4" w:space="0" w:color="FFFFFF" w:themeColor="background1"/>
-        <w:insideV w:val="single" w:sz="4" w:space="0" w:color="FFFFFF" w:themeColor="background1"/>
+        <w:top w:val="single" w:color="F79646" w:themeColor="accent6" w:sz="24" w:space="0"/>
+        <w:left w:val="single" w:color="4BACC6" w:themeColor="accent5" w:sz="4" w:space="0"/>
+        <w:bottom w:val="single" w:color="4BACC6" w:themeColor="accent5" w:sz="4" w:space="0"/>
+        <w:right w:val="single" w:color="4BACC6" w:themeColor="accent5" w:sz="4" w:space="0"/>
+        <w:insideH w:val="single" w:color="FFFFFF" w:themeColor="background1" w:sz="4" w:space="0"/>
+        <w:insideV w:val="single" w:color="FFFFFF" w:themeColor="background1" w:sz="4" w:space="0"/>
       </w:tblBorders>
       <w:tblCellMar>
         <w:top w:w="0" w:type="dxa"/>
@@ -12717,7 +12606,7 @@
         <w:tcBorders>
           <w:top w:val="nil"/>
           <w:left w:val="nil"/>
-          <w:bottom w:val="single" w:sz="24" w:space="0" w:color="F79646" w:themeColor="accent6"/>
+          <w:bottom w:val="single" w:color="F79646" w:themeColor="accent6" w:sz="24" w:space="0"/>
           <w:right w:val="nil"/>
           <w:insideH w:val="nil"/>
           <w:insideV w:val="nil"/>
@@ -12734,7 +12623,7 @@
       <w:tblPr/>
       <w:tcPr>
         <w:tcBorders>
-          <w:top w:val="single" w:sz="6" w:space="0" w:color="FFFFFF" w:themeColor="background1"/>
+          <w:top w:val="single" w:color="FFFFFF" w:themeColor="background1" w:sz="6" w:space="0"/>
         </w:tcBorders>
         <w:shd w:val="clear" w:color="auto" w:fill="276A7C" w:themeFill="accent5" w:themeFillShade="99"/>
       </w:tcPr>
@@ -12750,7 +12639,7 @@
           <w:left w:val="nil"/>
           <w:bottom w:val="nil"/>
           <w:right w:val="nil"/>
-          <w:insideH w:val="single" w:sz="4" w:space="0" w:color="276A7C" w:themeColor="accent5" w:themeShade="99"/>
+          <w:insideH w:val="single" w:color="276A7C" w:themeColor="accent5" w:themeShade="99" w:sz="4" w:space="0"/>
           <w:insideV w:val="nil"/>
         </w:tcBorders>
         <w:shd w:val="clear" w:color="auto" w:fill="276A7C" w:themeFill="accent5" w:themeFillShade="99"/>
@@ -12812,12 +12701,12 @@
       <w:tblStyleColBandSize w:val="1"/>
       <w:tblInd w:w="0" w:type="dxa"/>
       <w:tblBorders>
-        <w:top w:val="single" w:sz="24" w:space="0" w:color="4BACC6" w:themeColor="accent5"/>
-        <w:left w:val="single" w:sz="4" w:space="0" w:color="F79646" w:themeColor="accent6"/>
-        <w:bottom w:val="single" w:sz="4" w:space="0" w:color="F79646" w:themeColor="accent6"/>
-        <w:right w:val="single" w:sz="4" w:space="0" w:color="F79646" w:themeColor="accent6"/>
-        <w:insideH w:val="single" w:sz="4" w:space="0" w:color="FFFFFF" w:themeColor="background1"/>
-        <w:insideV w:val="single" w:sz="4" w:space="0" w:color="FFFFFF" w:themeColor="background1"/>
+        <w:top w:val="single" w:color="4BACC6" w:themeColor="accent5" w:sz="24" w:space="0"/>
+        <w:left w:val="single" w:color="F79646" w:themeColor="accent6" w:sz="4" w:space="0"/>
+        <w:bottom w:val="single" w:color="F79646" w:themeColor="accent6" w:sz="4" w:space="0"/>
+        <w:right w:val="single" w:color="F79646" w:themeColor="accent6" w:sz="4" w:space="0"/>
+        <w:insideH w:val="single" w:color="FFFFFF" w:themeColor="background1" w:sz="4" w:space="0"/>
+        <w:insideV w:val="single" w:color="FFFFFF" w:themeColor="background1" w:sz="4" w:space="0"/>
       </w:tblBorders>
       <w:tblCellMar>
         <w:top w:w="0" w:type="dxa"/>
@@ -12839,7 +12728,7 @@
         <w:tcBorders>
           <w:top w:val="nil"/>
           <w:left w:val="nil"/>
-          <w:bottom w:val="single" w:sz="24" w:space="0" w:color="4BACC6" w:themeColor="accent5"/>
+          <w:bottom w:val="single" w:color="4BACC6" w:themeColor="accent5" w:sz="24" w:space="0"/>
           <w:right w:val="nil"/>
           <w:insideH w:val="nil"/>
           <w:insideV w:val="nil"/>
@@ -12856,7 +12745,7 @@
       <w:tblPr/>
       <w:tcPr>
         <w:tcBorders>
-          <w:top w:val="single" w:sz="6" w:space="0" w:color="FFFFFF" w:themeColor="background1"/>
+          <w:top w:val="single" w:color="FFFFFF" w:themeColor="background1" w:sz="6" w:space="0"/>
         </w:tcBorders>
         <w:shd w:val="clear" w:color="auto" w:fill="B65608" w:themeFill="accent6" w:themeFillShade="99"/>
       </w:tcPr>
@@ -12872,7 +12761,7 @@
           <w:left w:val="nil"/>
           <w:bottom w:val="nil"/>
           <w:right w:val="nil"/>
-          <w:insideH w:val="single" w:sz="4" w:space="0" w:color="B65608" w:themeColor="accent6" w:themeShade="99"/>
+          <w:insideH w:val="single" w:color="B65608" w:themeColor="accent6" w:themeShade="99" w:sz="4" w:space="0"/>
           <w:insideV w:val="nil"/>
         </w:tcBorders>
         <w:shd w:val="clear" w:color="auto" w:fill="B65608" w:themeFill="accent6" w:themeFillShade="99"/>
@@ -12952,7 +12841,7 @@
       <w:tblPr/>
       <w:tcPr>
         <w:tcBorders>
-          <w:bottom w:val="single" w:sz="12" w:space="0" w:color="FFFFFF" w:themeColor="background1"/>
+          <w:bottom w:val="single" w:color="FFFFFF" w:themeColor="background1" w:sz="12" w:space="0"/>
         </w:tcBorders>
         <w:shd w:val="clear" w:color="auto" w:fill="9E3A38" w:themeFill="accent2" w:themeFillShade="CC"/>
       </w:tcPr>
@@ -12966,7 +12855,7 @@
       <w:tblPr/>
       <w:tcPr>
         <w:tcBorders>
-          <w:top w:val="single" w:sz="12" w:space="0" w:color="000000" w:themeColor="text1"/>
+          <w:top w:val="single" w:color="000000" w:themeColor="text1" w:sz="12" w:space="0"/>
         </w:tcBorders>
         <w:shd w:val="clear" w:color="auto" w:fill="FFFFFF" w:themeFill="background1"/>
       </w:tcPr>
@@ -13038,7 +12927,7 @@
       <w:tblPr/>
       <w:tcPr>
         <w:tcBorders>
-          <w:bottom w:val="single" w:sz="12" w:space="0" w:color="FFFFFF" w:themeColor="background1"/>
+          <w:bottom w:val="single" w:color="FFFFFF" w:themeColor="background1" w:sz="12" w:space="0"/>
         </w:tcBorders>
         <w:shd w:val="clear" w:color="auto" w:fill="9E3A38" w:themeFill="accent2" w:themeFillShade="CC"/>
       </w:tcPr>
@@ -13052,7 +12941,7 @@
       <w:tblPr/>
       <w:tcPr>
         <w:tcBorders>
-          <w:top w:val="single" w:sz="12" w:space="0" w:color="000000" w:themeColor="text1"/>
+          <w:top w:val="single" w:color="000000" w:themeColor="text1" w:sz="12" w:space="0"/>
         </w:tcBorders>
         <w:shd w:val="clear" w:color="auto" w:fill="FFFFFF" w:themeFill="background1"/>
       </w:tcPr>
@@ -13124,7 +13013,7 @@
       <w:tblPr/>
       <w:tcPr>
         <w:tcBorders>
-          <w:bottom w:val="single" w:sz="12" w:space="0" w:color="FFFFFF" w:themeColor="background1"/>
+          <w:bottom w:val="single" w:color="FFFFFF" w:themeColor="background1" w:sz="12" w:space="0"/>
         </w:tcBorders>
         <w:shd w:val="clear" w:color="auto" w:fill="9E3A38" w:themeFill="accent2" w:themeFillShade="CC"/>
       </w:tcPr>
@@ -13138,7 +13027,7 @@
       <w:tblPr/>
       <w:tcPr>
         <w:tcBorders>
-          <w:top w:val="single" w:sz="12" w:space="0" w:color="000000" w:themeColor="text1"/>
+          <w:top w:val="single" w:color="000000" w:themeColor="text1" w:sz="12" w:space="0"/>
         </w:tcBorders>
         <w:shd w:val="clear" w:color="auto" w:fill="FFFFFF" w:themeFill="background1"/>
       </w:tcPr>
@@ -13210,7 +13099,7 @@
       <w:tblPr/>
       <w:tcPr>
         <w:tcBorders>
-          <w:bottom w:val="single" w:sz="12" w:space="0" w:color="FFFFFF" w:themeColor="background1"/>
+          <w:bottom w:val="single" w:color="FFFFFF" w:themeColor="background1" w:sz="12" w:space="0"/>
         </w:tcBorders>
         <w:shd w:val="clear" w:color="auto" w:fill="664E82" w:themeFill="accent4" w:themeFillShade="CC"/>
       </w:tcPr>
@@ -13224,7 +13113,7 @@
       <w:tblPr/>
       <w:tcPr>
         <w:tcBorders>
-          <w:top w:val="single" w:sz="12" w:space="0" w:color="000000" w:themeColor="text1"/>
+          <w:top w:val="single" w:color="000000" w:themeColor="text1" w:sz="12" w:space="0"/>
         </w:tcBorders>
         <w:shd w:val="clear" w:color="auto" w:fill="FFFFFF" w:themeFill="background1"/>
       </w:tcPr>
@@ -13296,7 +13185,7 @@
       <w:tblPr/>
       <w:tcPr>
         <w:tcBorders>
-          <w:bottom w:val="single" w:sz="12" w:space="0" w:color="FFFFFF" w:themeColor="background1"/>
+          <w:bottom w:val="single" w:color="FFFFFF" w:themeColor="background1" w:sz="12" w:space="0"/>
         </w:tcBorders>
         <w:shd w:val="clear" w:color="auto" w:fill="7E9C40" w:themeFill="accent3" w:themeFillShade="CC"/>
       </w:tcPr>
@@ -13310,7 +13199,7 @@
       <w:tblPr/>
       <w:tcPr>
         <w:tcBorders>
-          <w:top w:val="single" w:sz="12" w:space="0" w:color="000000" w:themeColor="text1"/>
+          <w:top w:val="single" w:color="000000" w:themeColor="text1" w:sz="12" w:space="0"/>
         </w:tcBorders>
         <w:shd w:val="clear" w:color="auto" w:fill="FFFFFF" w:themeFill="background1"/>
       </w:tcPr>
@@ -13382,7 +13271,7 @@
       <w:tblPr/>
       <w:tcPr>
         <w:tcBorders>
-          <w:bottom w:val="single" w:sz="12" w:space="0" w:color="FFFFFF" w:themeColor="background1"/>
+          <w:bottom w:val="single" w:color="FFFFFF" w:themeColor="background1" w:sz="12" w:space="0"/>
         </w:tcBorders>
         <w:shd w:val="clear" w:color="auto" w:fill="F2730A" w:themeFill="accent6" w:themeFillShade="CC"/>
       </w:tcPr>
@@ -13396,7 +13285,7 @@
       <w:tblPr/>
       <w:tcPr>
         <w:tcBorders>
-          <w:top w:val="single" w:sz="12" w:space="0" w:color="000000" w:themeColor="text1"/>
+          <w:top w:val="single" w:color="000000" w:themeColor="text1" w:sz="12" w:space="0"/>
         </w:tcBorders>
         <w:shd w:val="clear" w:color="auto" w:fill="FFFFFF" w:themeFill="background1"/>
       </w:tcPr>
@@ -13468,7 +13357,7 @@
       <w:tblPr/>
       <w:tcPr>
         <w:tcBorders>
-          <w:bottom w:val="single" w:sz="12" w:space="0" w:color="FFFFFF" w:themeColor="background1"/>
+          <w:bottom w:val="single" w:color="FFFFFF" w:themeColor="background1" w:sz="12" w:space="0"/>
         </w:tcBorders>
         <w:shd w:val="clear" w:color="auto" w:fill="348DA5" w:themeFill="accent5" w:themeFillShade="CC"/>
       </w:tcPr>
@@ -13482,7 +13371,7 @@
       <w:tblPr/>
       <w:tcPr>
         <w:tcBorders>
-          <w:top w:val="single" w:sz="12" w:space="0" w:color="000000" w:themeColor="text1"/>
+          <w:top w:val="single" w:color="000000" w:themeColor="text1" w:sz="12" w:space="0"/>
         </w:tcBorders>
         <w:shd w:val="clear" w:color="auto" w:fill="FFFFFF" w:themeFill="background1"/>
       </w:tcPr>
@@ -13536,7 +13425,7 @@
       <w:tblStyleColBandSize w:val="1"/>
       <w:tblInd w:w="0" w:type="dxa"/>
       <w:tblBorders>
-        <w:insideH w:val="single" w:sz="4" w:space="0" w:color="FFFFFF" w:themeColor="background1"/>
+        <w:insideH w:val="single" w:color="FFFFFF" w:themeColor="background1" w:sz="4" w:space="0"/>
       </w:tblBorders>
       <w:tblCellMar>
         <w:top w:w="0" w:type="dxa"/>
@@ -13616,7 +13505,7 @@
       <w:tblStyleColBandSize w:val="1"/>
       <w:tblInd w:w="0" w:type="dxa"/>
       <w:tblBorders>
-        <w:insideH w:val="single" w:sz="4" w:space="0" w:color="FFFFFF" w:themeColor="background1"/>
+        <w:insideH w:val="single" w:color="FFFFFF" w:themeColor="background1" w:sz="4" w:space="0"/>
       </w:tblBorders>
       <w:tblCellMar>
         <w:top w:w="0" w:type="dxa"/>
@@ -13696,7 +13585,7 @@
       <w:tblStyleColBandSize w:val="1"/>
       <w:tblInd w:w="0" w:type="dxa"/>
       <w:tblBorders>
-        <w:insideH w:val="single" w:sz="4" w:space="0" w:color="FFFFFF" w:themeColor="background1"/>
+        <w:insideH w:val="single" w:color="FFFFFF" w:themeColor="background1" w:sz="4" w:space="0"/>
       </w:tblBorders>
       <w:tblCellMar>
         <w:top w:w="0" w:type="dxa"/>
@@ -13776,7 +13665,7 @@
       <w:tblStyleColBandSize w:val="1"/>
       <w:tblInd w:w="0" w:type="dxa"/>
       <w:tblBorders>
-        <w:insideH w:val="single" w:sz="4" w:space="0" w:color="FFFFFF" w:themeColor="background1"/>
+        <w:insideH w:val="single" w:color="FFFFFF" w:themeColor="background1" w:sz="4" w:space="0"/>
       </w:tblBorders>
       <w:tblCellMar>
         <w:top w:w="0" w:type="dxa"/>
@@ -13856,7 +13745,7 @@
       <w:tblStyleColBandSize w:val="1"/>
       <w:tblInd w:w="0" w:type="dxa"/>
       <w:tblBorders>
-        <w:insideH w:val="single" w:sz="4" w:space="0" w:color="FFFFFF" w:themeColor="background1"/>
+        <w:insideH w:val="single" w:color="FFFFFF" w:themeColor="background1" w:sz="4" w:space="0"/>
       </w:tblBorders>
       <w:tblCellMar>
         <w:top w:w="0" w:type="dxa"/>
@@ -13936,7 +13825,7 @@
       <w:tblStyleColBandSize w:val="1"/>
       <w:tblInd w:w="0" w:type="dxa"/>
       <w:tblBorders>
-        <w:insideH w:val="single" w:sz="4" w:space="0" w:color="FFFFFF" w:themeColor="background1"/>
+        <w:insideH w:val="single" w:color="FFFFFF" w:themeColor="background1" w:sz="4" w:space="0"/>
       </w:tblBorders>
       <w:tblCellMar>
         <w:top w:w="0" w:type="dxa"/>
@@ -14016,7 +13905,7 @@
       <w:tblStyleColBandSize w:val="1"/>
       <w:tblInd w:w="0" w:type="dxa"/>
       <w:tblBorders>
-        <w:insideH w:val="single" w:sz="4" w:space="0" w:color="FFFFFF" w:themeColor="background1"/>
+        <w:insideH w:val="single" w:color="FFFFFF" w:themeColor="background1" w:sz="4" w:space="0"/>
       </w:tblBorders>
       <w:tblCellMar>
         <w:top w:w="0" w:type="dxa"/>
